--- a/4to Año/Comunicaciones II/TP5docx.docx
+++ b/4to Año/Comunicaciones II/TP5docx.docx
@@ -1805,6 +1805,9 @@
         <w:ind w:left="1800"/>
       </w:pPr>
       <w:r>
+        <w:rPr>
+          <w:noProof/>
+        </w:rPr>
         <w:lastRenderedPageBreak/>
         <w:drawing>
           <wp:inline distT="0" distB="0" distL="0" distR="0" wp14:anchorId="3BB8A06B" wp14:editId="367DBE41">
@@ -1919,6 +1922,7 @@
         <w:rPr>
           <w:b/>
           <w:bCs/>
+          <w:noProof/>
           <w:color w:val="00B0F0"/>
         </w:rPr>
         <w:drawing>
@@ -2240,6 +2244,57 @@
     </w:p>
     <w:p>
       <w:pPr>
+        <w:ind w:left="1440"/>
+        <w:jc w:val="center"/>
+        <w:rPr>
+          <w:b/>
+          <w:bCs/>
+        </w:rPr>
+      </w:pPr>
+      <w:r>
+        <w:rPr>
+          <w:b/>
+          <w:bCs/>
+        </w:rPr>
+        <w:drawing>
+          <wp:inline distT="0" distB="0" distL="0" distR="0" wp14:anchorId="437C2C0A" wp14:editId="17CABAD5">
+            <wp:extent cx="3739301" cy="792480"/>
+            <wp:effectExtent l="0" t="0" r="0" b="7620"/>
+            <wp:docPr id="24" name="Imagen 24"/>
+            <wp:cNvGraphicFramePr>
+              <a:graphicFrameLocks xmlns:a="http://schemas.openxmlformats.org/drawingml/2006/main" noChangeAspect="1"/>
+            </wp:cNvGraphicFramePr>
+            <a:graphic xmlns:a="http://schemas.openxmlformats.org/drawingml/2006/main">
+              <a:graphicData uri="http://schemas.openxmlformats.org/drawingml/2006/picture">
+                <pic:pic xmlns:pic="http://schemas.openxmlformats.org/drawingml/2006/picture">
+                  <pic:nvPicPr>
+                    <pic:cNvPr id="1" name=""/>
+                    <pic:cNvPicPr/>
+                  </pic:nvPicPr>
+                  <pic:blipFill>
+                    <a:blip r:embed="rId9"/>
+                    <a:stretch>
+                      <a:fillRect/>
+                    </a:stretch>
+                  </pic:blipFill>
+                  <pic:spPr>
+                    <a:xfrm>
+                      <a:off x="0" y="0"/>
+                      <a:ext cx="3761865" cy="797262"/>
+                    </a:xfrm>
+                    <a:prstGeom prst="rect">
+                      <a:avLst/>
+                    </a:prstGeom>
+                  </pic:spPr>
+                </pic:pic>
+              </a:graphicData>
+            </a:graphic>
+          </wp:inline>
+        </w:drawing>
+      </w:r>
+    </w:p>
+    <w:p>
+      <w:pPr>
         <w:pStyle w:val="Prrafodelista"/>
         <w:numPr>
           <w:ilvl w:val="2"/>
@@ -2256,12 +2311,6 @@
       <w:r>
         <w:t>: identificador del circuito virtual de 10 bits. Toman valores de 16 a 1007. El resto están reservados.</w:t>
       </w:r>
-    </w:p>
-    <w:p>
-      <w:pPr>
-        <w:pStyle w:val="Prrafodelista"/>
-        <w:ind w:left="2160" w:firstLine="0"/>
-      </w:pPr>
     </w:p>
     <w:p>
       <w:pPr>
@@ -2391,6 +2440,7 @@
           <w:color w:val="00B0F0"/>
           <w:u w:val="single"/>
         </w:rPr>
+        <w:lastRenderedPageBreak/>
         <w:t>Desventajas</w:t>
       </w:r>
     </w:p>
@@ -2431,7 +2481,6 @@
         <w:ind w:left="2160"/>
       </w:pPr>
       <w:r>
-        <w:lastRenderedPageBreak/>
         <w:t>No diseñado para tráfico constante como voz o video.</w:t>
       </w:r>
     </w:p>
@@ -2497,15 +2546,25 @@
       <w:pPr>
         <w:pStyle w:val="Subttulo"/>
         <w:ind w:left="1440"/>
-        <w:rPr>
-          <w:lang w:val="en-US"/>
-        </w:rPr>
-      </w:pPr>
-      <w:r>
-        <w:rPr>
-          <w:lang w:val="en-US"/>
-        </w:rPr>
-        <w:t>ATM (Asynchronous Transfer Mode)</w:t>
+      </w:pPr>
+      <w:r>
+        <w:t>ATM (</w:t>
+      </w:r>
+      <w:proofErr w:type="spellStart"/>
+      <w:r>
+        <w:t>Asynchronous</w:t>
+      </w:r>
+      <w:proofErr w:type="spellEnd"/>
+      <w:r>
+        <w:t xml:space="preserve"> Transfer </w:t>
+      </w:r>
+      <w:proofErr w:type="spellStart"/>
+      <w:r>
+        <w:t>Mode</w:t>
+      </w:r>
+      <w:proofErr w:type="spellEnd"/>
+      <w:r>
+        <w:t>)</w:t>
       </w:r>
     </w:p>
     <w:p>
@@ -3048,368 +3107,15 @@
         <w:rPr>
           <w:b/>
           <w:bCs/>
+          <w:noProof/>
           <w:u w:val="single"/>
         </w:rPr>
+        <w:lastRenderedPageBreak/>
         <w:drawing>
           <wp:inline distT="0" distB="0" distL="0" distR="0" wp14:anchorId="2CB1594B" wp14:editId="7A902270">
             <wp:extent cx="4986559" cy="2735580"/>
             <wp:effectExtent l="0" t="0" r="5080" b="7620"/>
             <wp:docPr id="35" name="Imagen 35"/>
-            <wp:cNvGraphicFramePr>
-              <a:graphicFrameLocks xmlns:a="http://schemas.openxmlformats.org/drawingml/2006/main" noChangeAspect="1"/>
-            </wp:cNvGraphicFramePr>
-            <a:graphic xmlns:a="http://schemas.openxmlformats.org/drawingml/2006/main">
-              <a:graphicData uri="http://schemas.openxmlformats.org/drawingml/2006/picture">
-                <pic:pic xmlns:pic="http://schemas.openxmlformats.org/drawingml/2006/picture">
-                  <pic:nvPicPr>
-                    <pic:cNvPr id="1" name=""/>
-                    <pic:cNvPicPr/>
-                  </pic:nvPicPr>
-                  <pic:blipFill>
-                    <a:blip r:embed="rId9"/>
-                    <a:stretch>
-                      <a:fillRect/>
-                    </a:stretch>
-                  </pic:blipFill>
-                  <pic:spPr>
-                    <a:xfrm>
-                      <a:off x="0" y="0"/>
-                      <a:ext cx="4990031" cy="2737485"/>
-                    </a:xfrm>
-                    <a:prstGeom prst="rect">
-                      <a:avLst/>
-                    </a:prstGeom>
-                  </pic:spPr>
-                </pic:pic>
-              </a:graphicData>
-            </a:graphic>
-          </wp:inline>
-        </w:drawing>
-      </w:r>
-    </w:p>
-    <w:p>
-      <w:pPr>
-        <w:ind w:left="1440"/>
-      </w:pPr>
-      <w:r>
-        <w:t xml:space="preserve">Cada celda tiene </w:t>
-      </w:r>
-      <w:r>
-        <w:rPr>
-          <w:b/>
-          <w:bCs/>
-        </w:rPr>
-        <w:t>53 bytes</w:t>
-      </w:r>
-      <w:r>
-        <w:t>:</w:t>
-      </w:r>
-    </w:p>
-    <w:p>
-      <w:pPr>
-        <w:widowControl/>
-        <w:numPr>
-          <w:ilvl w:val="0"/>
-          <w:numId w:val="20"/>
-        </w:numPr>
-        <w:tabs>
-          <w:tab w:val="clear" w:pos="720"/>
-          <w:tab w:val="num" w:pos="2160"/>
-        </w:tabs>
-        <w:autoSpaceDE/>
-        <w:autoSpaceDN/>
-        <w:spacing w:after="160" w:line="278" w:lineRule="auto"/>
-        <w:ind w:left="2160"/>
-      </w:pPr>
-      <w:r>
-        <w:rPr>
-          <w:b/>
-          <w:bCs/>
-        </w:rPr>
-        <w:t>Cabecera (5 bytes):</w:t>
-      </w:r>
-    </w:p>
-    <w:p>
-      <w:pPr>
-        <w:widowControl/>
-        <w:numPr>
-          <w:ilvl w:val="1"/>
-          <w:numId w:val="20"/>
-        </w:numPr>
-        <w:tabs>
-          <w:tab w:val="clear" w:pos="1440"/>
-          <w:tab w:val="num" w:pos="2880"/>
-        </w:tabs>
-        <w:autoSpaceDE/>
-        <w:autoSpaceDN/>
-        <w:spacing w:after="160" w:line="278" w:lineRule="auto"/>
-        <w:ind w:left="2880"/>
-      </w:pPr>
-      <w:r>
-        <w:rPr>
-          <w:b/>
-          <w:bCs/>
-        </w:rPr>
-        <w:lastRenderedPageBreak/>
-        <w:t>GFC (</w:t>
-      </w:r>
-      <w:proofErr w:type="spellStart"/>
-      <w:r>
-        <w:rPr>
-          <w:b/>
-          <w:bCs/>
-        </w:rPr>
-        <w:t>Generic</w:t>
-      </w:r>
-      <w:proofErr w:type="spellEnd"/>
-      <w:r>
-        <w:rPr>
-          <w:b/>
-          <w:bCs/>
-        </w:rPr>
-        <w:t xml:space="preserve"> Flow Control): </w:t>
-      </w:r>
-      <w:r>
-        <w:t>Se usa con el fin de aliviar la aparición esporádica de sobrecarga de la red</w:t>
-      </w:r>
-      <w:r>
-        <w:rPr>
-          <w:b/>
-          <w:bCs/>
-        </w:rPr>
-        <w:t xml:space="preserve"> </w:t>
-      </w:r>
-    </w:p>
-    <w:p>
-      <w:pPr>
-        <w:widowControl/>
-        <w:numPr>
-          <w:ilvl w:val="1"/>
-          <w:numId w:val="20"/>
-        </w:numPr>
-        <w:tabs>
-          <w:tab w:val="clear" w:pos="1440"/>
-          <w:tab w:val="num" w:pos="2880"/>
-        </w:tabs>
-        <w:autoSpaceDE/>
-        <w:autoSpaceDN/>
-        <w:spacing w:after="160" w:line="278" w:lineRule="auto"/>
-        <w:ind w:left="2880"/>
-      </w:pPr>
-      <w:r>
-        <w:rPr>
-          <w:b/>
-          <w:bCs/>
-        </w:rPr>
-        <w:t>VPI (Identificador de camino virtual):</w:t>
-      </w:r>
-      <w:r>
-        <w:t xml:space="preserve"> Identificador de ruteo para la red.</w:t>
-      </w:r>
-    </w:p>
-    <w:p>
-      <w:pPr>
-        <w:widowControl/>
-        <w:numPr>
-          <w:ilvl w:val="1"/>
-          <w:numId w:val="20"/>
-        </w:numPr>
-        <w:tabs>
-          <w:tab w:val="clear" w:pos="1440"/>
-          <w:tab w:val="num" w:pos="2880"/>
-        </w:tabs>
-        <w:autoSpaceDE/>
-        <w:autoSpaceDN/>
-        <w:spacing w:after="160" w:line="278" w:lineRule="auto"/>
-        <w:ind w:left="2880"/>
-      </w:pPr>
-      <w:r>
-        <w:rPr>
-          <w:b/>
-          <w:bCs/>
-        </w:rPr>
-        <w:t>VCI</w:t>
-      </w:r>
-      <w:r>
-        <w:rPr>
-          <w:b/>
-          <w:bCs/>
-        </w:rPr>
-        <w:t xml:space="preserve"> (Identificador de canal virtual)</w:t>
-      </w:r>
-      <w:r>
-        <w:rPr>
-          <w:b/>
-          <w:bCs/>
-        </w:rPr>
-        <w:t>:</w:t>
-      </w:r>
-      <w:r>
-        <w:t xml:space="preserve"> </w:t>
-      </w:r>
-      <w:r>
-        <w:t>Se utiliza para enrutar hacia y desde el usuario final</w:t>
-      </w:r>
-    </w:p>
-    <w:p>
-      <w:pPr>
-        <w:widowControl/>
-        <w:numPr>
-          <w:ilvl w:val="1"/>
-          <w:numId w:val="20"/>
-        </w:numPr>
-        <w:tabs>
-          <w:tab w:val="clear" w:pos="1440"/>
-          <w:tab w:val="num" w:pos="2880"/>
-        </w:tabs>
-        <w:autoSpaceDE/>
-        <w:autoSpaceDN/>
-        <w:spacing w:after="160" w:line="278" w:lineRule="auto"/>
-        <w:ind w:left="2880"/>
-      </w:pPr>
-      <w:r>
-        <w:rPr>
-          <w:b/>
-          <w:bCs/>
-        </w:rPr>
-        <w:t>PT</w:t>
-      </w:r>
-      <w:r>
-        <w:rPr>
-          <w:b/>
-          <w:bCs/>
-        </w:rPr>
-        <w:t xml:space="preserve"> (Tipo de carga útil)</w:t>
-      </w:r>
-      <w:r>
-        <w:rPr>
-          <w:b/>
-          <w:bCs/>
-        </w:rPr>
-        <w:t>:</w:t>
-      </w:r>
-      <w:r>
-        <w:t xml:space="preserve"> </w:t>
-      </w:r>
-      <w:r>
-        <w:t xml:space="preserve"> </w:t>
-      </w:r>
-      <w:r>
-        <w:t xml:space="preserve">Tipo de </w:t>
-      </w:r>
-      <w:r>
-        <w:t>información contenida en el campo de información.</w:t>
-      </w:r>
-    </w:p>
-    <w:p>
-      <w:pPr>
-        <w:widowControl/>
-        <w:numPr>
-          <w:ilvl w:val="1"/>
-          <w:numId w:val="20"/>
-        </w:numPr>
-        <w:tabs>
-          <w:tab w:val="clear" w:pos="1440"/>
-          <w:tab w:val="num" w:pos="2880"/>
-        </w:tabs>
-        <w:autoSpaceDE/>
-        <w:autoSpaceDN/>
-        <w:spacing w:after="160" w:line="278" w:lineRule="auto"/>
-        <w:ind w:left="2880"/>
-      </w:pPr>
-      <w:r>
-        <w:rPr>
-          <w:b/>
-          <w:bCs/>
-        </w:rPr>
-        <w:t>CLP</w:t>
-      </w:r>
-      <w:r>
-        <w:rPr>
-          <w:b/>
-          <w:bCs/>
-        </w:rPr>
-        <w:t xml:space="preserve"> (Prioridad de pérdidas de celdas)</w:t>
-      </w:r>
-      <w:r>
-        <w:rPr>
-          <w:b/>
-          <w:bCs/>
-        </w:rPr>
-        <w:t>:</w:t>
-      </w:r>
-      <w:r>
-        <w:t xml:space="preserve"> Prioridad de descarte.</w:t>
-      </w:r>
-    </w:p>
-    <w:p>
-      <w:pPr>
-        <w:widowControl/>
-        <w:numPr>
-          <w:ilvl w:val="1"/>
-          <w:numId w:val="20"/>
-        </w:numPr>
-        <w:tabs>
-          <w:tab w:val="clear" w:pos="1440"/>
-          <w:tab w:val="num" w:pos="2880"/>
-        </w:tabs>
-        <w:autoSpaceDE/>
-        <w:autoSpaceDN/>
-        <w:spacing w:after="160" w:line="278" w:lineRule="auto"/>
-        <w:ind w:left="2880"/>
-      </w:pPr>
-      <w:r>
-        <w:rPr>
-          <w:b/>
-          <w:bCs/>
-        </w:rPr>
-        <w:t>HEC:</w:t>
-      </w:r>
-      <w:r>
-        <w:t xml:space="preserve"> Código para detección de errores en la cabecera.</w:t>
-      </w:r>
-    </w:p>
-    <w:p>
-      <w:pPr>
-        <w:widowControl/>
-        <w:numPr>
-          <w:ilvl w:val="0"/>
-          <w:numId w:val="20"/>
-        </w:numPr>
-        <w:tabs>
-          <w:tab w:val="clear" w:pos="720"/>
-          <w:tab w:val="num" w:pos="2160"/>
-        </w:tabs>
-        <w:autoSpaceDE/>
-        <w:autoSpaceDN/>
-        <w:spacing w:after="160" w:line="278" w:lineRule="auto"/>
-        <w:ind w:left="2160"/>
-      </w:pPr>
-      <w:r>
-        <w:rPr>
-          <w:b/>
-          <w:bCs/>
-        </w:rPr>
-        <w:t>Carga útil (48 bytes):</w:t>
-      </w:r>
-      <w:r>
-        <w:t xml:space="preserve"> Datos de usuario.</w:t>
-      </w:r>
-    </w:p>
-    <w:p>
-      <w:pPr>
-        <w:ind w:left="1440"/>
-        <w:jc w:val="center"/>
-      </w:pPr>
-      <w:r>
-        <w:rPr>
-          <w:noProof/>
-        </w:rPr>
-        <w:drawing>
-          <wp:inline distT="0" distB="0" distL="0" distR="0" wp14:anchorId="05FB0625" wp14:editId="5CC1FCDD">
-            <wp:extent cx="5325110" cy="2929327"/>
-            <wp:effectExtent l="0" t="0" r="8890" b="4445"/>
-            <wp:docPr id="28" name="Imagen 28"/>
             <wp:cNvGraphicFramePr>
               <a:graphicFrameLocks xmlns:a="http://schemas.openxmlformats.org/drawingml/2006/main" noChangeAspect="1"/>
             </wp:cNvGraphicFramePr>
@@ -3429,6 +3135,360 @@
                   <pic:spPr>
                     <a:xfrm>
                       <a:off x="0" y="0"/>
+                      <a:ext cx="4990031" cy="2737485"/>
+                    </a:xfrm>
+                    <a:prstGeom prst="rect">
+                      <a:avLst/>
+                    </a:prstGeom>
+                  </pic:spPr>
+                </pic:pic>
+              </a:graphicData>
+            </a:graphic>
+          </wp:inline>
+        </w:drawing>
+      </w:r>
+    </w:p>
+    <w:p>
+      <w:pPr>
+        <w:ind w:left="1440"/>
+      </w:pPr>
+      <w:r>
+        <w:t xml:space="preserve">Cada celda tiene </w:t>
+      </w:r>
+      <w:r>
+        <w:rPr>
+          <w:b/>
+          <w:bCs/>
+        </w:rPr>
+        <w:t>53 bytes</w:t>
+      </w:r>
+      <w:r>
+        <w:t>:</w:t>
+      </w:r>
+    </w:p>
+    <w:p>
+      <w:pPr>
+        <w:widowControl/>
+        <w:numPr>
+          <w:ilvl w:val="0"/>
+          <w:numId w:val="20"/>
+        </w:numPr>
+        <w:tabs>
+          <w:tab w:val="clear" w:pos="720"/>
+          <w:tab w:val="num" w:pos="2160"/>
+        </w:tabs>
+        <w:autoSpaceDE/>
+        <w:autoSpaceDN/>
+        <w:spacing w:after="160" w:line="278" w:lineRule="auto"/>
+        <w:ind w:left="2160"/>
+      </w:pPr>
+      <w:r>
+        <w:rPr>
+          <w:b/>
+          <w:bCs/>
+        </w:rPr>
+        <w:t>Cabecera (5 bytes):</w:t>
+      </w:r>
+    </w:p>
+    <w:p>
+      <w:pPr>
+        <w:widowControl/>
+        <w:numPr>
+          <w:ilvl w:val="1"/>
+          <w:numId w:val="20"/>
+        </w:numPr>
+        <w:tabs>
+          <w:tab w:val="clear" w:pos="1440"/>
+          <w:tab w:val="num" w:pos="2880"/>
+        </w:tabs>
+        <w:autoSpaceDE/>
+        <w:autoSpaceDN/>
+        <w:spacing w:after="160" w:line="278" w:lineRule="auto"/>
+        <w:ind w:left="2880"/>
+      </w:pPr>
+      <w:r>
+        <w:rPr>
+          <w:b/>
+          <w:bCs/>
+        </w:rPr>
+        <w:t>GFC (</w:t>
+      </w:r>
+      <w:proofErr w:type="spellStart"/>
+      <w:r>
+        <w:rPr>
+          <w:b/>
+          <w:bCs/>
+        </w:rPr>
+        <w:t>Generic</w:t>
+      </w:r>
+      <w:proofErr w:type="spellEnd"/>
+      <w:r>
+        <w:rPr>
+          <w:b/>
+          <w:bCs/>
+        </w:rPr>
+        <w:t xml:space="preserve"> Flow Control): </w:t>
+      </w:r>
+      <w:r>
+        <w:t>Se usa con el fin de aliviar la aparición esporádica de sobrecarga de la red</w:t>
+      </w:r>
+      <w:r>
+        <w:rPr>
+          <w:b/>
+          <w:bCs/>
+        </w:rPr>
+        <w:t xml:space="preserve"> </w:t>
+      </w:r>
+    </w:p>
+    <w:p>
+      <w:pPr>
+        <w:widowControl/>
+        <w:numPr>
+          <w:ilvl w:val="1"/>
+          <w:numId w:val="20"/>
+        </w:numPr>
+        <w:tabs>
+          <w:tab w:val="clear" w:pos="1440"/>
+          <w:tab w:val="num" w:pos="2880"/>
+        </w:tabs>
+        <w:autoSpaceDE/>
+        <w:autoSpaceDN/>
+        <w:spacing w:after="160" w:line="278" w:lineRule="auto"/>
+        <w:ind w:left="2880"/>
+      </w:pPr>
+      <w:r>
+        <w:rPr>
+          <w:b/>
+          <w:bCs/>
+        </w:rPr>
+        <w:t>VPI (Identificador de camino virtual):</w:t>
+      </w:r>
+      <w:r>
+        <w:t xml:space="preserve"> Identificador de ruteo para la red.</w:t>
+      </w:r>
+    </w:p>
+    <w:p>
+      <w:pPr>
+        <w:widowControl/>
+        <w:numPr>
+          <w:ilvl w:val="1"/>
+          <w:numId w:val="20"/>
+        </w:numPr>
+        <w:tabs>
+          <w:tab w:val="clear" w:pos="1440"/>
+          <w:tab w:val="num" w:pos="2880"/>
+        </w:tabs>
+        <w:autoSpaceDE/>
+        <w:autoSpaceDN/>
+        <w:spacing w:after="160" w:line="278" w:lineRule="auto"/>
+        <w:ind w:left="2880"/>
+      </w:pPr>
+      <w:r>
+        <w:rPr>
+          <w:b/>
+          <w:bCs/>
+        </w:rPr>
+        <w:t>VCI</w:t>
+      </w:r>
+      <w:r>
+        <w:rPr>
+          <w:b/>
+          <w:bCs/>
+        </w:rPr>
+        <w:t xml:space="preserve"> (Identificador de canal virtual)</w:t>
+      </w:r>
+      <w:r>
+        <w:rPr>
+          <w:b/>
+          <w:bCs/>
+        </w:rPr>
+        <w:t>:</w:t>
+      </w:r>
+      <w:r>
+        <w:t xml:space="preserve"> </w:t>
+      </w:r>
+      <w:r>
+        <w:t>Se utiliza para enrutar hacia y desde el usuario final</w:t>
+      </w:r>
+    </w:p>
+    <w:p>
+      <w:pPr>
+        <w:widowControl/>
+        <w:numPr>
+          <w:ilvl w:val="1"/>
+          <w:numId w:val="20"/>
+        </w:numPr>
+        <w:tabs>
+          <w:tab w:val="clear" w:pos="1440"/>
+          <w:tab w:val="num" w:pos="2880"/>
+        </w:tabs>
+        <w:autoSpaceDE/>
+        <w:autoSpaceDN/>
+        <w:spacing w:after="160" w:line="278" w:lineRule="auto"/>
+        <w:ind w:left="2880"/>
+      </w:pPr>
+      <w:r>
+        <w:rPr>
+          <w:b/>
+          <w:bCs/>
+        </w:rPr>
+        <w:t>PT</w:t>
+      </w:r>
+      <w:r>
+        <w:rPr>
+          <w:b/>
+          <w:bCs/>
+        </w:rPr>
+        <w:t xml:space="preserve"> (Tipo de carga útil)</w:t>
+      </w:r>
+      <w:r>
+        <w:rPr>
+          <w:b/>
+          <w:bCs/>
+        </w:rPr>
+        <w:t>:</w:t>
+      </w:r>
+      <w:r>
+        <w:t xml:space="preserve"> </w:t>
+      </w:r>
+      <w:r>
+        <w:t xml:space="preserve"> </w:t>
+      </w:r>
+      <w:r>
+        <w:t xml:space="preserve">Tipo de </w:t>
+      </w:r>
+      <w:r>
+        <w:t>información contenida en el campo de información.</w:t>
+      </w:r>
+    </w:p>
+    <w:p>
+      <w:pPr>
+        <w:widowControl/>
+        <w:numPr>
+          <w:ilvl w:val="1"/>
+          <w:numId w:val="20"/>
+        </w:numPr>
+        <w:tabs>
+          <w:tab w:val="clear" w:pos="1440"/>
+          <w:tab w:val="num" w:pos="2880"/>
+        </w:tabs>
+        <w:autoSpaceDE/>
+        <w:autoSpaceDN/>
+        <w:spacing w:after="160" w:line="278" w:lineRule="auto"/>
+        <w:ind w:left="2880"/>
+      </w:pPr>
+      <w:r>
+        <w:rPr>
+          <w:b/>
+          <w:bCs/>
+        </w:rPr>
+        <w:t>CLP</w:t>
+      </w:r>
+      <w:r>
+        <w:rPr>
+          <w:b/>
+          <w:bCs/>
+        </w:rPr>
+        <w:t xml:space="preserve"> (Prioridad de pérdidas de celdas)</w:t>
+      </w:r>
+      <w:r>
+        <w:rPr>
+          <w:b/>
+          <w:bCs/>
+        </w:rPr>
+        <w:t>:</w:t>
+      </w:r>
+      <w:r>
+        <w:t xml:space="preserve"> Prioridad de descarte.</w:t>
+      </w:r>
+    </w:p>
+    <w:p>
+      <w:pPr>
+        <w:widowControl/>
+        <w:numPr>
+          <w:ilvl w:val="1"/>
+          <w:numId w:val="20"/>
+        </w:numPr>
+        <w:tabs>
+          <w:tab w:val="clear" w:pos="1440"/>
+          <w:tab w:val="num" w:pos="2880"/>
+        </w:tabs>
+        <w:autoSpaceDE/>
+        <w:autoSpaceDN/>
+        <w:spacing w:after="160" w:line="278" w:lineRule="auto"/>
+        <w:ind w:left="2880"/>
+      </w:pPr>
+      <w:r>
+        <w:rPr>
+          <w:b/>
+          <w:bCs/>
+        </w:rPr>
+        <w:t>HEC:</w:t>
+      </w:r>
+      <w:r>
+        <w:t xml:space="preserve"> Código para detección de errores en la cabecera.</w:t>
+      </w:r>
+    </w:p>
+    <w:p>
+      <w:pPr>
+        <w:widowControl/>
+        <w:numPr>
+          <w:ilvl w:val="0"/>
+          <w:numId w:val="20"/>
+        </w:numPr>
+        <w:tabs>
+          <w:tab w:val="clear" w:pos="720"/>
+          <w:tab w:val="num" w:pos="2160"/>
+        </w:tabs>
+        <w:autoSpaceDE/>
+        <w:autoSpaceDN/>
+        <w:spacing w:after="160" w:line="278" w:lineRule="auto"/>
+        <w:ind w:left="2160"/>
+      </w:pPr>
+      <w:r>
+        <w:rPr>
+          <w:b/>
+          <w:bCs/>
+        </w:rPr>
+        <w:t>Carga útil (48 bytes):</w:t>
+      </w:r>
+      <w:r>
+        <w:t xml:space="preserve"> Datos de usuario.</w:t>
+      </w:r>
+    </w:p>
+    <w:p>
+      <w:pPr>
+        <w:ind w:left="1440"/>
+        <w:jc w:val="center"/>
+      </w:pPr>
+      <w:r>
+        <w:rPr>
+          <w:noProof/>
+        </w:rPr>
+        <w:drawing>
+          <wp:inline distT="0" distB="0" distL="0" distR="0" wp14:anchorId="05FB0625" wp14:editId="5CC1FCDD">
+            <wp:extent cx="5325110" cy="2929327"/>
+            <wp:effectExtent l="0" t="0" r="8890" b="4445"/>
+            <wp:docPr id="28" name="Imagen 28"/>
+            <wp:cNvGraphicFramePr>
+              <a:graphicFrameLocks xmlns:a="http://schemas.openxmlformats.org/drawingml/2006/main" noChangeAspect="1"/>
+            </wp:cNvGraphicFramePr>
+            <a:graphic xmlns:a="http://schemas.openxmlformats.org/drawingml/2006/main">
+              <a:graphicData uri="http://schemas.openxmlformats.org/drawingml/2006/picture">
+                <pic:pic xmlns:pic="http://schemas.openxmlformats.org/drawingml/2006/picture">
+                  <pic:nvPicPr>
+                    <pic:cNvPr id="1" name=""/>
+                    <pic:cNvPicPr/>
+                  </pic:nvPicPr>
+                  <pic:blipFill>
+                    <a:blip r:embed="rId11"/>
+                    <a:stretch>
+                      <a:fillRect/>
+                    </a:stretch>
+                  </pic:blipFill>
+                  <pic:spPr>
+                    <a:xfrm>
+                      <a:off x="0" y="0"/>
                       <a:ext cx="5335762" cy="2935187"/>
                     </a:xfrm>
                     <a:prstGeom prst="rect">
@@ -3450,6 +3510,7 @@
         <w:rPr>
           <w:noProof/>
         </w:rPr>
+        <w:lastRenderedPageBreak/>
         <w:drawing>
           <wp:inline distT="0" distB="0" distL="0" distR="0" wp14:anchorId="2675FA71" wp14:editId="430EC325">
             <wp:extent cx="5234940" cy="2863565"/>
@@ -3466,7 +3527,7 @@
                     <pic:cNvPicPr/>
                   </pic:nvPicPr>
                   <pic:blipFill>
-                    <a:blip r:embed="rId11"/>
+                    <a:blip r:embed="rId12"/>
                     <a:stretch>
                       <a:fillRect/>
                     </a:stretch>
@@ -4141,6 +4202,7 @@
         <w:ind w:left="1440"/>
       </w:pPr>
       <w:r>
+        <w:lastRenderedPageBreak/>
         <w:t>MPLS (Multi-</w:t>
       </w:r>
       <w:proofErr w:type="spellStart"/>
@@ -4306,273 +4368,6 @@
             <wp:extent cx="3880486" cy="1247995"/>
             <wp:effectExtent l="0" t="0" r="5715" b="9525"/>
             <wp:docPr id="30" name="Imagen 30"/>
-            <wp:cNvGraphicFramePr>
-              <a:graphicFrameLocks xmlns:a="http://schemas.openxmlformats.org/drawingml/2006/main" noChangeAspect="1"/>
-            </wp:cNvGraphicFramePr>
-            <a:graphic xmlns:a="http://schemas.openxmlformats.org/drawingml/2006/main">
-              <a:graphicData uri="http://schemas.openxmlformats.org/drawingml/2006/picture">
-                <pic:pic xmlns:pic="http://schemas.openxmlformats.org/drawingml/2006/picture">
-                  <pic:nvPicPr>
-                    <pic:cNvPr id="1" name=""/>
-                    <pic:cNvPicPr/>
-                  </pic:nvPicPr>
-                  <pic:blipFill>
-                    <a:blip r:embed="rId12"/>
-                    <a:stretch>
-                      <a:fillRect/>
-                    </a:stretch>
-                  </pic:blipFill>
-                  <pic:spPr>
-                    <a:xfrm>
-                      <a:off x="0" y="0"/>
-                      <a:ext cx="3884641" cy="1249331"/>
-                    </a:xfrm>
-                    <a:prstGeom prst="rect">
-                      <a:avLst/>
-                    </a:prstGeom>
-                  </pic:spPr>
-                </pic:pic>
-              </a:graphicData>
-            </a:graphic>
-          </wp:inline>
-        </w:drawing>
-      </w:r>
-    </w:p>
-    <w:p>
-      <w:pPr>
-        <w:pStyle w:val="Prrafodelista"/>
-        <w:widowControl/>
-        <w:numPr>
-          <w:ilvl w:val="0"/>
-          <w:numId w:val="23"/>
-        </w:numPr>
-        <w:autoSpaceDE/>
-        <w:autoSpaceDN/>
-        <w:spacing w:before="0" w:after="160" w:line="278" w:lineRule="auto"/>
-        <w:ind w:left="2160"/>
-        <w:contextualSpacing/>
-      </w:pPr>
-      <w:proofErr w:type="spellStart"/>
-      <w:r>
-        <w:rPr>
-          <w:b/>
-          <w:bCs/>
-        </w:rPr>
-        <w:t>Label</w:t>
-      </w:r>
-      <w:proofErr w:type="spellEnd"/>
-      <w:r>
-        <w:rPr>
-          <w:b/>
-          <w:bCs/>
-        </w:rPr>
-        <w:t xml:space="preserve"> (20 bits)</w:t>
-      </w:r>
-      <w:r>
-        <w:t xml:space="preserve">: </w:t>
-      </w:r>
-      <w:r>
-        <w:t>Es la identificación de la etiqueta.</w:t>
-      </w:r>
-    </w:p>
-    <w:p>
-      <w:pPr>
-        <w:pStyle w:val="Prrafodelista"/>
-        <w:widowControl/>
-        <w:numPr>
-          <w:ilvl w:val="0"/>
-          <w:numId w:val="23"/>
-        </w:numPr>
-        <w:autoSpaceDE/>
-        <w:autoSpaceDN/>
-        <w:spacing w:before="0" w:after="160" w:line="278" w:lineRule="auto"/>
-        <w:ind w:left="2160"/>
-        <w:contextualSpacing/>
-      </w:pPr>
-      <w:r>
-        <w:rPr>
-          <w:b/>
-          <w:bCs/>
-        </w:rPr>
-        <w:t>EXP (3 bits)</w:t>
-      </w:r>
-      <w:r>
-        <w:t xml:space="preserve">: bits “experimentales” usados para </w:t>
-      </w:r>
-      <w:proofErr w:type="spellStart"/>
-      <w:r>
-        <w:t>CoS</w:t>
-      </w:r>
-      <w:proofErr w:type="spellEnd"/>
-      <w:r>
-        <w:t>/</w:t>
-      </w:r>
-      <w:proofErr w:type="spellStart"/>
-      <w:r>
-        <w:t>QoS</w:t>
-      </w:r>
-      <w:proofErr w:type="spellEnd"/>
-      <w:r>
-        <w:t xml:space="preserve"> (mapeo de </w:t>
-      </w:r>
-      <w:proofErr w:type="spellStart"/>
-      <w:r>
-        <w:t>DiffServ</w:t>
-      </w:r>
-      <w:proofErr w:type="spellEnd"/>
-      <w:r>
-        <w:t>).</w:t>
-      </w:r>
-      <w:r>
-        <w:t xml:space="preserve"> Afecta al colado y descarte de paquetes</w:t>
-      </w:r>
-    </w:p>
-    <w:p>
-      <w:pPr>
-        <w:pStyle w:val="Prrafodelista"/>
-        <w:widowControl/>
-        <w:numPr>
-          <w:ilvl w:val="0"/>
-          <w:numId w:val="23"/>
-        </w:numPr>
-        <w:autoSpaceDE/>
-        <w:autoSpaceDN/>
-        <w:spacing w:before="0" w:after="160" w:line="278" w:lineRule="auto"/>
-        <w:ind w:left="2160"/>
-        <w:contextualSpacing/>
-      </w:pPr>
-      <w:r>
-        <w:rPr>
-          <w:b/>
-          <w:bCs/>
-        </w:rPr>
-        <w:lastRenderedPageBreak/>
-        <w:t>S (1 bit)</w:t>
-      </w:r>
-      <w:r>
-        <w:t>: “</w:t>
-      </w:r>
-      <w:proofErr w:type="spellStart"/>
-      <w:r>
-        <w:t>Stack</w:t>
-      </w:r>
-      <w:proofErr w:type="spellEnd"/>
-      <w:r>
-        <w:t xml:space="preserve">” — </w:t>
-      </w:r>
-      <w:r>
-        <w:t xml:space="preserve">Sirve para el apilado </w:t>
-      </w:r>
-      <w:proofErr w:type="spellStart"/>
-      <w:r>
-        <w:t>jerarquico</w:t>
-      </w:r>
-      <w:proofErr w:type="spellEnd"/>
-      <w:r>
-        <w:t xml:space="preserve"> de etiquetas. Cuando S = 0, indica que hay </w:t>
-      </w:r>
-      <w:proofErr w:type="spellStart"/>
-      <w:r>
-        <w:t>mas</w:t>
-      </w:r>
-      <w:proofErr w:type="spellEnd"/>
-      <w:r>
-        <w:t xml:space="preserve"> etiquetas añadidas al paquete. Cuando S = 1, estamos en el fondo de la </w:t>
-      </w:r>
-      <w:proofErr w:type="spellStart"/>
-      <w:r>
-        <w:t>jerarquia</w:t>
-      </w:r>
-      <w:proofErr w:type="spellEnd"/>
-      <w:r>
-        <w:t xml:space="preserve"> </w:t>
-      </w:r>
-    </w:p>
-    <w:p>
-      <w:pPr>
-        <w:pStyle w:val="Prrafodelista"/>
-        <w:widowControl/>
-        <w:numPr>
-          <w:ilvl w:val="0"/>
-          <w:numId w:val="23"/>
-        </w:numPr>
-        <w:autoSpaceDE/>
-        <w:autoSpaceDN/>
-        <w:spacing w:before="0" w:after="160" w:line="278" w:lineRule="auto"/>
-        <w:ind w:left="2160"/>
-        <w:contextualSpacing/>
-      </w:pPr>
-      <w:r>
-        <w:rPr>
-          <w:b/>
-          <w:bCs/>
-        </w:rPr>
-        <w:t>TTL (8 bits)</w:t>
-      </w:r>
-      <w:r>
-        <w:t xml:space="preserve">: </w:t>
-      </w:r>
-      <w:r>
-        <w:t xml:space="preserve">“Time </w:t>
-      </w:r>
-      <w:proofErr w:type="spellStart"/>
-      <w:r>
-        <w:t>to</w:t>
-      </w:r>
-      <w:proofErr w:type="spellEnd"/>
-      <w:r>
-        <w:t xml:space="preserve"> Live” – Misma funcionalidad que en IP, se decrementa en cada enrutador y al llegar al valor de 0, el paquete es descartado. Generalmente, sustituye el campo TTL de la cabecera IP.</w:t>
-      </w:r>
-      <w:r>
-        <w:t xml:space="preserve"> </w:t>
-      </w:r>
-    </w:p>
-    <w:p>
-      <w:pPr>
-        <w:ind w:left="1440"/>
-        <w:jc w:val="center"/>
-      </w:pPr>
-    </w:p>
-    <w:p>
-      <w:pPr>
-        <w:ind w:left="1440"/>
-        <w:rPr>
-          <w:b/>
-          <w:bCs/>
-          <w:u w:val="single"/>
-        </w:rPr>
-      </w:pPr>
-      <w:r>
-        <w:rPr>
-          <w:b/>
-          <w:bCs/>
-          <w:u w:val="single"/>
-        </w:rPr>
-        <w:t>Definición de componentes</w:t>
-      </w:r>
-    </w:p>
-    <w:p>
-      <w:pPr>
-        <w:ind w:left="1440"/>
-        <w:jc w:val="center"/>
-        <w:rPr>
-          <w:b/>
-          <w:bCs/>
-          <w:u w:val="single"/>
-        </w:rPr>
-      </w:pPr>
-      <w:r>
-        <w:rPr>
-          <w:b/>
-          <w:bCs/>
-          <w:noProof/>
-          <w:u w:val="single"/>
-        </w:rPr>
-        <w:drawing>
-          <wp:inline distT="0" distB="0" distL="0" distR="0" wp14:anchorId="1B53CCE5" wp14:editId="4FB4146B">
-            <wp:extent cx="4602150" cy="2415540"/>
-            <wp:effectExtent l="0" t="0" r="8255" b="3810"/>
-            <wp:docPr id="31" name="Imagen 31"/>
             <wp:cNvGraphicFramePr>
               <a:graphicFrameLocks xmlns:a="http://schemas.openxmlformats.org/drawingml/2006/main" noChangeAspect="1"/>
             </wp:cNvGraphicFramePr>
@@ -4592,6 +4387,270 @@
                   <pic:spPr>
                     <a:xfrm>
                       <a:off x="0" y="0"/>
+                      <a:ext cx="3884641" cy="1249331"/>
+                    </a:xfrm>
+                    <a:prstGeom prst="rect">
+                      <a:avLst/>
+                    </a:prstGeom>
+                  </pic:spPr>
+                </pic:pic>
+              </a:graphicData>
+            </a:graphic>
+          </wp:inline>
+        </w:drawing>
+      </w:r>
+    </w:p>
+    <w:p>
+      <w:pPr>
+        <w:pStyle w:val="Prrafodelista"/>
+        <w:widowControl/>
+        <w:numPr>
+          <w:ilvl w:val="0"/>
+          <w:numId w:val="23"/>
+        </w:numPr>
+        <w:autoSpaceDE/>
+        <w:autoSpaceDN/>
+        <w:spacing w:before="0" w:after="160" w:line="278" w:lineRule="auto"/>
+        <w:ind w:left="2160"/>
+        <w:contextualSpacing/>
+      </w:pPr>
+      <w:proofErr w:type="spellStart"/>
+      <w:r>
+        <w:rPr>
+          <w:b/>
+          <w:bCs/>
+        </w:rPr>
+        <w:t>Label</w:t>
+      </w:r>
+      <w:proofErr w:type="spellEnd"/>
+      <w:r>
+        <w:rPr>
+          <w:b/>
+          <w:bCs/>
+        </w:rPr>
+        <w:t xml:space="preserve"> (20 bits)</w:t>
+      </w:r>
+      <w:r>
+        <w:t xml:space="preserve">: </w:t>
+      </w:r>
+      <w:r>
+        <w:t>Es la identificación de la etiqueta.</w:t>
+      </w:r>
+    </w:p>
+    <w:p>
+      <w:pPr>
+        <w:pStyle w:val="Prrafodelista"/>
+        <w:widowControl/>
+        <w:numPr>
+          <w:ilvl w:val="0"/>
+          <w:numId w:val="23"/>
+        </w:numPr>
+        <w:autoSpaceDE/>
+        <w:autoSpaceDN/>
+        <w:spacing w:before="0" w:after="160" w:line="278" w:lineRule="auto"/>
+        <w:ind w:left="2160"/>
+        <w:contextualSpacing/>
+      </w:pPr>
+      <w:r>
+        <w:rPr>
+          <w:b/>
+          <w:bCs/>
+        </w:rPr>
+        <w:t>EXP (3 bits)</w:t>
+      </w:r>
+      <w:r>
+        <w:t xml:space="preserve">: bits “experimentales” usados para </w:t>
+      </w:r>
+      <w:proofErr w:type="spellStart"/>
+      <w:r>
+        <w:t>CoS</w:t>
+      </w:r>
+      <w:proofErr w:type="spellEnd"/>
+      <w:r>
+        <w:t>/</w:t>
+      </w:r>
+      <w:proofErr w:type="spellStart"/>
+      <w:r>
+        <w:t>QoS</w:t>
+      </w:r>
+      <w:proofErr w:type="spellEnd"/>
+      <w:r>
+        <w:t xml:space="preserve"> (mapeo de </w:t>
+      </w:r>
+      <w:proofErr w:type="spellStart"/>
+      <w:r>
+        <w:t>DiffServ</w:t>
+      </w:r>
+      <w:proofErr w:type="spellEnd"/>
+      <w:r>
+        <w:t>).</w:t>
+      </w:r>
+      <w:r>
+        <w:t xml:space="preserve"> Afecta al colado y descarte de paquetes</w:t>
+      </w:r>
+    </w:p>
+    <w:p>
+      <w:pPr>
+        <w:pStyle w:val="Prrafodelista"/>
+        <w:widowControl/>
+        <w:numPr>
+          <w:ilvl w:val="0"/>
+          <w:numId w:val="23"/>
+        </w:numPr>
+        <w:autoSpaceDE/>
+        <w:autoSpaceDN/>
+        <w:spacing w:before="0" w:after="160" w:line="278" w:lineRule="auto"/>
+        <w:ind w:left="2160"/>
+        <w:contextualSpacing/>
+      </w:pPr>
+      <w:r>
+        <w:rPr>
+          <w:b/>
+          <w:bCs/>
+        </w:rPr>
+        <w:t>S (1 bit)</w:t>
+      </w:r>
+      <w:r>
+        <w:t>: “</w:t>
+      </w:r>
+      <w:proofErr w:type="spellStart"/>
+      <w:r>
+        <w:t>Stack</w:t>
+      </w:r>
+      <w:proofErr w:type="spellEnd"/>
+      <w:r>
+        <w:t xml:space="preserve">” — </w:t>
+      </w:r>
+      <w:r>
+        <w:t xml:space="preserve">Sirve para el apilado </w:t>
+      </w:r>
+      <w:proofErr w:type="spellStart"/>
+      <w:r>
+        <w:t>jerarquico</w:t>
+      </w:r>
+      <w:proofErr w:type="spellEnd"/>
+      <w:r>
+        <w:t xml:space="preserve"> de etiquetas. Cuando S = 0, indica que hay m</w:t>
+      </w:r>
+      <w:r>
+        <w:t>á</w:t>
+      </w:r>
+      <w:r>
+        <w:t xml:space="preserve">s etiquetas añadidas al paquete. Cuando S = 1, estamos en el fondo de la </w:t>
+      </w:r>
+      <w:proofErr w:type="spellStart"/>
+      <w:r>
+        <w:t>jerarquia</w:t>
+      </w:r>
+      <w:proofErr w:type="spellEnd"/>
+      <w:r>
+        <w:t xml:space="preserve"> </w:t>
+      </w:r>
+    </w:p>
+    <w:p>
+      <w:pPr>
+        <w:pStyle w:val="Prrafodelista"/>
+        <w:widowControl/>
+        <w:numPr>
+          <w:ilvl w:val="0"/>
+          <w:numId w:val="23"/>
+        </w:numPr>
+        <w:autoSpaceDE/>
+        <w:autoSpaceDN/>
+        <w:spacing w:before="0" w:after="160" w:line="278" w:lineRule="auto"/>
+        <w:ind w:left="2160"/>
+        <w:contextualSpacing/>
+      </w:pPr>
+      <w:r>
+        <w:rPr>
+          <w:b/>
+          <w:bCs/>
+        </w:rPr>
+        <w:t>TTL (8 bits)</w:t>
+      </w:r>
+      <w:r>
+        <w:t xml:space="preserve">: </w:t>
+      </w:r>
+      <w:r>
+        <w:t xml:space="preserve">“Time </w:t>
+      </w:r>
+      <w:proofErr w:type="spellStart"/>
+      <w:r>
+        <w:t>to</w:t>
+      </w:r>
+      <w:proofErr w:type="spellEnd"/>
+      <w:r>
+        <w:t xml:space="preserve"> Live” – Misma funcionalidad que en IP, se decrementa en cada enrutador y al llegar al valor de 0, el paquete es descartado. Generalmente, sustituye el campo TTL de la cabecera IP.</w:t>
+      </w:r>
+      <w:r>
+        <w:t xml:space="preserve"> </w:t>
+      </w:r>
+    </w:p>
+    <w:p>
+      <w:pPr>
+        <w:ind w:left="1440"/>
+        <w:jc w:val="center"/>
+      </w:pPr>
+    </w:p>
+    <w:p>
+      <w:pPr>
+        <w:ind w:left="1440"/>
+        <w:rPr>
+          <w:b/>
+          <w:bCs/>
+          <w:u w:val="single"/>
+        </w:rPr>
+      </w:pPr>
+      <w:r>
+        <w:rPr>
+          <w:b/>
+          <w:bCs/>
+          <w:u w:val="single"/>
+        </w:rPr>
+        <w:t>Definición de componentes</w:t>
+      </w:r>
+    </w:p>
+    <w:p>
+      <w:pPr>
+        <w:ind w:left="1440"/>
+        <w:jc w:val="center"/>
+        <w:rPr>
+          <w:b/>
+          <w:bCs/>
+          <w:u w:val="single"/>
+        </w:rPr>
+      </w:pPr>
+      <w:r>
+        <w:rPr>
+          <w:b/>
+          <w:bCs/>
+          <w:noProof/>
+          <w:u w:val="single"/>
+        </w:rPr>
+        <w:drawing>
+          <wp:inline distT="0" distB="0" distL="0" distR="0" wp14:anchorId="1B53CCE5" wp14:editId="4FB4146B">
+            <wp:extent cx="4602150" cy="2415540"/>
+            <wp:effectExtent l="0" t="0" r="8255" b="3810"/>
+            <wp:docPr id="31" name="Imagen 31"/>
+            <wp:cNvGraphicFramePr>
+              <a:graphicFrameLocks xmlns:a="http://schemas.openxmlformats.org/drawingml/2006/main" noChangeAspect="1"/>
+            </wp:cNvGraphicFramePr>
+            <a:graphic xmlns:a="http://schemas.openxmlformats.org/drawingml/2006/main">
+              <a:graphicData uri="http://schemas.openxmlformats.org/drawingml/2006/picture">
+                <pic:pic xmlns:pic="http://schemas.openxmlformats.org/drawingml/2006/picture">
+                  <pic:nvPicPr>
+                    <pic:cNvPr id="1" name=""/>
+                    <pic:cNvPicPr/>
+                  </pic:nvPicPr>
+                  <pic:blipFill>
+                    <a:blip r:embed="rId14"/>
+                    <a:stretch>
+                      <a:fillRect/>
+                    </a:stretch>
+                  </pic:blipFill>
+                  <pic:spPr>
+                    <a:xfrm>
+                      <a:off x="0" y="0"/>
                       <a:ext cx="4613073" cy="2421273"/>
                     </a:xfrm>
                     <a:prstGeom prst="rect">
@@ -4965,6 +5024,7 @@
           <w:b/>
           <w:bCs/>
         </w:rPr>
+        <w:lastRenderedPageBreak/>
         <w:t>LIB (</w:t>
       </w:r>
       <w:proofErr w:type="spellStart"/>
@@ -5595,7 +5655,6 @@
         <w:ind w:left="2160"/>
       </w:pPr>
       <w:r>
-        <w:lastRenderedPageBreak/>
         <w:t xml:space="preserve">La </w:t>
       </w:r>
       <w:r>
@@ -6274,6 +6333,7 @@
                 <w:b/>
                 <w:bCs/>
               </w:rPr>
+              <w:lastRenderedPageBreak/>
               <w:t>Pop</w:t>
             </w:r>
           </w:p>
@@ -6854,7 +6914,7 @@
                     <pic:cNvPicPr/>
                   </pic:nvPicPr>
                   <pic:blipFill>
-                    <a:blip r:embed="rId14"/>
+                    <a:blip r:embed="rId15"/>
                     <a:stretch>
                       <a:fillRect/>
                     </a:stretch>
@@ -7578,6 +7638,7 @@
         <w:rPr>
           <w:sz w:val="20"/>
         </w:rPr>
+        <w:lastRenderedPageBreak/>
         <w:t>Forwarding</w:t>
       </w:r>
       <w:proofErr w:type="spellEnd"/>
@@ -8114,16 +8175,7 @@
           <w:szCs w:val="20"/>
           <w:lang w:val="es-AR"/>
         </w:rPr>
-        <w:t xml:space="preserve"> Es siempre una ruta unidireccional desde el LER de entrada al LER de salida. El tráfico de retorno </w:t>
-      </w:r>
-      <w:r>
-        <w:rPr>
-          <w:sz w:val="20"/>
-          <w:szCs w:val="20"/>
-          <w:lang w:val="es-AR"/>
-        </w:rPr>
-        <w:lastRenderedPageBreak/>
-        <w:t>requiere un LSP independiente en la dirección opuesta.</w:t>
+        <w:t xml:space="preserve"> Es siempre una ruta unidireccional desde el LER de entrada al LER de salida. El tráfico de retorno requiere un LSP independiente en la dirección opuesta.</w:t>
       </w:r>
     </w:p>
     <w:p>
@@ -8933,7 +8985,15 @@
           <w:sz w:val="20"/>
           <w:szCs w:val="20"/>
         </w:rPr>
-        <w:t xml:space="preserve">, que es la tabla de </w:t>
+        <w:t xml:space="preserve">, que </w:t>
+      </w:r>
+      <w:r>
+        <w:rPr>
+          <w:sz w:val="20"/>
+          <w:szCs w:val="20"/>
+        </w:rPr>
+        <w:lastRenderedPageBreak/>
+        <w:t xml:space="preserve">es la tabla de </w:t>
       </w:r>
       <w:r>
         <w:rPr>
@@ -9460,7 +9520,6 @@
           <w:sz w:val="20"/>
           <w:szCs w:val="20"/>
         </w:rPr>
-        <w:lastRenderedPageBreak/>
         <w:t>Características Clave</w:t>
       </w:r>
     </w:p>
@@ -9839,7 +9898,7 @@
                     <pic:cNvPicPr/>
                   </pic:nvPicPr>
                   <pic:blipFill>
-                    <a:blip r:embed="rId15" cstate="print"/>
+                    <a:blip r:embed="rId16" cstate="print"/>
                     <a:stretch>
                       <a:fillRect/>
                     </a:stretch>
@@ -10293,7 +10352,7 @@
         <w:spacing w:before="10"/>
         <w:ind w:left="1140"/>
       </w:pPr>
-      <w:hyperlink r:id="rId16">
+      <w:hyperlink r:id="rId17">
         <w:r>
           <w:rPr>
             <w:color w:val="1154CC"/>
@@ -10855,7 +10914,7 @@
       <w:pPr>
         <w:pStyle w:val="Textoindependiente"/>
         <w:sectPr>
-          <w:headerReference w:type="default" r:id="rId17"/>
+          <w:headerReference w:type="default" r:id="rId18"/>
           <w:type w:val="continuous"/>
           <w:pgSz w:w="11920" w:h="16840"/>
           <w:pgMar w:top="3340" w:right="992" w:bottom="280" w:left="0" w:header="1430" w:footer="0" w:gutter="0"/>
@@ -11013,7 +11072,7 @@
                     <pic:cNvPicPr/>
                   </pic:nvPicPr>
                   <pic:blipFill>
-                    <a:blip r:embed="rId18" cstate="print"/>
+                    <a:blip r:embed="rId19" cstate="print"/>
                     <a:stretch>
                       <a:fillRect/>
                     </a:stretch>
@@ -11081,7 +11140,7 @@
                     <pic:cNvPicPr/>
                   </pic:nvPicPr>
                   <pic:blipFill>
-                    <a:blip r:embed="rId19" cstate="print"/>
+                    <a:blip r:embed="rId20" cstate="print"/>
                     <a:stretch>
                       <a:fillRect/>
                     </a:stretch>
@@ -11136,7 +11195,7 @@
                     <pic:cNvPicPr/>
                   </pic:nvPicPr>
                   <pic:blipFill>
-                    <a:blip r:embed="rId20" cstate="print"/>
+                    <a:blip r:embed="rId21" cstate="print"/>
                     <a:stretch>
                       <a:fillRect/>
                     </a:stretch>
@@ -11867,7 +11926,7 @@
                     <pic:cNvPicPr/>
                   </pic:nvPicPr>
                   <pic:blipFill>
-                    <a:blip r:embed="rId21" cstate="print"/>
+                    <a:blip r:embed="rId22" cstate="print"/>
                     <a:stretch>
                       <a:fillRect/>
                     </a:stretch>
@@ -11887,7 +11946,7 @@
           </wp:anchor>
         </w:drawing>
       </w:r>
-      <w:hyperlink r:id="rId22">
+      <w:hyperlink r:id="rId23">
         <w:r>
           <w:rPr>
             <w:color w:val="1154CC"/>
@@ -12160,7 +12219,7 @@
                     <pic:cNvPicPr/>
                   </pic:nvPicPr>
                   <pic:blipFill>
-                    <a:blip r:embed="rId23" cstate="print"/>
+                    <a:blip r:embed="rId24" cstate="print"/>
                     <a:stretch>
                       <a:fillRect/>
                     </a:stretch>
@@ -12350,7 +12409,7 @@
                     <pic:cNvPicPr/>
                   </pic:nvPicPr>
                   <pic:blipFill>
-                    <a:blip r:embed="rId24" cstate="print"/>
+                    <a:blip r:embed="rId25" cstate="print"/>
                     <a:stretch>
                       <a:fillRect/>
                     </a:stretch>
@@ -12572,7 +12631,7 @@
                     <pic:cNvPicPr/>
                   </pic:nvPicPr>
                   <pic:blipFill>
-                    <a:blip r:embed="rId25" cstate="print"/>
+                    <a:blip r:embed="rId26" cstate="print"/>
                     <a:stretch>
                       <a:fillRect/>
                     </a:stretch>
@@ -13256,7 +13315,7 @@
                     <pic:cNvPicPr/>
                   </pic:nvPicPr>
                   <pic:blipFill>
-                    <a:blip r:embed="rId26" cstate="print"/>
+                    <a:blip r:embed="rId27" cstate="print"/>
                     <a:stretch>
                       <a:fillRect/>
                     </a:stretch>
@@ -13535,7 +13594,7 @@
                     <pic:cNvPicPr/>
                   </pic:nvPicPr>
                   <pic:blipFill>
-                    <a:blip r:embed="rId27" cstate="print"/>
+                    <a:blip r:embed="rId28" cstate="print"/>
                     <a:stretch>
                       <a:fillRect/>
                     </a:stretch>
@@ -16013,7 +16072,7 @@
                           <pic:cNvPicPr/>
                         </pic:nvPicPr>
                         <pic:blipFill>
-                          <a:blip r:embed="rId28" cstate="print"/>
+                          <a:blip r:embed="rId29" cstate="print"/>
                           <a:stretch>
                             <a:fillRect/>
                           </a:stretch>
@@ -18964,7 +19023,7 @@
           <w:lang w:val="en-US"/>
         </w:rPr>
         <w:sectPr>
-          <w:headerReference w:type="default" r:id="rId29"/>
+          <w:headerReference w:type="default" r:id="rId30"/>
           <w:pgSz w:w="11920" w:h="16840"/>
           <w:pgMar w:top="1400" w:right="992" w:bottom="280" w:left="0" w:header="0" w:footer="0" w:gutter="0"/>
           <w:cols w:space="720"/>
@@ -21941,7 +22000,7 @@
           <w:sz w:val="20"/>
         </w:rPr>
         <w:sectPr>
-          <w:headerReference w:type="default" r:id="rId30"/>
+          <w:headerReference w:type="default" r:id="rId31"/>
           <w:pgSz w:w="11920" w:h="16840"/>
           <w:pgMar w:top="3340" w:right="992" w:bottom="280" w:left="0" w:header="1430" w:footer="0" w:gutter="0"/>
           <w:cols w:space="720"/>
@@ -24824,7 +24883,7 @@
                     <pic:cNvPicPr/>
                   </pic:nvPicPr>
                   <pic:blipFill>
-                    <a:blip r:embed="rId31"/>
+                    <a:blip r:embed="rId32"/>
                     <a:stretch>
                       <a:fillRect/>
                     </a:stretch>
@@ -24936,128 +24995,6 @@
             <wp:extent cx="5732106" cy="2895600"/>
             <wp:effectExtent l="0" t="0" r="2540" b="0"/>
             <wp:docPr id="20" name="Imagen 20"/>
-            <wp:cNvGraphicFramePr>
-              <a:graphicFrameLocks xmlns:a="http://schemas.openxmlformats.org/drawingml/2006/main" noChangeAspect="1"/>
-            </wp:cNvGraphicFramePr>
-            <a:graphic xmlns:a="http://schemas.openxmlformats.org/drawingml/2006/main">
-              <a:graphicData uri="http://schemas.openxmlformats.org/drawingml/2006/picture">
-                <pic:pic xmlns:pic="http://schemas.openxmlformats.org/drawingml/2006/picture">
-                  <pic:nvPicPr>
-                    <pic:cNvPr id="1" name=""/>
-                    <pic:cNvPicPr/>
-                  </pic:nvPicPr>
-                  <pic:blipFill>
-                    <a:blip r:embed="rId32"/>
-                    <a:stretch>
-                      <a:fillRect/>
-                    </a:stretch>
-                  </pic:blipFill>
-                  <pic:spPr>
-                    <a:xfrm>
-                      <a:off x="0" y="0"/>
-                      <a:ext cx="5753182" cy="2906247"/>
-                    </a:xfrm>
-                    <a:prstGeom prst="rect">
-                      <a:avLst/>
-                    </a:prstGeom>
-                  </pic:spPr>
-                </pic:pic>
-              </a:graphicData>
-            </a:graphic>
-          </wp:inline>
-        </w:drawing>
-      </w:r>
-    </w:p>
-    <w:p>
-      <w:pPr>
-        <w:pStyle w:val="Prrafodelista"/>
-        <w:numPr>
-          <w:ilvl w:val="0"/>
-          <w:numId w:val="1"/>
-        </w:numPr>
-        <w:tabs>
-          <w:tab w:val="left" w:pos="1859"/>
-        </w:tabs>
-        <w:spacing w:before="10"/>
-        <w:ind w:left="1859" w:hanging="719"/>
-        <w:rPr>
-          <w:sz w:val="20"/>
-        </w:rPr>
-      </w:pPr>
-      <w:r>
-        <w:rPr>
-          <w:sz w:val="20"/>
-        </w:rPr>
-        <w:t>Show</w:t>
-      </w:r>
-      <w:r>
-        <w:rPr>
-          <w:spacing w:val="-4"/>
-          <w:sz w:val="20"/>
-        </w:rPr>
-        <w:t xml:space="preserve"> </w:t>
-      </w:r>
-      <w:proofErr w:type="spellStart"/>
-      <w:r>
-        <w:rPr>
-          <w:sz w:val="20"/>
-        </w:rPr>
-        <w:t>mpls</w:t>
-      </w:r>
-      <w:proofErr w:type="spellEnd"/>
-      <w:r>
-        <w:rPr>
-          <w:spacing w:val="-4"/>
-          <w:sz w:val="20"/>
-        </w:rPr>
-        <w:t xml:space="preserve"> </w:t>
-      </w:r>
-      <w:proofErr w:type="spellStart"/>
-      <w:r>
-        <w:rPr>
-          <w:sz w:val="20"/>
-        </w:rPr>
-        <w:t>ldp</w:t>
-      </w:r>
-      <w:proofErr w:type="spellEnd"/>
-      <w:r>
-        <w:rPr>
-          <w:spacing w:val="-3"/>
-          <w:sz w:val="20"/>
-        </w:rPr>
-        <w:t xml:space="preserve"> </w:t>
-      </w:r>
-      <w:r>
-        <w:rPr>
-          <w:spacing w:val="-2"/>
-          <w:sz w:val="20"/>
-        </w:rPr>
-        <w:t>Discovery</w:t>
-      </w:r>
-    </w:p>
-    <w:p>
-      <w:pPr>
-        <w:pStyle w:val="Prrafodelista"/>
-        <w:tabs>
-          <w:tab w:val="left" w:pos="1859"/>
-        </w:tabs>
-        <w:spacing w:before="10"/>
-        <w:ind w:firstLine="0"/>
-        <w:rPr>
-          <w:sz w:val="20"/>
-        </w:rPr>
-      </w:pPr>
-      <w:r>
-        <w:rPr>
-          <w:noProof/>
-          <w:sz w:val="20"/>
-        </w:rPr>
-        <w:lastRenderedPageBreak/>
-        <w:drawing>
-          <wp:inline distT="0" distB="0" distL="0" distR="0" wp14:anchorId="36311236" wp14:editId="139461D5">
-            <wp:extent cx="3982006" cy="1867161"/>
-            <wp:effectExtent l="0" t="0" r="0" b="0"/>
-            <wp:docPr id="21" name="Imagen 21"/>
             <wp:cNvGraphicFramePr>
               <a:graphicFrameLocks xmlns:a="http://schemas.openxmlformats.org/drawingml/2006/main" noChangeAspect="1"/>
             </wp:cNvGraphicFramePr>
@@ -25077,7 +25014,7 @@
                   <pic:spPr>
                     <a:xfrm>
                       <a:off x="0" y="0"/>
-                      <a:ext cx="3982006" cy="1867161"/>
+                      <a:ext cx="5753182" cy="2906247"/>
                     </a:xfrm>
                     <a:prstGeom prst="rect">
                       <a:avLst/>
@@ -25149,31 +25086,37 @@
         </w:rPr>
         <w:t xml:space="preserve"> </w:t>
       </w:r>
-      <w:proofErr w:type="spellStart"/>
       <w:r>
         <w:rPr>
           <w:spacing w:val="-2"/>
           <w:sz w:val="20"/>
         </w:rPr>
-        <w:t>neighbor</w:t>
-      </w:r>
-      <w:proofErr w:type="spellEnd"/>
-    </w:p>
-    <w:p>
-      <w:pPr>
-        <w:pStyle w:val="Textoindependiente"/>
-        <w:spacing w:before="20"/>
-        <w:jc w:val="center"/>
+        <w:t>Discovery</w:t>
+      </w:r>
+    </w:p>
+    <w:p>
+      <w:pPr>
+        <w:pStyle w:val="Prrafodelista"/>
+        <w:tabs>
+          <w:tab w:val="left" w:pos="1859"/>
+        </w:tabs>
+        <w:spacing w:before="10"/>
+        <w:ind w:firstLine="0"/>
+        <w:rPr>
+          <w:sz w:val="20"/>
+        </w:rPr>
       </w:pPr>
       <w:r>
         <w:rPr>
           <w:noProof/>
-        </w:rPr>
+          <w:sz w:val="20"/>
+        </w:rPr>
+        <w:lastRenderedPageBreak/>
         <w:drawing>
-          <wp:inline distT="0" distB="0" distL="0" distR="0" wp14:anchorId="4B33FC86" wp14:editId="127D765D">
-            <wp:extent cx="4977298" cy="2184400"/>
-            <wp:effectExtent l="0" t="0" r="0" b="6350"/>
-            <wp:docPr id="22" name="Imagen 22"/>
+          <wp:inline distT="0" distB="0" distL="0" distR="0" wp14:anchorId="36311236" wp14:editId="139461D5">
+            <wp:extent cx="3982006" cy="1867161"/>
+            <wp:effectExtent l="0" t="0" r="0" b="0"/>
+            <wp:docPr id="21" name="Imagen 21"/>
             <wp:cNvGraphicFramePr>
               <a:graphicFrameLocks xmlns:a="http://schemas.openxmlformats.org/drawingml/2006/main" noChangeAspect="1"/>
             </wp:cNvGraphicFramePr>
@@ -25193,7 +25136,7 @@
                   <pic:spPr>
                     <a:xfrm>
                       <a:off x="0" y="0"/>
-                      <a:ext cx="4983001" cy="2186903"/>
+                      <a:ext cx="3982006" cy="1867161"/>
                     </a:xfrm>
                     <a:prstGeom prst="rect">
                       <a:avLst/>
@@ -25208,271 +25151,88 @@
     </w:p>
     <w:p>
       <w:pPr>
-        <w:pStyle w:val="Textoindependiente"/>
-        <w:ind w:left="1140"/>
-      </w:pPr>
-      <w:r>
-        <w:t>Suspenda</w:t>
-      </w:r>
-      <w:r>
-        <w:rPr>
-          <w:spacing w:val="-7"/>
-        </w:rPr>
-        <w:t xml:space="preserve"> </w:t>
-      </w:r>
-      <w:r>
-        <w:t>uno</w:t>
+        <w:pStyle w:val="Prrafodelista"/>
+        <w:numPr>
+          <w:ilvl w:val="0"/>
+          <w:numId w:val="1"/>
+        </w:numPr>
+        <w:tabs>
+          <w:tab w:val="left" w:pos="1859"/>
+        </w:tabs>
+        <w:spacing w:before="10"/>
+        <w:ind w:left="1859" w:hanging="719"/>
+        <w:rPr>
+          <w:sz w:val="20"/>
+        </w:rPr>
+      </w:pPr>
+      <w:r>
+        <w:rPr>
+          <w:sz w:val="20"/>
+        </w:rPr>
+        <w:t>Show</w:t>
       </w:r>
       <w:r>
         <w:rPr>
           <w:spacing w:val="-4"/>
-        </w:rPr>
-        <w:t xml:space="preserve"> </w:t>
-      </w:r>
-      <w:r>
-        <w:t>de</w:t>
-      </w:r>
+          <w:sz w:val="20"/>
+        </w:rPr>
+        <w:t xml:space="preserve"> </w:t>
+      </w:r>
+      <w:proofErr w:type="spellStart"/>
+      <w:r>
+        <w:rPr>
+          <w:sz w:val="20"/>
+        </w:rPr>
+        <w:t>mpls</w:t>
+      </w:r>
+      <w:proofErr w:type="spellEnd"/>
       <w:r>
         <w:rPr>
           <w:spacing w:val="-4"/>
-        </w:rPr>
-        <w:t xml:space="preserve"> </w:t>
-      </w:r>
-      <w:r>
-        <w:t>los</w:t>
-      </w:r>
-      <w:r>
-        <w:rPr>
-          <w:spacing w:val="-4"/>
-        </w:rPr>
-        <w:t xml:space="preserve"> </w:t>
-      </w:r>
-      <w:r>
-        <w:t>enlaces</w:t>
-      </w:r>
-      <w:r>
-        <w:rPr>
-          <w:spacing w:val="-4"/>
-        </w:rPr>
-        <w:t xml:space="preserve"> </w:t>
-      </w:r>
-      <w:r>
-        <w:t>contra</w:t>
-      </w:r>
-      <w:r>
-        <w:rPr>
-          <w:spacing w:val="-4"/>
-        </w:rPr>
-        <w:t xml:space="preserve"> </w:t>
-      </w:r>
-      <w:r>
-        <w:t>uno</w:t>
-      </w:r>
-      <w:r>
-        <w:rPr>
-          <w:spacing w:val="-4"/>
-        </w:rPr>
-        <w:t xml:space="preserve"> </w:t>
-      </w:r>
-      <w:r>
-        <w:t>de</w:t>
-      </w:r>
-      <w:r>
-        <w:rPr>
-          <w:spacing w:val="-4"/>
-        </w:rPr>
-        <w:t xml:space="preserve"> </w:t>
-      </w:r>
-      <w:r>
-        <w:t>los</w:t>
-      </w:r>
-      <w:r>
-        <w:rPr>
-          <w:spacing w:val="-4"/>
-        </w:rPr>
-        <w:t xml:space="preserve"> </w:t>
-      </w:r>
+          <w:sz w:val="20"/>
+        </w:rPr>
+        <w:t xml:space="preserve"> </w:t>
+      </w:r>
+      <w:proofErr w:type="spellStart"/>
+      <w:r>
+        <w:rPr>
+          <w:sz w:val="20"/>
+        </w:rPr>
+        <w:t>ldp</w:t>
+      </w:r>
+      <w:proofErr w:type="spellEnd"/>
+      <w:r>
+        <w:rPr>
+          <w:spacing w:val="-3"/>
+          <w:sz w:val="20"/>
+        </w:rPr>
+        <w:t xml:space="preserve"> </w:t>
+      </w:r>
+      <w:proofErr w:type="spellStart"/>
       <w:r>
         <w:rPr>
           <w:spacing w:val="-2"/>
-        </w:rPr>
-        <w:t>vecinos</w:t>
-      </w:r>
+          <w:sz w:val="20"/>
+        </w:rPr>
+        <w:t>neighbor</w:t>
+      </w:r>
+      <w:proofErr w:type="spellEnd"/>
     </w:p>
     <w:p>
       <w:pPr>
         <w:pStyle w:val="Textoindependiente"/>
         <w:spacing w:before="20"/>
-      </w:pPr>
-    </w:p>
-    <w:p>
-      <w:pPr>
-        <w:pStyle w:val="Textoindependiente"/>
-        <w:spacing w:line="249" w:lineRule="auto"/>
-        <w:ind w:left="1189" w:right="4476" w:hanging="50"/>
-      </w:pPr>
-      <w:proofErr w:type="gramStart"/>
-      <w:r>
-        <w:t>Observe</w:t>
-      </w:r>
-      <w:r>
-        <w:rPr>
-          <w:spacing w:val="-5"/>
-        </w:rPr>
-        <w:t xml:space="preserve"> </w:t>
-      </w:r>
-      <w:r>
-        <w:t>la</w:t>
-      </w:r>
-      <w:r>
-        <w:rPr>
-          <w:spacing w:val="-5"/>
-        </w:rPr>
-        <w:t xml:space="preserve"> </w:t>
-      </w:r>
-      <w:r>
-        <w:t>consola</w:t>
-      </w:r>
-      <w:r>
-        <w:rPr>
-          <w:spacing w:val="-5"/>
-        </w:rPr>
-        <w:t xml:space="preserve"> </w:t>
-      </w:r>
-      <w:r>
-        <w:t>del</w:t>
-      </w:r>
-      <w:r>
-        <w:rPr>
-          <w:spacing w:val="-5"/>
-        </w:rPr>
-        <w:t xml:space="preserve"> </w:t>
-      </w:r>
-      <w:proofErr w:type="spellStart"/>
-      <w:r>
-        <w:t>router</w:t>
-      </w:r>
-      <w:proofErr w:type="spellEnd"/>
-      <w:r>
-        <w:rPr>
-          <w:spacing w:val="-5"/>
-        </w:rPr>
-        <w:t xml:space="preserve"> </w:t>
-      </w:r>
-      <w:r>
-        <w:t>cuyo</w:t>
-      </w:r>
-      <w:r>
-        <w:rPr>
-          <w:spacing w:val="-5"/>
-        </w:rPr>
-        <w:t xml:space="preserve"> </w:t>
-      </w:r>
-      <w:r>
-        <w:t>enlace</w:t>
-      </w:r>
-      <w:r>
-        <w:rPr>
-          <w:spacing w:val="-5"/>
-        </w:rPr>
-        <w:t xml:space="preserve"> </w:t>
-      </w:r>
-      <w:r>
-        <w:t>corto</w:t>
-      </w:r>
-      <w:r>
-        <w:rPr>
-          <w:spacing w:val="-5"/>
-        </w:rPr>
-        <w:t xml:space="preserve"> </w:t>
-      </w:r>
-      <w:r>
-        <w:t>que</w:t>
-      </w:r>
-      <w:r>
-        <w:rPr>
-          <w:spacing w:val="-5"/>
-        </w:rPr>
-        <w:t xml:space="preserve"> </w:t>
-      </w:r>
-      <w:r>
-        <w:t>sucede?</w:t>
-      </w:r>
-      <w:proofErr w:type="gramEnd"/>
-      <w:r>
-        <w:t xml:space="preserve"> </w:t>
-      </w:r>
-      <w:r>
-        <w:rPr>
-          <w:spacing w:val="-2"/>
-        </w:rPr>
-        <w:t>ejecute</w:t>
-      </w:r>
-    </w:p>
-    <w:p>
-      <w:pPr>
-        <w:pStyle w:val="Textoindependiente"/>
-        <w:spacing w:before="2"/>
-        <w:ind w:left="1140"/>
-        <w:rPr>
-          <w:spacing w:val="-2"/>
-        </w:rPr>
-      </w:pPr>
-      <w:r>
-        <w:t>Show</w:t>
-      </w:r>
-      <w:r>
-        <w:rPr>
-          <w:spacing w:val="-4"/>
-        </w:rPr>
-        <w:t xml:space="preserve"> </w:t>
-      </w:r>
-      <w:proofErr w:type="spellStart"/>
-      <w:r>
-        <w:t>mpls</w:t>
-      </w:r>
-      <w:proofErr w:type="spellEnd"/>
-      <w:r>
-        <w:rPr>
-          <w:spacing w:val="-4"/>
-        </w:rPr>
-        <w:t xml:space="preserve"> </w:t>
-      </w:r>
-      <w:proofErr w:type="spellStart"/>
-      <w:r>
-        <w:t>ldp</w:t>
-      </w:r>
-      <w:proofErr w:type="spellEnd"/>
-      <w:r>
-        <w:rPr>
-          <w:spacing w:val="-3"/>
-        </w:rPr>
-        <w:t xml:space="preserve"> </w:t>
-      </w:r>
-      <w:proofErr w:type="spellStart"/>
-      <w:r>
-        <w:rPr>
-          <w:spacing w:val="-2"/>
-        </w:rPr>
-        <w:t>neighbor</w:t>
-      </w:r>
-      <w:proofErr w:type="spellEnd"/>
-    </w:p>
-    <w:p>
-      <w:pPr>
-        <w:pStyle w:val="Textoindependiente"/>
-        <w:spacing w:before="2"/>
-        <w:ind w:left="1140"/>
+        <w:jc w:val="center"/>
       </w:pPr>
       <w:r>
         <w:rPr>
           <w:noProof/>
         </w:rPr>
         <w:drawing>
-          <wp:inline distT="0" distB="0" distL="0" distR="0" wp14:anchorId="21CB7B82" wp14:editId="2CE2D870">
-            <wp:extent cx="6939280" cy="1827530"/>
-            <wp:effectExtent l="0" t="0" r="0" b="1270"/>
-            <wp:docPr id="18" name="Imagen 18"/>
+          <wp:inline distT="0" distB="0" distL="0" distR="0" wp14:anchorId="4B33FC86" wp14:editId="127D765D">
+            <wp:extent cx="4977298" cy="2184400"/>
+            <wp:effectExtent l="0" t="0" r="0" b="6350"/>
+            <wp:docPr id="22" name="Imagen 22"/>
             <wp:cNvGraphicFramePr>
               <a:graphicFrameLocks xmlns:a="http://schemas.openxmlformats.org/drawingml/2006/main" noChangeAspect="1"/>
             </wp:cNvGraphicFramePr>
@@ -25492,7 +25252,7 @@
                   <pic:spPr>
                     <a:xfrm>
                       <a:off x="0" y="0"/>
-                      <a:ext cx="6939280" cy="1827530"/>
+                      <a:ext cx="4983001" cy="2186903"/>
                     </a:xfrm>
                     <a:prstGeom prst="rect">
                       <a:avLst/>
@@ -25508,11 +25268,19 @@
     <w:p>
       <w:pPr>
         <w:pStyle w:val="Textoindependiente"/>
-        <w:spacing w:before="10" w:line="249" w:lineRule="auto"/>
-        <w:ind w:left="1140" w:right="3254"/>
-      </w:pPr>
-      <w:r>
-        <w:t>¿Qué</w:t>
+        <w:ind w:left="1140"/>
+      </w:pPr>
+      <w:r>
+        <w:t>Suspenda</w:t>
+      </w:r>
+      <w:r>
+        <w:rPr>
+          <w:spacing w:val="-7"/>
+        </w:rPr>
+        <w:t xml:space="preserve"> </w:t>
+      </w:r>
+      <w:r>
+        <w:t>uno</w:t>
       </w:r>
       <w:r>
         <w:rPr>
@@ -25521,7 +25289,7 @@
         <w:t xml:space="preserve"> </w:t>
       </w:r>
       <w:r>
-        <w:t>diferencia</w:t>
+        <w:t>de</w:t>
       </w:r>
       <w:r>
         <w:rPr>
@@ -25530,7 +25298,7 @@
         <w:t xml:space="preserve"> </w:t>
       </w:r>
       <w:r>
-        <w:t>observa</w:t>
+        <w:t>los</w:t>
       </w:r>
       <w:r>
         <w:rPr>
@@ -25539,7 +25307,7 @@
         <w:t xml:space="preserve"> </w:t>
       </w:r>
       <w:r>
-        <w:t>con</w:t>
+        <w:t>enlaces</w:t>
       </w:r>
       <w:r>
         <w:rPr>
@@ -25548,7 +25316,7 @@
         <w:t xml:space="preserve"> </w:t>
       </w:r>
       <w:r>
-        <w:t>respecto</w:t>
+        <w:t>contra</w:t>
       </w:r>
       <w:r>
         <w:rPr>
@@ -25557,7 +25325,7 @@
         <w:t xml:space="preserve"> </w:t>
       </w:r>
       <w:r>
-        <w:t>a</w:t>
+        <w:t>uno</w:t>
       </w:r>
       <w:r>
         <w:rPr>
@@ -25566,227 +25334,204 @@
         <w:t xml:space="preserve"> </w:t>
       </w:r>
       <w:r>
+        <w:t>de</w:t>
+      </w:r>
+      <w:r>
+        <w:rPr>
+          <w:spacing w:val="-4"/>
+        </w:rPr>
+        <w:t xml:space="preserve"> </w:t>
+      </w:r>
+      <w:r>
+        <w:t>los</w:t>
+      </w:r>
+      <w:r>
+        <w:rPr>
+          <w:spacing w:val="-4"/>
+        </w:rPr>
+        <w:t xml:space="preserve"> </w:t>
+      </w:r>
+      <w:r>
+        <w:rPr>
+          <w:spacing w:val="-2"/>
+        </w:rPr>
+        <w:t>vecinos</w:t>
+      </w:r>
+    </w:p>
+    <w:p>
+      <w:pPr>
+        <w:pStyle w:val="Textoindependiente"/>
+        <w:spacing w:before="20"/>
+      </w:pPr>
+    </w:p>
+    <w:p>
+      <w:pPr>
+        <w:pStyle w:val="Textoindependiente"/>
+        <w:spacing w:line="249" w:lineRule="auto"/>
+        <w:ind w:left="1189" w:right="4476" w:hanging="50"/>
+      </w:pPr>
+      <w:proofErr w:type="gramStart"/>
+      <w:r>
+        <w:t>Observe</w:t>
+      </w:r>
+      <w:r>
+        <w:rPr>
+          <w:spacing w:val="-5"/>
+        </w:rPr>
+        <w:t xml:space="preserve"> </w:t>
+      </w:r>
+      <w:r>
         <w:t>la</w:t>
       </w:r>
       <w:r>
         <w:rPr>
+          <w:spacing w:val="-5"/>
+        </w:rPr>
+        <w:t xml:space="preserve"> </w:t>
+      </w:r>
+      <w:r>
+        <w:t>consola</w:t>
+      </w:r>
+      <w:r>
+        <w:rPr>
+          <w:spacing w:val="-5"/>
+        </w:rPr>
+        <w:t xml:space="preserve"> </w:t>
+      </w:r>
+      <w:r>
+        <w:t>del</w:t>
+      </w:r>
+      <w:r>
+        <w:rPr>
+          <w:spacing w:val="-5"/>
+        </w:rPr>
+        <w:t xml:space="preserve"> </w:t>
+      </w:r>
+      <w:proofErr w:type="spellStart"/>
+      <w:r>
+        <w:t>router</w:t>
+      </w:r>
+      <w:proofErr w:type="spellEnd"/>
+      <w:r>
+        <w:rPr>
+          <w:spacing w:val="-5"/>
+        </w:rPr>
+        <w:t xml:space="preserve"> </w:t>
+      </w:r>
+      <w:r>
+        <w:t>cuyo</w:t>
+      </w:r>
+      <w:r>
+        <w:rPr>
+          <w:spacing w:val="-5"/>
+        </w:rPr>
+        <w:t xml:space="preserve"> </w:t>
+      </w:r>
+      <w:r>
+        <w:t>enlace</w:t>
+      </w:r>
+      <w:r>
+        <w:rPr>
+          <w:spacing w:val="-5"/>
+        </w:rPr>
+        <w:t xml:space="preserve"> </w:t>
+      </w:r>
+      <w:r>
+        <w:t>corto</w:t>
+      </w:r>
+      <w:r>
+        <w:rPr>
+          <w:spacing w:val="-5"/>
+        </w:rPr>
+        <w:t xml:space="preserve"> </w:t>
+      </w:r>
+      <w:r>
+        <w:t>que</w:t>
+      </w:r>
+      <w:r>
+        <w:rPr>
+          <w:spacing w:val="-5"/>
+        </w:rPr>
+        <w:t xml:space="preserve"> </w:t>
+      </w:r>
+      <w:r>
+        <w:t>sucede?</w:t>
+      </w:r>
+      <w:proofErr w:type="gramEnd"/>
+      <w:r>
+        <w:t xml:space="preserve"> </w:t>
+      </w:r>
+      <w:r>
+        <w:rPr>
+          <w:spacing w:val="-2"/>
+        </w:rPr>
+        <w:t>ejecute</w:t>
+      </w:r>
+    </w:p>
+    <w:p>
+      <w:pPr>
+        <w:pStyle w:val="Textoindependiente"/>
+        <w:spacing w:before="2"/>
+        <w:ind w:left="1140"/>
+        <w:rPr>
+          <w:spacing w:val="-2"/>
+        </w:rPr>
+      </w:pPr>
+      <w:r>
+        <w:t>Show</w:t>
+      </w:r>
+      <w:r>
+        <w:rPr>
           <w:spacing w:val="-4"/>
         </w:rPr>
         <w:t xml:space="preserve"> </w:t>
       </w:r>
-      <w:r>
-        <w:t>anterior</w:t>
-      </w:r>
+      <w:proofErr w:type="spellStart"/>
+      <w:r>
+        <w:t>mpls</w:t>
+      </w:r>
+      <w:proofErr w:type="spellEnd"/>
       <w:r>
         <w:rPr>
           <w:spacing w:val="-4"/>
         </w:rPr>
         <w:t xml:space="preserve"> </w:t>
       </w:r>
-      <w:r>
-        <w:t>ejecución</w:t>
-      </w:r>
-      <w:r>
-        <w:rPr>
-          <w:spacing w:val="-4"/>
-        </w:rPr>
-        <w:t xml:space="preserve"> </w:t>
-      </w:r>
-      <w:r>
-        <w:t>de</w:t>
-      </w:r>
-      <w:r>
-        <w:rPr>
-          <w:spacing w:val="-4"/>
-        </w:rPr>
-        <w:t xml:space="preserve"> </w:t>
-      </w:r>
-      <w:r>
-        <w:t>este</w:t>
-      </w:r>
-      <w:r>
-        <w:rPr>
-          <w:spacing w:val="-4"/>
-        </w:rPr>
-        <w:t xml:space="preserve"> </w:t>
-      </w:r>
       <w:proofErr w:type="spellStart"/>
-      <w:proofErr w:type="gramStart"/>
-      <w:r>
-        <w:t>comando?restaure</w:t>
+      <w:r>
+        <w:t>ldp</w:t>
       </w:r>
       <w:proofErr w:type="spellEnd"/>
-      <w:proofErr w:type="gramEnd"/>
-      <w:r>
-        <w:t xml:space="preserve"> el enlace espere unos segundo y repita</w:t>
-      </w:r>
+      <w:r>
+        <w:rPr>
+          <w:spacing w:val="-3"/>
+        </w:rPr>
+        <w:t xml:space="preserve"> </w:t>
+      </w:r>
+      <w:proofErr w:type="spellStart"/>
+      <w:r>
+        <w:rPr>
+          <w:spacing w:val="-2"/>
+        </w:rPr>
+        <w:t>neighbor</w:t>
+      </w:r>
+      <w:proofErr w:type="spellEnd"/>
     </w:p>
     <w:p>
       <w:pPr>
         <w:pStyle w:val="Textoindependiente"/>
-        <w:spacing w:before="10" w:line="249" w:lineRule="auto"/>
-        <w:ind w:left="1140" w:right="3254"/>
-        <w:rPr>
-          <w:lang w:val="es-AR"/>
-        </w:rPr>
-      </w:pPr>
-      <w:r>
-        <w:rPr>
-          <w:lang w:val="es-AR"/>
-        </w:rPr>
-        <w:t>No aparece la interfaz d</w:t>
-      </w:r>
-      <w:r>
-        <w:rPr>
-          <w:lang w:val="es-AR"/>
-        </w:rPr>
-        <w:t xml:space="preserve">el </w:t>
-      </w:r>
-      <w:proofErr w:type="spellStart"/>
-      <w:r>
-        <w:rPr>
-          <w:lang w:val="es-AR"/>
-        </w:rPr>
-        <w:t>router</w:t>
-      </w:r>
-      <w:proofErr w:type="spellEnd"/>
-      <w:r>
-        <w:rPr>
-          <w:lang w:val="es-AR"/>
-        </w:rPr>
-        <w:t xml:space="preserve"> que se conecta al LSR desconectado. No aparece como fuente para llevar a cabo el protocolo </w:t>
-      </w:r>
-      <w:proofErr w:type="spellStart"/>
-      <w:r>
-        <w:rPr>
-          <w:lang w:val="es-AR"/>
-        </w:rPr>
-        <w:t>ldp</w:t>
-      </w:r>
-      <w:proofErr w:type="spellEnd"/>
-      <w:r>
-        <w:rPr>
-          <w:lang w:val="es-AR"/>
-        </w:rPr>
-        <w:t>.</w:t>
-      </w:r>
-    </w:p>
-    <w:p>
-      <w:pPr>
-        <w:pStyle w:val="Textoindependiente"/>
-        <w:spacing w:before="1"/>
+        <w:spacing w:before="2"/>
         <w:ind w:left="1140"/>
-        <w:rPr>
-          <w:lang w:val="es-AR"/>
-        </w:rPr>
-      </w:pPr>
-      <w:r>
-        <w:rPr>
-          <w:lang w:val="es-AR"/>
-        </w:rPr>
-        <w:t>Show</w:t>
-      </w:r>
-      <w:r>
-        <w:rPr>
-          <w:spacing w:val="-4"/>
-          <w:lang w:val="es-AR"/>
-        </w:rPr>
-        <w:t xml:space="preserve"> </w:t>
-      </w:r>
-      <w:proofErr w:type="spellStart"/>
-      <w:r>
-        <w:rPr>
-          <w:lang w:val="es-AR"/>
-        </w:rPr>
-        <w:t>mpls</w:t>
-      </w:r>
-      <w:proofErr w:type="spellEnd"/>
-      <w:r>
-        <w:rPr>
-          <w:spacing w:val="-4"/>
-          <w:lang w:val="es-AR"/>
-        </w:rPr>
-        <w:t xml:space="preserve"> </w:t>
-      </w:r>
-      <w:proofErr w:type="spellStart"/>
-      <w:r>
-        <w:rPr>
-          <w:lang w:val="es-AR"/>
-        </w:rPr>
-        <w:t>ldp</w:t>
-      </w:r>
-      <w:proofErr w:type="spellEnd"/>
-      <w:r>
-        <w:rPr>
-          <w:spacing w:val="-3"/>
-          <w:lang w:val="es-AR"/>
-        </w:rPr>
-        <w:t xml:space="preserve"> </w:t>
-      </w:r>
-      <w:proofErr w:type="spellStart"/>
-      <w:r>
-        <w:rPr>
-          <w:spacing w:val="-2"/>
-          <w:lang w:val="es-AR"/>
-        </w:rPr>
-        <w:t>neighbor</w:t>
-      </w:r>
-      <w:proofErr w:type="spellEnd"/>
-    </w:p>
-    <w:p>
-      <w:pPr>
-        <w:pStyle w:val="Textoindependiente"/>
-        <w:spacing w:before="10"/>
-        <w:ind w:left="1140"/>
-        <w:rPr>
-          <w:spacing w:val="-2"/>
-        </w:rPr>
-      </w:pPr>
-      <w:r>
-        <w:t>¿Qué</w:t>
-      </w:r>
-      <w:r>
-        <w:rPr>
-          <w:spacing w:val="-7"/>
-        </w:rPr>
-        <w:t xml:space="preserve"> </w:t>
-      </w:r>
-      <w:r>
-        <w:t>diferencia</w:t>
-      </w:r>
-      <w:r>
-        <w:rPr>
-          <w:spacing w:val="-7"/>
-        </w:rPr>
-        <w:t xml:space="preserve"> </w:t>
-      </w:r>
-      <w:r>
-        <w:rPr>
-          <w:spacing w:val="-2"/>
-        </w:rPr>
-        <w:t>observa?</w:t>
-      </w:r>
-    </w:p>
-    <w:p>
-      <w:pPr>
-        <w:pStyle w:val="Textoindependiente"/>
-        <w:spacing w:before="10"/>
-        <w:ind w:left="1140"/>
-        <w:rPr>
-          <w:spacing w:val="-2"/>
-        </w:rPr>
       </w:pPr>
       <w:r>
         <w:rPr>
           <w:noProof/>
-          <w:spacing w:val="-2"/>
-        </w:rPr>
-        <w:lastRenderedPageBreak/>
+        </w:rPr>
         <w:drawing>
-          <wp:inline distT="0" distB="0" distL="0" distR="0" wp14:anchorId="7B6A1BBB" wp14:editId="4BD44B34">
-            <wp:extent cx="6939280" cy="3630930"/>
-            <wp:effectExtent l="0" t="0" r="0" b="7620"/>
-            <wp:docPr id="23" name="Imagen 23"/>
+          <wp:inline distT="0" distB="0" distL="0" distR="0" wp14:anchorId="21CB7B82" wp14:editId="2CE2D870">
+            <wp:extent cx="6939280" cy="1827530"/>
+            <wp:effectExtent l="0" t="0" r="0" b="1270"/>
+            <wp:docPr id="18" name="Imagen 18"/>
             <wp:cNvGraphicFramePr>
               <a:graphicFrameLocks xmlns:a="http://schemas.openxmlformats.org/drawingml/2006/main" noChangeAspect="1"/>
             </wp:cNvGraphicFramePr>
@@ -25806,6 +25551,320 @@
                   <pic:spPr>
                     <a:xfrm>
                       <a:off x="0" y="0"/>
+                      <a:ext cx="6939280" cy="1827530"/>
+                    </a:xfrm>
+                    <a:prstGeom prst="rect">
+                      <a:avLst/>
+                    </a:prstGeom>
+                  </pic:spPr>
+                </pic:pic>
+              </a:graphicData>
+            </a:graphic>
+          </wp:inline>
+        </w:drawing>
+      </w:r>
+    </w:p>
+    <w:p>
+      <w:pPr>
+        <w:pStyle w:val="Textoindependiente"/>
+        <w:spacing w:before="10" w:line="249" w:lineRule="auto"/>
+        <w:ind w:left="1140" w:right="3254"/>
+      </w:pPr>
+      <w:r>
+        <w:t>¿Qué</w:t>
+      </w:r>
+      <w:r>
+        <w:rPr>
+          <w:spacing w:val="-4"/>
+        </w:rPr>
+        <w:t xml:space="preserve"> </w:t>
+      </w:r>
+      <w:r>
+        <w:t>diferencia</w:t>
+      </w:r>
+      <w:r>
+        <w:rPr>
+          <w:spacing w:val="-4"/>
+        </w:rPr>
+        <w:t xml:space="preserve"> </w:t>
+      </w:r>
+      <w:r>
+        <w:t>observa</w:t>
+      </w:r>
+      <w:r>
+        <w:rPr>
+          <w:spacing w:val="-4"/>
+        </w:rPr>
+        <w:t xml:space="preserve"> </w:t>
+      </w:r>
+      <w:r>
+        <w:t>con</w:t>
+      </w:r>
+      <w:r>
+        <w:rPr>
+          <w:spacing w:val="-4"/>
+        </w:rPr>
+        <w:t xml:space="preserve"> </w:t>
+      </w:r>
+      <w:r>
+        <w:t>respecto</w:t>
+      </w:r>
+      <w:r>
+        <w:rPr>
+          <w:spacing w:val="-4"/>
+        </w:rPr>
+        <w:t xml:space="preserve"> </w:t>
+      </w:r>
+      <w:r>
+        <w:t>a</w:t>
+      </w:r>
+      <w:r>
+        <w:rPr>
+          <w:spacing w:val="-4"/>
+        </w:rPr>
+        <w:t xml:space="preserve"> </w:t>
+      </w:r>
+      <w:r>
+        <w:t>la</w:t>
+      </w:r>
+      <w:r>
+        <w:rPr>
+          <w:spacing w:val="-4"/>
+        </w:rPr>
+        <w:t xml:space="preserve"> </w:t>
+      </w:r>
+      <w:r>
+        <w:t>anterior</w:t>
+      </w:r>
+      <w:r>
+        <w:rPr>
+          <w:spacing w:val="-4"/>
+        </w:rPr>
+        <w:t xml:space="preserve"> </w:t>
+      </w:r>
+      <w:r>
+        <w:t>ejecución</w:t>
+      </w:r>
+      <w:r>
+        <w:rPr>
+          <w:spacing w:val="-4"/>
+        </w:rPr>
+        <w:t xml:space="preserve"> </w:t>
+      </w:r>
+      <w:r>
+        <w:t>de</w:t>
+      </w:r>
+      <w:r>
+        <w:rPr>
+          <w:spacing w:val="-4"/>
+        </w:rPr>
+        <w:t xml:space="preserve"> </w:t>
+      </w:r>
+      <w:r>
+        <w:t>este</w:t>
+      </w:r>
+      <w:r>
+        <w:rPr>
+          <w:spacing w:val="-4"/>
+        </w:rPr>
+        <w:t xml:space="preserve"> </w:t>
+      </w:r>
+      <w:proofErr w:type="spellStart"/>
+      <w:proofErr w:type="gramStart"/>
+      <w:r>
+        <w:t>comando?restaure</w:t>
+      </w:r>
+      <w:proofErr w:type="spellEnd"/>
+      <w:proofErr w:type="gramEnd"/>
+      <w:r>
+        <w:t xml:space="preserve"> el enlace espere unos segundo y repita</w:t>
+      </w:r>
+    </w:p>
+    <w:p>
+      <w:pPr>
+        <w:pStyle w:val="Textoindependiente"/>
+        <w:spacing w:before="10" w:line="249" w:lineRule="auto"/>
+        <w:ind w:left="1140" w:right="3254"/>
+        <w:rPr>
+          <w:lang w:val="es-AR"/>
+        </w:rPr>
+      </w:pPr>
+      <w:r>
+        <w:rPr>
+          <w:lang w:val="es-AR"/>
+        </w:rPr>
+        <w:t>No aparece la interfaz d</w:t>
+      </w:r>
+      <w:r>
+        <w:rPr>
+          <w:lang w:val="es-AR"/>
+        </w:rPr>
+        <w:t xml:space="preserve">el </w:t>
+      </w:r>
+      <w:proofErr w:type="spellStart"/>
+      <w:r>
+        <w:rPr>
+          <w:lang w:val="es-AR"/>
+        </w:rPr>
+        <w:t>router</w:t>
+      </w:r>
+      <w:proofErr w:type="spellEnd"/>
+      <w:r>
+        <w:rPr>
+          <w:lang w:val="es-AR"/>
+        </w:rPr>
+        <w:t xml:space="preserve"> que se conecta al LSR desconectado. No aparece como fuente para llevar a cabo el protocolo </w:t>
+      </w:r>
+      <w:proofErr w:type="spellStart"/>
+      <w:r>
+        <w:rPr>
+          <w:lang w:val="es-AR"/>
+        </w:rPr>
+        <w:t>ldp</w:t>
+      </w:r>
+      <w:proofErr w:type="spellEnd"/>
+      <w:r>
+        <w:rPr>
+          <w:lang w:val="es-AR"/>
+        </w:rPr>
+        <w:t>.</w:t>
+      </w:r>
+    </w:p>
+    <w:p>
+      <w:pPr>
+        <w:pStyle w:val="Textoindependiente"/>
+        <w:spacing w:before="1"/>
+        <w:ind w:left="1140"/>
+        <w:rPr>
+          <w:lang w:val="es-AR"/>
+        </w:rPr>
+      </w:pPr>
+      <w:r>
+        <w:rPr>
+          <w:lang w:val="es-AR"/>
+        </w:rPr>
+        <w:t>Show</w:t>
+      </w:r>
+      <w:r>
+        <w:rPr>
+          <w:spacing w:val="-4"/>
+          <w:lang w:val="es-AR"/>
+        </w:rPr>
+        <w:t xml:space="preserve"> </w:t>
+      </w:r>
+      <w:proofErr w:type="spellStart"/>
+      <w:r>
+        <w:rPr>
+          <w:lang w:val="es-AR"/>
+        </w:rPr>
+        <w:t>mpls</w:t>
+      </w:r>
+      <w:proofErr w:type="spellEnd"/>
+      <w:r>
+        <w:rPr>
+          <w:spacing w:val="-4"/>
+          <w:lang w:val="es-AR"/>
+        </w:rPr>
+        <w:t xml:space="preserve"> </w:t>
+      </w:r>
+      <w:proofErr w:type="spellStart"/>
+      <w:r>
+        <w:rPr>
+          <w:lang w:val="es-AR"/>
+        </w:rPr>
+        <w:t>ldp</w:t>
+      </w:r>
+      <w:proofErr w:type="spellEnd"/>
+      <w:r>
+        <w:rPr>
+          <w:spacing w:val="-3"/>
+          <w:lang w:val="es-AR"/>
+        </w:rPr>
+        <w:t xml:space="preserve"> </w:t>
+      </w:r>
+      <w:proofErr w:type="spellStart"/>
+      <w:r>
+        <w:rPr>
+          <w:spacing w:val="-2"/>
+          <w:lang w:val="es-AR"/>
+        </w:rPr>
+        <w:t>neighbor</w:t>
+      </w:r>
+      <w:proofErr w:type="spellEnd"/>
+    </w:p>
+    <w:p>
+      <w:pPr>
+        <w:pStyle w:val="Textoindependiente"/>
+        <w:spacing w:before="10"/>
+        <w:ind w:left="1140"/>
+        <w:rPr>
+          <w:spacing w:val="-2"/>
+        </w:rPr>
+      </w:pPr>
+      <w:r>
+        <w:t>¿Qué</w:t>
+      </w:r>
+      <w:r>
+        <w:rPr>
+          <w:spacing w:val="-7"/>
+        </w:rPr>
+        <w:t xml:space="preserve"> </w:t>
+      </w:r>
+      <w:r>
+        <w:t>diferencia</w:t>
+      </w:r>
+      <w:r>
+        <w:rPr>
+          <w:spacing w:val="-7"/>
+        </w:rPr>
+        <w:t xml:space="preserve"> </w:t>
+      </w:r>
+      <w:r>
+        <w:rPr>
+          <w:spacing w:val="-2"/>
+        </w:rPr>
+        <w:t>observa?</w:t>
+      </w:r>
+    </w:p>
+    <w:p>
+      <w:pPr>
+        <w:pStyle w:val="Textoindependiente"/>
+        <w:spacing w:before="10"/>
+        <w:ind w:left="1140"/>
+        <w:rPr>
+          <w:spacing w:val="-2"/>
+        </w:rPr>
+      </w:pPr>
+      <w:r>
+        <w:rPr>
+          <w:noProof/>
+          <w:spacing w:val="-2"/>
+        </w:rPr>
+        <w:lastRenderedPageBreak/>
+        <w:drawing>
+          <wp:inline distT="0" distB="0" distL="0" distR="0" wp14:anchorId="7B6A1BBB" wp14:editId="4BD44B34">
+            <wp:extent cx="6939280" cy="3630930"/>
+            <wp:effectExtent l="0" t="0" r="0" b="7620"/>
+            <wp:docPr id="23" name="Imagen 23"/>
+            <wp:cNvGraphicFramePr>
+              <a:graphicFrameLocks xmlns:a="http://schemas.openxmlformats.org/drawingml/2006/main" noChangeAspect="1"/>
+            </wp:cNvGraphicFramePr>
+            <a:graphic xmlns:a="http://schemas.openxmlformats.org/drawingml/2006/main">
+              <a:graphicData uri="http://schemas.openxmlformats.org/drawingml/2006/picture">
+                <pic:pic xmlns:pic="http://schemas.openxmlformats.org/drawingml/2006/picture">
+                  <pic:nvPicPr>
+                    <pic:cNvPr id="1" name=""/>
+                    <pic:cNvPicPr/>
+                  </pic:nvPicPr>
+                  <pic:blipFill>
+                    <a:blip r:embed="rId37"/>
+                    <a:stretch>
+                      <a:fillRect/>
+                    </a:stretch>
+                  </pic:blipFill>
+                  <pic:spPr>
+                    <a:xfrm>
+                      <a:off x="0" y="0"/>
                       <a:ext cx="6939280" cy="3630930"/>
                     </a:xfrm>
                     <a:prstGeom prst="rect">
@@ -26338,7 +26397,7 @@
                     <pic:cNvPicPr/>
                   </pic:nvPicPr>
                   <pic:blipFill>
-                    <a:blip r:embed="rId37" cstate="print"/>
+                    <a:blip r:embed="rId38" cstate="print"/>
                     <a:stretch>
                       <a:fillRect/>
                     </a:stretch>
@@ -26635,7 +26694,7 @@
         <w:spacing w:before="2" w:line="249" w:lineRule="auto"/>
         <w:ind w:left="1140"/>
       </w:pPr>
-      <w:hyperlink r:id="rId38">
+      <w:hyperlink r:id="rId39">
         <w:r>
           <w:rPr>
             <w:color w:val="1154CC"/>
@@ -26652,7 +26711,7 @@
         </w:rPr>
         <w:t xml:space="preserve"> </w:t>
       </w:r>
-      <w:hyperlink r:id="rId39">
+      <w:hyperlink r:id="rId40">
         <w:r>
           <w:rPr>
             <w:color w:val="1154CC"/>
@@ -26691,7 +26750,7 @@
       <w:r>
         <w:t xml:space="preserve"> de equipos cisco </w:t>
       </w:r>
-      <w:hyperlink r:id="rId40">
+      <w:hyperlink r:id="rId41">
         <w:r>
           <w:rPr>
             <w:color w:val="1154CC"/>

--- a/4to Año/Comunicaciones II/TP5docx.docx
+++ b/4to Año/Comunicaciones II/TP5docx.docx
@@ -2255,6 +2255,7 @@
         <w:rPr>
           <w:b/>
           <w:bCs/>
+          <w:noProof/>
         </w:rPr>
         <w:drawing>
           <wp:inline distT="0" distB="0" distL="0" distR="0" wp14:anchorId="437C2C0A" wp14:editId="17CABAD5">
@@ -9776,11 +9777,19 @@
         <w:ind w:left="2160"/>
         <w:jc w:val="both"/>
         <w:rPr>
-          <w:sz w:val="20"/>
-          <w:szCs w:val="20"/>
+          <w:sz w:val="24"/>
+          <w:szCs w:val="24"/>
           <w:lang w:val="es-AR"/>
         </w:rPr>
       </w:pPr>
+      <w:r>
+        <w:rPr>
+          <w:sz w:val="24"/>
+          <w:szCs w:val="24"/>
+          <w:lang w:val="es-AR"/>
+        </w:rPr>
+        <w:t>Agregar OSPF y LDP.</w:t>
+      </w:r>
     </w:p>
     <w:p>
       <w:pPr>

--- a/4to Año/Comunicaciones II/TP5docx.docx
+++ b/4to Año/Comunicaciones II/TP5docx.docx
@@ -20,48 +20,19 @@
           <w:lang w:val="es-ES"/>
         </w:rPr>
       </w:pPr>
-      <w:proofErr w:type="spellStart"/>
       <w:r>
         <w:rPr>
           <w:lang w:val="es-ES"/>
         </w:rPr>
-        <w:t>Frame</w:t>
-      </w:r>
-      <w:proofErr w:type="spellEnd"/>
-      <w:r>
-        <w:rPr>
-          <w:lang w:val="es-ES"/>
-        </w:rPr>
-        <w:t xml:space="preserve"> </w:t>
-      </w:r>
-      <w:proofErr w:type="spellStart"/>
-      <w:r>
-        <w:rPr>
-          <w:lang w:val="es-ES"/>
-        </w:rPr>
-        <w:t>Relay</w:t>
-      </w:r>
-      <w:proofErr w:type="spellEnd"/>
+        <w:t>Frame Relay</w:t>
+      </w:r>
     </w:p>
     <w:p>
       <w:pPr>
         <w:ind w:left="1440"/>
       </w:pPr>
-      <w:proofErr w:type="spellStart"/>
-      <w:r>
-        <w:t>Frame</w:t>
-      </w:r>
-      <w:proofErr w:type="spellEnd"/>
-      <w:r>
-        <w:t xml:space="preserve"> </w:t>
-      </w:r>
-      <w:proofErr w:type="spellStart"/>
-      <w:r>
-        <w:t>Relay</w:t>
-      </w:r>
-      <w:proofErr w:type="spellEnd"/>
-      <w:r>
-        <w:t xml:space="preserve"> surge a fines de los </w:t>
+      <w:r>
+        <w:t xml:space="preserve">Frame Relay surge a fines de los </w:t>
       </w:r>
       <w:r>
         <w:rPr>
@@ -162,106 +133,66 @@
           <w:b/>
           <w:bCs/>
         </w:rPr>
-        <w:t xml:space="preserve">conectar múltiples </w:t>
-      </w:r>
-      <w:proofErr w:type="spellStart"/>
+        <w:t>conectar múltiples LANs</w:t>
+      </w:r>
+      <w:r>
+        <w:t xml:space="preserve"> de forma económica y flexible</w:t>
+      </w:r>
+    </w:p>
+    <w:p>
+      <w:pPr>
+        <w:ind w:left="1440"/>
+      </w:pPr>
       <w:r>
         <w:rPr>
           <w:b/>
           <w:bCs/>
         </w:rPr>
-        <w:t>LANs</w:t>
-      </w:r>
-      <w:proofErr w:type="spellEnd"/>
-      <w:r>
-        <w:t xml:space="preserve"> de forma económica y flexible</w:t>
-      </w:r>
-    </w:p>
-    <w:p>
-      <w:pPr>
-        <w:ind w:left="1440"/>
-      </w:pPr>
+        <w:t>Problema de las redes punto a punto:</w:t>
+      </w:r>
+      <w:r>
+        <w:br/>
+        <w:t xml:space="preserve">Para interconectar 6 redes con líneas dedicadas, se necesitan </w:t>
+      </w:r>
       <w:r>
         <w:rPr>
           <w:b/>
           <w:bCs/>
         </w:rPr>
-        <w:t>Problema de las redes punto a punto:</w:t>
+        <w:t>15 enlaces físicos</w:t>
+      </w:r>
+      <w:r>
+        <w:t>.</w:t>
       </w:r>
       <w:r>
         <w:br/>
-        <w:t xml:space="preserve">Para interconectar 6 redes con líneas dedicadas, se necesitan </w:t>
+        <w:t xml:space="preserve">Con Frame Relay, basta con </w:t>
       </w:r>
       <w:r>
         <w:rPr>
           <w:b/>
           <w:bCs/>
         </w:rPr>
-        <w:t>15 enlaces físicos</w:t>
-      </w:r>
-      <w:r>
-        <w:t>.</w:t>
-      </w:r>
-      <w:r>
-        <w:br/>
-        <w:t xml:space="preserve">Con </w:t>
-      </w:r>
-      <w:proofErr w:type="spellStart"/>
-      <w:r>
-        <w:t>Frame</w:t>
-      </w:r>
-      <w:proofErr w:type="spellEnd"/>
-      <w:r>
-        <w:t xml:space="preserve"> </w:t>
-      </w:r>
-      <w:proofErr w:type="spellStart"/>
-      <w:r>
-        <w:t>Relay</w:t>
-      </w:r>
-      <w:proofErr w:type="spellEnd"/>
-      <w:r>
-        <w:t xml:space="preserve">, basta con </w:t>
-      </w:r>
+        <w:t>6 conexiones</w:t>
+      </w:r>
+      <w:r>
+        <w:t>, usando la infraestructura del proveedor para establecer circuitos virtuales.</w:t>
+      </w:r>
+    </w:p>
+    <w:p>
+      <w:pPr>
+        <w:ind w:left="1440"/>
+      </w:pPr>
       <w:r>
         <w:rPr>
           <w:b/>
           <w:bCs/>
         </w:rPr>
-        <w:t>6 conexiones</w:t>
-      </w:r>
-      <w:r>
-        <w:t>, usando la infraestructura del proveedor para establecer circuitos virtuales.</w:t>
-      </w:r>
-    </w:p>
-    <w:p>
-      <w:pPr>
-        <w:ind w:left="1440"/>
-      </w:pPr>
-      <w:r>
-        <w:rPr>
-          <w:b/>
-          <w:bCs/>
-        </w:rPr>
         <w:t>Definición:</w:t>
       </w:r>
       <w:r>
         <w:br/>
-      </w:r>
-      <w:proofErr w:type="spellStart"/>
-      <w:r>
-        <w:t>Frame</w:t>
-      </w:r>
-      <w:proofErr w:type="spellEnd"/>
-      <w:r>
-        <w:t xml:space="preserve"> </w:t>
-      </w:r>
-      <w:proofErr w:type="spellStart"/>
-      <w:r>
-        <w:t>Relay</w:t>
-      </w:r>
-      <w:proofErr w:type="spellEnd"/>
-      <w:r>
-        <w:t xml:space="preserve"> es un </w:t>
+        <w:t xml:space="preserve">Frame Relay es un </w:t>
       </w:r>
       <w:r>
         <w:rPr>
@@ -424,23 +355,7 @@
                 <w:b/>
                 <w:bCs/>
               </w:rPr>
-              <w:t xml:space="preserve">DTE (Data Terminal </w:t>
-            </w:r>
-            <w:proofErr w:type="spellStart"/>
-            <w:r>
-              <w:rPr>
-                <w:b/>
-                <w:bCs/>
-              </w:rPr>
-              <w:t>Equipment</w:t>
-            </w:r>
-            <w:proofErr w:type="spellEnd"/>
-            <w:r>
-              <w:rPr>
-                <w:b/>
-                <w:bCs/>
-              </w:rPr>
-              <w:t>)</w:t>
+              <w:t>DTE (Data Terminal Equipment)</w:t>
             </w:r>
           </w:p>
         </w:tc>
@@ -463,23 +378,7 @@
                 <w:b/>
                 <w:bCs/>
               </w:rPr>
-              <w:t xml:space="preserve">Equipo del cliente, como </w:t>
-            </w:r>
-            <w:proofErr w:type="spellStart"/>
-            <w:r>
-              <w:rPr>
-                <w:b/>
-                <w:bCs/>
-              </w:rPr>
-              <w:t>routers</w:t>
-            </w:r>
-            <w:proofErr w:type="spellEnd"/>
-            <w:r>
-              <w:rPr>
-                <w:b/>
-                <w:bCs/>
-              </w:rPr>
-              <w:t xml:space="preserve"> o computadoras, que envían y reciben datos.</w:t>
+              <w:t>Equipo del cliente, como routers o computadoras, que envían y reciben datos.</w:t>
             </w:r>
           </w:p>
         </w:tc>
@@ -532,39 +431,7 @@
                 <w:b/>
                 <w:bCs/>
               </w:rPr>
-              <w:t xml:space="preserve">Equipo del proveedor (switch </w:t>
-            </w:r>
-            <w:proofErr w:type="spellStart"/>
-            <w:r>
-              <w:rPr>
-                <w:b/>
-                <w:bCs/>
-              </w:rPr>
-              <w:t>Frame</w:t>
-            </w:r>
-            <w:proofErr w:type="spellEnd"/>
-            <w:r>
-              <w:rPr>
-                <w:b/>
-                <w:bCs/>
-              </w:rPr>
-              <w:t xml:space="preserve"> </w:t>
-            </w:r>
-            <w:proofErr w:type="spellStart"/>
-            <w:r>
-              <w:rPr>
-                <w:b/>
-                <w:bCs/>
-              </w:rPr>
-              <w:t>Relay</w:t>
-            </w:r>
-            <w:proofErr w:type="spellEnd"/>
-            <w:r>
-              <w:rPr>
-                <w:b/>
-                <w:bCs/>
-              </w:rPr>
-              <w:t>) que interconecta a varios DTE.</w:t>
+              <w:t>Equipo del proveedor (switch Frame Relay) que interconecta a varios DTE.</w:t>
             </w:r>
           </w:p>
         </w:tc>
@@ -616,39 +483,7 @@
                 <w:b/>
                 <w:bCs/>
               </w:rPr>
-              <w:t xml:space="preserve">Conexión lógica entre dos DTE a través de la red </w:t>
-            </w:r>
-            <w:proofErr w:type="spellStart"/>
-            <w:r>
-              <w:rPr>
-                <w:b/>
-                <w:bCs/>
-              </w:rPr>
-              <w:t>Frame</w:t>
-            </w:r>
-            <w:proofErr w:type="spellEnd"/>
-            <w:r>
-              <w:rPr>
-                <w:b/>
-                <w:bCs/>
-              </w:rPr>
-              <w:t xml:space="preserve"> </w:t>
-            </w:r>
-            <w:proofErr w:type="spellStart"/>
-            <w:r>
-              <w:rPr>
-                <w:b/>
-                <w:bCs/>
-              </w:rPr>
-              <w:t>Relay</w:t>
-            </w:r>
-            <w:proofErr w:type="spellEnd"/>
-            <w:r>
-              <w:rPr>
-                <w:b/>
-                <w:bCs/>
-              </w:rPr>
-              <w:t>.</w:t>
+              <w:t>Conexión lógica entre dos DTE a través de la red Frame Relay.</w:t>
             </w:r>
           </w:p>
         </w:tc>
@@ -676,39 +511,7 @@
                 <w:b/>
                 <w:bCs/>
               </w:rPr>
-              <w:t>PVC (</w:t>
-            </w:r>
-            <w:proofErr w:type="spellStart"/>
-            <w:r>
-              <w:rPr>
-                <w:b/>
-                <w:bCs/>
-              </w:rPr>
-              <w:t>Permanent</w:t>
-            </w:r>
-            <w:proofErr w:type="spellEnd"/>
-            <w:r>
-              <w:rPr>
-                <w:b/>
-                <w:bCs/>
-              </w:rPr>
-              <w:t xml:space="preserve"> Virtual </w:t>
-            </w:r>
-            <w:proofErr w:type="spellStart"/>
-            <w:r>
-              <w:rPr>
-                <w:b/>
-                <w:bCs/>
-              </w:rPr>
-              <w:t>Circuit</w:t>
-            </w:r>
-            <w:proofErr w:type="spellEnd"/>
-            <w:r>
-              <w:rPr>
-                <w:b/>
-                <w:bCs/>
-              </w:rPr>
-              <w:t>)</w:t>
+              <w:t>PVC (Permanent Virtual Circuit)</w:t>
             </w:r>
           </w:p>
         </w:tc>
@@ -760,39 +563,7 @@
                 <w:b/>
                 <w:bCs/>
               </w:rPr>
-              <w:t>SVC (</w:t>
-            </w:r>
-            <w:proofErr w:type="spellStart"/>
-            <w:r>
-              <w:rPr>
-                <w:b/>
-                <w:bCs/>
-              </w:rPr>
-              <w:t>Switched</w:t>
-            </w:r>
-            <w:proofErr w:type="spellEnd"/>
-            <w:r>
-              <w:rPr>
-                <w:b/>
-                <w:bCs/>
-              </w:rPr>
-              <w:t xml:space="preserve"> Virtual </w:t>
-            </w:r>
-            <w:proofErr w:type="spellStart"/>
-            <w:r>
-              <w:rPr>
-                <w:b/>
-                <w:bCs/>
-              </w:rPr>
-              <w:t>Circuit</w:t>
-            </w:r>
-            <w:proofErr w:type="spellEnd"/>
-            <w:r>
-              <w:rPr>
-                <w:b/>
-                <w:bCs/>
-              </w:rPr>
-              <w:t>)</w:t>
+              <w:t>SVC (Switched Virtual Circuit)</w:t>
             </w:r>
           </w:p>
         </w:tc>
@@ -897,55 +668,7 @@
                 <w:b/>
                 <w:bCs/>
               </w:rPr>
-              <w:t>CIR (</w:t>
-            </w:r>
-            <w:proofErr w:type="spellStart"/>
-            <w:r>
-              <w:rPr>
-                <w:b/>
-                <w:bCs/>
-              </w:rPr>
-              <w:t>Committed</w:t>
-            </w:r>
-            <w:proofErr w:type="spellEnd"/>
-            <w:r>
-              <w:rPr>
-                <w:b/>
-                <w:bCs/>
-              </w:rPr>
-              <w:t xml:space="preserve"> </w:t>
-            </w:r>
-            <w:proofErr w:type="spellStart"/>
-            <w:r>
-              <w:rPr>
-                <w:b/>
-                <w:bCs/>
-              </w:rPr>
-              <w:t>Information</w:t>
-            </w:r>
-            <w:proofErr w:type="spellEnd"/>
-            <w:r>
-              <w:rPr>
-                <w:b/>
-                <w:bCs/>
-              </w:rPr>
-              <w:t xml:space="preserve"> </w:t>
-            </w:r>
-            <w:proofErr w:type="spellStart"/>
-            <w:r>
-              <w:rPr>
-                <w:b/>
-                <w:bCs/>
-              </w:rPr>
-              <w:t>Rate</w:t>
-            </w:r>
-            <w:proofErr w:type="spellEnd"/>
-            <w:r>
-              <w:rPr>
-                <w:b/>
-                <w:bCs/>
-              </w:rPr>
-              <w:t>)</w:t>
+              <w:t>CIR (Committed Information Rate)</w:t>
             </w:r>
           </w:p>
         </w:tc>
@@ -996,39 +719,7 @@
                 <w:b/>
                 <w:bCs/>
               </w:rPr>
-              <w:t>BC (</w:t>
-            </w:r>
-            <w:proofErr w:type="spellStart"/>
-            <w:r>
-              <w:rPr>
-                <w:b/>
-                <w:bCs/>
-              </w:rPr>
-              <w:t>Burst</w:t>
-            </w:r>
-            <w:proofErr w:type="spellEnd"/>
-            <w:r>
-              <w:rPr>
-                <w:b/>
-                <w:bCs/>
-              </w:rPr>
-              <w:t xml:space="preserve"> </w:t>
-            </w:r>
-            <w:proofErr w:type="spellStart"/>
-            <w:r>
-              <w:rPr>
-                <w:b/>
-                <w:bCs/>
-              </w:rPr>
-              <w:t>Committed</w:t>
-            </w:r>
-            <w:proofErr w:type="spellEnd"/>
-            <w:r>
-              <w:rPr>
-                <w:b/>
-                <w:bCs/>
-              </w:rPr>
-              <w:t>)</w:t>
+              <w:t>BC (Burst Committed)</w:t>
             </w:r>
           </w:p>
         </w:tc>
@@ -1080,39 +771,7 @@
                 <w:b/>
                 <w:bCs/>
               </w:rPr>
-              <w:t>BE (</w:t>
-            </w:r>
-            <w:proofErr w:type="spellStart"/>
-            <w:r>
-              <w:rPr>
-                <w:b/>
-                <w:bCs/>
-              </w:rPr>
-              <w:t>Burst</w:t>
-            </w:r>
-            <w:proofErr w:type="spellEnd"/>
-            <w:r>
-              <w:rPr>
-                <w:b/>
-                <w:bCs/>
-              </w:rPr>
-              <w:t xml:space="preserve"> </w:t>
-            </w:r>
-            <w:proofErr w:type="spellStart"/>
-            <w:r>
-              <w:rPr>
-                <w:b/>
-                <w:bCs/>
-              </w:rPr>
-              <w:t>Excess</w:t>
-            </w:r>
-            <w:proofErr w:type="spellEnd"/>
-            <w:r>
-              <w:rPr>
-                <w:b/>
-                <w:bCs/>
-              </w:rPr>
-              <w:t>)</w:t>
+              <w:t>BE (Burst Excess)</w:t>
             </w:r>
           </w:p>
         </w:tc>
@@ -1392,21 +1051,8 @@
         <w:ind w:left="2508"/>
         <w:contextualSpacing/>
       </w:pPr>
-      <w:proofErr w:type="spellStart"/>
-      <w:r>
-        <w:t>Frame</w:t>
-      </w:r>
-      <w:proofErr w:type="spellEnd"/>
-      <w:r>
-        <w:t xml:space="preserve"> </w:t>
-      </w:r>
-      <w:proofErr w:type="spellStart"/>
-      <w:r>
-        <w:t>Relay</w:t>
-      </w:r>
-      <w:proofErr w:type="spellEnd"/>
-      <w:r>
-        <w:t xml:space="preserve"> </w:t>
+      <w:r>
+        <w:t xml:space="preserve">Frame Relay </w:t>
       </w:r>
       <w:r>
         <w:rPr>
@@ -1484,31 +1130,7 @@
         <w:t>FECN</w:t>
       </w:r>
       <w:r>
-        <w:t xml:space="preserve"> (Forward </w:t>
-      </w:r>
-      <w:proofErr w:type="spellStart"/>
-      <w:r>
-        <w:t>Explicit</w:t>
-      </w:r>
-      <w:proofErr w:type="spellEnd"/>
-      <w:r>
-        <w:t xml:space="preserve"> </w:t>
-      </w:r>
-      <w:proofErr w:type="spellStart"/>
-      <w:r>
-        <w:t>Congestion</w:t>
-      </w:r>
-      <w:proofErr w:type="spellEnd"/>
-      <w:r>
-        <w:t xml:space="preserve"> </w:t>
-      </w:r>
-      <w:proofErr w:type="spellStart"/>
-      <w:r>
-        <w:t>Notification</w:t>
-      </w:r>
-      <w:proofErr w:type="spellEnd"/>
-      <w:r>
-        <w:t xml:space="preserve">) y </w:t>
+        <w:t xml:space="preserve"> (Forward Explicit Congestion Notification) y </w:t>
       </w:r>
       <w:r>
         <w:rPr>
@@ -1518,39 +1140,7 @@
         <w:t>BECN</w:t>
       </w:r>
       <w:r>
-        <w:t xml:space="preserve"> (</w:t>
-      </w:r>
-      <w:proofErr w:type="spellStart"/>
-      <w:r>
-        <w:t>Backward</w:t>
-      </w:r>
-      <w:proofErr w:type="spellEnd"/>
-      <w:r>
-        <w:t xml:space="preserve"> </w:t>
-      </w:r>
-      <w:proofErr w:type="spellStart"/>
-      <w:r>
-        <w:t>Explicit</w:t>
-      </w:r>
-      <w:proofErr w:type="spellEnd"/>
-      <w:r>
-        <w:t xml:space="preserve"> </w:t>
-      </w:r>
-      <w:proofErr w:type="spellStart"/>
-      <w:r>
-        <w:t>Congestion</w:t>
-      </w:r>
-      <w:proofErr w:type="spellEnd"/>
-      <w:r>
-        <w:t xml:space="preserve"> </w:t>
-      </w:r>
-      <w:proofErr w:type="spellStart"/>
-      <w:r>
-        <w:t>Notification</w:t>
-      </w:r>
-      <w:proofErr w:type="spellEnd"/>
-      <w:r>
-        <w:t>).</w:t>
+        <w:t xml:space="preserve"> (Backward Explicit Congestion Notification).</w:t>
       </w:r>
     </w:p>
     <w:p>
@@ -1737,23 +1327,7 @@
         <w:ind w:left="2160"/>
       </w:pPr>
       <w:r>
-        <w:t xml:space="preserve">Los conmutadores </w:t>
-      </w:r>
-      <w:proofErr w:type="spellStart"/>
-      <w:r>
-        <w:t>Frame</w:t>
-      </w:r>
-      <w:proofErr w:type="spellEnd"/>
-      <w:r>
-        <w:t xml:space="preserve"> </w:t>
-      </w:r>
-      <w:proofErr w:type="spellStart"/>
-      <w:r>
-        <w:t>Relay</w:t>
-      </w:r>
-      <w:proofErr w:type="spellEnd"/>
-      <w:r>
-        <w:t xml:space="preserve"> usan </w:t>
+        <w:t xml:space="preserve">Los conmutadores Frame Relay usan </w:t>
       </w:r>
       <w:r>
         <w:rPr>
@@ -1863,39 +1437,8 @@
           <w:color w:val="00B0F0"/>
           <w:u w:val="single"/>
         </w:rPr>
-        <w:t xml:space="preserve">Formato de la trama </w:t>
-      </w:r>
-      <w:proofErr w:type="spellStart"/>
-      <w:r>
-        <w:rPr>
-          <w:b/>
-          <w:bCs/>
-          <w:color w:val="00B0F0"/>
-          <w:u w:val="single"/>
-        </w:rPr>
-        <w:t>Frame</w:t>
-      </w:r>
-      <w:proofErr w:type="spellEnd"/>
-      <w:r>
-        <w:rPr>
-          <w:b/>
-          <w:bCs/>
-          <w:color w:val="00B0F0"/>
-          <w:u w:val="single"/>
-        </w:rPr>
-        <w:t xml:space="preserve"> </w:t>
-      </w:r>
-      <w:proofErr w:type="spellStart"/>
-      <w:r>
-        <w:rPr>
-          <w:b/>
-          <w:bCs/>
-          <w:color w:val="00B0F0"/>
-          <w:u w:val="single"/>
-        </w:rPr>
-        <w:t>Relay</w:t>
-      </w:r>
-      <w:proofErr w:type="spellEnd"/>
+        <w:t>Formato de la trama Frame Relay</w:t>
+      </w:r>
     </w:p>
     <w:p>
       <w:pPr>
@@ -2048,23 +1591,7 @@
                 <w:b/>
                 <w:bCs/>
               </w:rPr>
-              <w:t>Bandera (</w:t>
-            </w:r>
-            <w:proofErr w:type="spellStart"/>
-            <w:r>
-              <w:rPr>
-                <w:b/>
-                <w:bCs/>
-              </w:rPr>
-              <w:t>Flag</w:t>
-            </w:r>
-            <w:proofErr w:type="spellEnd"/>
-            <w:r>
-              <w:rPr>
-                <w:b/>
-                <w:bCs/>
-              </w:rPr>
-              <w:t>)</w:t>
+              <w:t>Bandera (Flag)</w:t>
             </w:r>
           </w:p>
         </w:tc>
@@ -2210,13 +1737,8 @@
               <w:t>Verificación de errores en la trama.</w:t>
             </w:r>
             <w:r>
-              <w:t xml:space="preserve"> Usa </w:t>
+              <w:t xml:space="preserve"> Usa Store&amp;Foward</w:t>
             </w:r>
-            <w:proofErr w:type="spellStart"/>
-            <w:r>
-              <w:t>Store&amp;Foward</w:t>
-            </w:r>
-            <w:proofErr w:type="spellEnd"/>
           </w:p>
         </w:tc>
       </w:tr>
@@ -2388,39 +1910,7 @@
           <w:b/>
           <w:bCs/>
         </w:rPr>
-        <w:t>DE (</w:t>
-      </w:r>
-      <w:proofErr w:type="spellStart"/>
-      <w:r>
-        <w:rPr>
-          <w:b/>
-          <w:bCs/>
-        </w:rPr>
-        <w:t>Discard</w:t>
-      </w:r>
-      <w:proofErr w:type="spellEnd"/>
-      <w:r>
-        <w:rPr>
-          <w:b/>
-          <w:bCs/>
-        </w:rPr>
-        <w:t xml:space="preserve"> </w:t>
-      </w:r>
-      <w:proofErr w:type="spellStart"/>
-      <w:r>
-        <w:rPr>
-          <w:b/>
-          <w:bCs/>
-        </w:rPr>
-        <w:t>Eligibility</w:t>
-      </w:r>
-      <w:proofErr w:type="spellEnd"/>
-      <w:r>
-        <w:rPr>
-          <w:b/>
-          <w:bCs/>
-        </w:rPr>
-        <w:t>):</w:t>
+        <w:t>DE (Discard Eligibility):</w:t>
       </w:r>
       <w:r>
         <w:t xml:space="preserve"> marca tramas que pueden ser descartadas en caso de congestión.</w:t>
@@ -2549,23 +2039,7 @@
         <w:ind w:left="1440"/>
       </w:pPr>
       <w:r>
-        <w:t>ATM (</w:t>
-      </w:r>
-      <w:proofErr w:type="spellStart"/>
-      <w:r>
-        <w:t>Asynchronous</w:t>
-      </w:r>
-      <w:proofErr w:type="spellEnd"/>
-      <w:r>
-        <w:t xml:space="preserve"> Transfer </w:t>
-      </w:r>
-      <w:proofErr w:type="spellStart"/>
-      <w:r>
-        <w:t>Mode</w:t>
-      </w:r>
-      <w:proofErr w:type="spellEnd"/>
-      <w:r>
-        <w:t>)</w:t>
+        <w:t>ATM (Asynchronous Transfer Mode)</w:t>
       </w:r>
     </w:p>
     <w:p>
@@ -2642,23 +2116,7 @@
         <w:t>orientado a conexión</w:t>
       </w:r>
       <w:r>
-        <w:t xml:space="preserve">, como </w:t>
-      </w:r>
-      <w:proofErr w:type="spellStart"/>
-      <w:r>
-        <w:t>Frame</w:t>
-      </w:r>
-      <w:proofErr w:type="spellEnd"/>
-      <w:r>
-        <w:t xml:space="preserve"> </w:t>
-      </w:r>
-      <w:proofErr w:type="spellStart"/>
-      <w:r>
-        <w:t>Relay</w:t>
-      </w:r>
-      <w:proofErr w:type="spellEnd"/>
-      <w:r>
-        <w:t>, pero mucho más rápido.</w:t>
+        <w:t>, como Frame Relay, pero mucho más rápido.</w:t>
       </w:r>
     </w:p>
     <w:p>
@@ -2678,69 +2136,12 @@
       <w:r>
         <w:t xml:space="preserve">Ideal para aplicaciones que requieren </w:t>
       </w:r>
-      <w:proofErr w:type="spellStart"/>
       <w:r>
         <w:rPr>
           <w:b/>
           <w:bCs/>
         </w:rPr>
-        <w:t>QoS</w:t>
-      </w:r>
-      <w:proofErr w:type="spellEnd"/>
-      <w:r>
-        <w:rPr>
-          <w:b/>
-          <w:bCs/>
-        </w:rPr>
-        <w:t xml:space="preserve"> (</w:t>
-      </w:r>
-      <w:proofErr w:type="spellStart"/>
-      <w:r>
-        <w:rPr>
-          <w:b/>
-          <w:bCs/>
-        </w:rPr>
-        <w:t>Quality</w:t>
-      </w:r>
-      <w:proofErr w:type="spellEnd"/>
-      <w:r>
-        <w:rPr>
-          <w:b/>
-          <w:bCs/>
-        </w:rPr>
-        <w:t xml:space="preserve"> </w:t>
-      </w:r>
-      <w:proofErr w:type="spellStart"/>
-      <w:r>
-        <w:rPr>
-          <w:b/>
-          <w:bCs/>
-        </w:rPr>
-        <w:t>of</w:t>
-      </w:r>
-      <w:proofErr w:type="spellEnd"/>
-      <w:r>
-        <w:rPr>
-          <w:b/>
-          <w:bCs/>
-        </w:rPr>
-        <w:t xml:space="preserve"> </w:t>
-      </w:r>
-      <w:proofErr w:type="spellStart"/>
-      <w:r>
-        <w:rPr>
-          <w:b/>
-          <w:bCs/>
-        </w:rPr>
-        <w:t>Service</w:t>
-      </w:r>
-      <w:proofErr w:type="spellEnd"/>
-      <w:r>
-        <w:rPr>
-          <w:b/>
-          <w:bCs/>
-        </w:rPr>
-        <w:t>)</w:t>
+        <w:t>QoS (Quality of Service)</w:t>
       </w:r>
       <w:r>
         <w:t>.</w:t>
@@ -2830,23 +2231,7 @@
                 <w:b/>
                 <w:bCs/>
               </w:rPr>
-              <w:t xml:space="preserve">VC (Virtual </w:t>
-            </w:r>
-            <w:proofErr w:type="spellStart"/>
-            <w:r>
-              <w:rPr>
-                <w:b/>
-                <w:bCs/>
-              </w:rPr>
-              <w:t>Channel</w:t>
-            </w:r>
-            <w:proofErr w:type="spellEnd"/>
-            <w:r>
-              <w:rPr>
-                <w:b/>
-                <w:bCs/>
-              </w:rPr>
-              <w:t>)</w:t>
+              <w:t>VC (Virtual Channel)</w:t>
             </w:r>
           </w:p>
         </w:tc>
@@ -2882,23 +2267,7 @@
                 <w:b/>
                 <w:bCs/>
               </w:rPr>
-              <w:t xml:space="preserve">VP (Virtual </w:t>
-            </w:r>
-            <w:proofErr w:type="spellStart"/>
-            <w:r>
-              <w:rPr>
-                <w:b/>
-                <w:bCs/>
-              </w:rPr>
-              <w:t>Path</w:t>
-            </w:r>
-            <w:proofErr w:type="spellEnd"/>
-            <w:r>
-              <w:rPr>
-                <w:b/>
-                <w:bCs/>
-              </w:rPr>
-              <w:t>)</w:t>
+              <w:t>VP (Virtual Path)</w:t>
             </w:r>
           </w:p>
         </w:tc>
@@ -3212,23 +2581,7 @@
           <w:b/>
           <w:bCs/>
         </w:rPr>
-        <w:t>GFC (</w:t>
-      </w:r>
-      <w:proofErr w:type="spellStart"/>
-      <w:r>
-        <w:rPr>
-          <w:b/>
-          <w:bCs/>
-        </w:rPr>
-        <w:t>Generic</w:t>
-      </w:r>
-      <w:proofErr w:type="spellEnd"/>
-      <w:r>
-        <w:rPr>
-          <w:b/>
-          <w:bCs/>
-        </w:rPr>
-        <w:t xml:space="preserve"> Flow Control): </w:t>
+        <w:t xml:space="preserve">GFC (Generic Flow Control): </w:t>
       </w:r>
       <w:r>
         <w:t>Se usa con el fin de aliviar la aparición esporádica de sobrecarga de la red</w:t>
@@ -3701,39 +3054,7 @@
                 <w:b/>
                 <w:bCs/>
               </w:rPr>
-              <w:t>CBR (</w:t>
-            </w:r>
-            <w:proofErr w:type="spellStart"/>
-            <w:r>
-              <w:rPr>
-                <w:b/>
-                <w:bCs/>
-              </w:rPr>
-              <w:t>Constant</w:t>
-            </w:r>
-            <w:proofErr w:type="spellEnd"/>
-            <w:r>
-              <w:rPr>
-                <w:b/>
-                <w:bCs/>
-              </w:rPr>
-              <w:t xml:space="preserve"> Bit </w:t>
-            </w:r>
-            <w:proofErr w:type="spellStart"/>
-            <w:r>
-              <w:rPr>
-                <w:b/>
-                <w:bCs/>
-              </w:rPr>
-              <w:t>Rate</w:t>
-            </w:r>
-            <w:proofErr w:type="spellEnd"/>
-            <w:r>
-              <w:rPr>
-                <w:b/>
-                <w:bCs/>
-              </w:rPr>
-              <w:t>)</w:t>
+              <w:t>CBR (Constant Bit Rate)</w:t>
             </w:r>
           </w:p>
         </w:tc>
@@ -3787,23 +3108,7 @@
                 <w:b/>
                 <w:bCs/>
               </w:rPr>
-              <w:t xml:space="preserve">VBR (Variable Bit </w:t>
-            </w:r>
-            <w:proofErr w:type="spellStart"/>
-            <w:r>
-              <w:rPr>
-                <w:b/>
-                <w:bCs/>
-              </w:rPr>
-              <w:t>Rate</w:t>
-            </w:r>
-            <w:proofErr w:type="spellEnd"/>
-            <w:r>
-              <w:rPr>
-                <w:b/>
-                <w:bCs/>
-              </w:rPr>
-              <w:t>)</w:t>
+              <w:t>VBR (Variable Bit Rate)</w:t>
             </w:r>
           </w:p>
         </w:tc>
@@ -3818,15 +3123,7 @@
               <w:cnfStyle w:val="000000000000" w:firstRow="0" w:lastRow="0" w:firstColumn="0" w:lastColumn="0" w:oddVBand="0" w:evenVBand="0" w:oddHBand="0" w:evenHBand="0" w:firstRowFirstColumn="0" w:firstRowLastColumn="0" w:lastRowFirstColumn="0" w:lastRowLastColumn="0"/>
             </w:pPr>
             <w:r>
-              <w:t xml:space="preserve">Video </w:t>
-            </w:r>
-            <w:proofErr w:type="spellStart"/>
-            <w:r>
-              <w:t>streaming</w:t>
-            </w:r>
-            <w:proofErr w:type="spellEnd"/>
-            <w:r>
-              <w:t>, tráfico irregular</w:t>
+              <w:t>Video streaming, tráfico irregular</w:t>
             </w:r>
           </w:p>
         </w:tc>
@@ -3841,15 +3138,7 @@
               <w:cnfStyle w:val="000000000000" w:firstRow="0" w:lastRow="0" w:firstColumn="0" w:lastColumn="0" w:oddVBand="0" w:evenVBand="0" w:oddHBand="0" w:evenHBand="0" w:firstRowFirstColumn="0" w:firstRowLastColumn="0" w:lastRowFirstColumn="0" w:lastRowLastColumn="0"/>
             </w:pPr>
             <w:r>
-              <w:t xml:space="preserve">Velocidad variable, </w:t>
-            </w:r>
-            <w:proofErr w:type="spellStart"/>
-            <w:r>
-              <w:t>QoS</w:t>
-            </w:r>
-            <w:proofErr w:type="spellEnd"/>
-            <w:r>
-              <w:t xml:space="preserve"> garantizado.</w:t>
+              <w:t>Velocidad variable, QoS garantizado.</w:t>
             </w:r>
           </w:p>
         </w:tc>
@@ -3874,39 +3163,7 @@
                 <w:b/>
                 <w:bCs/>
               </w:rPr>
-              <w:t>ABR (</w:t>
-            </w:r>
-            <w:proofErr w:type="spellStart"/>
-            <w:r>
-              <w:rPr>
-                <w:b/>
-                <w:bCs/>
-              </w:rPr>
-              <w:t>Available</w:t>
-            </w:r>
-            <w:proofErr w:type="spellEnd"/>
-            <w:r>
-              <w:rPr>
-                <w:b/>
-                <w:bCs/>
-              </w:rPr>
-              <w:t xml:space="preserve"> Bit </w:t>
-            </w:r>
-            <w:proofErr w:type="spellStart"/>
-            <w:r>
-              <w:rPr>
-                <w:b/>
-                <w:bCs/>
-              </w:rPr>
-              <w:t>Rate</w:t>
-            </w:r>
-            <w:proofErr w:type="spellEnd"/>
-            <w:r>
-              <w:rPr>
-                <w:b/>
-                <w:bCs/>
-              </w:rPr>
-              <w:t>)</w:t>
+              <w:t>ABR (Available Bit Rate)</w:t>
             </w:r>
           </w:p>
         </w:tc>
@@ -3960,39 +3217,7 @@
                 <w:b/>
                 <w:bCs/>
               </w:rPr>
-              <w:t>UBR (</w:t>
-            </w:r>
-            <w:proofErr w:type="spellStart"/>
-            <w:r>
-              <w:rPr>
-                <w:b/>
-                <w:bCs/>
-              </w:rPr>
-              <w:t>Unspecified</w:t>
-            </w:r>
-            <w:proofErr w:type="spellEnd"/>
-            <w:r>
-              <w:rPr>
-                <w:b/>
-                <w:bCs/>
-              </w:rPr>
-              <w:t xml:space="preserve"> Bit </w:t>
-            </w:r>
-            <w:proofErr w:type="spellStart"/>
-            <w:r>
-              <w:rPr>
-                <w:b/>
-                <w:bCs/>
-              </w:rPr>
-              <w:t>Rate</w:t>
-            </w:r>
-            <w:proofErr w:type="spellEnd"/>
-            <w:r>
-              <w:rPr>
-                <w:b/>
-                <w:bCs/>
-              </w:rPr>
-              <w:t>)</w:t>
+              <w:t>UBR (Unspecified Bit Rate)</w:t>
             </w:r>
           </w:p>
         </w:tc>
@@ -4065,11 +3290,9 @@
         <w:spacing w:after="160" w:line="278" w:lineRule="auto"/>
         <w:ind w:left="2160"/>
       </w:pPr>
-      <w:proofErr w:type="spellStart"/>
       <w:r>
         <w:t>QoS</w:t>
       </w:r>
-      <w:proofErr w:type="spellEnd"/>
       <w:r>
         <w:t xml:space="preserve"> </w:t>
       </w:r>
@@ -4204,31 +3427,7 @@
       </w:pPr>
       <w:r>
         <w:lastRenderedPageBreak/>
-        <w:t>MPLS (Multi-</w:t>
-      </w:r>
-      <w:proofErr w:type="spellStart"/>
-      <w:r>
-        <w:t>Protocol</w:t>
-      </w:r>
-      <w:proofErr w:type="spellEnd"/>
-      <w:r>
-        <w:t xml:space="preserve"> </w:t>
-      </w:r>
-      <w:proofErr w:type="spellStart"/>
-      <w:r>
-        <w:t>Label</w:t>
-      </w:r>
-      <w:proofErr w:type="spellEnd"/>
-      <w:r>
-        <w:t xml:space="preserve"> </w:t>
-      </w:r>
-      <w:proofErr w:type="spellStart"/>
-      <w:r>
-        <w:t>Switching</w:t>
-      </w:r>
-      <w:proofErr w:type="spellEnd"/>
-      <w:r>
-        <w:t xml:space="preserve">) es una tecnología “entre” capa 2 y 3 (a veces llamada </w:t>
+        <w:t xml:space="preserve">MPLS (Multi-Protocol Label Switching) es una tecnología “entre” capa 2 y 3 (a veces llamada </w:t>
       </w:r>
       <w:r>
         <w:rPr>
@@ -4245,9 +3444,11 @@
           <w:b/>
           <w:bCs/>
         </w:rPr>
-        <w:t>etiquetas (</w:t>
-      </w:r>
-      <w:proofErr w:type="spellStart"/>
+        <w:t>etiquetas (labels)</w:t>
+      </w:r>
+      <w:r>
+        <w:t xml:space="preserve"> cortas para encaminar paquetes dentro de un dominio. En vez de que cada router haga un enrutamiento IP completo por cada paquete, los routers del core conmutan según </w:t>
+      </w:r>
       <w:r>
         <w:rPr>
           <w:b/>
@@ -4255,78 +3456,18 @@
         </w:rPr>
         <w:t>labels</w:t>
       </w:r>
-      <w:proofErr w:type="spellEnd"/>
+      <w:r>
+        <w:t xml:space="preserve"> (más rápido) y pueden implementar </w:t>
+      </w:r>
       <w:r>
         <w:rPr>
           <w:b/>
           <w:bCs/>
         </w:rPr>
-        <w:t>)</w:t>
-      </w:r>
-      <w:r>
-        <w:t xml:space="preserve"> cortas para encaminar paquetes dentro de un dominio. En vez de que cada </w:t>
-      </w:r>
-      <w:proofErr w:type="spellStart"/>
-      <w:r>
-        <w:t>router</w:t>
-      </w:r>
-      <w:proofErr w:type="spellEnd"/>
-      <w:r>
-        <w:t xml:space="preserve"> haga un enrutamiento IP completo por cada paquete, los </w:t>
-      </w:r>
-      <w:proofErr w:type="spellStart"/>
-      <w:r>
-        <w:t>routers</w:t>
-      </w:r>
-      <w:proofErr w:type="spellEnd"/>
-      <w:r>
-        <w:t xml:space="preserve"> del </w:t>
-      </w:r>
-      <w:proofErr w:type="spellStart"/>
-      <w:r>
-        <w:t>core</w:t>
-      </w:r>
-      <w:proofErr w:type="spellEnd"/>
-      <w:r>
-        <w:t xml:space="preserve"> conmutan según </w:t>
-      </w:r>
-      <w:proofErr w:type="spellStart"/>
-      <w:r>
-        <w:rPr>
-          <w:b/>
-          <w:bCs/>
-        </w:rPr>
-        <w:t>labels</w:t>
-      </w:r>
-      <w:proofErr w:type="spellEnd"/>
-      <w:r>
-        <w:t xml:space="preserve"> (más rápido) y pueden implementar </w:t>
-      </w:r>
-      <w:r>
-        <w:rPr>
-          <w:b/>
-          <w:bCs/>
-        </w:rPr>
         <w:t>ingeniería de tráfico (TE)</w:t>
       </w:r>
       <w:r>
-        <w:t xml:space="preserve">, </w:t>
-      </w:r>
-      <w:proofErr w:type="spellStart"/>
-      <w:r>
-        <w:t>VPNs</w:t>
-      </w:r>
-      <w:proofErr w:type="spellEnd"/>
-      <w:r>
-        <w:t xml:space="preserve"> y </w:t>
-      </w:r>
-      <w:proofErr w:type="spellStart"/>
-      <w:r>
-        <w:t>QoS</w:t>
-      </w:r>
-      <w:proofErr w:type="spellEnd"/>
-      <w:r>
-        <w:t>. Fue normalizado por el IETF (RFC 3031)</w:t>
+        <w:t>, VPNs y QoS. Fue normalizado por el IETF (RFC 3031)</w:t>
       </w:r>
       <w:r>
         <w:t>.</w:t>
@@ -4415,7 +3556,6 @@
         <w:ind w:left="2160"/>
         <w:contextualSpacing/>
       </w:pPr>
-      <w:proofErr w:type="spellStart"/>
       <w:r>
         <w:rPr>
           <w:b/>
@@ -4423,7 +3563,6 @@
         </w:rPr>
         <w:t>Label</w:t>
       </w:r>
-      <w:proofErr w:type="spellEnd"/>
       <w:r>
         <w:rPr>
           <w:b/>
@@ -4460,31 +3599,7 @@
         <w:t>EXP (3 bits)</w:t>
       </w:r>
       <w:r>
-        <w:t xml:space="preserve">: bits “experimentales” usados para </w:t>
-      </w:r>
-      <w:proofErr w:type="spellStart"/>
-      <w:r>
-        <w:t>CoS</w:t>
-      </w:r>
-      <w:proofErr w:type="spellEnd"/>
-      <w:r>
-        <w:t>/</w:t>
-      </w:r>
-      <w:proofErr w:type="spellStart"/>
-      <w:r>
-        <w:t>QoS</w:t>
-      </w:r>
-      <w:proofErr w:type="spellEnd"/>
-      <w:r>
-        <w:t xml:space="preserve"> (mapeo de </w:t>
-      </w:r>
-      <w:proofErr w:type="spellStart"/>
-      <w:r>
-        <w:t>DiffServ</w:t>
-      </w:r>
-      <w:proofErr w:type="spellEnd"/>
-      <w:r>
-        <w:t>).</w:t>
+        <w:t>: bits “experimentales” usados para CoS/QoS (mapeo de DiffServ).</w:t>
       </w:r>
       <w:r>
         <w:t xml:space="preserve"> Afecta al colado y descarte de paquetes</w:t>
@@ -4512,40 +3627,16 @@
         <w:t>S (1 bit)</w:t>
       </w:r>
       <w:r>
-        <w:t>: “</w:t>
-      </w:r>
-      <w:proofErr w:type="spellStart"/>
-      <w:r>
-        <w:t>Stack</w:t>
-      </w:r>
-      <w:proofErr w:type="spellEnd"/>
-      <w:r>
-        <w:t xml:space="preserve">” — </w:t>
-      </w:r>
-      <w:r>
-        <w:t xml:space="preserve">Sirve para el apilado </w:t>
-      </w:r>
-      <w:proofErr w:type="spellStart"/>
-      <w:r>
-        <w:t>jerarquico</w:t>
-      </w:r>
-      <w:proofErr w:type="spellEnd"/>
-      <w:r>
-        <w:t xml:space="preserve"> de etiquetas. Cuando S = 0, indica que hay m</w:t>
+        <w:t xml:space="preserve">: “Stack” — </w:t>
+      </w:r>
+      <w:r>
+        <w:t>Sirve para el apilado jerarquico de etiquetas. Cuando S = 0, indica que hay m</w:t>
       </w:r>
       <w:r>
         <w:t>á</w:t>
       </w:r>
       <w:r>
-        <w:t xml:space="preserve">s etiquetas añadidas al paquete. Cuando S = 1, estamos en el fondo de la </w:t>
-      </w:r>
-      <w:proofErr w:type="spellStart"/>
-      <w:r>
-        <w:t>jerarquia</w:t>
-      </w:r>
-      <w:proofErr w:type="spellEnd"/>
-      <w:r>
-        <w:t xml:space="preserve"> </w:t>
+        <w:t xml:space="preserve">s etiquetas añadidas al paquete. Cuando S = 1, estamos en el fondo de la jerarquia </w:t>
       </w:r>
     </w:p>
     <w:p>
@@ -4573,15 +3664,7 @@
         <w:t xml:space="preserve">: </w:t>
       </w:r>
       <w:r>
-        <w:t xml:space="preserve">“Time </w:t>
-      </w:r>
-      <w:proofErr w:type="spellStart"/>
-      <w:r>
-        <w:t>to</w:t>
-      </w:r>
-      <w:proofErr w:type="spellEnd"/>
-      <w:r>
-        <w:t xml:space="preserve"> Live” – Misma funcionalidad que en IP, se decrementa en cada enrutador y al llegar al valor de 0, el paquete es descartado. Generalmente, sustituye el campo TTL de la cabecera IP.</w:t>
+        <w:t>“Time to Live” – Misma funcionalidad que en IP, se decrementa en cada enrutador y al llegar al valor de 0, el paquete es descartado. Generalmente, sustituye el campo TTL de la cabecera IP.</w:t>
       </w:r>
       <w:r>
         <w:t xml:space="preserve"> </w:t>
@@ -4684,55 +3767,7 @@
           <w:b/>
           <w:bCs/>
         </w:rPr>
-        <w:t>FEC (</w:t>
-      </w:r>
-      <w:proofErr w:type="spellStart"/>
-      <w:r>
-        <w:rPr>
-          <w:b/>
-          <w:bCs/>
-        </w:rPr>
-        <w:t>Forwarding</w:t>
-      </w:r>
-      <w:proofErr w:type="spellEnd"/>
-      <w:r>
-        <w:rPr>
-          <w:b/>
-          <w:bCs/>
-        </w:rPr>
-        <w:t xml:space="preserve"> </w:t>
-      </w:r>
-      <w:proofErr w:type="spellStart"/>
-      <w:r>
-        <w:rPr>
-          <w:b/>
-          <w:bCs/>
-        </w:rPr>
-        <w:t>Equivalence</w:t>
-      </w:r>
-      <w:proofErr w:type="spellEnd"/>
-      <w:r>
-        <w:rPr>
-          <w:b/>
-          <w:bCs/>
-        </w:rPr>
-        <w:t xml:space="preserve"> </w:t>
-      </w:r>
-      <w:proofErr w:type="spellStart"/>
-      <w:r>
-        <w:rPr>
-          <w:b/>
-          <w:bCs/>
-        </w:rPr>
-        <w:t>Class</w:t>
-      </w:r>
-      <w:proofErr w:type="spellEnd"/>
-      <w:r>
-        <w:rPr>
-          <w:b/>
-          <w:bCs/>
-        </w:rPr>
-        <w:t>)</w:t>
+        <w:t>FEC (Forwarding Equivalence Class)</w:t>
       </w:r>
       <w:r>
         <w:t xml:space="preserve">: </w:t>
@@ -4766,61 +3801,13 @@
           <w:b/>
           <w:bCs/>
         </w:rPr>
-        <w:t>LER (</w:t>
-      </w:r>
-      <w:proofErr w:type="spellStart"/>
-      <w:r>
-        <w:rPr>
-          <w:b/>
-          <w:bCs/>
-        </w:rPr>
-        <w:t>Label</w:t>
-      </w:r>
-      <w:proofErr w:type="spellEnd"/>
-      <w:r>
-        <w:rPr>
-          <w:b/>
-          <w:bCs/>
-        </w:rPr>
-        <w:t xml:space="preserve"> Edge </w:t>
-      </w:r>
-      <w:proofErr w:type="spellStart"/>
-      <w:r>
-        <w:rPr>
-          <w:b/>
-          <w:bCs/>
-        </w:rPr>
-        <w:t>Router</w:t>
-      </w:r>
-      <w:proofErr w:type="spellEnd"/>
-      <w:r>
-        <w:rPr>
-          <w:b/>
-          <w:bCs/>
-        </w:rPr>
-        <w:t>)</w:t>
+        <w:t>LER (Label Edge Router)</w:t>
       </w:r>
       <w:r>
         <w:t xml:space="preserve">: </w:t>
       </w:r>
       <w:r>
-        <w:t xml:space="preserve">Son los </w:t>
-      </w:r>
-      <w:proofErr w:type="spellStart"/>
-      <w:r>
-        <w:t>routers</w:t>
-      </w:r>
-      <w:proofErr w:type="spellEnd"/>
-      <w:r>
-        <w:t xml:space="preserve"> residentes al borde de la red MPLS. Su función es asignar y remover los </w:t>
-      </w:r>
-      <w:proofErr w:type="spellStart"/>
-      <w:r>
-        <w:t>labels</w:t>
-      </w:r>
-      <w:proofErr w:type="spellEnd"/>
-      <w:r>
-        <w:t xml:space="preserve"> de los paquetes.</w:t>
+        <w:t>Son los routers residentes al borde de la red MPLS. Su función es asignar y remover los labels de los paquetes.</w:t>
       </w:r>
     </w:p>
     <w:p>
@@ -4842,77 +3829,19 @@
           <w:b/>
           <w:bCs/>
         </w:rPr>
-        <w:t>LSR (</w:t>
-      </w:r>
-      <w:proofErr w:type="spellStart"/>
-      <w:r>
-        <w:rPr>
-          <w:b/>
-          <w:bCs/>
-        </w:rPr>
-        <w:t>Label</w:t>
-      </w:r>
-      <w:proofErr w:type="spellEnd"/>
-      <w:r>
-        <w:rPr>
-          <w:b/>
-          <w:bCs/>
-        </w:rPr>
-        <w:t xml:space="preserve"> </w:t>
-      </w:r>
-      <w:proofErr w:type="spellStart"/>
-      <w:r>
-        <w:rPr>
-          <w:b/>
-          <w:bCs/>
-        </w:rPr>
-        <w:t>Switching</w:t>
-      </w:r>
-      <w:proofErr w:type="spellEnd"/>
-      <w:r>
-        <w:rPr>
-          <w:b/>
-          <w:bCs/>
-        </w:rPr>
-        <w:t xml:space="preserve"> </w:t>
-      </w:r>
-      <w:proofErr w:type="spellStart"/>
-      <w:r>
-        <w:rPr>
-          <w:b/>
-          <w:bCs/>
-        </w:rPr>
-        <w:t>Router</w:t>
-      </w:r>
-      <w:proofErr w:type="spellEnd"/>
-      <w:r>
-        <w:rPr>
-          <w:b/>
-          <w:bCs/>
-        </w:rPr>
-        <w:t>)</w:t>
+        <w:t>LSR (Label Switching Router)</w:t>
       </w:r>
       <w:r>
         <w:t xml:space="preserve">: </w:t>
       </w:r>
-      <w:proofErr w:type="spellStart"/>
       <w:r>
         <w:t>R</w:t>
       </w:r>
       <w:r>
         <w:t>outer</w:t>
       </w:r>
-      <w:proofErr w:type="spellEnd"/>
-      <w:r>
-        <w:t xml:space="preserve"> que puede conmutar paquetes en función del valor de las etiquetas MPLS. Son generalmente de alta velocidad. Switches ATM pueden ser usados como </w:t>
-      </w:r>
-      <w:proofErr w:type="spellStart"/>
-      <w:r>
-        <w:t>LSR’s</w:t>
-      </w:r>
-      <w:proofErr w:type="spellEnd"/>
-      <w:r>
-        <w:t xml:space="preserve"> sin cambiar su hardware.</w:t>
+      <w:r>
+        <w:t xml:space="preserve"> que puede conmutar paquetes en función del valor de las etiquetas MPLS. Son generalmente de alta velocidad. Switches ATM pueden ser usados como LSR’s sin cambiar su hardware.</w:t>
       </w:r>
     </w:p>
     <w:p>
@@ -4934,76 +3863,20 @@
           <w:b/>
           <w:bCs/>
         </w:rPr>
-        <w:t>LSP (</w:t>
-      </w:r>
-      <w:proofErr w:type="spellStart"/>
+        <w:t xml:space="preserve">LSP (Label Switched Path): </w:t>
+      </w:r>
+      <w:r>
+        <w:t>Nombre genérico de un camino MPLS</w:t>
+      </w:r>
       <w:r>
         <w:rPr>
           <w:b/>
           <w:bCs/>
         </w:rPr>
-        <w:t>Label</w:t>
-      </w:r>
-      <w:proofErr w:type="spellEnd"/>
-      <w:r>
-        <w:rPr>
-          <w:b/>
-          <w:bCs/>
-        </w:rPr>
-        <w:t xml:space="preserve"> </w:t>
-      </w:r>
-      <w:proofErr w:type="spellStart"/>
-      <w:r>
-        <w:rPr>
-          <w:b/>
-          <w:bCs/>
-        </w:rPr>
-        <w:t>Switched</w:t>
-      </w:r>
-      <w:proofErr w:type="spellEnd"/>
-      <w:r>
-        <w:rPr>
-          <w:b/>
-          <w:bCs/>
-        </w:rPr>
-        <w:t xml:space="preserve"> </w:t>
-      </w:r>
-      <w:proofErr w:type="spellStart"/>
-      <w:r>
-        <w:rPr>
-          <w:b/>
-          <w:bCs/>
-        </w:rPr>
-        <w:t>Path</w:t>
-      </w:r>
-      <w:proofErr w:type="spellEnd"/>
-      <w:r>
-        <w:rPr>
-          <w:b/>
-          <w:bCs/>
-        </w:rPr>
-        <w:t xml:space="preserve">): </w:t>
-      </w:r>
-      <w:r>
-        <w:t>Nombre genérico de un camino MPLS</w:t>
-      </w:r>
-      <w:r>
-        <w:rPr>
-          <w:b/>
-          <w:bCs/>
-        </w:rPr>
-        <w:t xml:space="preserve"> </w:t>
-      </w:r>
-      <w:r>
-        <w:t xml:space="preserve">(para cierto </w:t>
-      </w:r>
-      <w:proofErr w:type="spellStart"/>
-      <w:r>
-        <w:t>trafico</w:t>
-      </w:r>
-      <w:proofErr w:type="spellEnd"/>
-      <w:r>
-        <w:t xml:space="preserve"> o FEC), es decir, es el circuito virtual que siguen los paquetes con el mismo FEC.</w:t>
+        <w:t xml:space="preserve"> </w:t>
+      </w:r>
+      <w:r>
+        <w:t>(para cierto trafico o FEC), es decir, es el circuito virtual que siguen los paquetes con el mismo FEC.</w:t>
       </w:r>
     </w:p>
     <w:p>
@@ -5026,39 +3899,7 @@
           <w:bCs/>
         </w:rPr>
         <w:lastRenderedPageBreak/>
-        <w:t>LIB (</w:t>
-      </w:r>
-      <w:proofErr w:type="spellStart"/>
-      <w:r>
-        <w:rPr>
-          <w:b/>
-          <w:bCs/>
-        </w:rPr>
-        <w:t>Label</w:t>
-      </w:r>
-      <w:proofErr w:type="spellEnd"/>
-      <w:r>
-        <w:rPr>
-          <w:b/>
-          <w:bCs/>
-        </w:rPr>
-        <w:t xml:space="preserve"> </w:t>
-      </w:r>
-      <w:proofErr w:type="spellStart"/>
-      <w:r>
-        <w:rPr>
-          <w:b/>
-          <w:bCs/>
-        </w:rPr>
-        <w:t>Information</w:t>
-      </w:r>
-      <w:proofErr w:type="spellEnd"/>
-      <w:r>
-        <w:rPr>
-          <w:b/>
-          <w:bCs/>
-        </w:rPr>
-        <w:t xml:space="preserve"> Base)</w:t>
+        <w:t>LIB (Label Information Base)</w:t>
       </w:r>
       <w:r>
         <w:t>: base de información de etiquetas aprendidas.</w:t>
@@ -5083,55 +3924,7 @@
           <w:b/>
           <w:bCs/>
         </w:rPr>
-        <w:t>LDP (</w:t>
-      </w:r>
-      <w:proofErr w:type="spellStart"/>
-      <w:r>
-        <w:rPr>
-          <w:b/>
-          <w:bCs/>
-        </w:rPr>
-        <w:t>Label</w:t>
-      </w:r>
-      <w:proofErr w:type="spellEnd"/>
-      <w:r>
-        <w:rPr>
-          <w:b/>
-          <w:bCs/>
-        </w:rPr>
-        <w:t xml:space="preserve"> </w:t>
-      </w:r>
-      <w:proofErr w:type="spellStart"/>
-      <w:r>
-        <w:rPr>
-          <w:b/>
-          <w:bCs/>
-        </w:rPr>
-        <w:t>Distribution</w:t>
-      </w:r>
-      <w:proofErr w:type="spellEnd"/>
-      <w:r>
-        <w:rPr>
-          <w:b/>
-          <w:bCs/>
-        </w:rPr>
-        <w:t xml:space="preserve"> </w:t>
-      </w:r>
-      <w:proofErr w:type="spellStart"/>
-      <w:r>
-        <w:rPr>
-          <w:b/>
-          <w:bCs/>
-        </w:rPr>
-        <w:t>Protocol</w:t>
-      </w:r>
-      <w:proofErr w:type="spellEnd"/>
-      <w:r>
-        <w:rPr>
-          <w:b/>
-          <w:bCs/>
-        </w:rPr>
-        <w:t>)</w:t>
+        <w:t>LDP (Label Distribution Protocol)</w:t>
       </w:r>
       <w:r>
         <w:t>:</w:t>
@@ -5159,74 +3952,10 @@
           <w:b/>
           <w:bCs/>
         </w:rPr>
-        <w:t>LFIB (</w:t>
-      </w:r>
-      <w:proofErr w:type="spellStart"/>
-      <w:r>
-        <w:rPr>
-          <w:b/>
-          <w:bCs/>
-        </w:rPr>
-        <w:t>Label</w:t>
-      </w:r>
-      <w:proofErr w:type="spellEnd"/>
-      <w:r>
-        <w:rPr>
-          <w:b/>
-          <w:bCs/>
-        </w:rPr>
-        <w:t xml:space="preserve"> </w:t>
-      </w:r>
-      <w:proofErr w:type="spellStart"/>
-      <w:r>
-        <w:rPr>
-          <w:b/>
-          <w:bCs/>
-        </w:rPr>
-        <w:t>Forwarding</w:t>
-      </w:r>
-      <w:proofErr w:type="spellEnd"/>
-      <w:r>
-        <w:rPr>
-          <w:b/>
-          <w:bCs/>
-        </w:rPr>
-        <w:t xml:space="preserve"> </w:t>
-      </w:r>
-      <w:proofErr w:type="spellStart"/>
-      <w:r>
-        <w:rPr>
-          <w:b/>
-          <w:bCs/>
-        </w:rPr>
-        <w:t>Information</w:t>
-      </w:r>
-      <w:proofErr w:type="spellEnd"/>
-      <w:r>
-        <w:rPr>
-          <w:b/>
-          <w:bCs/>
-        </w:rPr>
-        <w:t xml:space="preserve"> Base)</w:t>
-      </w:r>
-      <w:r>
-        <w:t xml:space="preserve">: tabla que usa el </w:t>
-      </w:r>
-      <w:proofErr w:type="spellStart"/>
-      <w:r>
-        <w:t>dataplane</w:t>
-      </w:r>
-      <w:proofErr w:type="spellEnd"/>
-      <w:r>
-        <w:t xml:space="preserve"> para </w:t>
-      </w:r>
-      <w:proofErr w:type="spellStart"/>
-      <w:r>
-        <w:t>forwarding</w:t>
-      </w:r>
-      <w:proofErr w:type="spellEnd"/>
-      <w:r>
-        <w:t xml:space="preserve"> (interfaz salida / etiqueta salida).</w:t>
+        <w:t>LFIB (Label Forwarding Information Base)</w:t>
+      </w:r>
+      <w:r>
+        <w:t>: tabla que usa el dataplane para forwarding (interfaz salida / etiqueta salida).</w:t>
       </w:r>
     </w:p>
     <w:p>
@@ -5262,332 +3991,138 @@
         <w:t>ingresa</w:t>
       </w:r>
       <w:r>
-        <w:t xml:space="preserve"> a la red MPLS, el primer </w:t>
-      </w:r>
-      <w:proofErr w:type="spellStart"/>
-      <w:r>
-        <w:t>router</w:t>
-      </w:r>
-      <w:proofErr w:type="spellEnd"/>
-      <w:r>
-        <w:t xml:space="preserve"> que lo recibe (un </w:t>
+        <w:t xml:space="preserve"> a la red MPLS, el primer router que lo recibe (un </w:t>
       </w:r>
       <w:r>
         <w:rPr>
           <w:b/>
           <w:bCs/>
         </w:rPr>
-        <w:t xml:space="preserve">LER – </w:t>
-      </w:r>
-      <w:proofErr w:type="spellStart"/>
+        <w:t>LER – Label Edge Router</w:t>
+      </w:r>
+      <w:r>
+        <w:t xml:space="preserve">, también llamado </w:t>
+      </w:r>
       <w:r>
         <w:rPr>
           <w:b/>
           <w:bCs/>
         </w:rPr>
-        <w:t>Label</w:t>
-      </w:r>
-      <w:proofErr w:type="spellEnd"/>
+        <w:t>LSR de Ingreso</w:t>
+      </w:r>
+      <w:r>
+        <w:t xml:space="preserve">) </w:t>
+      </w:r>
       <w:r>
         <w:rPr>
           <w:b/>
           <w:bCs/>
         </w:rPr>
-        <w:t xml:space="preserve"> Edge </w:t>
-      </w:r>
-      <w:proofErr w:type="spellStart"/>
+        <w:t>analiza la cabecera del paquete IP</w:t>
+      </w:r>
+      <w:r>
+        <w:t>.</w:t>
+      </w:r>
+      <w:r>
+        <w:br/>
+        <w:t xml:space="preserve">Este router tiene </w:t>
+      </w:r>
       <w:r>
         <w:rPr>
           <w:b/>
           <w:bCs/>
         </w:rPr>
-        <w:t>Router</w:t>
-      </w:r>
-      <w:proofErr w:type="spellEnd"/>
-      <w:r>
-        <w:t xml:space="preserve">, también llamado </w:t>
+        <w:t>reglas predefinidas</w:t>
+      </w:r>
+      <w:r>
+        <w:t xml:space="preserve"> para clasificar el tráfico en </w:t>
       </w:r>
       <w:r>
         <w:rPr>
           <w:b/>
           <w:bCs/>
         </w:rPr>
-        <w:t>LSR de Ingreso</w:t>
-      </w:r>
-      <w:r>
-        <w:t xml:space="preserve">) </w:t>
+        <w:t>FECs (Forwarding Equivalence Classes)</w:t>
+      </w:r>
+      <w:r>
+        <w:t>.</w:t>
+      </w:r>
+      <w:r>
+        <w:br/>
+        <w:t xml:space="preserve">Todos los paquetes que pertenezcan a la misma FEC </w:t>
       </w:r>
       <w:r>
         <w:rPr>
           <w:b/>
           <w:bCs/>
         </w:rPr>
-        <w:t>analiza la cabecera del paquete IP</w:t>
-      </w:r>
-      <w:r>
-        <w:t>.</w:t>
-      </w:r>
-      <w:r>
-        <w:br/>
-        <w:t xml:space="preserve">Este </w:t>
-      </w:r>
-      <w:proofErr w:type="spellStart"/>
-      <w:r>
-        <w:t>router</w:t>
-      </w:r>
-      <w:proofErr w:type="spellEnd"/>
-      <w:r>
-        <w:t xml:space="preserve"> tiene </w:t>
+        <w:t>viajarán por el mismo camino lógico (LSP)</w:t>
+      </w:r>
+      <w:r>
+        <w:t xml:space="preserve"> y con las </w:t>
       </w:r>
       <w:r>
         <w:rPr>
           <w:b/>
           <w:bCs/>
         </w:rPr>
-        <w:t>reglas predefinidas</w:t>
-      </w:r>
-      <w:r>
-        <w:t xml:space="preserve"> para clasificar el tráfico en </w:t>
-      </w:r>
-      <w:proofErr w:type="spellStart"/>
+        <w:t>mismas políticas de calidad</w:t>
+      </w:r>
+      <w:r>
+        <w:t>.</w:t>
+      </w:r>
+    </w:p>
+    <w:p>
+      <w:pPr>
+        <w:ind w:left="1440"/>
+      </w:pPr>
+      <w:r>
+        <w:t xml:space="preserve">Cada FEC está asociada a un </w:t>
+      </w:r>
       <w:r>
         <w:rPr>
           <w:b/>
           <w:bCs/>
         </w:rPr>
-        <w:t>FECs</w:t>
-      </w:r>
-      <w:proofErr w:type="spellEnd"/>
+        <w:t>LSP (Label Switched Path)</w:t>
+      </w:r>
+      <w:r>
+        <w:t xml:space="preserve">, que actúa como un </w:t>
+      </w:r>
       <w:r>
         <w:rPr>
           <w:b/>
           <w:bCs/>
         </w:rPr>
-        <w:t xml:space="preserve"> (</w:t>
-      </w:r>
-      <w:proofErr w:type="spellStart"/>
+        <w:t>túnel virtual unidireccional</w:t>
+      </w:r>
+      <w:r>
+        <w:t xml:space="preserve"> que define </w:t>
+      </w:r>
       <w:r>
         <w:rPr>
           <w:b/>
           <w:bCs/>
         </w:rPr>
-        <w:t>Forwarding</w:t>
-      </w:r>
-      <w:proofErr w:type="spellEnd"/>
+        <w:t>por qué routers pasará el tráfico</w:t>
+      </w:r>
+      <w:r>
+        <w:t>.</w:t>
+      </w:r>
+    </w:p>
+    <w:p>
+      <w:pPr>
+        <w:ind w:left="1440"/>
+      </w:pPr>
+      <w:r>
+        <w:t xml:space="preserve">En la </w:t>
+      </w:r>
       <w:r>
         <w:rPr>
           <w:b/>
           <w:bCs/>
         </w:rPr>
-        <w:t xml:space="preserve"> </w:t>
-      </w:r>
-      <w:proofErr w:type="spellStart"/>
-      <w:r>
-        <w:rPr>
-          <w:b/>
-          <w:bCs/>
-        </w:rPr>
-        <w:t>Equivalence</w:t>
-      </w:r>
-      <w:proofErr w:type="spellEnd"/>
-      <w:r>
-        <w:rPr>
-          <w:b/>
-          <w:bCs/>
-        </w:rPr>
-        <w:t xml:space="preserve"> </w:t>
-      </w:r>
-      <w:proofErr w:type="spellStart"/>
-      <w:r>
-        <w:rPr>
-          <w:b/>
-          <w:bCs/>
-        </w:rPr>
-        <w:t>Classes</w:t>
-      </w:r>
-      <w:proofErr w:type="spellEnd"/>
-      <w:r>
-        <w:rPr>
-          <w:b/>
-          <w:bCs/>
-        </w:rPr>
-        <w:t>)</w:t>
-      </w:r>
-      <w:r>
-        <w:t>.</w:t>
-      </w:r>
-      <w:r>
-        <w:br/>
-        <w:t xml:space="preserve">Todos los paquetes que pertenezcan a la misma FEC </w:t>
-      </w:r>
-      <w:r>
-        <w:rPr>
-          <w:b/>
-          <w:bCs/>
-        </w:rPr>
-        <w:t>viajarán por el mismo camino lógico (LSP)</w:t>
-      </w:r>
-      <w:r>
-        <w:t xml:space="preserve"> y con las </w:t>
-      </w:r>
-      <w:r>
-        <w:rPr>
-          <w:b/>
-          <w:bCs/>
-        </w:rPr>
-        <w:t>mismas políticas de calidad</w:t>
-      </w:r>
-      <w:r>
-        <w:t>.</w:t>
-      </w:r>
-    </w:p>
-    <w:p>
-      <w:pPr>
-        <w:ind w:left="1440"/>
-      </w:pPr>
-      <w:r>
-        <w:t xml:space="preserve">Cada FEC está asociada a un </w:t>
-      </w:r>
-      <w:r>
-        <w:rPr>
-          <w:b/>
-          <w:bCs/>
-        </w:rPr>
-        <w:t>LSP (</w:t>
-      </w:r>
-      <w:proofErr w:type="spellStart"/>
-      <w:r>
-        <w:rPr>
-          <w:b/>
-          <w:bCs/>
-        </w:rPr>
-        <w:t>Label</w:t>
-      </w:r>
-      <w:proofErr w:type="spellEnd"/>
-      <w:r>
-        <w:rPr>
-          <w:b/>
-          <w:bCs/>
-        </w:rPr>
-        <w:t xml:space="preserve"> </w:t>
-      </w:r>
-      <w:proofErr w:type="spellStart"/>
-      <w:r>
-        <w:rPr>
-          <w:b/>
-          <w:bCs/>
-        </w:rPr>
-        <w:t>Switched</w:t>
-      </w:r>
-      <w:proofErr w:type="spellEnd"/>
-      <w:r>
-        <w:rPr>
-          <w:b/>
-          <w:bCs/>
-        </w:rPr>
-        <w:t xml:space="preserve"> </w:t>
-      </w:r>
-      <w:proofErr w:type="spellStart"/>
-      <w:r>
-        <w:rPr>
-          <w:b/>
-          <w:bCs/>
-        </w:rPr>
-        <w:t>Path</w:t>
-      </w:r>
-      <w:proofErr w:type="spellEnd"/>
-      <w:r>
-        <w:rPr>
-          <w:b/>
-          <w:bCs/>
-        </w:rPr>
-        <w:t>)</w:t>
-      </w:r>
-      <w:r>
-        <w:t xml:space="preserve">, que actúa como un </w:t>
-      </w:r>
-      <w:r>
-        <w:rPr>
-          <w:b/>
-          <w:bCs/>
-        </w:rPr>
-        <w:t>túnel virtual unidireccional</w:t>
-      </w:r>
-      <w:r>
-        <w:t xml:space="preserve"> que define </w:t>
-      </w:r>
-      <w:r>
-        <w:rPr>
-          <w:b/>
-          <w:bCs/>
-        </w:rPr>
-        <w:t xml:space="preserve">por qué </w:t>
-      </w:r>
-      <w:proofErr w:type="spellStart"/>
-      <w:r>
-        <w:rPr>
-          <w:b/>
-          <w:bCs/>
-        </w:rPr>
-        <w:t>routers</w:t>
-      </w:r>
-      <w:proofErr w:type="spellEnd"/>
-      <w:r>
-        <w:rPr>
-          <w:b/>
-          <w:bCs/>
-        </w:rPr>
-        <w:t xml:space="preserve"> pasará el tráfico</w:t>
-      </w:r>
-      <w:r>
-        <w:t>.</w:t>
-      </w:r>
-    </w:p>
-    <w:p>
-      <w:pPr>
-        <w:ind w:left="1440"/>
-      </w:pPr>
-      <w:r>
-        <w:t xml:space="preserve">En la </w:t>
-      </w:r>
-      <w:r>
-        <w:rPr>
-          <w:b/>
-          <w:bCs/>
-        </w:rPr>
-        <w:t>tabla LIB (</w:t>
-      </w:r>
-      <w:proofErr w:type="spellStart"/>
-      <w:r>
-        <w:rPr>
-          <w:b/>
-          <w:bCs/>
-        </w:rPr>
-        <w:t>Label</w:t>
-      </w:r>
-      <w:proofErr w:type="spellEnd"/>
-      <w:r>
-        <w:rPr>
-          <w:b/>
-          <w:bCs/>
-        </w:rPr>
-        <w:t xml:space="preserve"> </w:t>
-      </w:r>
-      <w:proofErr w:type="spellStart"/>
-      <w:r>
-        <w:rPr>
-          <w:b/>
-          <w:bCs/>
-        </w:rPr>
-        <w:t>Information</w:t>
-      </w:r>
-      <w:proofErr w:type="spellEnd"/>
-      <w:r>
-        <w:rPr>
-          <w:b/>
-          <w:bCs/>
-        </w:rPr>
-        <w:t xml:space="preserve"> Base)</w:t>
+        <w:t>tabla LIB (Label Information Base)</w:t>
       </w:r>
       <w:r>
         <w:t>, el LER encuentra:</w:t>
@@ -5617,23 +4152,7 @@
           <w:b/>
           <w:bCs/>
         </w:rPr>
-        <w:t>etiqueta inicial (</w:t>
-      </w:r>
-      <w:proofErr w:type="spellStart"/>
-      <w:r>
-        <w:rPr>
-          <w:b/>
-          <w:bCs/>
-        </w:rPr>
-        <w:t>Label</w:t>
-      </w:r>
-      <w:proofErr w:type="spellEnd"/>
-      <w:r>
-        <w:rPr>
-          <w:b/>
-          <w:bCs/>
-        </w:rPr>
-        <w:t>)</w:t>
+        <w:t>etiqueta inicial (Label)</w:t>
       </w:r>
       <w:r>
         <w:t xml:space="preserve"> que debe colocar en el paquete.</w:t>
@@ -5674,15 +4193,7 @@
         <w:ind w:left="1440"/>
       </w:pPr>
       <w:r>
-        <w:t xml:space="preserve">Además, el LSP tiene parámetros de calidad que permiten implementar </w:t>
-      </w:r>
-      <w:proofErr w:type="spellStart"/>
-      <w:r>
-        <w:t>QoS</w:t>
-      </w:r>
-      <w:proofErr w:type="spellEnd"/>
-      <w:r>
-        <w:t>:</w:t>
+        <w:t>Además, el LSP tiene parámetros de calidad que permiten implementar QoS:</w:t>
       </w:r>
     </w:p>
     <w:p>
@@ -5736,15 +4247,7 @@
         <w:t>Estrategias de encolamiento y priorización</w:t>
       </w:r>
       <w:r>
-        <w:t xml:space="preserve"> (</w:t>
-      </w:r>
-      <w:proofErr w:type="spellStart"/>
-      <w:r>
-        <w:t>QoS</w:t>
-      </w:r>
-      <w:proofErr w:type="spellEnd"/>
-      <w:r>
-        <w:t>).</w:t>
+        <w:t xml:space="preserve"> (QoS).</w:t>
       </w:r>
     </w:p>
     <w:p>
@@ -5865,23 +4368,7 @@
         <w:t>aún no existe un LSP</w:t>
       </w:r>
       <w:r>
-        <w:t xml:space="preserve"> para esa FEC, el LER coopera con los otros </w:t>
-      </w:r>
-      <w:proofErr w:type="spellStart"/>
-      <w:r>
-        <w:t>routers</w:t>
-      </w:r>
-      <w:proofErr w:type="spellEnd"/>
-      <w:r>
-        <w:t xml:space="preserve"> (</w:t>
-      </w:r>
-      <w:proofErr w:type="spellStart"/>
-      <w:r>
-        <w:t>LSRs</w:t>
-      </w:r>
-      <w:proofErr w:type="spellEnd"/>
-      <w:r>
-        <w:t xml:space="preserve">) utilizando protocolos como </w:t>
+        <w:t xml:space="preserve"> para esa FEC, el LER coopera con los otros routers (LSRs) utilizando protocolos como </w:t>
       </w:r>
       <w:r>
         <w:rPr>
@@ -5999,55 +4486,7 @@
           <w:b/>
           <w:bCs/>
         </w:rPr>
-        <w:t>LFIB (</w:t>
-      </w:r>
-      <w:proofErr w:type="spellStart"/>
-      <w:r>
-        <w:rPr>
-          <w:b/>
-          <w:bCs/>
-        </w:rPr>
-        <w:t>Label</w:t>
-      </w:r>
-      <w:proofErr w:type="spellEnd"/>
-      <w:r>
-        <w:rPr>
-          <w:b/>
-          <w:bCs/>
-        </w:rPr>
-        <w:t xml:space="preserve"> </w:t>
-      </w:r>
-      <w:proofErr w:type="spellStart"/>
-      <w:r>
-        <w:rPr>
-          <w:b/>
-          <w:bCs/>
-        </w:rPr>
-        <w:t>Forwarding</w:t>
-      </w:r>
-      <w:proofErr w:type="spellEnd"/>
-      <w:r>
-        <w:rPr>
-          <w:b/>
-          <w:bCs/>
-        </w:rPr>
-        <w:t xml:space="preserve"> </w:t>
-      </w:r>
-      <w:proofErr w:type="spellStart"/>
-      <w:r>
-        <w:rPr>
-          <w:b/>
-          <w:bCs/>
-        </w:rPr>
-        <w:t>Information</w:t>
-      </w:r>
-      <w:proofErr w:type="spellEnd"/>
-      <w:r>
-        <w:rPr>
-          <w:b/>
-          <w:bCs/>
-        </w:rPr>
-        <w:t xml:space="preserve"> Base)</w:t>
+        <w:t>LFIB (Label Forwarding Information Base)</w:t>
       </w:r>
       <w:r>
         <w:t xml:space="preserve"> (</w:t>
@@ -6218,7 +4657,6 @@
             <w:pPr>
               <w:spacing w:after="160" w:line="278" w:lineRule="auto"/>
             </w:pPr>
-            <w:proofErr w:type="spellStart"/>
             <w:r>
               <w:rPr>
                 <w:b/>
@@ -6226,7 +4664,6 @@
               </w:rPr>
               <w:t>Push</w:t>
             </w:r>
-            <w:proofErr w:type="spellEnd"/>
           </w:p>
         </w:tc>
         <w:tc>
@@ -6350,15 +4787,7 @@
               <w:cnfStyle w:val="000000100000" w:firstRow="0" w:lastRow="0" w:firstColumn="0" w:lastColumn="0" w:oddVBand="0" w:evenVBand="0" w:oddHBand="1" w:evenHBand="0" w:firstRowFirstColumn="0" w:firstRowLastColumn="0" w:lastRowFirstColumn="0" w:lastRowLastColumn="0"/>
             </w:pPr>
             <w:r>
-              <w:t xml:space="preserve">LER de egreso (o penúltimo </w:t>
-            </w:r>
-            <w:proofErr w:type="spellStart"/>
-            <w:r>
-              <w:t>router</w:t>
-            </w:r>
-            <w:proofErr w:type="spellEnd"/>
-            <w:r>
-              <w:t xml:space="preserve"> con PHP)</w:t>
+              <w:t>LER de egreso (o penúltimo router con PHP)</w:t>
             </w:r>
           </w:p>
         </w:tc>
@@ -6764,71 +5193,7 @@
           <w:sz w:val="20"/>
           <w:lang w:val="es-AR"/>
         </w:rPr>
-        <w:t xml:space="preserve">La etiqueta MPLS se inserta entre el encabezado de la Capa 2 (por ejemplo, Ethernet o </w:t>
-      </w:r>
-      <w:proofErr w:type="spellStart"/>
-      <w:r>
-        <w:rPr>
-          <w:sz w:val="20"/>
-          <w:lang w:val="es-AR"/>
-        </w:rPr>
-        <w:t>Frame</w:t>
-      </w:r>
-      <w:proofErr w:type="spellEnd"/>
-      <w:r>
-        <w:rPr>
-          <w:sz w:val="20"/>
-          <w:lang w:val="es-AR"/>
-        </w:rPr>
-        <w:t xml:space="preserve"> </w:t>
-      </w:r>
-      <w:proofErr w:type="spellStart"/>
-      <w:r>
-        <w:rPr>
-          <w:sz w:val="20"/>
-          <w:lang w:val="es-AR"/>
-        </w:rPr>
-        <w:t>Relay</w:t>
-      </w:r>
-      <w:proofErr w:type="spellEnd"/>
-      <w:r>
-        <w:rPr>
-          <w:sz w:val="20"/>
-          <w:lang w:val="es-AR"/>
-        </w:rPr>
-        <w:t>) y el encabezado de la Capa 3 (IP) del paquete. Esta inserción se conoce como "</w:t>
-      </w:r>
-      <w:proofErr w:type="spellStart"/>
-      <w:r>
-        <w:rPr>
-          <w:sz w:val="20"/>
-          <w:lang w:val="es-AR"/>
-        </w:rPr>
-        <w:t>shim</w:t>
-      </w:r>
-      <w:proofErr w:type="spellEnd"/>
-      <w:r>
-        <w:rPr>
-          <w:sz w:val="20"/>
-          <w:lang w:val="es-AR"/>
-        </w:rPr>
-        <w:t xml:space="preserve"> </w:t>
-      </w:r>
-      <w:proofErr w:type="spellStart"/>
-      <w:r>
-        <w:rPr>
-          <w:sz w:val="20"/>
-          <w:lang w:val="es-AR"/>
-        </w:rPr>
-        <w:t>header</w:t>
-      </w:r>
-      <w:proofErr w:type="spellEnd"/>
-      <w:r>
-        <w:rPr>
-          <w:sz w:val="20"/>
-          <w:lang w:val="es-AR"/>
-        </w:rPr>
-        <w:t>" o encabezado de cuña.</w:t>
+        <w:t>La etiqueta MPLS se inserta entre el encabezado de la Capa 2 (por ejemplo, Ethernet o Frame Relay) y el encabezado de la Capa 3 (IP) del paquete. Esta inserción se conoce como "shim header" o encabezado de cuña.</w:t>
       </w:r>
     </w:p>
     <w:p>
@@ -6982,23 +5347,7 @@
           <w:sz w:val="20"/>
           <w:lang w:val="es-AR"/>
         </w:rPr>
-        <w:t xml:space="preserve"> </w:t>
-      </w:r>
-      <w:proofErr w:type="spellStart"/>
-      <w:r>
-        <w:rPr>
-          <w:sz w:val="20"/>
-          <w:lang w:val="es-AR"/>
-        </w:rPr>
-        <w:t>Label</w:t>
-      </w:r>
-      <w:proofErr w:type="spellEnd"/>
-      <w:r>
-        <w:rPr>
-          <w:sz w:val="20"/>
-          <w:lang w:val="es-AR"/>
-        </w:rPr>
-        <w:t xml:space="preserve"> (20 bits): Es la identificaci</w:t>
+        <w:t xml:space="preserve"> Label (20 bits): Es la identificaci</w:t>
       </w:r>
       <w:r>
         <w:rPr>
@@ -7047,53 +5396,21 @@
           <w:sz w:val="20"/>
           <w:lang w:val="es-AR"/>
         </w:rPr>
-        <w:t xml:space="preserve"> </w:t>
-      </w:r>
-      <w:proofErr w:type="spellStart"/>
+        <w:t xml:space="preserve"> Exp (3 bits): Llamado tambi</w:t>
+      </w:r>
       <w:r>
         <w:rPr>
           <w:sz w:val="20"/>
           <w:lang w:val="es-AR"/>
         </w:rPr>
-        <w:t>Exp</w:t>
-      </w:r>
-      <w:proofErr w:type="spellEnd"/>
+        <w:t>é</w:t>
+      </w:r>
       <w:r>
         <w:rPr>
           <w:sz w:val="20"/>
           <w:lang w:val="es-AR"/>
         </w:rPr>
-        <w:t xml:space="preserve"> (3 bits): Llamado tambi</w:t>
-      </w:r>
-      <w:r>
-        <w:rPr>
-          <w:sz w:val="20"/>
-          <w:lang w:val="es-AR"/>
-        </w:rPr>
-        <w:t>é</w:t>
-      </w:r>
-      <w:r>
-        <w:rPr>
-          <w:sz w:val="20"/>
-          <w:lang w:val="es-AR"/>
-        </w:rPr>
-        <w:t xml:space="preserve">n bits experimentales, aparece como </w:t>
-      </w:r>
-      <w:proofErr w:type="spellStart"/>
-      <w:r>
-        <w:rPr>
-          <w:sz w:val="20"/>
-          <w:lang w:val="es-AR"/>
-        </w:rPr>
-        <w:t>QoS</w:t>
-      </w:r>
-      <w:proofErr w:type="spellEnd"/>
-      <w:r>
-        <w:rPr>
-          <w:sz w:val="20"/>
-          <w:lang w:val="es-AR"/>
-        </w:rPr>
-        <w:t xml:space="preserve"> en otros textos, afecta al encolado y descarte de paquetes.</w:t>
+        <w:t>n bits experimentales, aparece como QoS en otros textos, afecta al encolado y descarte de paquetes.</w:t>
       </w:r>
     </w:p>
     <w:p>
@@ -7149,23 +5466,7 @@
           <w:sz w:val="20"/>
           <w:lang w:val="es-AR"/>
         </w:rPr>
-        <w:t xml:space="preserve">s </w:t>
-      </w:r>
-      <w:proofErr w:type="spellStart"/>
-      <w:r>
-        <w:rPr>
-          <w:sz w:val="20"/>
-          <w:lang w:val="es-AR"/>
-        </w:rPr>
-        <w:t>stack</w:t>
-      </w:r>
-      <w:proofErr w:type="spellEnd"/>
-      <w:r>
-        <w:rPr>
-          <w:sz w:val="20"/>
-          <w:lang w:val="es-AR"/>
-        </w:rPr>
-        <w:t>, sirve para el apilado jer</w:t>
+        <w:t>s stack, sirve para el apilado jer</w:t>
       </w:r>
       <w:r>
         <w:rPr>
@@ -7263,23 +5564,7 @@
           <w:sz w:val="20"/>
           <w:lang w:val="es-AR"/>
         </w:rPr>
-        <w:t xml:space="preserve"> TTL (8 bits): Time-</w:t>
-      </w:r>
-      <w:proofErr w:type="spellStart"/>
-      <w:r>
-        <w:rPr>
-          <w:sz w:val="20"/>
-          <w:lang w:val="es-AR"/>
-        </w:rPr>
-        <w:t>to</w:t>
-      </w:r>
-      <w:proofErr w:type="spellEnd"/>
-      <w:r>
-        <w:rPr>
-          <w:sz w:val="20"/>
-          <w:lang w:val="es-AR"/>
-        </w:rPr>
-        <w:t>-Live, misma funcionalidad que en IP, se decrementa en cada enrutador y al llegar al valor de 0, el paquete es descartado. Generalmente sustituye el campo TTL de la cabecera IP</w:t>
+        <w:t xml:space="preserve"> TTL (8 bits): Time-to-Live, misma funcionalidad que en IP, se decrementa en cada enrutador y al llegar al valor de 0, el paquete es descartado. Generalmente sustituye el campo TTL de la cabecera IP</w:t>
       </w:r>
       <w:r>
         <w:rPr>
@@ -7333,39 +5618,7 @@
           <w:sz w:val="20"/>
           <w:lang w:val="es-AR"/>
         </w:rPr>
-        <w:t>La etiqueta se utiliza en el proceso de conmutación de etiquetas (</w:t>
-      </w:r>
-      <w:proofErr w:type="spellStart"/>
-      <w:r>
-        <w:rPr>
-          <w:sz w:val="20"/>
-          <w:lang w:val="es-AR"/>
-        </w:rPr>
-        <w:t>label</w:t>
-      </w:r>
-      <w:proofErr w:type="spellEnd"/>
-      <w:r>
-        <w:rPr>
-          <w:sz w:val="20"/>
-          <w:lang w:val="es-AR"/>
-        </w:rPr>
-        <w:t xml:space="preserve"> </w:t>
-      </w:r>
-      <w:proofErr w:type="spellStart"/>
-      <w:r>
-        <w:rPr>
-          <w:sz w:val="20"/>
-          <w:lang w:val="es-AR"/>
-        </w:rPr>
-        <w:t>switching</w:t>
-      </w:r>
-      <w:proofErr w:type="spellEnd"/>
-      <w:r>
-        <w:rPr>
-          <w:sz w:val="20"/>
-          <w:lang w:val="es-AR"/>
-        </w:rPr>
-        <w:t>):</w:t>
+        <w:t>La etiqueta se utiliza en el proceso de conmutación de etiquetas (label switching):</w:t>
       </w:r>
     </w:p>
     <w:p>
@@ -7403,55 +5656,7 @@
           <w:sz w:val="20"/>
           <w:lang w:val="es-AR"/>
         </w:rPr>
-        <w:t>Entrada (</w:t>
-      </w:r>
-      <w:proofErr w:type="spellStart"/>
-      <w:r>
-        <w:rPr>
-          <w:sz w:val="20"/>
-          <w:lang w:val="es-AR"/>
-        </w:rPr>
-        <w:t>Push</w:t>
-      </w:r>
-      <w:proofErr w:type="spellEnd"/>
-      <w:r>
-        <w:rPr>
-          <w:sz w:val="20"/>
-          <w:lang w:val="es-AR"/>
-        </w:rPr>
-        <w:t xml:space="preserve">): El </w:t>
-      </w:r>
-      <w:proofErr w:type="spellStart"/>
-      <w:r>
-        <w:rPr>
-          <w:sz w:val="20"/>
-          <w:lang w:val="es-AR"/>
-        </w:rPr>
-        <w:t>router</w:t>
-      </w:r>
-      <w:proofErr w:type="spellEnd"/>
-      <w:r>
-        <w:rPr>
-          <w:sz w:val="20"/>
-          <w:lang w:val="es-AR"/>
-        </w:rPr>
-        <w:t xml:space="preserve"> de borde de entrada (LER) examina el encabezado IP, lo clasifica en una FEC y le añade (</w:t>
-      </w:r>
-      <w:proofErr w:type="spellStart"/>
-      <w:r>
-        <w:rPr>
-          <w:sz w:val="20"/>
-          <w:lang w:val="es-AR"/>
-        </w:rPr>
-        <w:t>push</w:t>
-      </w:r>
-      <w:proofErr w:type="spellEnd"/>
-      <w:r>
-        <w:rPr>
-          <w:sz w:val="20"/>
-          <w:lang w:val="es-AR"/>
-        </w:rPr>
-        <w:t>) una o más etiquetas.</w:t>
+        <w:t>Entrada (Push): El router de borde de entrada (LER) examina el encabezado IP, lo clasifica en una FEC y le añade (push) una o más etiquetas.</w:t>
       </w:r>
     </w:p>
     <w:p>
@@ -7490,23 +5695,7 @@
           <w:sz w:val="20"/>
           <w:lang w:val="es-AR"/>
         </w:rPr>
-        <w:t xml:space="preserve">Núcleo (Swap): Los </w:t>
-      </w:r>
-      <w:proofErr w:type="spellStart"/>
-      <w:r>
-        <w:rPr>
-          <w:sz w:val="20"/>
-          <w:lang w:val="es-AR"/>
-        </w:rPr>
-        <w:t>routers</w:t>
-      </w:r>
-      <w:proofErr w:type="spellEnd"/>
-      <w:r>
-        <w:rPr>
-          <w:sz w:val="20"/>
-          <w:lang w:val="es-AR"/>
-        </w:rPr>
-        <w:t xml:space="preserve"> del núcleo (LSR) reciben el paquete, utilizan la etiqueta en la parte superior de la pila como índice en la tabla LFIB, y realizan una operación de intercambio (swap) de la etiqueta por una nueva. La decisión de reenvío se basa únicamente en el valor de la etiqueta, sin inspeccionar el encabezado IP.</w:t>
+        <w:t>Núcleo (Swap): Los routers del núcleo (LSR) reciben el paquete, utilizan la etiqueta en la parte superior de la pila como índice en la tabla LFIB, y realizan una operación de intercambio (swap) de la etiqueta por una nueva. La decisión de reenvío se basa únicamente en el valor de la etiqueta, sin inspeccionar el encabezado IP.</w:t>
       </w:r>
     </w:p>
     <w:p>
@@ -7545,55 +5734,7 @@
           <w:sz w:val="20"/>
           <w:lang w:val="es-AR"/>
         </w:rPr>
-        <w:t>Salida (Pop/</w:t>
-      </w:r>
-      <w:proofErr w:type="spellStart"/>
-      <w:r>
-        <w:rPr>
-          <w:sz w:val="20"/>
-          <w:lang w:val="es-AR"/>
-        </w:rPr>
-        <w:t>Pull</w:t>
-      </w:r>
-      <w:proofErr w:type="spellEnd"/>
-      <w:r>
-        <w:rPr>
-          <w:sz w:val="20"/>
-          <w:lang w:val="es-AR"/>
-        </w:rPr>
-        <w:t xml:space="preserve">): El </w:t>
-      </w:r>
-      <w:proofErr w:type="spellStart"/>
-      <w:r>
-        <w:rPr>
-          <w:sz w:val="20"/>
-          <w:lang w:val="es-AR"/>
-        </w:rPr>
-        <w:t>router</w:t>
-      </w:r>
-      <w:proofErr w:type="spellEnd"/>
-      <w:r>
-        <w:rPr>
-          <w:sz w:val="20"/>
-          <w:lang w:val="es-AR"/>
-        </w:rPr>
-        <w:t xml:space="preserve"> de borde de salida (LER) recibe el paquete etiquetado, elimina (pop/</w:t>
-      </w:r>
-      <w:proofErr w:type="spellStart"/>
-      <w:r>
-        <w:rPr>
-          <w:sz w:val="20"/>
-          <w:lang w:val="es-AR"/>
-        </w:rPr>
-        <w:t>pull</w:t>
-      </w:r>
-      <w:proofErr w:type="spellEnd"/>
-      <w:r>
-        <w:rPr>
-          <w:sz w:val="20"/>
-          <w:lang w:val="es-AR"/>
-        </w:rPr>
-        <w:t>) la última etiqueta antes de reenviar el paquete a su destino final a través de la red IP tradicional.</w:t>
+        <w:t>Salida (Pop/Pull): El router de borde de salida (LER) recibe el paquete etiquetado, elimina (pop/pull) la última etiqueta antes de reenviar el paquete a su destino final a través de la red IP tradicional.</w:t>
       </w:r>
     </w:p>
     <w:p>
@@ -7634,7 +5775,6 @@
           <w:sz w:val="20"/>
         </w:rPr>
       </w:pPr>
-      <w:proofErr w:type="spellStart"/>
       <w:r>
         <w:rPr>
           <w:sz w:val="20"/>
@@ -7642,7 +5782,6 @@
         <w:lastRenderedPageBreak/>
         <w:t>Forwarding</w:t>
       </w:r>
-      <w:proofErr w:type="spellEnd"/>
       <w:r>
         <w:rPr>
           <w:spacing w:val="-9"/>
@@ -7650,14 +5789,12 @@
         </w:rPr>
         <w:t xml:space="preserve"> </w:t>
       </w:r>
-      <w:proofErr w:type="spellStart"/>
       <w:r>
         <w:rPr>
           <w:sz w:val="20"/>
         </w:rPr>
         <w:t>Equivalence</w:t>
       </w:r>
-      <w:proofErr w:type="spellEnd"/>
       <w:r>
         <w:rPr>
           <w:spacing w:val="-9"/>
@@ -7665,14 +5802,12 @@
         </w:rPr>
         <w:t xml:space="preserve"> </w:t>
       </w:r>
-      <w:proofErr w:type="spellStart"/>
       <w:r>
         <w:rPr>
           <w:sz w:val="20"/>
         </w:rPr>
         <w:t>Class</w:t>
       </w:r>
-      <w:proofErr w:type="spellEnd"/>
       <w:r>
         <w:rPr>
           <w:spacing w:val="-8"/>
@@ -7819,55 +5954,7 @@
           <w:sz w:val="20"/>
           <w:lang w:val="es-AR"/>
         </w:rPr>
-        <w:t>pero también puede basarse en criterios de Calidad de Servicio (</w:t>
-      </w:r>
-      <w:proofErr w:type="spellStart"/>
-      <w:r>
-        <w:rPr>
-          <w:sz w:val="20"/>
-          <w:lang w:val="es-AR"/>
-        </w:rPr>
-        <w:t>QoS</w:t>
-      </w:r>
-      <w:proofErr w:type="spellEnd"/>
-      <w:r>
-        <w:rPr>
-          <w:sz w:val="20"/>
-          <w:lang w:val="es-AR"/>
-        </w:rPr>
-        <w:t xml:space="preserve">), </w:t>
-      </w:r>
-      <w:proofErr w:type="spellStart"/>
-      <w:r>
-        <w:rPr>
-          <w:sz w:val="20"/>
-          <w:lang w:val="es-AR"/>
-        </w:rPr>
-        <w:t>VPNs</w:t>
-      </w:r>
-      <w:proofErr w:type="spellEnd"/>
-      <w:r>
-        <w:rPr>
-          <w:sz w:val="20"/>
-          <w:lang w:val="es-AR"/>
-        </w:rPr>
-        <w:t>, o Clase de Servicio (</w:t>
-      </w:r>
-      <w:proofErr w:type="spellStart"/>
-      <w:r>
-        <w:rPr>
-          <w:sz w:val="20"/>
-          <w:lang w:val="es-AR"/>
-        </w:rPr>
-        <w:t>CoS</w:t>
-      </w:r>
-      <w:proofErr w:type="spellEnd"/>
-      <w:r>
-        <w:rPr>
-          <w:sz w:val="20"/>
-          <w:lang w:val="es-AR"/>
-        </w:rPr>
-        <w:t>).</w:t>
+        <w:t>pero también puede basarse en criterios de Calidad de Servicio (QoS), VPNs, o Clase de Servicio (CoS).</w:t>
       </w:r>
     </w:p>
     <w:p>
@@ -7937,14 +6024,12 @@
           <w:sz w:val="20"/>
         </w:rPr>
       </w:pPr>
-      <w:proofErr w:type="spellStart"/>
       <w:r>
         <w:rPr>
           <w:sz w:val="20"/>
         </w:rPr>
         <w:t>Label</w:t>
       </w:r>
-      <w:proofErr w:type="spellEnd"/>
       <w:r>
         <w:rPr>
           <w:spacing w:val="-8"/>
@@ -7952,14 +6037,12 @@
         </w:rPr>
         <w:t xml:space="preserve"> </w:t>
       </w:r>
-      <w:proofErr w:type="spellStart"/>
       <w:r>
         <w:rPr>
           <w:sz w:val="20"/>
         </w:rPr>
         <w:t>Switched</w:t>
       </w:r>
-      <w:proofErr w:type="spellEnd"/>
       <w:r>
         <w:rPr>
           <w:spacing w:val="-6"/>
@@ -7967,14 +6050,12 @@
         </w:rPr>
         <w:t xml:space="preserve"> </w:t>
       </w:r>
-      <w:proofErr w:type="spellStart"/>
       <w:r>
         <w:rPr>
           <w:sz w:val="20"/>
         </w:rPr>
         <w:t>Path</w:t>
       </w:r>
-      <w:proofErr w:type="spellEnd"/>
       <w:r>
         <w:rPr>
           <w:spacing w:val="-5"/>
@@ -8082,61 +6163,7 @@
           <w:szCs w:val="20"/>
           <w:lang w:val="es-AR"/>
         </w:rPr>
-        <w:t xml:space="preserve"> El LSP se establece antes de que llegue el tráfico de datos, utilizando protocolos de distribución de etiquetas como LDP (</w:t>
-      </w:r>
-      <w:proofErr w:type="spellStart"/>
-      <w:r>
-        <w:rPr>
-          <w:sz w:val="20"/>
-          <w:szCs w:val="20"/>
-          <w:lang w:val="es-AR"/>
-        </w:rPr>
-        <w:t>Label</w:t>
-      </w:r>
-      <w:proofErr w:type="spellEnd"/>
-      <w:r>
-        <w:rPr>
-          <w:sz w:val="20"/>
-          <w:szCs w:val="20"/>
-          <w:lang w:val="es-AR"/>
-        </w:rPr>
-        <w:t xml:space="preserve"> </w:t>
-      </w:r>
-      <w:proofErr w:type="spellStart"/>
-      <w:r>
-        <w:rPr>
-          <w:sz w:val="20"/>
-          <w:szCs w:val="20"/>
-          <w:lang w:val="es-AR"/>
-        </w:rPr>
-        <w:t>Distribution</w:t>
-      </w:r>
-      <w:proofErr w:type="spellEnd"/>
-      <w:r>
-        <w:rPr>
-          <w:sz w:val="20"/>
-          <w:szCs w:val="20"/>
-          <w:lang w:val="es-AR"/>
-        </w:rPr>
-        <w:t xml:space="preserve"> </w:t>
-      </w:r>
-      <w:proofErr w:type="spellStart"/>
-      <w:r>
-        <w:rPr>
-          <w:sz w:val="20"/>
-          <w:szCs w:val="20"/>
-          <w:lang w:val="es-AR"/>
-        </w:rPr>
-        <w:t>Protocol</w:t>
-      </w:r>
-      <w:proofErr w:type="spellEnd"/>
-      <w:r>
-        <w:rPr>
-          <w:sz w:val="20"/>
-          <w:szCs w:val="20"/>
-          <w:lang w:val="es-AR"/>
-        </w:rPr>
-        <w:t>) o RSVP-TE.</w:t>
+        <w:t xml:space="preserve"> El LSP se establece antes de que llegue el tráfico de datos, utilizando protocolos de distribución de etiquetas como LDP (Label Distribution Protocol) o RSVP-TE.</w:t>
       </w:r>
     </w:p>
     <w:p>
@@ -8504,99 +6531,45 @@
           <w:szCs w:val="20"/>
           <w:lang w:val="es-AR"/>
         </w:rPr>
-        <w:t>: Forman el núcleo (</w:t>
-      </w:r>
-      <w:proofErr w:type="spellStart"/>
-      <w:r>
+        <w:t>: Forman el núcleo (core) de la red MPLS. En su práctica, R2-LSR y R3-LSR son LSR Core.</w:t>
+      </w:r>
+    </w:p>
+    <w:p>
+      <w:pPr>
+        <w:ind w:left="1859"/>
         <w:rPr>
           <w:sz w:val="20"/>
           <w:szCs w:val="20"/>
           <w:lang w:val="es-AR"/>
         </w:rPr>
-        <w:t>core</w:t>
-      </w:r>
-      <w:proofErr w:type="spellEnd"/>
-      <w:r>
+      </w:pPr>
+    </w:p>
+    <w:p>
+      <w:pPr>
+        <w:ind w:left="1859"/>
         <w:rPr>
           <w:sz w:val="20"/>
           <w:szCs w:val="20"/>
           <w:lang w:val="es-AR"/>
         </w:rPr>
-        <w:t>) de la red MPLS. En su práctica, R2-LSR y R3-LSR son LSR Core.</w:t>
-      </w:r>
-    </w:p>
-    <w:p>
-      <w:pPr>
-        <w:ind w:left="1859"/>
-        <w:rPr>
+      </w:pPr>
+      <w:r>
+        <w:rPr>
+          <w:b/>
+          <w:bCs/>
           <w:sz w:val="20"/>
           <w:szCs w:val="20"/>
           <w:lang w:val="es-AR"/>
         </w:rPr>
-      </w:pPr>
-    </w:p>
-    <w:p>
-      <w:pPr>
-        <w:ind w:left="1859"/>
+        <w:t>Función</w:t>
+      </w:r>
+      <w:r>
         <w:rPr>
           <w:sz w:val="20"/>
           <w:szCs w:val="20"/>
           <w:lang w:val="es-AR"/>
         </w:rPr>
-      </w:pPr>
-      <w:r>
-        <w:rPr>
-          <w:b/>
-          <w:bCs/>
-          <w:sz w:val="20"/>
-          <w:szCs w:val="20"/>
-          <w:lang w:val="es-AR"/>
-        </w:rPr>
-        <w:t>Función</w:t>
-      </w:r>
-      <w:r>
-        <w:rPr>
-          <w:sz w:val="20"/>
-          <w:szCs w:val="20"/>
-          <w:lang w:val="es-AR"/>
-        </w:rPr>
-        <w:t>: Solo se encargan de la conmutación de etiquetas (</w:t>
-      </w:r>
-      <w:proofErr w:type="spellStart"/>
-      <w:r>
-        <w:rPr>
-          <w:sz w:val="20"/>
-          <w:szCs w:val="20"/>
-          <w:lang w:val="es-AR"/>
-        </w:rPr>
-        <w:t>Label</w:t>
-      </w:r>
-      <w:proofErr w:type="spellEnd"/>
-      <w:r>
-        <w:rPr>
-          <w:sz w:val="20"/>
-          <w:szCs w:val="20"/>
-          <w:lang w:val="es-AR"/>
-        </w:rPr>
-        <w:t xml:space="preserve"> </w:t>
-      </w:r>
-      <w:proofErr w:type="spellStart"/>
-      <w:r>
-        <w:rPr>
-          <w:sz w:val="20"/>
-          <w:szCs w:val="20"/>
-          <w:lang w:val="es-AR"/>
-        </w:rPr>
-        <w:t>Switching</w:t>
-      </w:r>
-      <w:proofErr w:type="spellEnd"/>
-      <w:r>
-        <w:rPr>
-          <w:sz w:val="20"/>
-          <w:szCs w:val="20"/>
-          <w:lang w:val="es-AR"/>
-        </w:rPr>
-        <w:t>). Reciben paquetes etiquetados, realizan la operación de Swap (intercambio de etiqueta) y los reenvían al siguiente LSR en el LSP. No inspeccionan el encabezado IP.</w:t>
+        <w:t>: Solo se encargan de la conmutación de etiquetas (Label Switching). Reciben paquetes etiquetados, realizan la operación de Swap (intercambio de etiqueta) y los reenvían al siguiente LSR en el LSP. No inspeccionan el encabezado IP.</w:t>
       </w:r>
     </w:p>
     <w:p>
@@ -8666,68 +6639,68 @@
           <w:szCs w:val="20"/>
           <w:lang w:val="es-AR"/>
         </w:rPr>
-        <w:t xml:space="preserve"> Se encuentran en el borde (</w:t>
-      </w:r>
-      <w:proofErr w:type="spellStart"/>
-      <w:r>
+        <w:t xml:space="preserve"> Se encuentran en el borde (edge) de la red MPLS, interactuando con las redes IP tradicionales. En su práctica, R1-LER y R4-LER son LER.</w:t>
+      </w:r>
+    </w:p>
+    <w:p>
+      <w:pPr>
+        <w:ind w:left="1859"/>
         <w:rPr>
           <w:sz w:val="20"/>
           <w:szCs w:val="20"/>
           <w:lang w:val="es-AR"/>
         </w:rPr>
-        <w:t>edge</w:t>
-      </w:r>
-      <w:proofErr w:type="spellEnd"/>
-      <w:r>
-        <w:rPr>
+      </w:pPr>
+    </w:p>
+    <w:p>
+      <w:pPr>
+        <w:ind w:left="1859"/>
+        <w:rPr>
+          <w:b/>
+          <w:bCs/>
           <w:sz w:val="20"/>
           <w:szCs w:val="20"/>
           <w:lang w:val="es-AR"/>
         </w:rPr>
-        <w:t>) de la red MPLS, interactuando con las redes IP tradicionales. En su práctica, R1-LER y R4-LER son LER.</w:t>
-      </w:r>
-    </w:p>
-    <w:p>
-      <w:pPr>
-        <w:ind w:left="1859"/>
-        <w:rPr>
+      </w:pPr>
+      <w:r>
+        <w:rPr>
+          <w:b/>
+          <w:bCs/>
           <w:sz w:val="20"/>
           <w:szCs w:val="20"/>
           <w:lang w:val="es-AR"/>
         </w:rPr>
-      </w:pPr>
+        <w:t>Funciones Adicionales:</w:t>
+      </w:r>
     </w:p>
     <w:p>
       <w:pPr>
         <w:ind w:left="1859"/>
         <w:rPr>
-          <w:b/>
-          <w:bCs/>
           <w:sz w:val="20"/>
           <w:szCs w:val="20"/>
           <w:lang w:val="es-AR"/>
         </w:rPr>
       </w:pPr>
-      <w:r>
-        <w:rPr>
-          <w:b/>
-          <w:bCs/>
+    </w:p>
+    <w:p>
+      <w:pPr>
+        <w:ind w:left="1859"/>
+        <w:rPr>
           <w:sz w:val="20"/>
           <w:szCs w:val="20"/>
           <w:lang w:val="es-AR"/>
         </w:rPr>
-        <w:t>Funciones Adicionales:</w:t>
-      </w:r>
-    </w:p>
-    <w:p>
-      <w:pPr>
-        <w:ind w:left="1859"/>
+      </w:pPr>
+      <w:r>
         <w:rPr>
           <w:sz w:val="20"/>
           <w:szCs w:val="20"/>
           <w:lang w:val="es-AR"/>
         </w:rPr>
-      </w:pPr>
+        <w:t>En la Entrada (R1-LER): Realiza la función de Push (insertar etiqueta). Clasifica los paquetes IP en una FEC y les añade la primera etiqueta MPLS.</w:t>
+      </w:r>
     </w:p>
     <w:p>
       <w:pPr>
@@ -8738,77 +6711,23 @@
           <w:lang w:val="es-AR"/>
         </w:rPr>
       </w:pPr>
-      <w:r>
+    </w:p>
+    <w:p>
+      <w:pPr>
+        <w:ind w:left="1859"/>
         <w:rPr>
           <w:sz w:val="20"/>
           <w:szCs w:val="20"/>
           <w:lang w:val="es-AR"/>
         </w:rPr>
-        <w:t xml:space="preserve">En la Entrada (R1-LER): Realiza la función de </w:t>
-      </w:r>
-      <w:proofErr w:type="spellStart"/>
+      </w:pPr>
       <w:r>
         <w:rPr>
           <w:sz w:val="20"/>
           <w:szCs w:val="20"/>
           <w:lang w:val="es-AR"/>
         </w:rPr>
-        <w:t>Push</w:t>
-      </w:r>
-      <w:proofErr w:type="spellEnd"/>
-      <w:r>
-        <w:rPr>
-          <w:sz w:val="20"/>
-          <w:szCs w:val="20"/>
-          <w:lang w:val="es-AR"/>
-        </w:rPr>
-        <w:t xml:space="preserve"> (insertar etiqueta). Clasifica los paquetes IP en una FEC y les añade la primera etiqueta MPLS.</w:t>
-      </w:r>
-    </w:p>
-    <w:p>
-      <w:pPr>
-        <w:ind w:left="1859"/>
-        <w:rPr>
-          <w:sz w:val="20"/>
-          <w:szCs w:val="20"/>
-          <w:lang w:val="es-AR"/>
-        </w:rPr>
-      </w:pPr>
-    </w:p>
-    <w:p>
-      <w:pPr>
-        <w:ind w:left="1859"/>
-        <w:rPr>
-          <w:sz w:val="20"/>
-          <w:szCs w:val="20"/>
-          <w:lang w:val="es-AR"/>
-        </w:rPr>
-      </w:pPr>
-      <w:r>
-        <w:rPr>
-          <w:sz w:val="20"/>
-          <w:szCs w:val="20"/>
-          <w:lang w:val="es-AR"/>
-        </w:rPr>
-        <w:t>En la Salida (R4-LER): Realiza la función de Pop/</w:t>
-      </w:r>
-      <w:proofErr w:type="spellStart"/>
-      <w:r>
-        <w:rPr>
-          <w:sz w:val="20"/>
-          <w:szCs w:val="20"/>
-          <w:lang w:val="es-AR"/>
-        </w:rPr>
-        <w:t>Pull</w:t>
-      </w:r>
-      <w:proofErr w:type="spellEnd"/>
-      <w:r>
-        <w:rPr>
-          <w:sz w:val="20"/>
-          <w:szCs w:val="20"/>
-          <w:lang w:val="es-AR"/>
-        </w:rPr>
-        <w:t xml:space="preserve"> (quitar etiqueta). Retira la última etiqueta MPLS y reenvía el paquete como un paquete IP normal a la red de destino.</w:t>
+        <w:t>En la Salida (R4-LER): Realiza la función de Pop/Pull (quitar etiqueta). Retira la última etiqueta MPLS y reenvía el paquete como un paquete IP normal a la red de destino.</w:t>
       </w:r>
     </w:p>
     <w:p>
@@ -9083,25 +7002,7 @@
           <w:szCs w:val="20"/>
           <w:lang w:val="es-AR"/>
         </w:rPr>
-        <w:t xml:space="preserve"> de un </w:t>
-      </w:r>
-      <w:proofErr w:type="spellStart"/>
-      <w:r>
-        <w:rPr>
-          <w:sz w:val="20"/>
-          <w:szCs w:val="20"/>
-          <w:lang w:val="es-AR"/>
-        </w:rPr>
-        <w:t>router</w:t>
-      </w:r>
-      <w:proofErr w:type="spellEnd"/>
-      <w:r>
-        <w:rPr>
-          <w:sz w:val="20"/>
-          <w:szCs w:val="20"/>
-          <w:lang w:val="es-AR"/>
-        </w:rPr>
-        <w:t xml:space="preserve"> MPLS. Es la tabla central donde el </w:t>
+        <w:t xml:space="preserve"> de un router MPLS. Es la tabla central donde el </w:t>
       </w:r>
       <w:r>
         <w:rPr>
@@ -9216,7 +7117,6 @@
         </w:rPr>
         <w:t xml:space="preserve"> Almacena todas las etiquetas asignadas para cada </w:t>
       </w:r>
-      <w:proofErr w:type="spellStart"/>
       <w:r>
         <w:rPr>
           <w:i/>
@@ -9225,53 +7125,8 @@
           <w:szCs w:val="20"/>
           <w:lang w:val="es-AR"/>
         </w:rPr>
-        <w:t>Forwarding</w:t>
-      </w:r>
-      <w:proofErr w:type="spellEnd"/>
-      <w:r>
-        <w:rPr>
-          <w:i/>
-          <w:iCs/>
-          <w:sz w:val="20"/>
-          <w:szCs w:val="20"/>
-          <w:lang w:val="es-AR"/>
-        </w:rPr>
-        <w:t xml:space="preserve"> </w:t>
-      </w:r>
-      <w:proofErr w:type="spellStart"/>
-      <w:r>
-        <w:rPr>
-          <w:i/>
-          <w:iCs/>
-          <w:sz w:val="20"/>
-          <w:szCs w:val="20"/>
-          <w:lang w:val="es-AR"/>
-        </w:rPr>
-        <w:t>Equivalence</w:t>
-      </w:r>
-      <w:proofErr w:type="spellEnd"/>
-      <w:r>
-        <w:rPr>
-          <w:i/>
-          <w:iCs/>
-          <w:sz w:val="20"/>
-          <w:szCs w:val="20"/>
-          <w:lang w:val="es-AR"/>
-        </w:rPr>
-        <w:t xml:space="preserve"> </w:t>
-      </w:r>
-      <w:proofErr w:type="spellStart"/>
-      <w:r>
-        <w:rPr>
-          <w:i/>
-          <w:iCs/>
-          <w:sz w:val="20"/>
-          <w:szCs w:val="20"/>
-          <w:lang w:val="es-AR"/>
-        </w:rPr>
-        <w:t>Class</w:t>
-      </w:r>
-      <w:proofErr w:type="spellEnd"/>
+        <w:t>Forwarding Equivalence Class</w:t>
+      </w:r>
       <w:r>
         <w:rPr>
           <w:sz w:val="20"/>
@@ -9341,148 +7196,80 @@
           <w:szCs w:val="20"/>
           <w:lang w:val="es-AR"/>
         </w:rPr>
-        <w:t xml:space="preserve">LDP </w:t>
-      </w:r>
-      <w:proofErr w:type="spellStart"/>
+        <w:t>LDP Label Mapping</w:t>
+      </w:r>
+      <w:r>
+        <w:rPr>
+          <w:sz w:val="20"/>
+          <w:szCs w:val="20"/>
+          <w:lang w:val="es-AR"/>
+        </w:rPr>
+        <w:t xml:space="preserve"> que el router recibe de sus vecinos.</w:t>
+      </w:r>
+    </w:p>
+    <w:p>
+      <w:pPr>
+        <w:ind w:left="2160"/>
+        <w:jc w:val="both"/>
+        <w:rPr>
+          <w:sz w:val="20"/>
+          <w:szCs w:val="20"/>
+        </w:rPr>
+      </w:pPr>
+      <w:r>
+        <w:rPr>
+          <w:sz w:val="20"/>
+          <w:szCs w:val="20"/>
+        </w:rPr>
+        <w:t xml:space="preserve">La </w:t>
+      </w:r>
       <w:r>
         <w:rPr>
           <w:b/>
           <w:bCs/>
           <w:sz w:val="20"/>
           <w:szCs w:val="20"/>
-          <w:lang w:val="es-AR"/>
-        </w:rPr>
-        <w:t>Label</w:t>
-      </w:r>
-      <w:proofErr w:type="spellEnd"/>
+        </w:rPr>
+        <w:t>LFIB</w:t>
+      </w:r>
+      <w:r>
+        <w:rPr>
+          <w:sz w:val="20"/>
+          <w:szCs w:val="20"/>
+        </w:rPr>
+        <w:t xml:space="preserve"> es la tabla de </w:t>
+      </w:r>
       <w:r>
         <w:rPr>
           <w:b/>
           <w:bCs/>
           <w:sz w:val="20"/>
           <w:szCs w:val="20"/>
-          <w:lang w:val="es-AR"/>
-        </w:rPr>
-        <w:t xml:space="preserve"> </w:t>
-      </w:r>
-      <w:proofErr w:type="spellStart"/>
+        </w:rPr>
+        <w:t>datos</w:t>
+      </w:r>
+      <w:r>
+        <w:rPr>
+          <w:sz w:val="20"/>
+          <w:szCs w:val="20"/>
+        </w:rPr>
+        <w:t xml:space="preserve"> o </w:t>
+      </w:r>
       <w:r>
         <w:rPr>
           <w:b/>
           <w:bCs/>
           <w:sz w:val="20"/>
           <w:szCs w:val="20"/>
-          <w:lang w:val="es-AR"/>
-        </w:rPr>
-        <w:t>Mapping</w:t>
-      </w:r>
-      <w:proofErr w:type="spellEnd"/>
+        </w:rPr>
+        <w:t>reenvío</w:t>
+      </w:r>
       <w:r>
         <w:rPr>
           <w:sz w:val="20"/>
           <w:szCs w:val="20"/>
-          <w:lang w:val="es-AR"/>
-        </w:rPr>
-        <w:t xml:space="preserve"> que el </w:t>
-      </w:r>
-      <w:proofErr w:type="spellStart"/>
-      <w:r>
-        <w:rPr>
-          <w:sz w:val="20"/>
-          <w:szCs w:val="20"/>
-          <w:lang w:val="es-AR"/>
-        </w:rPr>
-        <w:t>router</w:t>
-      </w:r>
-      <w:proofErr w:type="spellEnd"/>
-      <w:r>
-        <w:rPr>
-          <w:sz w:val="20"/>
-          <w:szCs w:val="20"/>
-          <w:lang w:val="es-AR"/>
-        </w:rPr>
-        <w:t xml:space="preserve"> recibe de sus vecinos.</w:t>
-      </w:r>
-    </w:p>
-    <w:p>
-      <w:pPr>
-        <w:ind w:left="2160"/>
-        <w:jc w:val="both"/>
-        <w:rPr>
-          <w:sz w:val="20"/>
-          <w:szCs w:val="20"/>
-        </w:rPr>
-      </w:pPr>
-      <w:r>
-        <w:rPr>
-          <w:sz w:val="20"/>
-          <w:szCs w:val="20"/>
-        </w:rPr>
-        <w:t xml:space="preserve">La </w:t>
-      </w:r>
-      <w:r>
-        <w:rPr>
-          <w:b/>
-          <w:bCs/>
-          <w:sz w:val="20"/>
-          <w:szCs w:val="20"/>
-        </w:rPr>
-        <w:t>LFIB</w:t>
-      </w:r>
-      <w:r>
-        <w:rPr>
-          <w:sz w:val="20"/>
-          <w:szCs w:val="20"/>
-        </w:rPr>
-        <w:t xml:space="preserve"> es la tabla de </w:t>
-      </w:r>
-      <w:r>
-        <w:rPr>
-          <w:b/>
-          <w:bCs/>
-          <w:sz w:val="20"/>
-          <w:szCs w:val="20"/>
-        </w:rPr>
-        <w:t>datos</w:t>
-      </w:r>
-      <w:r>
-        <w:rPr>
-          <w:sz w:val="20"/>
-          <w:szCs w:val="20"/>
-        </w:rPr>
-        <w:t xml:space="preserve"> o </w:t>
-      </w:r>
-      <w:r>
-        <w:rPr>
-          <w:b/>
-          <w:bCs/>
-          <w:sz w:val="20"/>
-          <w:szCs w:val="20"/>
-        </w:rPr>
-        <w:t>reenvío</w:t>
-      </w:r>
-      <w:r>
-        <w:rPr>
-          <w:sz w:val="20"/>
-          <w:szCs w:val="20"/>
-        </w:rPr>
-        <w:t xml:space="preserve"> de un </w:t>
-      </w:r>
-      <w:proofErr w:type="spellStart"/>
-      <w:r>
-        <w:rPr>
-          <w:sz w:val="20"/>
-          <w:szCs w:val="20"/>
-        </w:rPr>
-        <w:t>router</w:t>
-      </w:r>
-      <w:proofErr w:type="spellEnd"/>
-      <w:r>
-        <w:rPr>
-          <w:sz w:val="20"/>
-          <w:szCs w:val="20"/>
-        </w:rPr>
-        <w:t xml:space="preserve"> MPLS. Es el corazón del plano de datos (Data Plane) y se utiliza para tomar decisiones de conmutación de etiquetas en tiempo real.</w:t>
+        </w:rPr>
+        <w:t xml:space="preserve"> de un router MPLS. Es el corazón del plano de datos (Data Plane) y se utiliza para tomar decisiones de conmutación de etiquetas en tiempo real.</w:t>
       </w:r>
       <w:r>
         <w:rPr>
@@ -9642,99 +7429,15 @@
           <w:szCs w:val="20"/>
           <w:lang w:val="es-AR"/>
         </w:rPr>
-        <w:t xml:space="preserve">"Next Hop </w:t>
-      </w:r>
-      <w:proofErr w:type="spellStart"/>
-      <w:r>
-        <w:rPr>
-          <w:b/>
-          <w:bCs/>
+        <w:t>"Next Hop Label Forwarding Entry" (NHLFE):</w:t>
+      </w:r>
+      <w:r>
+        <w:rPr>
           <w:sz w:val="20"/>
           <w:szCs w:val="20"/>
           <w:lang w:val="es-AR"/>
         </w:rPr>
-        <w:t>Label</w:t>
-      </w:r>
-      <w:proofErr w:type="spellEnd"/>
-      <w:r>
-        <w:rPr>
-          <w:b/>
-          <w:bCs/>
-          <w:sz w:val="20"/>
-          <w:szCs w:val="20"/>
-          <w:lang w:val="es-AR"/>
-        </w:rPr>
-        <w:t xml:space="preserve"> </w:t>
-      </w:r>
-      <w:proofErr w:type="spellStart"/>
-      <w:r>
-        <w:rPr>
-          <w:b/>
-          <w:bCs/>
-          <w:sz w:val="20"/>
-          <w:szCs w:val="20"/>
-          <w:lang w:val="es-AR"/>
-        </w:rPr>
-        <w:t>Forwarding</w:t>
-      </w:r>
-      <w:proofErr w:type="spellEnd"/>
-      <w:r>
-        <w:rPr>
-          <w:b/>
-          <w:bCs/>
-          <w:sz w:val="20"/>
-          <w:szCs w:val="20"/>
-          <w:lang w:val="es-AR"/>
-        </w:rPr>
-        <w:t xml:space="preserve"> </w:t>
-      </w:r>
-      <w:proofErr w:type="spellStart"/>
-      <w:r>
-        <w:rPr>
-          <w:b/>
-          <w:bCs/>
-          <w:sz w:val="20"/>
-          <w:szCs w:val="20"/>
-          <w:lang w:val="es-AR"/>
-        </w:rPr>
-        <w:t>Entry</w:t>
-      </w:r>
-      <w:proofErr w:type="spellEnd"/>
-      <w:r>
-        <w:rPr>
-          <w:b/>
-          <w:bCs/>
-          <w:sz w:val="20"/>
-          <w:szCs w:val="20"/>
-          <w:lang w:val="es-AR"/>
-        </w:rPr>
-        <w:t>" (NHLFE):</w:t>
-      </w:r>
-      <w:r>
-        <w:rPr>
-          <w:sz w:val="20"/>
-          <w:szCs w:val="20"/>
-          <w:lang w:val="es-AR"/>
-        </w:rPr>
-        <w:t xml:space="preserve"> Cada entrada en la LFIB se denomina NHLFE. Estas entradas representan la acción de reenvío que debe realizarse (Swap, Pop o </w:t>
-      </w:r>
-      <w:proofErr w:type="spellStart"/>
-      <w:r>
-        <w:rPr>
-          <w:sz w:val="20"/>
-          <w:szCs w:val="20"/>
-          <w:lang w:val="es-AR"/>
-        </w:rPr>
-        <w:t>Push</w:t>
-      </w:r>
-      <w:proofErr w:type="spellEnd"/>
-      <w:r>
-        <w:rPr>
-          <w:sz w:val="20"/>
-          <w:szCs w:val="20"/>
-          <w:lang w:val="es-AR"/>
-        </w:rPr>
-        <w:t>).</w:t>
+        <w:t xml:space="preserve"> Cada entrada en la LFIB se denomina NHLFE. Estas entradas representan la acción de reenvío que debe realizarse (Swap, Pop o Push).</w:t>
       </w:r>
     </w:p>
     <w:p>
@@ -9774,21 +7477,216 @@
     </w:p>
     <w:p>
       <w:pPr>
-        <w:ind w:left="2160"/>
-        <w:jc w:val="both"/>
-        <w:rPr>
-          <w:sz w:val="24"/>
-          <w:szCs w:val="24"/>
+        <w:pStyle w:val="Ttulo3"/>
+        <w:ind w:left="1800" w:firstLine="300"/>
+        <w:rPr>
+          <w:lang w:val="en-US"/>
+        </w:rPr>
+      </w:pPr>
+      <w:r>
+        <w:rPr>
+          <w:rStyle w:val="Textoennegrita"/>
+          <w:b/>
+          <w:bCs/>
+          <w:lang w:val="en-US"/>
+        </w:rPr>
+        <w:t>OSPF (Open Shortest Path First)</w:t>
+      </w:r>
+    </w:p>
+    <w:p>
+      <w:pPr>
+        <w:pStyle w:val="NormalWeb"/>
+        <w:numPr>
+          <w:ilvl w:val="0"/>
+          <w:numId w:val="29"/>
+        </w:numPr>
+        <w:tabs>
+          <w:tab w:val="clear" w:pos="720"/>
+          <w:tab w:val="num" w:pos="2460"/>
+        </w:tabs>
+        <w:ind w:left="2460"/>
+        <w:rPr>
           <w:lang w:val="es-AR"/>
         </w:rPr>
       </w:pPr>
       <w:r>
         <w:rPr>
-          <w:sz w:val="24"/>
-          <w:szCs w:val="24"/>
+          <w:rStyle w:val="Textoennegrita"/>
           <w:lang w:val="es-AR"/>
         </w:rPr>
-        <w:t>Agregar OSPF y LDP.</w:t>
+        <w:t>Qué es:</w:t>
+      </w:r>
+      <w:r>
+        <w:rPr>
+          <w:lang w:val="es-AR"/>
+        </w:rPr>
+        <w:t xml:space="preserve"> un </w:t>
+      </w:r>
+      <w:r>
+        <w:rPr>
+          <w:rStyle w:val="Textoennegrita"/>
+          <w:lang w:val="es-AR"/>
+        </w:rPr>
+        <w:t>protocolo de enrutamiento interior (IGP)</w:t>
+      </w:r>
+      <w:r>
+        <w:rPr>
+          <w:lang w:val="es-AR"/>
+        </w:rPr>
+        <w:t>, basado en estado de enlace, que calcula las rutas IP óptimas dentro de un dominio de enrutamiento (AS).</w:t>
+      </w:r>
+    </w:p>
+    <w:p>
+      <w:pPr>
+        <w:pStyle w:val="NormalWeb"/>
+        <w:numPr>
+          <w:ilvl w:val="0"/>
+          <w:numId w:val="29"/>
+        </w:numPr>
+        <w:tabs>
+          <w:tab w:val="clear" w:pos="720"/>
+          <w:tab w:val="num" w:pos="2460"/>
+        </w:tabs>
+        <w:ind w:left="2460"/>
+        <w:rPr>
+          <w:lang w:val="es-AR"/>
+        </w:rPr>
+      </w:pPr>
+      <w:r>
+        <w:rPr>
+          <w:rStyle w:val="Textoennegrita"/>
+          <w:lang w:val="es-AR"/>
+        </w:rPr>
+        <w:t>Rol en MPLS:</w:t>
+      </w:r>
+      <w:r>
+        <w:rPr>
+          <w:lang w:val="es-AR"/>
+        </w:rPr>
+        <w:t xml:space="preserve"> OSPF se usa para </w:t>
+      </w:r>
+      <w:r>
+        <w:rPr>
+          <w:rStyle w:val="Textoennegrita"/>
+          <w:lang w:val="es-AR"/>
+        </w:rPr>
+        <w:t>descubrir la topología de red y calcular las rutas IP</w:t>
+      </w:r>
+      <w:r>
+        <w:rPr>
+          <w:lang w:val="es-AR"/>
+        </w:rPr>
+        <w:t>. Estas rutas son la base sobre la cual MPLS va a establecer sus Label Switched Paths (LSPs). Es decir, OSPF asegura que todos los routers tengan la misma visión de la red y sepan cuál es el "mejor camino" IP.</w:t>
+      </w:r>
+    </w:p>
+    <w:p>
+      <w:pPr>
+        <w:ind w:left="1740"/>
+      </w:pPr>
+      <w:r>
+        <w:pict w14:anchorId="6C9021DF">
+          <v:rect id="_x0000_i1025" style="width:0;height:1.5pt" o:hralign="center" o:hrstd="t" o:hr="t" fillcolor="#a0a0a0" stroked="f"/>
+        </w:pict>
+      </w:r>
+    </w:p>
+    <w:p>
+      <w:pPr>
+        <w:pStyle w:val="Ttulo3"/>
+        <w:ind w:left="1440" w:firstLine="660"/>
+      </w:pPr>
+      <w:r>
+        <w:rPr>
+          <w:rStyle w:val="Textoennegrita"/>
+          <w:b/>
+          <w:bCs/>
+        </w:rPr>
+        <w:t>LDP (Label Distribution Protocol)</w:t>
+      </w:r>
+    </w:p>
+    <w:p>
+      <w:pPr>
+        <w:pStyle w:val="NormalWeb"/>
+        <w:numPr>
+          <w:ilvl w:val="0"/>
+          <w:numId w:val="30"/>
+        </w:numPr>
+        <w:tabs>
+          <w:tab w:val="clear" w:pos="720"/>
+          <w:tab w:val="num" w:pos="2460"/>
+        </w:tabs>
+        <w:ind w:left="2460"/>
+        <w:rPr>
+          <w:lang w:val="es-AR"/>
+        </w:rPr>
+      </w:pPr>
+      <w:r>
+        <w:rPr>
+          <w:rStyle w:val="Textoennegrita"/>
+          <w:lang w:val="es-AR"/>
+        </w:rPr>
+        <w:t>Qué es:</w:t>
+      </w:r>
+      <w:r>
+        <w:rPr>
+          <w:lang w:val="es-AR"/>
+        </w:rPr>
+        <w:t xml:space="preserve"> un </w:t>
+      </w:r>
+      <w:r>
+        <w:rPr>
+          <w:rStyle w:val="Textoennegrita"/>
+          <w:lang w:val="es-AR"/>
+        </w:rPr>
+        <w:t>protocolo de señalización de etiquetas</w:t>
+      </w:r>
+      <w:r>
+        <w:rPr>
+          <w:lang w:val="es-AR"/>
+        </w:rPr>
+        <w:t xml:space="preserve"> que distribuye los labels MPLS entre los routers.</w:t>
+      </w:r>
+    </w:p>
+    <w:p>
+      <w:pPr>
+        <w:pStyle w:val="NormalWeb"/>
+        <w:numPr>
+          <w:ilvl w:val="0"/>
+          <w:numId w:val="30"/>
+        </w:numPr>
+        <w:tabs>
+          <w:tab w:val="clear" w:pos="720"/>
+          <w:tab w:val="num" w:pos="2460"/>
+        </w:tabs>
+        <w:ind w:left="2460"/>
+        <w:rPr>
+          <w:lang w:val="es-AR"/>
+        </w:rPr>
+      </w:pPr>
+      <w:r>
+        <w:rPr>
+          <w:rStyle w:val="Textoennegrita"/>
+          <w:lang w:val="es-AR"/>
+        </w:rPr>
+        <w:t>Rol en MPLS:</w:t>
+      </w:r>
+      <w:r>
+        <w:rPr>
+          <w:lang w:val="es-AR"/>
+        </w:rPr>
+        <w:t xml:space="preserve"> una vez que OSPF (u otro IGP) define las rutas IP, LDP asigna y anuncia las etiquetas correspondientes a esos prefijos. Así, los routers MPLS construyen tablas de reenvío basadas en etiquetas en lugar de direcciones IP, permitiendo el </w:t>
+      </w:r>
+      <w:r>
+        <w:rPr>
+          <w:rStyle w:val="Textoennegrita"/>
+          <w:lang w:val="es-AR"/>
+        </w:rPr>
+        <w:t>label switching</w:t>
+      </w:r>
+      <w:r>
+        <w:rPr>
+          <w:lang w:val="es-AR"/>
+        </w:rPr>
+        <w:t>.</w:t>
       </w:r>
     </w:p>
     <w:p>
@@ -10068,11 +7966,9 @@
         </w:rPr>
         <w:t xml:space="preserve"> </w:t>
       </w:r>
-      <w:proofErr w:type="spellStart"/>
       <w:r>
         <w:t>ram</w:t>
       </w:r>
-      <w:proofErr w:type="spellEnd"/>
       <w:r>
         <w:rPr>
           <w:spacing w:val="-4"/>
@@ -10169,19 +8065,11 @@
       <w:r>
         <w:t xml:space="preserve">Instalación de gns3 </w:t>
       </w:r>
-      <w:proofErr w:type="spellStart"/>
       <w:r>
         <w:rPr>
           <w:spacing w:val="-5"/>
         </w:rPr>
-        <w:t>vm</w:t>
-      </w:r>
-      <w:proofErr w:type="spellEnd"/>
-      <w:r>
-        <w:rPr>
-          <w:spacing w:val="-5"/>
-        </w:rPr>
-        <w:t>:</w:t>
+        <w:t>vm:</w:t>
       </w:r>
     </w:p>
     <w:p>
@@ -10213,14 +8101,12 @@
         </w:rPr>
         <w:t xml:space="preserve"> </w:t>
       </w:r>
-      <w:proofErr w:type="spellStart"/>
       <w:r>
         <w:rPr>
           <w:sz w:val="20"/>
         </w:rPr>
         <w:t>virtualbox</w:t>
       </w:r>
-      <w:proofErr w:type="spellEnd"/>
       <w:r>
         <w:rPr>
           <w:spacing w:val="-5"/>
@@ -10304,14 +8190,12 @@
         </w:rPr>
         <w:t xml:space="preserve"> </w:t>
       </w:r>
-      <w:proofErr w:type="spellStart"/>
       <w:r>
         <w:rPr>
           <w:sz w:val="20"/>
         </w:rPr>
         <w:t>mv</w:t>
       </w:r>
-      <w:proofErr w:type="spellEnd"/>
       <w:r>
         <w:rPr>
           <w:spacing w:val="-5"/>
@@ -10345,7 +8229,6 @@
         </w:rPr>
         <w:t xml:space="preserve"> </w:t>
       </w:r>
-      <w:proofErr w:type="spellStart"/>
       <w:r>
         <w:rPr>
           <w:spacing w:val="-5"/>
@@ -10353,7 +8236,6 @@
         </w:rPr>
         <w:t>vm</w:t>
       </w:r>
-      <w:proofErr w:type="spellEnd"/>
     </w:p>
     <w:p>
       <w:pPr>
@@ -10440,7 +8322,6 @@
         </w:rPr>
         <w:t xml:space="preserve"> </w:t>
       </w:r>
-      <w:proofErr w:type="gramStart"/>
       <w:r>
         <w:rPr>
           <w:sz w:val="20"/>
@@ -10460,7 +8341,6 @@
         </w:rPr>
         <w:t>.ova</w:t>
       </w:r>
-      <w:proofErr w:type="gramEnd"/>
       <w:r>
         <w:rPr>
           <w:spacing w:val="-6"/>
@@ -10594,14 +8474,12 @@
         </w:rPr>
         <w:t xml:space="preserve"> </w:t>
       </w:r>
-      <w:proofErr w:type="spellStart"/>
       <w:r>
         <w:rPr>
           <w:sz w:val="20"/>
         </w:rPr>
         <w:t>mv</w:t>
       </w:r>
-      <w:proofErr w:type="spellEnd"/>
       <w:r>
         <w:rPr>
           <w:spacing w:val="-2"/>
@@ -10804,14 +8682,12 @@
         </w:rPr>
         <w:t xml:space="preserve"> </w:t>
       </w:r>
-      <w:proofErr w:type="spellStart"/>
       <w:r>
         <w:rPr>
           <w:sz w:val="20"/>
         </w:rPr>
         <w:t>mv</w:t>
       </w:r>
-      <w:proofErr w:type="spellEnd"/>
       <w:r>
         <w:rPr>
           <w:spacing w:val="-2"/>
@@ -10825,21 +8701,12 @@
         </w:rPr>
         <w:t xml:space="preserve">a </w:t>
       </w:r>
-      <w:proofErr w:type="spellStart"/>
       <w:r>
         <w:rPr>
           <w:spacing w:val="-2"/>
           <w:sz w:val="20"/>
         </w:rPr>
-        <w:t>virtio</w:t>
-      </w:r>
-      <w:proofErr w:type="spellEnd"/>
-      <w:r>
-        <w:rPr>
-          <w:spacing w:val="-2"/>
-          <w:sz w:val="20"/>
-        </w:rPr>
-        <w:t>-net</w:t>
+        <w:t>virtio-net</w:t>
       </w:r>
     </w:p>
     <w:p>
@@ -10889,11 +8756,9 @@
         </w:rPr>
         <w:t xml:space="preserve"> </w:t>
       </w:r>
-      <w:proofErr w:type="spellStart"/>
       <w:r>
         <w:t>hostonly</w:t>
       </w:r>
-      <w:proofErr w:type="spellEnd"/>
       <w:r>
         <w:rPr>
           <w:spacing w:val="67"/>
@@ -10901,11 +8766,9 @@
         </w:rPr>
         <w:t xml:space="preserve"> </w:t>
       </w:r>
-      <w:proofErr w:type="spellStart"/>
       <w:r>
         <w:t>ctrl</w:t>
       </w:r>
-      <w:proofErr w:type="spellEnd"/>
       <w:r>
         <w:rPr>
           <w:spacing w:val="-3"/>
@@ -10972,14 +8835,12 @@
         </w:rPr>
         <w:t xml:space="preserve"> </w:t>
       </w:r>
-      <w:proofErr w:type="spellStart"/>
       <w:r>
         <w:rPr>
           <w:lang w:val="en-US"/>
         </w:rPr>
         <w:t>vm</w:t>
       </w:r>
-      <w:proofErr w:type="spellEnd"/>
       <w:r>
         <w:rPr>
           <w:spacing w:val="-6"/>
@@ -10987,14 +8848,12 @@
         </w:rPr>
         <w:t xml:space="preserve"> </w:t>
       </w:r>
-      <w:proofErr w:type="spellStart"/>
       <w:r>
         <w:rPr>
           <w:lang w:val="en-US"/>
         </w:rPr>
         <w:t>en</w:t>
       </w:r>
-      <w:proofErr w:type="spellEnd"/>
       <w:r>
         <w:rPr>
           <w:spacing w:val="-6"/>
@@ -11028,21 +8887,12 @@
         </w:rPr>
         <w:t xml:space="preserve"> </w:t>
       </w:r>
-      <w:proofErr w:type="spellStart"/>
       <w:r>
         <w:rPr>
           <w:spacing w:val="-5"/>
           <w:lang w:val="en-US"/>
         </w:rPr>
-        <w:t>vm</w:t>
-      </w:r>
-      <w:proofErr w:type="spellEnd"/>
-      <w:r>
-        <w:rPr>
-          <w:spacing w:val="-5"/>
-          <w:lang w:val="en-US"/>
-        </w:rPr>
-        <w:t>)</w:t>
+        <w:t>vm)</w:t>
       </w:r>
     </w:p>
     <w:p>
@@ -11973,23 +9823,7 @@
         <w:t xml:space="preserve"> </w:t>
       </w:r>
       <w:r>
-        <w:t xml:space="preserve">Agregar </w:t>
-      </w:r>
-      <w:proofErr w:type="spellStart"/>
-      <w:r>
-        <w:t>template</w:t>
-      </w:r>
-      <w:proofErr w:type="spellEnd"/>
-      <w:r>
-        <w:t xml:space="preserve"> en gns3(file/new </w:t>
-      </w:r>
-      <w:proofErr w:type="spellStart"/>
-      <w:r>
-        <w:t>template</w:t>
-      </w:r>
-      <w:proofErr w:type="spellEnd"/>
-      <w:r>
-        <w:t>/ elegir la opción recomendada)</w:t>
+        <w:t>Agregar template en gns3(file/new template/ elegir la opción recomendada)</w:t>
       </w:r>
     </w:p>
     <w:p>
@@ -12137,22 +9971,18 @@
         </w:rPr>
         <w:t xml:space="preserve"> </w:t>
       </w:r>
-      <w:proofErr w:type="spellStart"/>
       <w:r>
         <w:t>seccion</w:t>
       </w:r>
-      <w:proofErr w:type="spellEnd"/>
       <w:r>
         <w:rPr>
           <w:spacing w:val="-4"/>
         </w:rPr>
         <w:t xml:space="preserve"> </w:t>
       </w:r>
-      <w:proofErr w:type="spellStart"/>
       <w:r>
         <w:t>routers</w:t>
       </w:r>
-      <w:proofErr w:type="spellEnd"/>
       <w:r>
         <w:rPr>
           <w:spacing w:val="-5"/>
@@ -12296,11 +10126,9 @@
         </w:rPr>
         <w:t xml:space="preserve"> </w:t>
       </w:r>
-      <w:proofErr w:type="spellStart"/>
       <w:r>
         <w:t>vm</w:t>
       </w:r>
-      <w:proofErr w:type="spellEnd"/>
       <w:r>
         <w:rPr>
           <w:spacing w:val="42"/>
@@ -12505,11 +10333,9 @@
         </w:rPr>
         <w:t xml:space="preserve"> </w:t>
       </w:r>
-      <w:proofErr w:type="spellStart"/>
       <w:r>
         <w:t>dyna</w:t>
       </w:r>
-      <w:proofErr w:type="spellEnd"/>
       <w:r>
         <w:rPr>
           <w:spacing w:val="-3"/>
@@ -12836,15 +10662,7 @@
         <w:ind w:left="1140" w:right="167"/>
       </w:pPr>
       <w:r>
-        <w:t xml:space="preserve">Nuestro laboratorio estará compuesto por 4 </w:t>
-      </w:r>
-      <w:proofErr w:type="spellStart"/>
-      <w:r>
-        <w:t>routers</w:t>
-      </w:r>
-      <w:proofErr w:type="spellEnd"/>
-      <w:r>
-        <w:t xml:space="preserve"> cisco 7200 y 2 VPC con ellos se implementará una red MPLS L3 que intercambie etiquetas con LDP y utilice OSPF para ruteo.</w:t>
+        <w:t>Nuestro laboratorio estará compuesto por 4 routers cisco 7200 y 2 VPC con ellos se implementará una red MPLS L3 que intercambie etiquetas con LDP y utilice OSPF para ruteo.</w:t>
       </w:r>
     </w:p>
     <w:p>
@@ -13003,14 +10821,12 @@
         </w:rPr>
         <w:t xml:space="preserve"> </w:t>
       </w:r>
-      <w:proofErr w:type="spellStart"/>
       <w:r>
         <w:rPr>
           <w:sz w:val="20"/>
         </w:rPr>
         <w:t>routers</w:t>
       </w:r>
-      <w:proofErr w:type="spellEnd"/>
       <w:r>
         <w:rPr>
           <w:spacing w:val="-4"/>
@@ -13029,17 +10845,8 @@
           <w:spacing w:val="-4"/>
           <w:sz w:val="20"/>
         </w:rPr>
-        <w:t xml:space="preserve"> </w:t>
-      </w:r>
-      <w:proofErr w:type="spellStart"/>
-      <w:r>
-        <w:rPr>
-          <w:spacing w:val="-4"/>
-          <w:sz w:val="20"/>
-        </w:rPr>
-        <w:t>vpcs</w:t>
-      </w:r>
-      <w:proofErr w:type="spellEnd"/>
+        <w:t xml:space="preserve"> vpcs</w:t>
+      </w:r>
     </w:p>
     <w:p>
       <w:pPr>
@@ -13083,14 +10890,12 @@
         </w:rPr>
         <w:t xml:space="preserve"> </w:t>
       </w:r>
-      <w:proofErr w:type="spellStart"/>
       <w:r>
         <w:rPr>
           <w:sz w:val="20"/>
         </w:rPr>
         <w:t>router</w:t>
       </w:r>
-      <w:proofErr w:type="spellEnd"/>
       <w:r>
         <w:rPr>
           <w:spacing w:val="40"/>
@@ -13111,14 +10916,12 @@
         </w:rPr>
         <w:t xml:space="preserve"> </w:t>
       </w:r>
-      <w:proofErr w:type="spellStart"/>
       <w:r>
         <w:rPr>
           <w:sz w:val="20"/>
         </w:rPr>
         <w:t>click</w:t>
       </w:r>
-      <w:proofErr w:type="spellEnd"/>
       <w:r>
         <w:rPr>
           <w:spacing w:val="40"/>
@@ -13248,35 +11051,7 @@
         <w:rPr>
           <w:sz w:val="20"/>
         </w:rPr>
-        <w:t xml:space="preserve">y número de slots (elija 2 </w:t>
-      </w:r>
-      <w:proofErr w:type="spellStart"/>
-      <w:r>
-        <w:rPr>
-          <w:sz w:val="20"/>
-        </w:rPr>
-        <w:t>modulos</w:t>
-      </w:r>
-      <w:proofErr w:type="spellEnd"/>
-      <w:r>
-        <w:rPr>
-          <w:sz w:val="20"/>
-        </w:rPr>
-        <w:t xml:space="preserve"> con 2 adaptadores </w:t>
-      </w:r>
-      <w:proofErr w:type="spellStart"/>
-      <w:r>
-        <w:rPr>
-          <w:sz w:val="20"/>
-        </w:rPr>
-        <w:t>Fast</w:t>
-      </w:r>
-      <w:proofErr w:type="spellEnd"/>
-      <w:r>
-        <w:rPr>
-          <w:sz w:val="20"/>
-        </w:rPr>
-        <w:t xml:space="preserve"> ethernet)</w:t>
+        <w:t>y número de slots (elija 2 modulos con 2 adaptadores Fast ethernet)</w:t>
       </w:r>
     </w:p>
     <w:p>
@@ -13543,19 +11318,11 @@
         </w:rPr>
         <w:t xml:space="preserve"> </w:t>
       </w:r>
-      <w:proofErr w:type="spellStart"/>
-      <w:r>
-        <w:rPr>
-          <w:sz w:val="20"/>
-        </w:rPr>
-        <w:t>view</w:t>
-      </w:r>
-      <w:proofErr w:type="spellEnd"/>
-      <w:r>
-        <w:rPr>
-          <w:sz w:val="20"/>
-        </w:rPr>
-        <w:t xml:space="preserve"> puede elegir que se vean las etiquetas de interfaces para guiarse)</w:t>
+      <w:r>
+        <w:rPr>
+          <w:sz w:val="20"/>
+        </w:rPr>
+        <w:t>view puede elegir que se vean las etiquetas de interfaces para guiarse)</w:t>
       </w:r>
     </w:p>
     <w:p>
@@ -13732,23 +11499,13 @@
                 <w:sz w:val="20"/>
               </w:rPr>
             </w:pPr>
-            <w:proofErr w:type="spellStart"/>
             <w:r>
               <w:rPr>
                 <w:spacing w:val="-2"/>
                 <w:sz w:val="20"/>
               </w:rPr>
-              <w:t>Disposit</w:t>
+              <w:t xml:space="preserve">Disposit </w:t>
             </w:r>
-            <w:proofErr w:type="spellEnd"/>
-            <w:r>
-              <w:rPr>
-                <w:spacing w:val="-2"/>
-                <w:sz w:val="20"/>
-              </w:rPr>
-              <w:t xml:space="preserve"> </w:t>
-            </w:r>
-            <w:proofErr w:type="spellStart"/>
             <w:r>
               <w:rPr>
                 <w:spacing w:val="-4"/>
@@ -13756,7 +11513,6 @@
               </w:rPr>
               <w:t>ivo</w:t>
             </w:r>
-            <w:proofErr w:type="spellEnd"/>
           </w:p>
         </w:tc>
         <w:tc>
@@ -13847,17 +11603,8 @@
                 <w:spacing w:val="-2"/>
                 <w:sz w:val="20"/>
               </w:rPr>
-              <w:t xml:space="preserve">Default </w:t>
+              <w:t>Default gateway</w:t>
             </w:r>
-            <w:proofErr w:type="spellStart"/>
-            <w:r>
-              <w:rPr>
-                <w:spacing w:val="-2"/>
-                <w:sz w:val="20"/>
-              </w:rPr>
-              <w:t>gateway</w:t>
-            </w:r>
-            <w:proofErr w:type="spellEnd"/>
           </w:p>
         </w:tc>
       </w:tr>
@@ -16391,7 +14138,6 @@
               </w:rPr>
               <w:t xml:space="preserve"> </w:t>
             </w:r>
-            <w:proofErr w:type="spellStart"/>
             <w:r>
               <w:rPr>
                 <w:rFonts w:ascii="Arial MT" w:hAnsi="Arial MT"/>
@@ -16399,7 +14145,6 @@
               </w:rPr>
               <w:t>Ortíz</w:t>
             </w:r>
-            <w:proofErr w:type="spellEnd"/>
           </w:p>
         </w:tc>
       </w:tr>
@@ -16641,18 +14386,8 @@
                 <w:b/>
                 <w:sz w:val="20"/>
               </w:rPr>
-              <w:t>(</w:t>
+              <w:t>(Multiprotocol</w:t>
             </w:r>
-            <w:proofErr w:type="spellStart"/>
-            <w:r>
-              <w:rPr>
-                <w:rFonts w:ascii="Arial"/>
-                <w:b/>
-                <w:sz w:val="20"/>
-              </w:rPr>
-              <w:t>Multiprotocol</w:t>
-            </w:r>
-            <w:proofErr w:type="spellEnd"/>
             <w:r>
               <w:rPr>
                 <w:rFonts w:ascii="Arial"/>
@@ -16662,7 +14397,6 @@
               </w:rPr>
               <w:t xml:space="preserve"> </w:t>
             </w:r>
-            <w:proofErr w:type="spellStart"/>
             <w:r>
               <w:rPr>
                 <w:rFonts w:ascii="Arial"/>
@@ -16671,7 +14405,6 @@
               </w:rPr>
               <w:t>Label</w:t>
             </w:r>
-            <w:proofErr w:type="spellEnd"/>
             <w:r>
               <w:rPr>
                 <w:rFonts w:ascii="Arial"/>
@@ -16681,7 +14414,6 @@
               </w:rPr>
               <w:t xml:space="preserve"> </w:t>
             </w:r>
-            <w:proofErr w:type="spellStart"/>
             <w:r>
               <w:rPr>
                 <w:rFonts w:ascii="Arial"/>
@@ -16689,17 +14421,7 @@
                 <w:spacing w:val="-2"/>
                 <w:sz w:val="20"/>
               </w:rPr>
-              <w:t>Switching</w:t>
-            </w:r>
-            <w:proofErr w:type="spellEnd"/>
-            <w:r>
-              <w:rPr>
-                <w:rFonts w:ascii="Arial"/>
-                <w:b/>
-                <w:spacing w:val="-2"/>
-                <w:sz w:val="20"/>
-              </w:rPr>
-              <w:t>)</w:t>
+              <w:t>Switching)</w:t>
             </w:r>
           </w:p>
         </w:tc>
@@ -17528,25 +15250,21 @@
         </w:rPr>
         <w:t xml:space="preserve"> </w:t>
       </w:r>
-      <w:proofErr w:type="spellStart"/>
       <w:r>
         <w:t>logging</w:t>
       </w:r>
-      <w:proofErr w:type="spellEnd"/>
       <w:r>
         <w:rPr>
           <w:spacing w:val="-10"/>
         </w:rPr>
         <w:t xml:space="preserve"> </w:t>
       </w:r>
-      <w:proofErr w:type="spellStart"/>
       <w:r>
         <w:rPr>
           <w:spacing w:val="-2"/>
         </w:rPr>
         <w:t>synchronous</w:t>
       </w:r>
-      <w:proofErr w:type="spellEnd"/>
     </w:p>
     <w:p>
       <w:pPr>
@@ -17582,24 +15300,14 @@
         <w:t xml:space="preserve"> </w:t>
       </w:r>
       <w:r>
-        <w:t xml:space="preserve">mensajes de </w:t>
-      </w:r>
-      <w:proofErr w:type="spellStart"/>
-      <w:r>
-        <w:t>logueo</w:t>
-      </w:r>
-      <w:proofErr w:type="spellEnd"/>
-      <w:r>
-        <w:t xml:space="preserve"> se inserten en medio de los comandos que estamos tipeando. Repito en todos los </w:t>
-      </w:r>
-      <w:proofErr w:type="spellStart"/>
+        <w:t xml:space="preserve">mensajes de logueo se inserten en medio de los comandos que estamos tipeando. Repito en todos los </w:t>
+      </w:r>
       <w:r>
         <w:rPr>
           <w:spacing w:val="-2"/>
         </w:rPr>
         <w:t>routers</w:t>
       </w:r>
-      <w:proofErr w:type="spellEnd"/>
     </w:p>
     <w:p>
       <w:pPr>
@@ -17822,7 +15530,6 @@
         </w:rPr>
         <w:t xml:space="preserve"> </w:t>
       </w:r>
-      <w:proofErr w:type="spellStart"/>
       <w:r>
         <w:rPr>
           <w:spacing w:val="-2"/>
@@ -17830,7 +15537,6 @@
         </w:rPr>
         <w:t>enable</w:t>
       </w:r>
-      <w:proofErr w:type="spellEnd"/>
     </w:p>
     <w:p>
       <w:pPr>
@@ -17851,21 +15557,7 @@
         <w:rPr>
           <w:lang w:val="en-US"/>
         </w:rPr>
-        <w:t>R1-LER#configure terminal R1-</w:t>
-      </w:r>
-      <w:proofErr w:type="gramStart"/>
-      <w:r>
-        <w:rPr>
-          <w:lang w:val="en-US"/>
-        </w:rPr>
-        <w:t>LER(</w:t>
-      </w:r>
-      <w:proofErr w:type="gramEnd"/>
-      <w:r>
-        <w:rPr>
-          <w:lang w:val="en-US"/>
-        </w:rPr>
-        <w:t>config)#line</w:t>
+        <w:t>R1-LER#configure terminal R1-LER(config)#line</w:t>
       </w:r>
       <w:r>
         <w:rPr>
@@ -17908,23 +15600,7 @@
           <w:spacing w:val="-2"/>
           <w:lang w:val="en-US"/>
         </w:rPr>
-        <w:t>R1-</w:t>
-      </w:r>
-      <w:proofErr w:type="gramStart"/>
-      <w:r>
-        <w:rPr>
-          <w:spacing w:val="-2"/>
-          <w:lang w:val="en-US"/>
-        </w:rPr>
-        <w:t>LER(</w:t>
-      </w:r>
-      <w:proofErr w:type="gramEnd"/>
-      <w:r>
-        <w:rPr>
-          <w:spacing w:val="-2"/>
-          <w:lang w:val="en-US"/>
-        </w:rPr>
-        <w:t>config-line)#logging</w:t>
+        <w:t>R1-LER(config-line)#logging</w:t>
       </w:r>
       <w:r>
         <w:rPr>
@@ -17995,11 +15671,9 @@
         </w:rPr>
         <w:t xml:space="preserve"> </w:t>
       </w:r>
-      <w:proofErr w:type="spellStart"/>
       <w:r>
         <w:t>router</w:t>
       </w:r>
-      <w:proofErr w:type="spellEnd"/>
       <w:r>
         <w:rPr>
           <w:spacing w:val="40"/>
@@ -18115,15 +15789,7 @@
         <w:t xml:space="preserve"> </w:t>
       </w:r>
       <w:r>
-        <w:t xml:space="preserve">de </w:t>
-      </w:r>
-      <w:proofErr w:type="spellStart"/>
-      <w:r>
-        <w:t>loopback</w:t>
-      </w:r>
-      <w:proofErr w:type="spellEnd"/>
-      <w:r>
-        <w:t xml:space="preserve"> son interfaces virtuales usadas para identificar a cada nodo ante protocolos como OSPF, LDP o BGP.</w:t>
+        <w:t>de loopback son interfaces virtuales usadas para identificar a cada nodo ante protocolos como OSPF, LDP o BGP.</w:t>
       </w:r>
     </w:p>
     <w:p>
@@ -18231,11 +15897,9 @@
         </w:rPr>
         <w:t xml:space="preserve"> </w:t>
       </w:r>
-      <w:proofErr w:type="spellStart"/>
       <w:r>
         <w:t>routers</w:t>
       </w:r>
-      <w:proofErr w:type="spellEnd"/>
       <w:r>
         <w:rPr>
           <w:spacing w:val="-5"/>
@@ -18267,16 +15931,8 @@
         <w:rPr>
           <w:spacing w:val="-4"/>
         </w:rPr>
-        <w:t xml:space="preserve"> </w:t>
-      </w:r>
-      <w:proofErr w:type="spellStart"/>
-      <w:r>
-        <w:rPr>
-          <w:spacing w:val="-4"/>
-        </w:rPr>
-        <w:t>exit</w:t>
-      </w:r>
-      <w:proofErr w:type="spellEnd"/>
+        <w:t xml:space="preserve"> exit</w:t>
+      </w:r>
     </w:p>
     <w:p>
       <w:pPr>
@@ -18317,11 +15973,9 @@
         </w:rPr>
         <w:t xml:space="preserve"> </w:t>
       </w:r>
-      <w:proofErr w:type="spellStart"/>
       <w:r>
         <w:t>router</w:t>
       </w:r>
-      <w:proofErr w:type="spellEnd"/>
       <w:r>
         <w:rPr>
           <w:spacing w:val="40"/>
@@ -18510,23 +16164,7 @@
           <w:spacing w:val="-2"/>
           <w:lang w:val="en-US"/>
         </w:rPr>
-        <w:t>R1-</w:t>
-      </w:r>
-      <w:proofErr w:type="gramStart"/>
-      <w:r>
-        <w:rPr>
-          <w:spacing w:val="-2"/>
-          <w:lang w:val="en-US"/>
-        </w:rPr>
-        <w:t>LER(</w:t>
-      </w:r>
-      <w:proofErr w:type="gramEnd"/>
-      <w:r>
-        <w:rPr>
-          <w:spacing w:val="-2"/>
-          <w:lang w:val="en-US"/>
-        </w:rPr>
-        <w:t>config)#interface</w:t>
+        <w:t>R1-LER(config)#interface</w:t>
       </w:r>
       <w:r>
         <w:rPr>
@@ -18556,21 +16194,7 @@
         <w:rPr>
           <w:lang w:val="en-US"/>
         </w:rPr>
-        <w:t>R1-</w:t>
-      </w:r>
-      <w:proofErr w:type="gramStart"/>
-      <w:r>
-        <w:rPr>
-          <w:lang w:val="en-US"/>
-        </w:rPr>
-        <w:t>LER(</w:t>
-      </w:r>
-      <w:proofErr w:type="gramEnd"/>
-      <w:r>
-        <w:rPr>
-          <w:lang w:val="en-US"/>
-        </w:rPr>
-        <w:t>config-if)#ip</w:t>
+        <w:t>R1-LER(config-if)#ip</w:t>
       </w:r>
       <w:r>
         <w:rPr>
@@ -18626,23 +16250,7 @@
           <w:spacing w:val="-2"/>
           <w:lang w:val="en-US"/>
         </w:rPr>
-        <w:t>R1-</w:t>
-      </w:r>
-      <w:proofErr w:type="gramStart"/>
-      <w:r>
-        <w:rPr>
-          <w:spacing w:val="-2"/>
-          <w:lang w:val="en-US"/>
-        </w:rPr>
-        <w:t>LER(</w:t>
-      </w:r>
-      <w:proofErr w:type="gramEnd"/>
-      <w:r>
-        <w:rPr>
-          <w:spacing w:val="-2"/>
-          <w:lang w:val="en-US"/>
-        </w:rPr>
-        <w:t>config-if)#interface</w:t>
+        <w:t>R1-LER(config-if)#interface</w:t>
       </w:r>
       <w:r>
         <w:rPr>
@@ -18672,21 +16280,7 @@
         <w:rPr>
           <w:lang w:val="en-US"/>
         </w:rPr>
-        <w:t>R1-</w:t>
-      </w:r>
-      <w:proofErr w:type="gramStart"/>
-      <w:r>
-        <w:rPr>
-          <w:lang w:val="en-US"/>
-        </w:rPr>
-        <w:t>LER(</w:t>
-      </w:r>
-      <w:proofErr w:type="gramEnd"/>
-      <w:r>
-        <w:rPr>
-          <w:lang w:val="en-US"/>
-        </w:rPr>
-        <w:t>config-if)#ip</w:t>
+        <w:t>R1-LER(config-if)#ip</w:t>
       </w:r>
       <w:r>
         <w:rPr>
@@ -18742,40 +16336,22 @@
           <w:spacing w:val="-2"/>
           <w:lang w:val="en-US"/>
         </w:rPr>
-        <w:t>R1-</w:t>
-      </w:r>
-      <w:proofErr w:type="gramStart"/>
+        <w:t>R1-LER(config-if)#interface</w:t>
+      </w:r>
+      <w:r>
+        <w:rPr>
+          <w:spacing w:val="19"/>
+          <w:lang w:val="en-US"/>
+        </w:rPr>
+        <w:t xml:space="preserve"> </w:t>
+      </w:r>
       <w:r>
         <w:rPr>
           <w:spacing w:val="-2"/>
           <w:lang w:val="en-US"/>
         </w:rPr>
-        <w:t>LER(</w:t>
-      </w:r>
-      <w:proofErr w:type="gramEnd"/>
-      <w:r>
-        <w:rPr>
-          <w:spacing w:val="-2"/>
-          <w:lang w:val="en-US"/>
-        </w:rPr>
-        <w:t>config-if)#interface</w:t>
-      </w:r>
-      <w:r>
-        <w:rPr>
-          <w:spacing w:val="19"/>
-          <w:lang w:val="en-US"/>
-        </w:rPr>
-        <w:t xml:space="preserve"> </w:t>
-      </w:r>
-      <w:proofErr w:type="spellStart"/>
-      <w:r>
-        <w:rPr>
-          <w:spacing w:val="-2"/>
-          <w:lang w:val="en-US"/>
-        </w:rPr>
         <w:t>fastEthernet</w:t>
       </w:r>
-      <w:proofErr w:type="spellEnd"/>
       <w:r>
         <w:rPr>
           <w:spacing w:val="20"/>
@@ -18804,21 +16380,7 @@
         <w:rPr>
           <w:lang w:val="en-US"/>
         </w:rPr>
-        <w:t>R1-</w:t>
-      </w:r>
-      <w:proofErr w:type="gramStart"/>
-      <w:r>
-        <w:rPr>
-          <w:lang w:val="en-US"/>
-        </w:rPr>
-        <w:t>LER(</w:t>
-      </w:r>
-      <w:proofErr w:type="gramEnd"/>
-      <w:r>
-        <w:rPr>
-          <w:lang w:val="en-US"/>
-        </w:rPr>
-        <w:t>config-if)#ip</w:t>
+        <w:t>R1-LER(config-if)#ip</w:t>
       </w:r>
       <w:r>
         <w:rPr>
@@ -18874,40 +16436,22 @@
           <w:spacing w:val="-2"/>
           <w:lang w:val="en-US"/>
         </w:rPr>
-        <w:t>R1-</w:t>
-      </w:r>
-      <w:proofErr w:type="gramStart"/>
+        <w:t>R1-LER(config-if)#interface</w:t>
+      </w:r>
+      <w:r>
+        <w:rPr>
+          <w:spacing w:val="19"/>
+          <w:lang w:val="en-US"/>
+        </w:rPr>
+        <w:t xml:space="preserve"> </w:t>
+      </w:r>
       <w:r>
         <w:rPr>
           <w:spacing w:val="-2"/>
           <w:lang w:val="en-US"/>
         </w:rPr>
-        <w:t>LER(</w:t>
-      </w:r>
-      <w:proofErr w:type="gramEnd"/>
-      <w:r>
-        <w:rPr>
-          <w:spacing w:val="-2"/>
-          <w:lang w:val="en-US"/>
-        </w:rPr>
-        <w:t>config-if)#interface</w:t>
-      </w:r>
-      <w:r>
-        <w:rPr>
-          <w:spacing w:val="19"/>
-          <w:lang w:val="en-US"/>
-        </w:rPr>
-        <w:t xml:space="preserve"> </w:t>
-      </w:r>
-      <w:proofErr w:type="spellStart"/>
-      <w:r>
-        <w:rPr>
-          <w:spacing w:val="-2"/>
-          <w:lang w:val="en-US"/>
-        </w:rPr>
         <w:t>fastethernet</w:t>
       </w:r>
-      <w:proofErr w:type="spellEnd"/>
       <w:r>
         <w:rPr>
           <w:spacing w:val="20"/>
@@ -18936,21 +16480,7 @@
         <w:rPr>
           <w:lang w:val="en-US"/>
         </w:rPr>
-        <w:t>R1-</w:t>
-      </w:r>
-      <w:proofErr w:type="gramStart"/>
-      <w:r>
-        <w:rPr>
-          <w:lang w:val="en-US"/>
-        </w:rPr>
-        <w:t>LER(</w:t>
-      </w:r>
-      <w:proofErr w:type="gramEnd"/>
-      <w:r>
-        <w:rPr>
-          <w:lang w:val="en-US"/>
-        </w:rPr>
-        <w:t>config-if)#ip</w:t>
+        <w:t>R1-LER(config-if)#ip</w:t>
       </w:r>
       <w:r>
         <w:rPr>
@@ -19006,23 +16536,7 @@
           <w:spacing w:val="-2"/>
           <w:lang w:val="en-US"/>
         </w:rPr>
-        <w:t>R1-</w:t>
-      </w:r>
-      <w:proofErr w:type="gramStart"/>
-      <w:r>
-        <w:rPr>
-          <w:spacing w:val="-2"/>
-          <w:lang w:val="en-US"/>
-        </w:rPr>
-        <w:t>LER(</w:t>
-      </w:r>
-      <w:proofErr w:type="gramEnd"/>
-      <w:r>
-        <w:rPr>
-          <w:spacing w:val="-2"/>
-          <w:lang w:val="en-US"/>
-        </w:rPr>
-        <w:t>config-if)#exit</w:t>
+        <w:t>R1-LER(config-if)#exit</w:t>
       </w:r>
     </w:p>
     <w:p>
@@ -19064,14 +16578,12 @@
           <w:lang w:val="en-US"/>
         </w:rPr>
       </w:pPr>
-      <w:proofErr w:type="spellStart"/>
       <w:r>
         <w:rPr>
           <w:lang w:val="en-US"/>
         </w:rPr>
         <w:t>configurar</w:t>
       </w:r>
-      <w:proofErr w:type="spellEnd"/>
       <w:r>
         <w:rPr>
           <w:spacing w:val="-10"/>
@@ -19109,14 +16621,12 @@
         </w:rPr>
         <w:t xml:space="preserve"> </w:t>
       </w:r>
-      <w:proofErr w:type="spellStart"/>
       <w:r>
         <w:rPr>
           <w:lang w:val="en-US"/>
         </w:rPr>
         <w:t>ip</w:t>
       </w:r>
-      <w:proofErr w:type="spellEnd"/>
       <w:r>
         <w:rPr>
           <w:spacing w:val="-8"/>
@@ -19227,14 +16737,7 @@
         <w:rPr>
           <w:lang w:val="en-US"/>
         </w:rPr>
-        <w:t>PC</w:t>
-      </w:r>
-      <w:proofErr w:type="gramStart"/>
-      <w:r>
-        <w:rPr>
-          <w:lang w:val="en-US"/>
-        </w:rPr>
-        <w:t>1</w:t>
+        <w:t>PC1</w:t>
       </w:r>
       <w:r>
         <w:rPr>
@@ -19249,7 +16752,6 @@
         </w:rPr>
         <w:t>:</w:t>
       </w:r>
-      <w:proofErr w:type="gramEnd"/>
       <w:r>
         <w:rPr>
           <w:spacing w:val="-7"/>
@@ -19344,14 +16846,12 @@
           <w:lang w:val="en-US"/>
         </w:rPr>
       </w:pPr>
-      <w:proofErr w:type="spellStart"/>
       <w:r>
         <w:rPr>
           <w:lang w:val="en-US"/>
         </w:rPr>
         <w:t>configurar</w:t>
       </w:r>
-      <w:proofErr w:type="spellEnd"/>
       <w:r>
         <w:rPr>
           <w:spacing w:val="-10"/>
@@ -19380,14 +16880,7 @@
         <w:rPr>
           <w:lang w:val="en-US"/>
         </w:rPr>
-        <w:t>PC</w:t>
-      </w:r>
-      <w:proofErr w:type="gramStart"/>
-      <w:r>
-        <w:rPr>
-          <w:lang w:val="en-US"/>
-        </w:rPr>
-        <w:t>2</w:t>
+        <w:t>PC2</w:t>
       </w:r>
       <w:r>
         <w:rPr>
@@ -19402,7 +16895,6 @@
         </w:rPr>
         <w:t>:</w:t>
       </w:r>
-      <w:proofErr w:type="gramEnd"/>
       <w:r>
         <w:rPr>
           <w:spacing w:val="-7"/>
@@ -19549,7 +17041,6 @@
         </w:rPr>
         <w:t xml:space="preserve"> </w:t>
       </w:r>
-      <w:proofErr w:type="spellStart"/>
       <w:r>
         <w:rPr>
           <w:spacing w:val="-2"/>
@@ -19557,7 +17048,6 @@
         </w:rPr>
         <w:t>startup.vpc</w:t>
       </w:r>
-      <w:proofErr w:type="spellEnd"/>
     </w:p>
     <w:p>
       <w:pPr>
@@ -19708,7 +17198,6 @@
         </w:rPr>
         <w:t>“</w:t>
       </w:r>
-      <w:proofErr w:type="spellStart"/>
       <w:r>
         <w:rPr>
           <w:b/>
@@ -19716,7 +17205,6 @@
         </w:rPr>
         <w:t>router</w:t>
       </w:r>
-      <w:proofErr w:type="spellEnd"/>
       <w:r>
         <w:rPr>
           <w:b/>
@@ -19725,7 +17213,6 @@
         </w:rPr>
         <w:t xml:space="preserve"> </w:t>
       </w:r>
-      <w:proofErr w:type="spellStart"/>
       <w:r>
         <w:rPr>
           <w:b/>
@@ -19733,7 +17220,6 @@
         </w:rPr>
         <w:t>ospf</w:t>
       </w:r>
-      <w:proofErr w:type="spellEnd"/>
       <w:r>
         <w:rPr>
           <w:b/>
@@ -19742,23 +17228,13 @@
         </w:rPr>
         <w:t xml:space="preserve"> </w:t>
       </w:r>
-      <w:proofErr w:type="spellStart"/>
       <w:r>
         <w:rPr>
           <w:b/>
           <w:i/>
           <w:sz w:val="20"/>
         </w:rPr>
-        <w:t>id_proceso</w:t>
-      </w:r>
-      <w:proofErr w:type="spellEnd"/>
-      <w:r>
-        <w:rPr>
-          <w:b/>
-          <w:i/>
-          <w:sz w:val="20"/>
-        </w:rPr>
-        <w:t>”</w:t>
+        <w:t>id_proceso”</w:t>
       </w:r>
       <w:r>
         <w:rPr>
@@ -19799,7 +17275,6 @@
         </w:rPr>
         <w:t xml:space="preserve"> </w:t>
       </w:r>
-      <w:proofErr w:type="spellStart"/>
       <w:r>
         <w:rPr>
           <w:i/>
@@ -19807,7 +17282,6 @@
         </w:rPr>
         <w:t>idproceso</w:t>
       </w:r>
-      <w:proofErr w:type="spellEnd"/>
       <w:r>
         <w:rPr>
           <w:i/>
@@ -19926,17 +17400,8 @@
           <w:i/>
           <w:sz w:val="20"/>
         </w:rPr>
-        <w:t xml:space="preserve">por comodidad 1 en todos los </w:t>
-      </w:r>
-      <w:proofErr w:type="spellStart"/>
-      <w:r>
-        <w:rPr>
-          <w:i/>
-          <w:sz w:val="20"/>
-        </w:rPr>
-        <w:t>routers</w:t>
-      </w:r>
-      <w:proofErr w:type="spellEnd"/>
+        <w:t>por comodidad 1 en todos los routers</w:t>
+      </w:r>
     </w:p>
     <w:p>
       <w:pPr>
@@ -20055,7 +17520,6 @@
         </w:rPr>
         <w:t xml:space="preserve"> </w:t>
       </w:r>
-      <w:proofErr w:type="spellStart"/>
       <w:r>
         <w:rPr>
           <w:b/>
@@ -20064,7 +17528,6 @@
         </w:rPr>
         <w:t>net_ip</w:t>
       </w:r>
-      <w:proofErr w:type="spellEnd"/>
       <w:r>
         <w:rPr>
           <w:b/>
@@ -20074,7 +17537,6 @@
         </w:rPr>
         <w:t xml:space="preserve"> </w:t>
       </w:r>
-      <w:proofErr w:type="spellStart"/>
       <w:r>
         <w:rPr>
           <w:b/>
@@ -20083,7 +17545,6 @@
         </w:rPr>
         <w:t>wildcard</w:t>
       </w:r>
-      <w:proofErr w:type="spellEnd"/>
       <w:r>
         <w:rPr>
           <w:b/>
@@ -20093,7 +17554,6 @@
         </w:rPr>
         <w:t xml:space="preserve"> </w:t>
       </w:r>
-      <w:proofErr w:type="spellStart"/>
       <w:r>
         <w:rPr>
           <w:b/>
@@ -20102,7 +17562,6 @@
         </w:rPr>
         <w:t>area</w:t>
       </w:r>
-      <w:proofErr w:type="spellEnd"/>
       <w:r>
         <w:rPr>
           <w:b/>
@@ -20112,7 +17571,6 @@
         </w:rPr>
         <w:t xml:space="preserve"> </w:t>
       </w:r>
-      <w:proofErr w:type="spellStart"/>
       <w:r>
         <w:rPr>
           <w:b/>
@@ -20120,604 +17578,508 @@
           <w:spacing w:val="-2"/>
           <w:sz w:val="20"/>
         </w:rPr>
-        <w:t>num_area</w:t>
-      </w:r>
-      <w:proofErr w:type="spellEnd"/>
+        <w:t>num_area”</w:t>
+      </w:r>
+    </w:p>
+    <w:p>
+      <w:pPr>
+        <w:spacing w:before="10"/>
+        <w:ind w:left="1440"/>
+        <w:rPr>
+          <w:i/>
+          <w:sz w:val="20"/>
+        </w:rPr>
+      </w:pPr>
+      <w:r>
+        <w:rPr>
+          <w:i/>
+          <w:sz w:val="20"/>
+        </w:rPr>
+        <w:t>net_ip</w:t>
+      </w:r>
+      <w:r>
+        <w:rPr>
+          <w:i/>
+          <w:spacing w:val="41"/>
+          <w:sz w:val="20"/>
+        </w:rPr>
+        <w:t xml:space="preserve"> </w:t>
+      </w:r>
+      <w:r>
+        <w:rPr>
+          <w:i/>
+          <w:sz w:val="20"/>
+        </w:rPr>
+        <w:t>es</w:t>
+      </w:r>
+      <w:r>
+        <w:rPr>
+          <w:i/>
+          <w:spacing w:val="-5"/>
+          <w:sz w:val="20"/>
+        </w:rPr>
+        <w:t xml:space="preserve"> </w:t>
+      </w:r>
+      <w:r>
+        <w:rPr>
+          <w:i/>
+          <w:sz w:val="20"/>
+        </w:rPr>
+        <w:t>la</w:t>
+      </w:r>
+      <w:r>
+        <w:rPr>
+          <w:i/>
+          <w:spacing w:val="-5"/>
+          <w:sz w:val="20"/>
+        </w:rPr>
+        <w:t xml:space="preserve"> </w:t>
+      </w:r>
+      <w:r>
+        <w:rPr>
+          <w:i/>
+          <w:sz w:val="20"/>
+        </w:rPr>
+        <w:t>direccion</w:t>
+      </w:r>
+      <w:r>
+        <w:rPr>
+          <w:i/>
+          <w:spacing w:val="-5"/>
+          <w:sz w:val="20"/>
+        </w:rPr>
+        <w:t xml:space="preserve"> </w:t>
+      </w:r>
+      <w:r>
+        <w:rPr>
+          <w:i/>
+          <w:sz w:val="20"/>
+        </w:rPr>
+        <w:t>de</w:t>
+      </w:r>
+      <w:r>
+        <w:rPr>
+          <w:i/>
+          <w:spacing w:val="-4"/>
+          <w:sz w:val="20"/>
+        </w:rPr>
+        <w:t xml:space="preserve"> </w:t>
+      </w:r>
+      <w:r>
+        <w:rPr>
+          <w:i/>
+          <w:spacing w:val="-5"/>
+          <w:sz w:val="20"/>
+        </w:rPr>
+        <w:t>red</w:t>
+      </w:r>
+    </w:p>
+    <w:p>
+      <w:pPr>
+        <w:spacing w:before="10" w:line="249" w:lineRule="auto"/>
+        <w:ind w:left="1440" w:right="838"/>
+        <w:rPr>
+          <w:i/>
+          <w:sz w:val="20"/>
+        </w:rPr>
+      </w:pPr>
+      <w:r>
+        <w:rPr>
+          <w:i/>
+          <w:sz w:val="20"/>
+        </w:rPr>
+        <w:t>Wildcard</w:t>
+      </w:r>
+      <w:r>
+        <w:rPr>
+          <w:i/>
+          <w:spacing w:val="-4"/>
+          <w:sz w:val="20"/>
+        </w:rPr>
+        <w:t xml:space="preserve"> </w:t>
+      </w:r>
+      <w:r>
+        <w:rPr>
+          <w:i/>
+          <w:sz w:val="20"/>
+        </w:rPr>
+        <w:t>es</w:t>
+      </w:r>
+      <w:r>
+        <w:rPr>
+          <w:i/>
+          <w:spacing w:val="-4"/>
+          <w:sz w:val="20"/>
+        </w:rPr>
+        <w:t xml:space="preserve"> </w:t>
+      </w:r>
+      <w:r>
+        <w:rPr>
+          <w:i/>
+          <w:sz w:val="20"/>
+        </w:rPr>
+        <w:t>la</w:t>
+      </w:r>
+      <w:r>
+        <w:rPr>
+          <w:i/>
+          <w:spacing w:val="-4"/>
+          <w:sz w:val="20"/>
+        </w:rPr>
+        <w:t xml:space="preserve"> </w:t>
+      </w:r>
+      <w:r>
+        <w:rPr>
+          <w:i/>
+          <w:sz w:val="20"/>
+        </w:rPr>
+        <w:t>inversa</w:t>
+      </w:r>
+      <w:r>
+        <w:rPr>
+          <w:i/>
+          <w:spacing w:val="-4"/>
+          <w:sz w:val="20"/>
+        </w:rPr>
+        <w:t xml:space="preserve"> </w:t>
+      </w:r>
+      <w:r>
+        <w:rPr>
+          <w:i/>
+          <w:sz w:val="20"/>
+        </w:rPr>
+        <w:t>de</w:t>
+      </w:r>
+      <w:r>
+        <w:rPr>
+          <w:i/>
+          <w:spacing w:val="-4"/>
+          <w:sz w:val="20"/>
+        </w:rPr>
+        <w:t xml:space="preserve"> </w:t>
+      </w:r>
+      <w:r>
+        <w:rPr>
+          <w:i/>
+          <w:sz w:val="20"/>
+        </w:rPr>
+        <w:t>la</w:t>
+      </w:r>
+      <w:r>
+        <w:rPr>
+          <w:i/>
+          <w:spacing w:val="-4"/>
+          <w:sz w:val="20"/>
+        </w:rPr>
+        <w:t xml:space="preserve"> </w:t>
+      </w:r>
+      <w:r>
+        <w:rPr>
+          <w:i/>
+          <w:sz w:val="20"/>
+        </w:rPr>
+        <w:t>mascara</w:t>
+      </w:r>
+      <w:r>
+        <w:rPr>
+          <w:i/>
+          <w:spacing w:val="-4"/>
+          <w:sz w:val="20"/>
+        </w:rPr>
+        <w:t xml:space="preserve"> </w:t>
+      </w:r>
+      <w:r>
+        <w:rPr>
+          <w:i/>
+          <w:sz w:val="20"/>
+        </w:rPr>
+        <w:t>de</w:t>
+      </w:r>
+      <w:r>
+        <w:rPr>
+          <w:i/>
+          <w:spacing w:val="-4"/>
+          <w:sz w:val="20"/>
+        </w:rPr>
+        <w:t xml:space="preserve"> </w:t>
+      </w:r>
+      <w:r>
+        <w:rPr>
+          <w:i/>
+          <w:sz w:val="20"/>
+        </w:rPr>
+        <w:t>red</w:t>
+      </w:r>
+      <w:r>
+        <w:rPr>
+          <w:i/>
+          <w:spacing w:val="-4"/>
+          <w:sz w:val="20"/>
+        </w:rPr>
+        <w:t xml:space="preserve"> </w:t>
+      </w:r>
+      <w:r>
+        <w:rPr>
+          <w:i/>
+          <w:sz w:val="20"/>
+        </w:rPr>
+        <w:t>se</w:t>
+      </w:r>
+      <w:r>
+        <w:rPr>
+          <w:i/>
+          <w:spacing w:val="-4"/>
+          <w:sz w:val="20"/>
+        </w:rPr>
+        <w:t xml:space="preserve"> </w:t>
+      </w:r>
+      <w:r>
+        <w:rPr>
+          <w:i/>
+          <w:sz w:val="20"/>
+        </w:rPr>
+        <w:t>obtiene</w:t>
+      </w:r>
+      <w:r>
+        <w:rPr>
+          <w:i/>
+          <w:spacing w:val="-4"/>
+          <w:sz w:val="20"/>
+        </w:rPr>
+        <w:t xml:space="preserve"> </w:t>
+      </w:r>
+      <w:r>
+        <w:rPr>
+          <w:i/>
+          <w:sz w:val="20"/>
+        </w:rPr>
+        <w:t>de</w:t>
+      </w:r>
+      <w:r>
+        <w:rPr>
+          <w:i/>
+          <w:spacing w:val="-4"/>
+          <w:sz w:val="20"/>
+        </w:rPr>
+        <w:t xml:space="preserve"> </w:t>
+      </w:r>
+      <w:r>
+        <w:rPr>
+          <w:i/>
+          <w:sz w:val="20"/>
+        </w:rPr>
+        <w:t>invertir</w:t>
+      </w:r>
+      <w:r>
+        <w:rPr>
+          <w:i/>
+          <w:spacing w:val="-4"/>
+          <w:sz w:val="20"/>
+        </w:rPr>
+        <w:t xml:space="preserve"> </w:t>
+      </w:r>
+      <w:r>
+        <w:rPr>
+          <w:i/>
+          <w:sz w:val="20"/>
+        </w:rPr>
+        <w:t>1</w:t>
+      </w:r>
+      <w:r>
+        <w:rPr>
+          <w:i/>
+          <w:spacing w:val="-4"/>
+          <w:sz w:val="20"/>
+        </w:rPr>
+        <w:t xml:space="preserve"> </w:t>
+      </w:r>
+      <w:r>
+        <w:rPr>
+          <w:i/>
+          <w:sz w:val="20"/>
+        </w:rPr>
+        <w:t>por</w:t>
+      </w:r>
+      <w:r>
+        <w:rPr>
+          <w:i/>
+          <w:spacing w:val="-4"/>
+          <w:sz w:val="20"/>
+        </w:rPr>
+        <w:t xml:space="preserve"> </w:t>
+      </w:r>
+      <w:r>
+        <w:rPr>
+          <w:i/>
+          <w:sz w:val="20"/>
+        </w:rPr>
+        <w:t>0</w:t>
+      </w:r>
+      <w:r>
+        <w:rPr>
+          <w:i/>
+          <w:spacing w:val="-4"/>
+          <w:sz w:val="20"/>
+        </w:rPr>
+        <w:t xml:space="preserve"> </w:t>
+      </w:r>
+      <w:r>
+        <w:rPr>
+          <w:i/>
+          <w:sz w:val="20"/>
+        </w:rPr>
+        <w:t>y</w:t>
+      </w:r>
+      <w:r>
+        <w:rPr>
+          <w:i/>
+          <w:spacing w:val="-4"/>
+          <w:sz w:val="20"/>
+        </w:rPr>
+        <w:t xml:space="preserve"> </w:t>
+      </w:r>
+      <w:r>
+        <w:rPr>
+          <w:i/>
+          <w:sz w:val="20"/>
+        </w:rPr>
+        <w:t>0</w:t>
+      </w:r>
+      <w:r>
+        <w:rPr>
+          <w:i/>
+          <w:spacing w:val="-4"/>
+          <w:sz w:val="20"/>
+        </w:rPr>
+        <w:t xml:space="preserve"> </w:t>
+      </w:r>
+      <w:r>
+        <w:rPr>
+          <w:i/>
+          <w:sz w:val="20"/>
+        </w:rPr>
+        <w:t>por</w:t>
+      </w:r>
+      <w:r>
+        <w:rPr>
+          <w:i/>
+          <w:spacing w:val="-4"/>
+          <w:sz w:val="20"/>
+        </w:rPr>
+        <w:t xml:space="preserve"> </w:t>
+      </w:r>
+      <w:r>
+        <w:rPr>
+          <w:i/>
+          <w:sz w:val="20"/>
+        </w:rPr>
+        <w:t>1</w:t>
+      </w:r>
+      <w:r>
+        <w:rPr>
+          <w:i/>
+          <w:spacing w:val="-4"/>
+          <w:sz w:val="20"/>
+        </w:rPr>
+        <w:t xml:space="preserve"> </w:t>
+      </w:r>
+      <w:r>
+        <w:rPr>
+          <w:i/>
+          <w:sz w:val="20"/>
+        </w:rPr>
+        <w:t>en</w:t>
+      </w:r>
+      <w:r>
+        <w:rPr>
+          <w:i/>
+          <w:spacing w:val="-4"/>
+          <w:sz w:val="20"/>
+        </w:rPr>
+        <w:t xml:space="preserve"> </w:t>
+      </w:r>
+      <w:r>
+        <w:rPr>
+          <w:i/>
+          <w:sz w:val="20"/>
+        </w:rPr>
+        <w:t>la</w:t>
+      </w:r>
+      <w:r>
+        <w:rPr>
+          <w:i/>
+          <w:spacing w:val="-4"/>
+          <w:sz w:val="20"/>
+        </w:rPr>
+        <w:t xml:space="preserve"> </w:t>
+      </w:r>
+      <w:r>
+        <w:rPr>
+          <w:i/>
+          <w:sz w:val="20"/>
+        </w:rPr>
+        <w:t>mascara</w:t>
+      </w:r>
+      <w:r>
+        <w:rPr>
+          <w:i/>
+          <w:spacing w:val="-4"/>
+          <w:sz w:val="20"/>
+        </w:rPr>
+        <w:t xml:space="preserve"> </w:t>
+      </w:r>
+      <w:r>
+        <w:rPr>
+          <w:i/>
+          <w:sz w:val="20"/>
+        </w:rPr>
+        <w:t>de</w:t>
+      </w:r>
+      <w:r>
+        <w:rPr>
+          <w:i/>
+          <w:spacing w:val="-4"/>
+          <w:sz w:val="20"/>
+        </w:rPr>
+        <w:t xml:space="preserve"> </w:t>
+      </w:r>
+      <w:r>
+        <w:rPr>
+          <w:i/>
+          <w:sz w:val="20"/>
+        </w:rPr>
+        <w:t>red num area Indica el area a la que perteneceran las interfaces. usaremos 0 en todos los casos.</w:t>
+      </w:r>
+    </w:p>
+    <w:p>
+      <w:pPr>
+        <w:spacing w:before="2"/>
+        <w:ind w:left="1140"/>
+        <w:rPr>
+          <w:b/>
+          <w:i/>
+          <w:sz w:val="20"/>
+          <w:lang w:val="en-US"/>
+        </w:rPr>
+      </w:pPr>
       <w:r>
         <w:rPr>
           <w:b/>
           <w:i/>
           <w:spacing w:val="-2"/>
           <w:sz w:val="20"/>
-        </w:rPr>
-        <w:t>”</w:t>
-      </w:r>
-    </w:p>
-    <w:p>
-      <w:pPr>
-        <w:spacing w:before="10"/>
-        <w:ind w:left="1440"/>
-        <w:rPr>
-          <w:i/>
-          <w:sz w:val="20"/>
-        </w:rPr>
-      </w:pPr>
-      <w:proofErr w:type="spellStart"/>
-      <w:r>
-        <w:rPr>
-          <w:i/>
-          <w:sz w:val="20"/>
-        </w:rPr>
-        <w:t>net_ip</w:t>
-      </w:r>
-      <w:proofErr w:type="spellEnd"/>
-      <w:r>
-        <w:rPr>
-          <w:i/>
-          <w:spacing w:val="41"/>
-          <w:sz w:val="20"/>
-        </w:rPr>
-        <w:t xml:space="preserve"> </w:t>
-      </w:r>
-      <w:r>
-        <w:rPr>
-          <w:i/>
-          <w:sz w:val="20"/>
-        </w:rPr>
-        <w:t>es</w:t>
-      </w:r>
-      <w:r>
-        <w:rPr>
-          <w:i/>
-          <w:spacing w:val="-5"/>
-          <w:sz w:val="20"/>
-        </w:rPr>
-        <w:t xml:space="preserve"> </w:t>
-      </w:r>
-      <w:r>
-        <w:rPr>
-          <w:i/>
-          <w:sz w:val="20"/>
-        </w:rPr>
-        <w:t>la</w:t>
-      </w:r>
-      <w:r>
-        <w:rPr>
-          <w:i/>
-          <w:spacing w:val="-5"/>
-          <w:sz w:val="20"/>
-        </w:rPr>
-        <w:t xml:space="preserve"> </w:t>
-      </w:r>
-      <w:proofErr w:type="spellStart"/>
-      <w:r>
-        <w:rPr>
-          <w:i/>
-          <w:sz w:val="20"/>
-        </w:rPr>
-        <w:t>direccion</w:t>
-      </w:r>
-      <w:proofErr w:type="spellEnd"/>
-      <w:r>
-        <w:rPr>
-          <w:i/>
-          <w:spacing w:val="-5"/>
-          <w:sz w:val="20"/>
-        </w:rPr>
-        <w:t xml:space="preserve"> </w:t>
-      </w:r>
-      <w:r>
-        <w:rPr>
-          <w:i/>
-          <w:sz w:val="20"/>
-        </w:rPr>
-        <w:t>de</w:t>
-      </w:r>
-      <w:r>
-        <w:rPr>
-          <w:i/>
-          <w:spacing w:val="-4"/>
-          <w:sz w:val="20"/>
-        </w:rPr>
-        <w:t xml:space="preserve"> </w:t>
-      </w:r>
-      <w:r>
-        <w:rPr>
-          <w:i/>
-          <w:spacing w:val="-5"/>
-          <w:sz w:val="20"/>
-        </w:rPr>
-        <w:t>red</w:t>
-      </w:r>
-    </w:p>
-    <w:p>
-      <w:pPr>
-        <w:spacing w:before="10" w:line="249" w:lineRule="auto"/>
-        <w:ind w:left="1440" w:right="838"/>
-        <w:rPr>
-          <w:i/>
-          <w:sz w:val="20"/>
-        </w:rPr>
-      </w:pPr>
-      <w:proofErr w:type="spellStart"/>
-      <w:r>
-        <w:rPr>
-          <w:i/>
-          <w:sz w:val="20"/>
-        </w:rPr>
-        <w:t>Wildcard</w:t>
-      </w:r>
-      <w:proofErr w:type="spellEnd"/>
-      <w:r>
-        <w:rPr>
-          <w:i/>
-          <w:spacing w:val="-4"/>
-          <w:sz w:val="20"/>
-        </w:rPr>
-        <w:t xml:space="preserve"> </w:t>
-      </w:r>
-      <w:r>
-        <w:rPr>
-          <w:i/>
-          <w:sz w:val="20"/>
-        </w:rPr>
-        <w:t>es</w:t>
-      </w:r>
-      <w:r>
-        <w:rPr>
-          <w:i/>
-          <w:spacing w:val="-4"/>
-          <w:sz w:val="20"/>
-        </w:rPr>
-        <w:t xml:space="preserve"> </w:t>
-      </w:r>
-      <w:r>
-        <w:rPr>
-          <w:i/>
-          <w:sz w:val="20"/>
-        </w:rPr>
-        <w:t>la</w:t>
-      </w:r>
-      <w:r>
-        <w:rPr>
-          <w:i/>
-          <w:spacing w:val="-4"/>
-          <w:sz w:val="20"/>
-        </w:rPr>
-        <w:t xml:space="preserve"> </w:t>
-      </w:r>
-      <w:r>
-        <w:rPr>
-          <w:i/>
-          <w:sz w:val="20"/>
-        </w:rPr>
-        <w:t>inversa</w:t>
-      </w:r>
-      <w:r>
-        <w:rPr>
-          <w:i/>
-          <w:spacing w:val="-4"/>
-          <w:sz w:val="20"/>
-        </w:rPr>
-        <w:t xml:space="preserve"> </w:t>
-      </w:r>
-      <w:r>
-        <w:rPr>
-          <w:i/>
-          <w:sz w:val="20"/>
-        </w:rPr>
-        <w:t>de</w:t>
-      </w:r>
-      <w:r>
-        <w:rPr>
-          <w:i/>
-          <w:spacing w:val="-4"/>
-          <w:sz w:val="20"/>
-        </w:rPr>
-        <w:t xml:space="preserve"> </w:t>
-      </w:r>
-      <w:r>
-        <w:rPr>
-          <w:i/>
-          <w:sz w:val="20"/>
-        </w:rPr>
-        <w:t>la</w:t>
-      </w:r>
-      <w:r>
-        <w:rPr>
-          <w:i/>
-          <w:spacing w:val="-4"/>
-          <w:sz w:val="20"/>
-        </w:rPr>
-        <w:t xml:space="preserve"> </w:t>
-      </w:r>
-      <w:proofErr w:type="spellStart"/>
-      <w:r>
-        <w:rPr>
-          <w:i/>
-          <w:sz w:val="20"/>
-        </w:rPr>
-        <w:t>mascara</w:t>
-      </w:r>
-      <w:proofErr w:type="spellEnd"/>
-      <w:r>
-        <w:rPr>
-          <w:i/>
-          <w:spacing w:val="-4"/>
-          <w:sz w:val="20"/>
-        </w:rPr>
-        <w:t xml:space="preserve"> </w:t>
-      </w:r>
-      <w:r>
-        <w:rPr>
-          <w:i/>
-          <w:sz w:val="20"/>
-        </w:rPr>
-        <w:t>de</w:t>
-      </w:r>
-      <w:r>
-        <w:rPr>
-          <w:i/>
-          <w:spacing w:val="-4"/>
-          <w:sz w:val="20"/>
-        </w:rPr>
-        <w:t xml:space="preserve"> </w:t>
-      </w:r>
-      <w:r>
-        <w:rPr>
-          <w:i/>
-          <w:sz w:val="20"/>
-        </w:rPr>
-        <w:t>red</w:t>
-      </w:r>
-      <w:r>
-        <w:rPr>
-          <w:i/>
-          <w:spacing w:val="-4"/>
-          <w:sz w:val="20"/>
-        </w:rPr>
-        <w:t xml:space="preserve"> </w:t>
-      </w:r>
-      <w:r>
-        <w:rPr>
-          <w:i/>
-          <w:sz w:val="20"/>
-        </w:rPr>
-        <w:t>se</w:t>
-      </w:r>
-      <w:r>
-        <w:rPr>
-          <w:i/>
-          <w:spacing w:val="-4"/>
-          <w:sz w:val="20"/>
-        </w:rPr>
-        <w:t xml:space="preserve"> </w:t>
-      </w:r>
-      <w:r>
-        <w:rPr>
-          <w:i/>
-          <w:sz w:val="20"/>
-        </w:rPr>
-        <w:t>obtiene</w:t>
-      </w:r>
-      <w:r>
-        <w:rPr>
-          <w:i/>
-          <w:spacing w:val="-4"/>
-          <w:sz w:val="20"/>
-        </w:rPr>
-        <w:t xml:space="preserve"> </w:t>
-      </w:r>
-      <w:r>
-        <w:rPr>
-          <w:i/>
-          <w:sz w:val="20"/>
-        </w:rPr>
-        <w:t>de</w:t>
-      </w:r>
-      <w:r>
-        <w:rPr>
-          <w:i/>
-          <w:spacing w:val="-4"/>
-          <w:sz w:val="20"/>
-        </w:rPr>
-        <w:t xml:space="preserve"> </w:t>
-      </w:r>
-      <w:r>
-        <w:rPr>
-          <w:i/>
-          <w:sz w:val="20"/>
-        </w:rPr>
-        <w:t>invertir</w:t>
-      </w:r>
-      <w:r>
-        <w:rPr>
-          <w:i/>
-          <w:spacing w:val="-4"/>
-          <w:sz w:val="20"/>
-        </w:rPr>
-        <w:t xml:space="preserve"> </w:t>
-      </w:r>
-      <w:r>
-        <w:rPr>
-          <w:i/>
-          <w:sz w:val="20"/>
-        </w:rPr>
-        <w:t>1</w:t>
-      </w:r>
-      <w:r>
-        <w:rPr>
-          <w:i/>
-          <w:spacing w:val="-4"/>
-          <w:sz w:val="20"/>
-        </w:rPr>
-        <w:t xml:space="preserve"> </w:t>
-      </w:r>
-      <w:r>
-        <w:rPr>
-          <w:i/>
-          <w:sz w:val="20"/>
-        </w:rPr>
-        <w:t>por</w:t>
-      </w:r>
-      <w:r>
-        <w:rPr>
-          <w:i/>
-          <w:spacing w:val="-4"/>
-          <w:sz w:val="20"/>
-        </w:rPr>
-        <w:t xml:space="preserve"> </w:t>
-      </w:r>
-      <w:r>
-        <w:rPr>
-          <w:i/>
-          <w:sz w:val="20"/>
-        </w:rPr>
-        <w:t>0</w:t>
-      </w:r>
-      <w:r>
-        <w:rPr>
-          <w:i/>
-          <w:spacing w:val="-4"/>
-          <w:sz w:val="20"/>
-        </w:rPr>
-        <w:t xml:space="preserve"> </w:t>
-      </w:r>
-      <w:r>
-        <w:rPr>
-          <w:i/>
-          <w:sz w:val="20"/>
-        </w:rPr>
-        <w:t>y</w:t>
-      </w:r>
-      <w:r>
-        <w:rPr>
-          <w:i/>
-          <w:spacing w:val="-4"/>
-          <w:sz w:val="20"/>
-        </w:rPr>
-        <w:t xml:space="preserve"> </w:t>
-      </w:r>
-      <w:r>
-        <w:rPr>
-          <w:i/>
-          <w:sz w:val="20"/>
-        </w:rPr>
-        <w:t>0</w:t>
-      </w:r>
-      <w:r>
-        <w:rPr>
-          <w:i/>
-          <w:spacing w:val="-4"/>
-          <w:sz w:val="20"/>
-        </w:rPr>
-        <w:t xml:space="preserve"> </w:t>
-      </w:r>
-      <w:r>
-        <w:rPr>
-          <w:i/>
-          <w:sz w:val="20"/>
-        </w:rPr>
-        <w:t>por</w:t>
-      </w:r>
-      <w:r>
-        <w:rPr>
-          <w:i/>
-          <w:spacing w:val="-4"/>
-          <w:sz w:val="20"/>
-        </w:rPr>
-        <w:t xml:space="preserve"> </w:t>
-      </w:r>
-      <w:r>
-        <w:rPr>
-          <w:i/>
-          <w:sz w:val="20"/>
-        </w:rPr>
-        <w:t>1</w:t>
-      </w:r>
-      <w:r>
-        <w:rPr>
-          <w:i/>
-          <w:spacing w:val="-4"/>
-          <w:sz w:val="20"/>
-        </w:rPr>
-        <w:t xml:space="preserve"> </w:t>
-      </w:r>
-      <w:r>
-        <w:rPr>
-          <w:i/>
-          <w:sz w:val="20"/>
-        </w:rPr>
-        <w:t>en</w:t>
-      </w:r>
-      <w:r>
-        <w:rPr>
-          <w:i/>
-          <w:spacing w:val="-4"/>
-          <w:sz w:val="20"/>
-        </w:rPr>
-        <w:t xml:space="preserve"> </w:t>
-      </w:r>
-      <w:r>
-        <w:rPr>
-          <w:i/>
-          <w:sz w:val="20"/>
-        </w:rPr>
-        <w:t>la</w:t>
-      </w:r>
-      <w:r>
-        <w:rPr>
-          <w:i/>
-          <w:spacing w:val="-4"/>
-          <w:sz w:val="20"/>
-        </w:rPr>
-        <w:t xml:space="preserve"> </w:t>
-      </w:r>
-      <w:proofErr w:type="spellStart"/>
-      <w:r>
-        <w:rPr>
-          <w:i/>
-          <w:sz w:val="20"/>
-        </w:rPr>
-        <w:t>mascara</w:t>
-      </w:r>
-      <w:proofErr w:type="spellEnd"/>
-      <w:r>
-        <w:rPr>
-          <w:i/>
-          <w:spacing w:val="-4"/>
-          <w:sz w:val="20"/>
-        </w:rPr>
-        <w:t xml:space="preserve"> </w:t>
-      </w:r>
-      <w:r>
-        <w:rPr>
-          <w:i/>
-          <w:sz w:val="20"/>
-        </w:rPr>
-        <w:t>de</w:t>
-      </w:r>
-      <w:r>
-        <w:rPr>
-          <w:i/>
-          <w:spacing w:val="-4"/>
-          <w:sz w:val="20"/>
-        </w:rPr>
-        <w:t xml:space="preserve"> </w:t>
-      </w:r>
-      <w:r>
-        <w:rPr>
-          <w:i/>
-          <w:sz w:val="20"/>
-        </w:rPr>
-        <w:t xml:space="preserve">red </w:t>
-      </w:r>
-      <w:proofErr w:type="spellStart"/>
-      <w:r>
-        <w:rPr>
-          <w:i/>
-          <w:sz w:val="20"/>
-        </w:rPr>
-        <w:t>num</w:t>
-      </w:r>
-      <w:proofErr w:type="spellEnd"/>
-      <w:r>
-        <w:rPr>
-          <w:i/>
-          <w:sz w:val="20"/>
-        </w:rPr>
-        <w:t xml:space="preserve"> </w:t>
-      </w:r>
-      <w:proofErr w:type="spellStart"/>
-      <w:r>
-        <w:rPr>
-          <w:i/>
-          <w:sz w:val="20"/>
-        </w:rPr>
-        <w:t>area</w:t>
-      </w:r>
-      <w:proofErr w:type="spellEnd"/>
-      <w:r>
-        <w:rPr>
-          <w:i/>
-          <w:sz w:val="20"/>
-        </w:rPr>
-        <w:t xml:space="preserve"> Indica el </w:t>
-      </w:r>
-      <w:proofErr w:type="spellStart"/>
-      <w:r>
-        <w:rPr>
-          <w:i/>
-          <w:sz w:val="20"/>
-        </w:rPr>
-        <w:t>area</w:t>
-      </w:r>
-      <w:proofErr w:type="spellEnd"/>
-      <w:r>
-        <w:rPr>
-          <w:i/>
-          <w:sz w:val="20"/>
-        </w:rPr>
-        <w:t xml:space="preserve"> a la que </w:t>
-      </w:r>
-      <w:proofErr w:type="spellStart"/>
-      <w:r>
-        <w:rPr>
-          <w:i/>
-          <w:sz w:val="20"/>
-        </w:rPr>
-        <w:t>perteneceran</w:t>
-      </w:r>
-      <w:proofErr w:type="spellEnd"/>
-      <w:r>
-        <w:rPr>
-          <w:i/>
-          <w:sz w:val="20"/>
-        </w:rPr>
-        <w:t xml:space="preserve"> las interfaces. usaremos 0 en todos los casos.</w:t>
-      </w:r>
-    </w:p>
-    <w:p>
-      <w:pPr>
-        <w:spacing w:before="2"/>
-        <w:ind w:left="1140"/>
+          <w:lang w:val="en-US"/>
+        </w:rPr>
+        <w:t>Ejemplo:</w:t>
+      </w:r>
+    </w:p>
+    <w:p>
+      <w:pPr>
+        <w:pStyle w:val="Textoindependiente"/>
+        <w:spacing w:before="20"/>
         <w:rPr>
           <w:b/>
           <w:i/>
-          <w:sz w:val="20"/>
-          <w:lang w:val="en-US"/>
-        </w:rPr>
-      </w:pPr>
-      <w:proofErr w:type="spellStart"/>
-      <w:r>
-        <w:rPr>
-          <w:b/>
-          <w:i/>
-          <w:spacing w:val="-2"/>
-          <w:sz w:val="20"/>
-          <w:lang w:val="en-US"/>
-        </w:rPr>
-        <w:t>Ejemplo</w:t>
-      </w:r>
-      <w:proofErr w:type="spellEnd"/>
-      <w:r>
-        <w:rPr>
-          <w:b/>
-          <w:i/>
-          <w:spacing w:val="-2"/>
-          <w:sz w:val="20"/>
-          <w:lang w:val="en-US"/>
-        </w:rPr>
-        <w:t>:</w:t>
-      </w:r>
-    </w:p>
-    <w:p>
-      <w:pPr>
-        <w:pStyle w:val="Textoindependiente"/>
-        <w:spacing w:before="20"/>
-        <w:rPr>
-          <w:b/>
-          <w:i/>
           <w:lang w:val="en-US"/>
         </w:rPr>
       </w:pPr>
@@ -20734,21 +18096,7 @@
         <w:rPr>
           <w:lang w:val="en-US"/>
         </w:rPr>
-        <w:t>R1-</w:t>
-      </w:r>
-      <w:proofErr w:type="gramStart"/>
-      <w:r>
-        <w:rPr>
-          <w:lang w:val="en-US"/>
-        </w:rPr>
-        <w:t>LER(</w:t>
-      </w:r>
-      <w:proofErr w:type="gramEnd"/>
-      <w:r>
-        <w:rPr>
-          <w:lang w:val="en-US"/>
-        </w:rPr>
-        <w:t>config)#router</w:t>
+        <w:t>R1-LER(config)#router</w:t>
       </w:r>
       <w:r>
         <w:rPr>
@@ -20757,14 +18105,12 @@
         </w:rPr>
         <w:t xml:space="preserve"> </w:t>
       </w:r>
-      <w:proofErr w:type="spellStart"/>
       <w:r>
         <w:rPr>
           <w:lang w:val="en-US"/>
         </w:rPr>
         <w:t>ospf</w:t>
       </w:r>
-      <w:proofErr w:type="spellEnd"/>
       <w:r>
         <w:rPr>
           <w:spacing w:val="-12"/>
@@ -20793,21 +18139,7 @@
         <w:rPr>
           <w:lang w:val="en-US"/>
         </w:rPr>
-        <w:t>R1-</w:t>
-      </w:r>
-      <w:proofErr w:type="gramStart"/>
-      <w:r>
-        <w:rPr>
-          <w:lang w:val="en-US"/>
-        </w:rPr>
-        <w:t>LER(</w:t>
-      </w:r>
-      <w:proofErr w:type="gramEnd"/>
-      <w:r>
-        <w:rPr>
-          <w:lang w:val="en-US"/>
-        </w:rPr>
-        <w:t>config-router)#network</w:t>
+        <w:t>R1-LER(config-router)#network</w:t>
       </w:r>
       <w:r>
         <w:rPr>
@@ -20876,21 +18208,7 @@
         <w:rPr>
           <w:lang w:val="en-US"/>
         </w:rPr>
-        <w:t>R1-</w:t>
-      </w:r>
-      <w:proofErr w:type="gramStart"/>
-      <w:r>
-        <w:rPr>
-          <w:lang w:val="en-US"/>
-        </w:rPr>
-        <w:t>LER(</w:t>
-      </w:r>
-      <w:proofErr w:type="gramEnd"/>
-      <w:r>
-        <w:rPr>
-          <w:lang w:val="en-US"/>
-        </w:rPr>
-        <w:t>config-router)#network</w:t>
+        <w:t>R1-LER(config-router)#network</w:t>
       </w:r>
       <w:r>
         <w:rPr>
@@ -20960,23 +18278,7 @@
           <w:spacing w:val="-2"/>
           <w:lang w:val="en-US"/>
         </w:rPr>
-        <w:t>R1-</w:t>
-      </w:r>
-      <w:proofErr w:type="gramStart"/>
-      <w:r>
-        <w:rPr>
-          <w:spacing w:val="-2"/>
-          <w:lang w:val="en-US"/>
-        </w:rPr>
-        <w:t>LER(</w:t>
-      </w:r>
-      <w:proofErr w:type="gramEnd"/>
-      <w:r>
-        <w:rPr>
-          <w:spacing w:val="-2"/>
-          <w:lang w:val="en-US"/>
-        </w:rPr>
-        <w:t>config-router)#network</w:t>
+        <w:t>R1-LER(config-router)#network</w:t>
       </w:r>
       <w:r>
         <w:rPr>
@@ -21048,21 +18350,7 @@
         <w:rPr>
           <w:lang w:val="en-US"/>
         </w:rPr>
-        <w:t>R1-</w:t>
-      </w:r>
-      <w:proofErr w:type="gramStart"/>
-      <w:r>
-        <w:rPr>
-          <w:lang w:val="en-US"/>
-        </w:rPr>
-        <w:t>LER(</w:t>
-      </w:r>
-      <w:proofErr w:type="gramEnd"/>
-      <w:r>
-        <w:rPr>
-          <w:lang w:val="en-US"/>
-        </w:rPr>
-        <w:t>config-router)#network</w:t>
+        <w:t>R1-LER(config-router)#network</w:t>
       </w:r>
       <w:r>
         <w:rPr>
@@ -21114,35 +18402,7 @@
         <w:rPr>
           <w:lang w:val="en-US"/>
         </w:rPr>
-        <w:t xml:space="preserve">0 </w:t>
-      </w:r>
-      <w:proofErr w:type="spellStart"/>
-      <w:r>
-        <w:rPr>
-          <w:lang w:val="en-US"/>
-        </w:rPr>
-        <w:t>Repito</w:t>
-      </w:r>
-      <w:proofErr w:type="spellEnd"/>
-      <w:r>
-        <w:rPr>
-          <w:lang w:val="en-US"/>
-        </w:rPr>
-        <w:t xml:space="preserve"> para los </w:t>
-      </w:r>
-      <w:proofErr w:type="spellStart"/>
-      <w:r>
-        <w:rPr>
-          <w:lang w:val="en-US"/>
-        </w:rPr>
-        <w:t>demás</w:t>
-      </w:r>
-      <w:proofErr w:type="spellEnd"/>
-      <w:r>
-        <w:rPr>
-          <w:lang w:val="en-US"/>
-        </w:rPr>
-        <w:t xml:space="preserve"> routers</w:t>
+        <w:t>0 Repito para los demás routers</w:t>
       </w:r>
     </w:p>
     <w:p>
@@ -21376,14 +18636,12 @@
         </w:rPr>
         <w:t xml:space="preserve"> </w:t>
       </w:r>
-      <w:proofErr w:type="spellStart"/>
       <w:r>
         <w:rPr>
           <w:lang w:val="en-US"/>
         </w:rPr>
         <w:t>Ctrl+C</w:t>
       </w:r>
-      <w:proofErr w:type="spellEnd"/>
       <w:r>
         <w:rPr>
           <w:spacing w:val="-5"/>
@@ -21455,14 +18713,12 @@
         </w:rPr>
         <w:t xml:space="preserve"> </w:t>
       </w:r>
-      <w:proofErr w:type="spellStart"/>
       <w:r>
         <w:rPr>
           <w:lang w:val="en-US"/>
         </w:rPr>
         <w:t>ms</w:t>
       </w:r>
-      <w:proofErr w:type="spellEnd"/>
       <w:r>
         <w:rPr>
           <w:spacing w:val="45"/>
@@ -21483,14 +18739,12 @@
         </w:rPr>
         <w:t xml:space="preserve"> </w:t>
       </w:r>
-      <w:proofErr w:type="spellStart"/>
       <w:r>
         <w:rPr>
           <w:lang w:val="en-US"/>
         </w:rPr>
         <w:t>ms</w:t>
       </w:r>
-      <w:proofErr w:type="spellEnd"/>
       <w:r>
         <w:rPr>
           <w:spacing w:val="45"/>
@@ -21511,7 +18765,6 @@
         </w:rPr>
         <w:t xml:space="preserve"> </w:t>
       </w:r>
-      <w:proofErr w:type="spellStart"/>
       <w:r>
         <w:rPr>
           <w:spacing w:val="-5"/>
@@ -21519,7 +18772,6 @@
         </w:rPr>
         <w:t>ms</w:t>
       </w:r>
-      <w:proofErr w:type="spellEnd"/>
     </w:p>
     <w:p>
       <w:pPr>
@@ -21571,14 +18823,12 @@
         </w:rPr>
         <w:t xml:space="preserve"> </w:t>
       </w:r>
-      <w:proofErr w:type="spellStart"/>
       <w:r>
         <w:rPr>
           <w:lang w:val="en-US"/>
         </w:rPr>
         <w:t>ms</w:t>
       </w:r>
-      <w:proofErr w:type="spellEnd"/>
       <w:r>
         <w:rPr>
           <w:spacing w:val="45"/>
@@ -21599,14 +18849,12 @@
         </w:rPr>
         <w:t xml:space="preserve"> </w:t>
       </w:r>
-      <w:proofErr w:type="spellStart"/>
       <w:r>
         <w:rPr>
           <w:lang w:val="en-US"/>
         </w:rPr>
         <w:t>ms</w:t>
       </w:r>
-      <w:proofErr w:type="spellEnd"/>
       <w:r>
         <w:rPr>
           <w:spacing w:val="45"/>
@@ -21627,7 +18875,6 @@
         </w:rPr>
         <w:t xml:space="preserve"> </w:t>
       </w:r>
-      <w:proofErr w:type="spellStart"/>
       <w:r>
         <w:rPr>
           <w:spacing w:val="-5"/>
@@ -21635,7 +18882,6 @@
         </w:rPr>
         <w:t>ms</w:t>
       </w:r>
-      <w:proofErr w:type="spellEnd"/>
     </w:p>
     <w:p>
       <w:pPr>
@@ -21687,14 +18933,12 @@
         </w:rPr>
         <w:t xml:space="preserve"> </w:t>
       </w:r>
-      <w:proofErr w:type="spellStart"/>
       <w:r>
         <w:rPr>
           <w:lang w:val="en-US"/>
         </w:rPr>
         <w:t>ms</w:t>
       </w:r>
-      <w:proofErr w:type="spellEnd"/>
       <w:r>
         <w:rPr>
           <w:spacing w:val="45"/>
@@ -21715,14 +18959,12 @@
         </w:rPr>
         <w:t xml:space="preserve"> </w:t>
       </w:r>
-      <w:proofErr w:type="spellStart"/>
       <w:r>
         <w:rPr>
           <w:lang w:val="en-US"/>
         </w:rPr>
         <w:t>ms</w:t>
       </w:r>
-      <w:proofErr w:type="spellEnd"/>
       <w:r>
         <w:rPr>
           <w:spacing w:val="45"/>
@@ -21743,7 +18985,6 @@
         </w:rPr>
         <w:t xml:space="preserve"> </w:t>
       </w:r>
-      <w:proofErr w:type="spellStart"/>
       <w:r>
         <w:rPr>
           <w:spacing w:val="-5"/>
@@ -21751,7 +18992,6 @@
         </w:rPr>
         <w:t>ms</w:t>
       </w:r>
-      <w:proofErr w:type="spellEnd"/>
     </w:p>
     <w:p>
       <w:pPr>
@@ -21803,14 +19043,12 @@
         </w:rPr>
         <w:t xml:space="preserve"> </w:t>
       </w:r>
-      <w:proofErr w:type="spellStart"/>
       <w:r>
         <w:rPr>
           <w:lang w:val="en-US"/>
         </w:rPr>
         <w:t>ms</w:t>
       </w:r>
-      <w:proofErr w:type="spellEnd"/>
       <w:r>
         <w:rPr>
           <w:spacing w:val="-5"/>
@@ -22102,16 +19340,8 @@
         <w:rPr>
           <w:sz w:val="20"/>
         </w:rPr>
-        <w:t>(</w:t>
-      </w:r>
-      <w:proofErr w:type="spellStart"/>
-      <w:r>
-        <w:rPr>
-          <w:sz w:val="20"/>
-        </w:rPr>
-        <w:t>click</w:t>
-      </w:r>
-      <w:proofErr w:type="spellEnd"/>
+        <w:t>(click</w:t>
+      </w:r>
       <w:r>
         <w:rPr>
           <w:spacing w:val="-4"/>
@@ -22197,21 +19427,12 @@
         </w:rPr>
         <w:t xml:space="preserve"> </w:t>
       </w:r>
-      <w:proofErr w:type="spellStart"/>
       <w:r>
         <w:rPr>
           <w:spacing w:val="-2"/>
           <w:sz w:val="20"/>
         </w:rPr>
-        <w:t>suspend</w:t>
-      </w:r>
-      <w:proofErr w:type="spellEnd"/>
-      <w:r>
-        <w:rPr>
-          <w:spacing w:val="-2"/>
-          <w:sz w:val="20"/>
-        </w:rPr>
-        <w:t>)</w:t>
+        <w:t>suspend)</w:t>
       </w:r>
     </w:p>
     <w:p>
@@ -22723,14 +19944,12 @@
           <w:sz w:val="20"/>
         </w:rPr>
       </w:pPr>
-      <w:proofErr w:type="spellStart"/>
       <w:r>
         <w:rPr>
           <w:sz w:val="20"/>
         </w:rPr>
         <w:t>Capure</w:t>
       </w:r>
-      <w:proofErr w:type="spellEnd"/>
       <w:r>
         <w:rPr>
           <w:spacing w:val="-7"/>
@@ -22950,11 +20169,9 @@
         </w:rPr>
         <w:t xml:space="preserve"> </w:t>
       </w:r>
-      <w:proofErr w:type="spellStart"/>
       <w:r>
         <w:t>configuracion</w:t>
       </w:r>
-      <w:proofErr w:type="spellEnd"/>
       <w:r>
         <w:rPr>
           <w:spacing w:val="-7"/>
@@ -23010,13 +20227,8 @@
         </w:rPr>
         <w:t xml:space="preserve"> </w:t>
       </w:r>
-      <w:proofErr w:type="spellStart"/>
-      <w:r>
-        <w:t>Forwarding</w:t>
-      </w:r>
-      <w:proofErr w:type="spellEnd"/>
-      <w:r>
-        <w:t>)</w:t>
+      <w:r>
+        <w:t>Forwarding)</w:t>
       </w:r>
       <w:r>
         <w:rPr>
@@ -23115,21 +20327,8 @@
         <w:t xml:space="preserve"> </w:t>
       </w:r>
       <w:r>
-        <w:t xml:space="preserve">comando </w:t>
-      </w:r>
-      <w:proofErr w:type="spellStart"/>
-      <w:r>
-        <w:t>ip</w:t>
-      </w:r>
-      <w:proofErr w:type="spellEnd"/>
-      <w:r>
-        <w:t xml:space="preserve"> </w:t>
-      </w:r>
-      <w:proofErr w:type="spellStart"/>
-      <w:r>
-        <w:t>cef</w:t>
-      </w:r>
-      <w:proofErr w:type="spellEnd"/>
+        <w:t>comando ip cef</w:t>
+      </w:r>
     </w:p>
     <w:p>
       <w:pPr>
@@ -23236,11 +20435,9 @@
         </w:rPr>
         <w:t xml:space="preserve"> </w:t>
       </w:r>
-      <w:proofErr w:type="spellStart"/>
       <w:r>
         <w:t>router</w:t>
       </w:r>
-      <w:proofErr w:type="spellEnd"/>
       <w:r>
         <w:rPr>
           <w:spacing w:val="-4"/>
@@ -23248,37 +20445,8 @@
         <w:t xml:space="preserve"> </w:t>
       </w:r>
       <w:r>
-        <w:t xml:space="preserve">con </w:t>
-      </w:r>
-      <w:proofErr w:type="spellStart"/>
-      <w:r>
-        <w:t>mpls</w:t>
-      </w:r>
-      <w:proofErr w:type="spellEnd"/>
-      <w:r>
-        <w:t xml:space="preserve"> </w:t>
-      </w:r>
-      <w:proofErr w:type="spellStart"/>
-      <w:r>
-        <w:t>label</w:t>
-      </w:r>
-      <w:proofErr w:type="spellEnd"/>
-      <w:r>
-        <w:t xml:space="preserve"> </w:t>
-      </w:r>
-      <w:proofErr w:type="spellStart"/>
-      <w:r>
-        <w:t>protocol</w:t>
-      </w:r>
-      <w:proofErr w:type="spellEnd"/>
-      <w:r>
-        <w:t xml:space="preserve"> </w:t>
-      </w:r>
-      <w:proofErr w:type="spellStart"/>
-      <w:r>
-        <w:t>ldp</w:t>
-      </w:r>
-      <w:proofErr w:type="spellEnd"/>
+        <w:t>con mpls label protocol ldp</w:t>
+      </w:r>
     </w:p>
     <w:p>
       <w:pPr>
@@ -23286,33 +20454,27 @@
         <w:spacing w:line="228" w:lineRule="exact"/>
         <w:ind w:left="1140"/>
       </w:pPr>
-      <w:proofErr w:type="spellStart"/>
       <w:r>
         <w:t>mpls</w:t>
       </w:r>
-      <w:proofErr w:type="spellEnd"/>
       <w:r>
         <w:rPr>
           <w:spacing w:val="-5"/>
         </w:rPr>
         <w:t xml:space="preserve"> </w:t>
       </w:r>
-      <w:proofErr w:type="spellStart"/>
       <w:r>
         <w:t>label</w:t>
       </w:r>
-      <w:proofErr w:type="spellEnd"/>
       <w:r>
         <w:rPr>
           <w:spacing w:val="-5"/>
         </w:rPr>
         <w:t xml:space="preserve"> </w:t>
       </w:r>
-      <w:proofErr w:type="spellStart"/>
       <w:r>
         <w:t>range</w:t>
       </w:r>
-      <w:proofErr w:type="spellEnd"/>
       <w:r>
         <w:rPr>
           <w:spacing w:val="-4"/>
@@ -23395,11 +20557,9 @@
         </w:rPr>
         <w:t xml:space="preserve"> </w:t>
       </w:r>
-      <w:proofErr w:type="spellStart"/>
       <w:r>
         <w:t>loopback</w:t>
       </w:r>
-      <w:proofErr w:type="spellEnd"/>
       <w:r>
         <w:rPr>
           <w:spacing w:val="-5"/>
@@ -23407,21 +20567,8 @@
         <w:t xml:space="preserve"> </w:t>
       </w:r>
       <w:r>
-        <w:t xml:space="preserve">con </w:t>
-      </w:r>
-      <w:proofErr w:type="spellStart"/>
-      <w:r>
-        <w:t>mpls</w:t>
-      </w:r>
-      <w:proofErr w:type="spellEnd"/>
-      <w:r>
-        <w:t xml:space="preserve"> </w:t>
-      </w:r>
-      <w:proofErr w:type="spellStart"/>
-      <w:r>
-        <w:t>ip</w:t>
-      </w:r>
-      <w:proofErr w:type="spellEnd"/>
+        <w:t>con mpls ip</w:t>
+      </w:r>
     </w:p>
     <w:p>
       <w:pPr>
@@ -23470,7 +20617,6 @@
                 <w:sz w:val="20"/>
               </w:rPr>
             </w:pPr>
-            <w:proofErr w:type="spellStart"/>
             <w:r>
               <w:rPr>
                 <w:spacing w:val="-2"/>
@@ -23478,7 +20624,6 @@
               </w:rPr>
               <w:t>Router</w:t>
             </w:r>
-            <w:proofErr w:type="spellEnd"/>
           </w:p>
         </w:tc>
         <w:tc>
@@ -23788,23 +20933,7 @@
           <w:spacing w:val="-2"/>
           <w:lang w:val="en-US"/>
         </w:rPr>
-        <w:t>R1-</w:t>
-      </w:r>
-      <w:proofErr w:type="gramStart"/>
-      <w:r>
-        <w:rPr>
-          <w:spacing w:val="-2"/>
-          <w:lang w:val="en-US"/>
-        </w:rPr>
-        <w:t>LER(</w:t>
-      </w:r>
-      <w:proofErr w:type="gramEnd"/>
-      <w:r>
-        <w:rPr>
-          <w:spacing w:val="-2"/>
-          <w:lang w:val="en-US"/>
-        </w:rPr>
-        <w:t>config)#ip</w:t>
+        <w:t>R1-LER(config)#ip</w:t>
       </w:r>
       <w:r>
         <w:rPr>
@@ -23813,7 +20942,6 @@
         </w:rPr>
         <w:t xml:space="preserve"> </w:t>
       </w:r>
-      <w:proofErr w:type="spellStart"/>
       <w:r>
         <w:rPr>
           <w:spacing w:val="-5"/>
@@ -23821,7 +20949,6 @@
         </w:rPr>
         <w:t>cef</w:t>
       </w:r>
-      <w:proofErr w:type="spellEnd"/>
     </w:p>
     <w:p>
       <w:pPr>
@@ -23837,21 +20964,7 @@
         <w:rPr>
           <w:lang w:val="en-US"/>
         </w:rPr>
-        <w:t>R1-</w:t>
-      </w:r>
-      <w:proofErr w:type="gramStart"/>
-      <w:r>
-        <w:rPr>
-          <w:lang w:val="en-US"/>
-        </w:rPr>
-        <w:t>LER(</w:t>
-      </w:r>
-      <w:proofErr w:type="gramEnd"/>
-      <w:r>
-        <w:rPr>
-          <w:lang w:val="en-US"/>
-        </w:rPr>
-        <w:t>config)#mpls</w:t>
+        <w:t>R1-LER(config)#mpls</w:t>
       </w:r>
       <w:r>
         <w:rPr>
@@ -23886,19 +20999,11 @@
         </w:rPr>
         <w:t xml:space="preserve"> </w:t>
       </w:r>
-      <w:proofErr w:type="spellStart"/>
-      <w:r>
-        <w:rPr>
-          <w:lang w:val="en-US"/>
-        </w:rPr>
-        <w:t>ldp</w:t>
-      </w:r>
-      <w:proofErr w:type="spellEnd"/>
-      <w:r>
-        <w:rPr>
-          <w:lang w:val="en-US"/>
-        </w:rPr>
-        <w:t xml:space="preserve"> R1-LER(config)#mpls</w:t>
+      <w:r>
+        <w:rPr>
+          <w:lang w:val="en-US"/>
+        </w:rPr>
+        <w:t>ldp R1-LER(config)#mpls</w:t>
       </w:r>
       <w:r>
         <w:rPr>
@@ -23966,35 +21071,7 @@
         <w:rPr>
           <w:lang w:val="en-US"/>
         </w:rPr>
-        <w:t>R1-</w:t>
-      </w:r>
-      <w:proofErr w:type="gramStart"/>
-      <w:r>
-        <w:rPr>
-          <w:lang w:val="en-US"/>
-        </w:rPr>
-        <w:t>LER(</w:t>
-      </w:r>
-      <w:proofErr w:type="gramEnd"/>
-      <w:r>
-        <w:rPr>
-          <w:lang w:val="en-US"/>
-        </w:rPr>
-        <w:t xml:space="preserve">config-if)#mpls </w:t>
-      </w:r>
-      <w:proofErr w:type="spellStart"/>
-      <w:r>
-        <w:rPr>
-          <w:lang w:val="en-US"/>
-        </w:rPr>
-        <w:t>ip</w:t>
-      </w:r>
-      <w:proofErr w:type="spellEnd"/>
-      <w:r>
-        <w:rPr>
-          <w:lang w:val="en-US"/>
-        </w:rPr>
-        <w:t xml:space="preserve"> R1-LER(config-if)#int</w:t>
+        <w:t>R1-LER(config-if)#mpls ip R1-LER(config-if)#int</w:t>
       </w:r>
       <w:r>
         <w:rPr>
@@ -24020,21 +21097,7 @@
         <w:rPr>
           <w:lang w:val="en-US"/>
         </w:rPr>
-        <w:t xml:space="preserve">0/1 R1-LER(config-if)#mpls </w:t>
-      </w:r>
-      <w:proofErr w:type="spellStart"/>
-      <w:r>
-        <w:rPr>
-          <w:lang w:val="en-US"/>
-        </w:rPr>
-        <w:t>ip</w:t>
-      </w:r>
-      <w:proofErr w:type="spellEnd"/>
-      <w:r>
-        <w:rPr>
-          <w:lang w:val="en-US"/>
-        </w:rPr>
-        <w:t xml:space="preserve"> R1-LER(config-if)#int</w:t>
+        <w:t>0/1 R1-LER(config-if)#mpls ip R1-LER(config-if)#int</w:t>
       </w:r>
       <w:r>
         <w:rPr>
@@ -24060,16 +21123,8 @@
         <w:rPr>
           <w:lang w:val="en-US"/>
         </w:rPr>
-        <w:t xml:space="preserve">1/0 R1-LER(config-if)#mpls </w:t>
-      </w:r>
-      <w:proofErr w:type="spellStart"/>
-      <w:r>
-        <w:rPr>
-          <w:lang w:val="en-US"/>
-        </w:rPr>
-        <w:t>ip</w:t>
-      </w:r>
-      <w:proofErr w:type="spellEnd"/>
+        <w:t>1/0 R1-LER(config-if)#mpls ip</w:t>
+      </w:r>
     </w:p>
     <w:p>
       <w:pPr>
@@ -24123,14 +21178,12 @@
         </w:rPr>
         <w:t xml:space="preserve"> </w:t>
       </w:r>
-      <w:proofErr w:type="spellStart"/>
       <w:r>
         <w:rPr>
           <w:spacing w:val="-2"/>
         </w:rPr>
         <w:t>routers</w:t>
       </w:r>
-      <w:proofErr w:type="spellEnd"/>
     </w:p>
     <w:p>
       <w:pPr>
@@ -24280,14 +21333,12 @@
         </w:rPr>
         <w:t xml:space="preserve"> </w:t>
       </w:r>
-      <w:proofErr w:type="spellStart"/>
       <w:r>
         <w:rPr>
           <w:spacing w:val="-2"/>
         </w:rPr>
         <w:t>router</w:t>
       </w:r>
-      <w:proofErr w:type="spellEnd"/>
     </w:p>
     <w:p>
       <w:pPr>
@@ -24594,19 +21645,11 @@
         </w:rPr>
         <w:t xml:space="preserve"> </w:t>
       </w:r>
-      <w:proofErr w:type="gramStart"/>
-      <w:r>
-        <w:rPr>
-          <w:lang w:val="en-US"/>
-        </w:rPr>
-        <w:t>configuration?[</w:t>
-      </w:r>
-      <w:proofErr w:type="gramEnd"/>
-      <w:r>
-        <w:rPr>
-          <w:lang w:val="en-US"/>
-        </w:rPr>
-        <w:t>confirm]y Building configuration...</w:t>
+      <w:r>
+        <w:rPr>
+          <w:lang w:val="en-US"/>
+        </w:rPr>
+        <w:t>configuration?[confirm]y Building configuration...</w:t>
       </w:r>
     </w:p>
     <w:p>
@@ -24691,15 +21734,7 @@
         <w:t xml:space="preserve"> </w:t>
       </w:r>
       <w:r>
-        <w:t xml:space="preserve">alguno de los </w:t>
-      </w:r>
-      <w:proofErr w:type="gramStart"/>
-      <w:r>
-        <w:t>LER ,</w:t>
-      </w:r>
-      <w:proofErr w:type="gramEnd"/>
-      <w:r>
-        <w:t xml:space="preserve"> si está en modo configuración</w:t>
+        <w:t>alguno de los LER , si está en modo configuración</w:t>
       </w:r>
       <w:r>
         <w:rPr>
@@ -24708,15 +21743,7 @@
         <w:t xml:space="preserve"> </w:t>
       </w:r>
       <w:r>
-        <w:t xml:space="preserve">salga con el comando </w:t>
-      </w:r>
-      <w:proofErr w:type="spellStart"/>
-      <w:r>
-        <w:t>exit</w:t>
-      </w:r>
-      <w:proofErr w:type="spellEnd"/>
-      <w:r>
-        <w:t xml:space="preserve"> repitiendo las veces que sea </w:t>
+        <w:t xml:space="preserve">salga con el comando exit repitiendo las veces que sea </w:t>
       </w:r>
       <w:r>
         <w:rPr>
@@ -24836,14 +21863,12 @@
         </w:rPr>
         <w:t xml:space="preserve"> </w:t>
       </w:r>
-      <w:proofErr w:type="spellStart"/>
       <w:r>
         <w:rPr>
           <w:sz w:val="20"/>
         </w:rPr>
         <w:t>mpls</w:t>
       </w:r>
-      <w:proofErr w:type="spellEnd"/>
       <w:r>
         <w:rPr>
           <w:spacing w:val="-4"/>
@@ -24942,14 +21967,12 @@
         </w:rPr>
         <w:t xml:space="preserve"> </w:t>
       </w:r>
-      <w:proofErr w:type="spellStart"/>
       <w:r>
         <w:rPr>
           <w:sz w:val="20"/>
         </w:rPr>
         <w:t>mpls</w:t>
       </w:r>
-      <w:proofErr w:type="spellEnd"/>
       <w:r>
         <w:rPr>
           <w:spacing w:val="-4"/>
@@ -24957,14 +21980,12 @@
         </w:rPr>
         <w:t xml:space="preserve"> </w:t>
       </w:r>
-      <w:proofErr w:type="spellStart"/>
       <w:r>
         <w:rPr>
           <w:sz w:val="20"/>
         </w:rPr>
         <w:t>ldp</w:t>
       </w:r>
-      <w:proofErr w:type="spellEnd"/>
       <w:r>
         <w:rPr>
           <w:spacing w:val="-3"/>
@@ -24972,7 +21993,6 @@
         </w:rPr>
         <w:t xml:space="preserve"> </w:t>
       </w:r>
-      <w:proofErr w:type="spellStart"/>
       <w:r>
         <w:rPr>
           <w:spacing w:val="-2"/>
@@ -24980,7 +22000,6 @@
         </w:rPr>
         <w:t>parameters</w:t>
       </w:r>
-      <w:proofErr w:type="spellEnd"/>
     </w:p>
     <w:p>
       <w:pPr>
@@ -25065,14 +22084,12 @@
         </w:rPr>
         <w:t xml:space="preserve"> </w:t>
       </w:r>
-      <w:proofErr w:type="spellStart"/>
       <w:r>
         <w:rPr>
           <w:sz w:val="20"/>
         </w:rPr>
         <w:t>mpls</w:t>
       </w:r>
-      <w:proofErr w:type="spellEnd"/>
       <w:r>
         <w:rPr>
           <w:spacing w:val="-4"/>
@@ -25080,14 +22097,12 @@
         </w:rPr>
         <w:t xml:space="preserve"> </w:t>
       </w:r>
-      <w:proofErr w:type="spellStart"/>
       <w:r>
         <w:rPr>
           <w:sz w:val="20"/>
         </w:rPr>
         <w:t>ldp</w:t>
       </w:r>
-      <w:proofErr w:type="spellEnd"/>
       <w:r>
         <w:rPr>
           <w:spacing w:val="-3"/>
@@ -25187,14 +22202,12 @@
         </w:rPr>
         <w:t xml:space="preserve"> </w:t>
       </w:r>
-      <w:proofErr w:type="spellStart"/>
       <w:r>
         <w:rPr>
           <w:sz w:val="20"/>
         </w:rPr>
         <w:t>mpls</w:t>
       </w:r>
-      <w:proofErr w:type="spellEnd"/>
       <w:r>
         <w:rPr>
           <w:spacing w:val="-4"/>
@@ -25202,14 +22215,12 @@
         </w:rPr>
         <w:t xml:space="preserve"> </w:t>
       </w:r>
-      <w:proofErr w:type="spellStart"/>
       <w:r>
         <w:rPr>
           <w:sz w:val="20"/>
         </w:rPr>
         <w:t>ldp</w:t>
       </w:r>
-      <w:proofErr w:type="spellEnd"/>
       <w:r>
         <w:rPr>
           <w:spacing w:val="-3"/>
@@ -25217,7 +22228,6 @@
         </w:rPr>
         <w:t xml:space="preserve"> </w:t>
       </w:r>
-      <w:proofErr w:type="spellStart"/>
       <w:r>
         <w:rPr>
           <w:spacing w:val="-2"/>
@@ -25225,7 +22235,6 @@
         </w:rPr>
         <w:t>neighbor</w:t>
       </w:r>
-      <w:proofErr w:type="spellEnd"/>
     </w:p>
     <w:p>
       <w:pPr>
@@ -25379,7 +22388,6 @@
         <w:spacing w:line="249" w:lineRule="auto"/>
         <w:ind w:left="1189" w:right="4476" w:hanging="50"/>
       </w:pPr>
-      <w:proofErr w:type="gramStart"/>
       <w:r>
         <w:t>Observe</w:t>
       </w:r>
@@ -25416,11 +22424,9 @@
         </w:rPr>
         <w:t xml:space="preserve"> </w:t>
       </w:r>
-      <w:proofErr w:type="spellStart"/>
       <w:r>
         <w:t>router</w:t>
       </w:r>
-      <w:proofErr w:type="spellEnd"/>
       <w:r>
         <w:rPr>
           <w:spacing w:val="-5"/>
@@ -25464,11 +22470,7 @@
         <w:t xml:space="preserve"> </w:t>
       </w:r>
       <w:r>
-        <w:t>sucede?</w:t>
-      </w:r>
-      <w:proofErr w:type="gramEnd"/>
-      <w:r>
-        <w:t xml:space="preserve"> </w:t>
+        <w:t xml:space="preserve">sucede? </w:t>
       </w:r>
       <w:r>
         <w:rPr>
@@ -25495,36 +22497,30 @@
         </w:rPr>
         <w:t xml:space="preserve"> </w:t>
       </w:r>
-      <w:proofErr w:type="spellStart"/>
       <w:r>
         <w:t>mpls</w:t>
       </w:r>
-      <w:proofErr w:type="spellEnd"/>
       <w:r>
         <w:rPr>
           <w:spacing w:val="-4"/>
         </w:rPr>
         <w:t xml:space="preserve"> </w:t>
       </w:r>
-      <w:proofErr w:type="spellStart"/>
       <w:r>
         <w:t>ldp</w:t>
       </w:r>
-      <w:proofErr w:type="spellEnd"/>
       <w:r>
         <w:rPr>
           <w:spacing w:val="-3"/>
         </w:rPr>
         <w:t xml:space="preserve"> </w:t>
       </w:r>
-      <w:proofErr w:type="spellStart"/>
       <w:r>
         <w:rPr>
           <w:spacing w:val="-2"/>
         </w:rPr>
         <w:t>neighbor</w:t>
       </w:r>
-      <w:proofErr w:type="spellEnd"/>
     </w:p>
     <w:p>
       <w:pPr>
@@ -25678,15 +22674,8 @@
         </w:rPr>
         <w:t xml:space="preserve"> </w:t>
       </w:r>
-      <w:proofErr w:type="spellStart"/>
-      <w:proofErr w:type="gramStart"/>
-      <w:r>
-        <w:t>comando?restaure</w:t>
-      </w:r>
-      <w:proofErr w:type="spellEnd"/>
-      <w:proofErr w:type="gramEnd"/>
-      <w:r>
-        <w:t xml:space="preserve"> el enlace espere unos segundo y repita</w:t>
+      <w:r>
+        <w:t>comando?restaure el enlace espere unos segundo y repita</w:t>
       </w:r>
     </w:p>
     <w:p>
@@ -25708,35 +22697,7 @@
         <w:rPr>
           <w:lang w:val="es-AR"/>
         </w:rPr>
-        <w:t xml:space="preserve">el </w:t>
-      </w:r>
-      <w:proofErr w:type="spellStart"/>
-      <w:r>
-        <w:rPr>
-          <w:lang w:val="es-AR"/>
-        </w:rPr>
-        <w:t>router</w:t>
-      </w:r>
-      <w:proofErr w:type="spellEnd"/>
-      <w:r>
-        <w:rPr>
-          <w:lang w:val="es-AR"/>
-        </w:rPr>
-        <w:t xml:space="preserve"> que se conecta al LSR desconectado. No aparece como fuente para llevar a cabo el protocolo </w:t>
-      </w:r>
-      <w:proofErr w:type="spellStart"/>
-      <w:r>
-        <w:rPr>
-          <w:lang w:val="es-AR"/>
-        </w:rPr>
-        <w:t>ldp</w:t>
-      </w:r>
-      <w:proofErr w:type="spellEnd"/>
-      <w:r>
-        <w:rPr>
-          <w:lang w:val="es-AR"/>
-        </w:rPr>
-        <w:t>.</w:t>
+        <w:t>el router que se conecta al LSR desconectado. No aparece como fuente para llevar a cabo el protocolo ldp.</w:t>
       </w:r>
     </w:p>
     <w:p>
@@ -25761,14 +22722,12 @@
         </w:rPr>
         <w:t xml:space="preserve"> </w:t>
       </w:r>
-      <w:proofErr w:type="spellStart"/>
       <w:r>
         <w:rPr>
           <w:lang w:val="es-AR"/>
         </w:rPr>
         <w:t>mpls</w:t>
       </w:r>
-      <w:proofErr w:type="spellEnd"/>
       <w:r>
         <w:rPr>
           <w:spacing w:val="-4"/>
@@ -25776,14 +22735,12 @@
         </w:rPr>
         <w:t xml:space="preserve"> </w:t>
       </w:r>
-      <w:proofErr w:type="spellStart"/>
       <w:r>
         <w:rPr>
           <w:lang w:val="es-AR"/>
         </w:rPr>
         <w:t>ldp</w:t>
       </w:r>
-      <w:proofErr w:type="spellEnd"/>
       <w:r>
         <w:rPr>
           <w:spacing w:val="-3"/>
@@ -25791,7 +22748,6 @@
         </w:rPr>
         <w:t xml:space="preserve"> </w:t>
       </w:r>
-      <w:proofErr w:type="spellStart"/>
       <w:r>
         <w:rPr>
           <w:spacing w:val="-2"/>
@@ -25799,7 +22755,6 @@
         </w:rPr>
         <w:t>neighbor</w:t>
       </w:r>
-      <w:proofErr w:type="spellEnd"/>
     </w:p>
     <w:p>
       <w:pPr>
@@ -25900,21 +22855,7 @@
         <w:rPr>
           <w:spacing w:val="-2"/>
         </w:rPr>
-        <w:t xml:space="preserve">Aparecen nuevamente las interfaces conectadas a </w:t>
-      </w:r>
-      <w:proofErr w:type="gramStart"/>
-      <w:r>
-        <w:rPr>
-          <w:spacing w:val="-2"/>
-        </w:rPr>
-        <w:t>ambos</w:t>
-      </w:r>
-      <w:proofErr w:type="gramEnd"/>
-      <w:r>
-        <w:rPr>
-          <w:spacing w:val="-2"/>
-        </w:rPr>
-        <w:t xml:space="preserve"> pero en el orden inverso al inicial.</w:t>
+        <w:t>Aparecen nuevamente las interfaces conectadas a ambos pero en el orden inverso al inicial.</w:t>
       </w:r>
       <w:r>
         <w:rPr>
@@ -26441,39 +23382,7 @@
         <w:jc w:val="both"/>
       </w:pPr>
       <w:r>
-        <w:t xml:space="preserve">Para ver cómo trabaja el protocolo de distribución de etiquetas, eliminaremos primero las sesiones establecidas anteriormente con el comando “Clear </w:t>
-      </w:r>
-      <w:proofErr w:type="spellStart"/>
-      <w:r>
-        <w:t>mpls</w:t>
-      </w:r>
-      <w:proofErr w:type="spellEnd"/>
-      <w:r>
-        <w:t xml:space="preserve"> </w:t>
-      </w:r>
-      <w:proofErr w:type="spellStart"/>
-      <w:r>
-        <w:t>ldp</w:t>
-      </w:r>
-      <w:proofErr w:type="spellEnd"/>
-      <w:r>
-        <w:t xml:space="preserve"> </w:t>
-      </w:r>
-      <w:proofErr w:type="spellStart"/>
-      <w:r>
-        <w:t>neighbor</w:t>
-      </w:r>
-      <w:proofErr w:type="spellEnd"/>
-      <w:r>
-        <w:t xml:space="preserve"> *” en el R2-LSR. Tras introducir el comando, el </w:t>
-      </w:r>
-      <w:proofErr w:type="spellStart"/>
-      <w:r>
-        <w:t>router</w:t>
-      </w:r>
-      <w:proofErr w:type="spellEnd"/>
-      <w:r>
-        <w:t xml:space="preserve"> establecerá las sesiones LDP con sus vecinos.</w:t>
+        <w:t>Para ver cómo trabaja el protocolo de distribución de etiquetas, eliminaremos primero las sesiones establecidas anteriormente con el comando “Clear mpls ldp neighbor *” en el R2-LSR. Tras introducir el comando, el router establecerá las sesiones LDP con sus vecinos.</w:t>
       </w:r>
     </w:p>
     <w:p>
@@ -26686,15 +23595,7 @@
         <w:t xml:space="preserve"> </w:t>
       </w:r>
       <w:r>
-        <w:t xml:space="preserve">la Universidad </w:t>
-      </w:r>
-      <w:proofErr w:type="spellStart"/>
-      <w:r>
-        <w:t>Politècnica</w:t>
-      </w:r>
-      <w:proofErr w:type="spellEnd"/>
-      <w:r>
-        <w:t xml:space="preserve"> de Valencia- María Rodríguez González</w:t>
+        <w:t>la Universidad Politècnica de Valencia- María Rodríguez González</w:t>
       </w:r>
     </w:p>
     <w:p>
@@ -26743,21 +23644,8 @@
         <w:spacing w:before="1" w:line="249" w:lineRule="auto"/>
         <w:ind w:left="1140" w:right="2762"/>
       </w:pPr>
-      <w:proofErr w:type="spellStart"/>
-      <w:r>
-        <w:t>Telectronika</w:t>
-      </w:r>
-      <w:proofErr w:type="spellEnd"/>
-      <w:r>
-        <w:t xml:space="preserve">- repositorio de imágenes </w:t>
-      </w:r>
-      <w:proofErr w:type="spellStart"/>
-      <w:r>
-        <w:t>dynamips</w:t>
-      </w:r>
-      <w:proofErr w:type="spellEnd"/>
-      <w:r>
-        <w:t xml:space="preserve"> de equipos cisco </w:t>
+      <w:r>
+        <w:t xml:space="preserve">Telectronika- repositorio de imágenes dynamips de equipos cisco </w:t>
       </w:r>
       <w:hyperlink r:id="rId41">
         <w:r>
@@ -27168,7 +24056,6 @@
                                   </w:rPr>
                                   <w:t xml:space="preserve"> </w:t>
                                 </w:r>
-                                <w:proofErr w:type="spellStart"/>
                                 <w:r>
                                   <w:rPr>
                                     <w:rFonts w:ascii="Arial MT" w:hAnsi="Arial MT"/>
@@ -27176,7 +24063,6 @@
                                   </w:rPr>
                                   <w:t>Ortíz</w:t>
                                 </w:r>
-                                <w:proofErr w:type="spellEnd"/>
                               </w:p>
                             </w:tc>
                           </w:tr>
@@ -27372,18 +24258,8 @@
                                     <w:b/>
                                     <w:sz w:val="20"/>
                                   </w:rPr>
-                                  <w:t>(</w:t>
+                                  <w:t>(Multiprotocol</w:t>
                                 </w:r>
-                                <w:proofErr w:type="spellStart"/>
-                                <w:r>
-                                  <w:rPr>
-                                    <w:rFonts w:ascii="Arial"/>
-                                    <w:b/>
-                                    <w:sz w:val="20"/>
-                                  </w:rPr>
-                                  <w:t>Multiprotocol</w:t>
-                                </w:r>
-                                <w:proofErr w:type="spellEnd"/>
                                 <w:r>
                                   <w:rPr>
                                     <w:rFonts w:ascii="Arial"/>
@@ -27393,7 +24269,6 @@
                                   </w:rPr>
                                   <w:t xml:space="preserve"> </w:t>
                                 </w:r>
-                                <w:proofErr w:type="spellStart"/>
                                 <w:r>
                                   <w:rPr>
                                     <w:rFonts w:ascii="Arial"/>
@@ -27402,7 +24277,6 @@
                                   </w:rPr>
                                   <w:t>Label</w:t>
                                 </w:r>
-                                <w:proofErr w:type="spellEnd"/>
                                 <w:r>
                                   <w:rPr>
                                     <w:rFonts w:ascii="Arial"/>
@@ -27412,7 +24286,6 @@
                                   </w:rPr>
                                   <w:t xml:space="preserve"> </w:t>
                                 </w:r>
-                                <w:proofErr w:type="spellStart"/>
                                 <w:r>
                                   <w:rPr>
                                     <w:rFonts w:ascii="Arial"/>
@@ -27420,17 +24293,7 @@
                                     <w:spacing w:val="-2"/>
                                     <w:sz w:val="20"/>
                                   </w:rPr>
-                                  <w:t>Switching</w:t>
-                                </w:r>
-                                <w:proofErr w:type="spellEnd"/>
-                                <w:r>
-                                  <w:rPr>
-                                    <w:rFonts w:ascii="Arial"/>
-                                    <w:b/>
-                                    <w:spacing w:val="-2"/>
-                                    <w:sz w:val="20"/>
-                                  </w:rPr>
-                                  <w:t>)</w:t>
+                                  <w:t>Switching)</w:t>
                                 </w:r>
                               </w:p>
                             </w:tc>
@@ -27766,7 +24629,6 @@
                             </w:rPr>
                             <w:t xml:space="preserve"> </w:t>
                           </w:r>
-                          <w:proofErr w:type="spellStart"/>
                           <w:r>
                             <w:rPr>
                               <w:rFonts w:ascii="Arial MT" w:hAnsi="Arial MT"/>
@@ -27774,7 +24636,6 @@
                             </w:rPr>
                             <w:t>Ortíz</w:t>
                           </w:r>
-                          <w:proofErr w:type="spellEnd"/>
                         </w:p>
                       </w:tc>
                     </w:tr>
@@ -27970,18 +24831,8 @@
                               <w:b/>
                               <w:sz w:val="20"/>
                             </w:rPr>
-                            <w:t>(</w:t>
+                            <w:t>(Multiprotocol</w:t>
                           </w:r>
-                          <w:proofErr w:type="spellStart"/>
-                          <w:r>
-                            <w:rPr>
-                              <w:rFonts w:ascii="Arial"/>
-                              <w:b/>
-                              <w:sz w:val="20"/>
-                            </w:rPr>
-                            <w:t>Multiprotocol</w:t>
-                          </w:r>
-                          <w:proofErr w:type="spellEnd"/>
                           <w:r>
                             <w:rPr>
                               <w:rFonts w:ascii="Arial"/>
@@ -27991,7 +24842,6 @@
                             </w:rPr>
                             <w:t xml:space="preserve"> </w:t>
                           </w:r>
-                          <w:proofErr w:type="spellStart"/>
                           <w:r>
                             <w:rPr>
                               <w:rFonts w:ascii="Arial"/>
@@ -28000,7 +24850,6 @@
                             </w:rPr>
                             <w:t>Label</w:t>
                           </w:r>
-                          <w:proofErr w:type="spellEnd"/>
                           <w:r>
                             <w:rPr>
                               <w:rFonts w:ascii="Arial"/>
@@ -28010,7 +24859,6 @@
                             </w:rPr>
                             <w:t xml:space="preserve"> </w:t>
                           </w:r>
-                          <w:proofErr w:type="spellStart"/>
                           <w:r>
                             <w:rPr>
                               <w:rFonts w:ascii="Arial"/>
@@ -28018,17 +24866,7 @@
                               <w:spacing w:val="-2"/>
                               <w:sz w:val="20"/>
                             </w:rPr>
-                            <w:t>Switching</w:t>
-                          </w:r>
-                          <w:proofErr w:type="spellEnd"/>
-                          <w:r>
-                            <w:rPr>
-                              <w:rFonts w:ascii="Arial"/>
-                              <w:b/>
-                              <w:spacing w:val="-2"/>
-                              <w:sz w:val="20"/>
-                            </w:rPr>
-                            <w:t>)</w:t>
+                            <w:t>Switching)</w:t>
                           </w:r>
                         </w:p>
                       </w:tc>
@@ -28464,7 +25302,6 @@
                                   </w:rPr>
                                   <w:t xml:space="preserve"> </w:t>
                                 </w:r>
-                                <w:proofErr w:type="spellStart"/>
                                 <w:r>
                                   <w:rPr>
                                     <w:rFonts w:ascii="Arial MT" w:hAnsi="Arial MT"/>
@@ -28472,7 +25309,6 @@
                                   </w:rPr>
                                   <w:t>Ortíz</w:t>
                                 </w:r>
-                                <w:proofErr w:type="spellEnd"/>
                               </w:p>
                             </w:tc>
                           </w:tr>
@@ -28668,18 +25504,8 @@
                                     <w:b/>
                                     <w:sz w:val="20"/>
                                   </w:rPr>
-                                  <w:t>(</w:t>
+                                  <w:t>(Multiprotocol</w:t>
                                 </w:r>
-                                <w:proofErr w:type="spellStart"/>
-                                <w:r>
-                                  <w:rPr>
-                                    <w:rFonts w:ascii="Arial"/>
-                                    <w:b/>
-                                    <w:sz w:val="20"/>
-                                  </w:rPr>
-                                  <w:t>Multiprotocol</w:t>
-                                </w:r>
-                                <w:proofErr w:type="spellEnd"/>
                                 <w:r>
                                   <w:rPr>
                                     <w:rFonts w:ascii="Arial"/>
@@ -28689,7 +25515,6 @@
                                   </w:rPr>
                                   <w:t xml:space="preserve"> </w:t>
                                 </w:r>
-                                <w:proofErr w:type="spellStart"/>
                                 <w:r>
                                   <w:rPr>
                                     <w:rFonts w:ascii="Arial"/>
@@ -28698,7 +25523,6 @@
                                   </w:rPr>
                                   <w:t>Label</w:t>
                                 </w:r>
-                                <w:proofErr w:type="spellEnd"/>
                                 <w:r>
                                   <w:rPr>
                                     <w:rFonts w:ascii="Arial"/>
@@ -28708,7 +25532,6 @@
                                   </w:rPr>
                                   <w:t xml:space="preserve"> </w:t>
                                 </w:r>
-                                <w:proofErr w:type="spellStart"/>
                                 <w:r>
                                   <w:rPr>
                                     <w:rFonts w:ascii="Arial"/>
@@ -28716,17 +25539,7 @@
                                     <w:spacing w:val="-2"/>
                                     <w:sz w:val="20"/>
                                   </w:rPr>
-                                  <w:t>Switching</w:t>
-                                </w:r>
-                                <w:proofErr w:type="spellEnd"/>
-                                <w:r>
-                                  <w:rPr>
-                                    <w:rFonts w:ascii="Arial"/>
-                                    <w:b/>
-                                    <w:spacing w:val="-2"/>
-                                    <w:sz w:val="20"/>
-                                  </w:rPr>
-                                  <w:t>)</w:t>
+                                  <w:t>Switching)</w:t>
                                 </w:r>
                               </w:p>
                             </w:tc>
@@ -29062,7 +25875,6 @@
                             </w:rPr>
                             <w:t xml:space="preserve"> </w:t>
                           </w:r>
-                          <w:proofErr w:type="spellStart"/>
                           <w:r>
                             <w:rPr>
                               <w:rFonts w:ascii="Arial MT" w:hAnsi="Arial MT"/>
@@ -29070,7 +25882,6 @@
                             </w:rPr>
                             <w:t>Ortíz</w:t>
                           </w:r>
-                          <w:proofErr w:type="spellEnd"/>
                         </w:p>
                       </w:tc>
                     </w:tr>
@@ -29266,18 +26077,8 @@
                               <w:b/>
                               <w:sz w:val="20"/>
                             </w:rPr>
-                            <w:t>(</w:t>
+                            <w:t>(Multiprotocol</w:t>
                           </w:r>
-                          <w:proofErr w:type="spellStart"/>
-                          <w:r>
-                            <w:rPr>
-                              <w:rFonts w:ascii="Arial"/>
-                              <w:b/>
-                              <w:sz w:val="20"/>
-                            </w:rPr>
-                            <w:t>Multiprotocol</w:t>
-                          </w:r>
-                          <w:proofErr w:type="spellEnd"/>
                           <w:r>
                             <w:rPr>
                               <w:rFonts w:ascii="Arial"/>
@@ -29287,7 +26088,6 @@
                             </w:rPr>
                             <w:t xml:space="preserve"> </w:t>
                           </w:r>
-                          <w:proofErr w:type="spellStart"/>
                           <w:r>
                             <w:rPr>
                               <w:rFonts w:ascii="Arial"/>
@@ -29296,7 +26096,6 @@
                             </w:rPr>
                             <w:t>Label</w:t>
                           </w:r>
-                          <w:proofErr w:type="spellEnd"/>
                           <w:r>
                             <w:rPr>
                               <w:rFonts w:ascii="Arial"/>
@@ -29306,7 +26105,6 @@
                             </w:rPr>
                             <w:t xml:space="preserve"> </w:t>
                           </w:r>
-                          <w:proofErr w:type="spellStart"/>
                           <w:r>
                             <w:rPr>
                               <w:rFonts w:ascii="Arial"/>
@@ -29314,17 +26112,7 @@
                               <w:spacing w:val="-2"/>
                               <w:sz w:val="20"/>
                             </w:rPr>
-                            <w:t>Switching</w:t>
-                          </w:r>
-                          <w:proofErr w:type="spellEnd"/>
-                          <w:r>
-                            <w:rPr>
-                              <w:rFonts w:ascii="Arial"/>
-                              <w:b/>
-                              <w:spacing w:val="-2"/>
-                              <w:sz w:val="20"/>
-                            </w:rPr>
-                            <w:t>)</w:t>
+                            <w:t>Switching)</w:t>
                           </w:r>
                         </w:p>
                       </w:tc>
@@ -29398,6 +26186,155 @@
 <file path=word/numbering.xml><?xml version="1.0" encoding="utf-8"?>
 <w:numbering xmlns:wpc="http://schemas.microsoft.com/office/word/2010/wordprocessingCanvas" xmlns:cx="http://schemas.microsoft.com/office/drawing/2014/chartex" xmlns:cx1="http://schemas.microsoft.com/office/drawing/2015/9/8/chartex" xmlns:cx2="http://schemas.microsoft.com/office/drawing/2015/10/21/chartex" xmlns:cx3="http://schemas.microsoft.com/office/drawing/2016/5/9/chartex" xmlns:cx4="http://schemas.microsoft.com/office/drawing/2016/5/10/chartex" xmlns:cx5="http://schemas.microsoft.com/office/drawing/2016/5/11/chartex" xmlns:cx6="http://schemas.microsoft.com/office/drawing/2016/5/12/chartex" xmlns:cx7="http://schemas.microsoft.com/office/drawing/2016/5/13/chartex" xmlns:cx8="http://schemas.microsoft.com/office/drawing/2016/5/14/chartex" xmlns:mc="http://schemas.openxmlformats.org/markup-compatibility/2006" xmlns:aink="http://schemas.microsoft.com/office/drawing/2016/ink" xmlns:am3d="http://schemas.microsoft.com/office/drawing/2017/model3d" xmlns:o="urn:schemas-microsoft-com:office:office" xmlns:r="http://schemas.openxmlformats.org/officeDocument/2006/relationships" xmlns:m="http://schemas.openxmlformats.org/officeDocument/2006/math" xmlns:v="urn:schemas-microsoft-com:vml" xmlns:wp14="http://schemas.microsoft.com/office/word/2010/wordprocessingDrawing" xmlns:wp="http://schemas.openxmlformats.org/drawingml/2006/wordprocessingDrawing" xmlns:w10="urn:schemas-microsoft-com:office:word" xmlns:w="http://schemas.openxmlformats.org/wordprocessingml/2006/main" xmlns:w14="http://schemas.microsoft.com/office/word/2010/wordml" xmlns:w15="http://schemas.microsoft.com/office/word/2012/wordml" xmlns:w16cex="http://schemas.microsoft.com/office/word/2018/wordml/cex" xmlns:w16cid="http://schemas.microsoft.com/office/word/2016/wordml/cid" xmlns:w16="http://schemas.microsoft.com/office/word/2018/wordml" xmlns:w16sdtdh="http://schemas.microsoft.com/office/word/2020/wordml/sdtdatahash" xmlns:w16se="http://schemas.microsoft.com/office/word/2015/wordml/symex" xmlns:wpg="http://schemas.microsoft.com/office/word/2010/wordprocessingGroup" xmlns:wpi="http://schemas.microsoft.com/office/word/2010/wordprocessingInk" xmlns:wne="http://schemas.microsoft.com/office/word/2006/wordml" xmlns:wps="http://schemas.microsoft.com/office/word/2010/wordprocessingShape" mc:Ignorable="w14 w15 w16se w16cid w16 w16cex w16sdtdh wp14">
   <w:abstractNum w:abstractNumId="0" w15:restartNumberingAfterBreak="0">
+    <w:nsid w:val="02E54A92"/>
+    <w:multiLevelType w:val="multilevel"/>
+    <w:tmpl w:val="0868C856"/>
+    <w:lvl w:ilvl="0">
+      <w:start w:val="1"/>
+      <w:numFmt w:val="bullet"/>
+      <w:lvlText w:val=""/>
+      <w:lvlJc w:val="left"/>
+      <w:pPr>
+        <w:tabs>
+          <w:tab w:val="num" w:pos="720"/>
+        </w:tabs>
+        <w:ind w:left="720" w:hanging="360"/>
+      </w:pPr>
+      <w:rPr>
+        <w:rFonts w:ascii="Symbol" w:hAnsi="Symbol" w:hint="default"/>
+        <w:sz w:val="20"/>
+      </w:rPr>
+    </w:lvl>
+    <w:lvl w:ilvl="1" w:tentative="1">
+      <w:start w:val="1"/>
+      <w:numFmt w:val="bullet"/>
+      <w:lvlText w:val="o"/>
+      <w:lvlJc w:val="left"/>
+      <w:pPr>
+        <w:tabs>
+          <w:tab w:val="num" w:pos="1440"/>
+        </w:tabs>
+        <w:ind w:left="1440" w:hanging="360"/>
+      </w:pPr>
+      <w:rPr>
+        <w:rFonts w:ascii="Courier New" w:hAnsi="Courier New" w:hint="default"/>
+        <w:sz w:val="20"/>
+      </w:rPr>
+    </w:lvl>
+    <w:lvl w:ilvl="2" w:tentative="1">
+      <w:start w:val="1"/>
+      <w:numFmt w:val="bullet"/>
+      <w:lvlText w:val=""/>
+      <w:lvlJc w:val="left"/>
+      <w:pPr>
+        <w:tabs>
+          <w:tab w:val="num" w:pos="2160"/>
+        </w:tabs>
+        <w:ind w:left="2160" w:hanging="360"/>
+      </w:pPr>
+      <w:rPr>
+        <w:rFonts w:ascii="Wingdings" w:hAnsi="Wingdings" w:hint="default"/>
+        <w:sz w:val="20"/>
+      </w:rPr>
+    </w:lvl>
+    <w:lvl w:ilvl="3" w:tentative="1">
+      <w:start w:val="1"/>
+      <w:numFmt w:val="bullet"/>
+      <w:lvlText w:val=""/>
+      <w:lvlJc w:val="left"/>
+      <w:pPr>
+        <w:tabs>
+          <w:tab w:val="num" w:pos="2880"/>
+        </w:tabs>
+        <w:ind w:left="2880" w:hanging="360"/>
+      </w:pPr>
+      <w:rPr>
+        <w:rFonts w:ascii="Wingdings" w:hAnsi="Wingdings" w:hint="default"/>
+        <w:sz w:val="20"/>
+      </w:rPr>
+    </w:lvl>
+    <w:lvl w:ilvl="4" w:tentative="1">
+      <w:start w:val="1"/>
+      <w:numFmt w:val="bullet"/>
+      <w:lvlText w:val=""/>
+      <w:lvlJc w:val="left"/>
+      <w:pPr>
+        <w:tabs>
+          <w:tab w:val="num" w:pos="3600"/>
+        </w:tabs>
+        <w:ind w:left="3600" w:hanging="360"/>
+      </w:pPr>
+      <w:rPr>
+        <w:rFonts w:ascii="Wingdings" w:hAnsi="Wingdings" w:hint="default"/>
+        <w:sz w:val="20"/>
+      </w:rPr>
+    </w:lvl>
+    <w:lvl w:ilvl="5" w:tentative="1">
+      <w:start w:val="1"/>
+      <w:numFmt w:val="bullet"/>
+      <w:lvlText w:val=""/>
+      <w:lvlJc w:val="left"/>
+      <w:pPr>
+        <w:tabs>
+          <w:tab w:val="num" w:pos="4320"/>
+        </w:tabs>
+        <w:ind w:left="4320" w:hanging="360"/>
+      </w:pPr>
+      <w:rPr>
+        <w:rFonts w:ascii="Wingdings" w:hAnsi="Wingdings" w:hint="default"/>
+        <w:sz w:val="20"/>
+      </w:rPr>
+    </w:lvl>
+    <w:lvl w:ilvl="6" w:tentative="1">
+      <w:start w:val="1"/>
+      <w:numFmt w:val="bullet"/>
+      <w:lvlText w:val=""/>
+      <w:lvlJc w:val="left"/>
+      <w:pPr>
+        <w:tabs>
+          <w:tab w:val="num" w:pos="5040"/>
+        </w:tabs>
+        <w:ind w:left="5040" w:hanging="360"/>
+      </w:pPr>
+      <w:rPr>
+        <w:rFonts w:ascii="Wingdings" w:hAnsi="Wingdings" w:hint="default"/>
+        <w:sz w:val="20"/>
+      </w:rPr>
+    </w:lvl>
+    <w:lvl w:ilvl="7" w:tentative="1">
+      <w:start w:val="1"/>
+      <w:numFmt w:val="bullet"/>
+      <w:lvlText w:val=""/>
+      <w:lvlJc w:val="left"/>
+      <w:pPr>
+        <w:tabs>
+          <w:tab w:val="num" w:pos="5760"/>
+        </w:tabs>
+        <w:ind w:left="5760" w:hanging="360"/>
+      </w:pPr>
+      <w:rPr>
+        <w:rFonts w:ascii="Wingdings" w:hAnsi="Wingdings" w:hint="default"/>
+        <w:sz w:val="20"/>
+      </w:rPr>
+    </w:lvl>
+    <w:lvl w:ilvl="8" w:tentative="1">
+      <w:start w:val="1"/>
+      <w:numFmt w:val="bullet"/>
+      <w:lvlText w:val=""/>
+      <w:lvlJc w:val="left"/>
+      <w:pPr>
+        <w:tabs>
+          <w:tab w:val="num" w:pos="6480"/>
+        </w:tabs>
+        <w:ind w:left="6480" w:hanging="360"/>
+      </w:pPr>
+      <w:rPr>
+        <w:rFonts w:ascii="Wingdings" w:hAnsi="Wingdings" w:hint="default"/>
+        <w:sz w:val="20"/>
+      </w:rPr>
+    </w:lvl>
+  </w:abstractNum>
+  <w:abstractNum w:abstractNumId="1" w15:restartNumberingAfterBreak="0">
     <w:nsid w:val="062E4E65"/>
     <w:multiLevelType w:val="hybridMultilevel"/>
     <w:tmpl w:val="76262FA6"/>
@@ -29519,7 +26456,7 @@
       </w:rPr>
     </w:lvl>
   </w:abstractNum>
-  <w:abstractNum w:abstractNumId="1" w15:restartNumberingAfterBreak="0">
+  <w:abstractNum w:abstractNumId="2" w15:restartNumberingAfterBreak="0">
     <w:nsid w:val="06370A6D"/>
     <w:multiLevelType w:val="hybridMultilevel"/>
     <w:tmpl w:val="2DE4F5BA"/>
@@ -29640,7 +26577,7 @@
       </w:rPr>
     </w:lvl>
   </w:abstractNum>
-  <w:abstractNum w:abstractNumId="2" w15:restartNumberingAfterBreak="0">
+  <w:abstractNum w:abstractNumId="3" w15:restartNumberingAfterBreak="0">
     <w:nsid w:val="07BD1842"/>
     <w:multiLevelType w:val="hybridMultilevel"/>
     <w:tmpl w:val="8820B772"/>
@@ -29762,7 +26699,7 @@
       </w:rPr>
     </w:lvl>
   </w:abstractNum>
-  <w:abstractNum w:abstractNumId="3" w15:restartNumberingAfterBreak="0">
+  <w:abstractNum w:abstractNumId="4" w15:restartNumberingAfterBreak="0">
     <w:nsid w:val="096D56FC"/>
     <w:multiLevelType w:val="multilevel"/>
     <w:tmpl w:val="8EA4C326"/>
@@ -29911,7 +26848,7 @@
       </w:rPr>
     </w:lvl>
   </w:abstractNum>
-  <w:abstractNum w:abstractNumId="4" w15:restartNumberingAfterBreak="0">
+  <w:abstractNum w:abstractNumId="5" w15:restartNumberingAfterBreak="0">
     <w:nsid w:val="122F51B1"/>
     <w:multiLevelType w:val="hybridMultilevel"/>
     <w:tmpl w:val="785CFD06"/>
@@ -30032,7 +26969,7 @@
       </w:rPr>
     </w:lvl>
   </w:abstractNum>
-  <w:abstractNum w:abstractNumId="5" w15:restartNumberingAfterBreak="0">
+  <w:abstractNum w:abstractNumId="6" w15:restartNumberingAfterBreak="0">
     <w:nsid w:val="12A56930"/>
     <w:multiLevelType w:val="multilevel"/>
     <w:tmpl w:val="29EEF8E0"/>
@@ -30181,7 +27118,7 @@
       </w:rPr>
     </w:lvl>
   </w:abstractNum>
-  <w:abstractNum w:abstractNumId="6" w15:restartNumberingAfterBreak="0">
+  <w:abstractNum w:abstractNumId="7" w15:restartNumberingAfterBreak="0">
     <w:nsid w:val="132347FC"/>
     <w:multiLevelType w:val="multilevel"/>
     <w:tmpl w:val="8D0A5240"/>
@@ -30330,7 +27267,7 @@
       </w:rPr>
     </w:lvl>
   </w:abstractNum>
-  <w:abstractNum w:abstractNumId="7" w15:restartNumberingAfterBreak="0">
+  <w:abstractNum w:abstractNumId="8" w15:restartNumberingAfterBreak="0">
     <w:nsid w:val="1B8502BD"/>
     <w:multiLevelType w:val="multilevel"/>
     <w:tmpl w:val="88628430"/>
@@ -30479,7 +27416,7 @@
       </w:rPr>
     </w:lvl>
   </w:abstractNum>
-  <w:abstractNum w:abstractNumId="8" w15:restartNumberingAfterBreak="0">
+  <w:abstractNum w:abstractNumId="9" w15:restartNumberingAfterBreak="0">
     <w:nsid w:val="275F2F1E"/>
     <w:multiLevelType w:val="hybridMultilevel"/>
     <w:tmpl w:val="8EB66664"/>
@@ -30600,7 +27537,7 @@
       </w:rPr>
     </w:lvl>
   </w:abstractNum>
-  <w:abstractNum w:abstractNumId="9" w15:restartNumberingAfterBreak="0">
+  <w:abstractNum w:abstractNumId="10" w15:restartNumberingAfterBreak="0">
     <w:nsid w:val="27C73F9A"/>
     <w:multiLevelType w:val="multilevel"/>
     <w:tmpl w:val="88304126"/>
@@ -30749,7 +27686,7 @@
       </w:rPr>
     </w:lvl>
   </w:abstractNum>
-  <w:abstractNum w:abstractNumId="10" w15:restartNumberingAfterBreak="0">
+  <w:abstractNum w:abstractNumId="11" w15:restartNumberingAfterBreak="0">
     <w:nsid w:val="2924162B"/>
     <w:multiLevelType w:val="hybridMultilevel"/>
     <w:tmpl w:val="94668CE2"/>
@@ -30835,7 +27772,7 @@
       </w:pPr>
     </w:lvl>
   </w:abstractNum>
-  <w:abstractNum w:abstractNumId="11" w15:restartNumberingAfterBreak="0">
+  <w:abstractNum w:abstractNumId="12" w15:restartNumberingAfterBreak="0">
     <w:nsid w:val="2C0625F0"/>
     <w:multiLevelType w:val="multilevel"/>
     <w:tmpl w:val="2146D9C8"/>
@@ -30984,7 +27921,7 @@
       </w:rPr>
     </w:lvl>
   </w:abstractNum>
-  <w:abstractNum w:abstractNumId="12" w15:restartNumberingAfterBreak="0">
+  <w:abstractNum w:abstractNumId="13" w15:restartNumberingAfterBreak="0">
     <w:nsid w:val="32396C5B"/>
     <w:multiLevelType w:val="multilevel"/>
     <w:tmpl w:val="46C0C952"/>
@@ -31133,7 +28070,7 @@
       </w:rPr>
     </w:lvl>
   </w:abstractNum>
-  <w:abstractNum w:abstractNumId="13" w15:restartNumberingAfterBreak="0">
+  <w:abstractNum w:abstractNumId="14" w15:restartNumberingAfterBreak="0">
     <w:nsid w:val="376D13A9"/>
     <w:multiLevelType w:val="hybridMultilevel"/>
     <w:tmpl w:val="8BACCBD0"/>
@@ -31246,7 +28183,7 @@
       </w:rPr>
     </w:lvl>
   </w:abstractNum>
-  <w:abstractNum w:abstractNumId="14" w15:restartNumberingAfterBreak="0">
+  <w:abstractNum w:abstractNumId="15" w15:restartNumberingAfterBreak="0">
     <w:nsid w:val="3B4053D1"/>
     <w:multiLevelType w:val="hybridMultilevel"/>
     <w:tmpl w:val="DB527480"/>
@@ -31359,7 +28296,7 @@
       </w:rPr>
     </w:lvl>
   </w:abstractNum>
-  <w:abstractNum w:abstractNumId="15" w15:restartNumberingAfterBreak="0">
+  <w:abstractNum w:abstractNumId="16" w15:restartNumberingAfterBreak="0">
     <w:nsid w:val="45CE2EC9"/>
     <w:multiLevelType w:val="multilevel"/>
     <w:tmpl w:val="415235CA"/>
@@ -31508,7 +28445,7 @@
       </w:rPr>
     </w:lvl>
   </w:abstractNum>
-  <w:abstractNum w:abstractNumId="16" w15:restartNumberingAfterBreak="0">
+  <w:abstractNum w:abstractNumId="17" w15:restartNumberingAfterBreak="0">
     <w:nsid w:val="50F03F23"/>
     <w:multiLevelType w:val="multilevel"/>
     <w:tmpl w:val="A06CF488"/>
@@ -31657,209 +28594,10 @@
       </w:rPr>
     </w:lvl>
   </w:abstractNum>
-  <w:abstractNum w:abstractNumId="17" w15:restartNumberingAfterBreak="0">
-    <w:nsid w:val="59E62798"/>
-    <w:multiLevelType w:val="hybridMultilevel"/>
-    <w:tmpl w:val="24F0500E"/>
-    <w:lvl w:ilvl="0" w:tplc="2C0A0001">
-      <w:start w:val="1"/>
-      <w:numFmt w:val="bullet"/>
-      <w:lvlText w:val=""/>
-      <w:lvlJc w:val="left"/>
-      <w:pPr>
-        <w:ind w:left="720" w:hanging="360"/>
-      </w:pPr>
-      <w:rPr>
-        <w:rFonts w:ascii="Symbol" w:hAnsi="Symbol" w:hint="default"/>
-      </w:rPr>
-    </w:lvl>
-    <w:lvl w:ilvl="1" w:tplc="2C0A0003" w:tentative="1">
-      <w:start w:val="1"/>
-      <w:numFmt w:val="bullet"/>
-      <w:lvlText w:val="o"/>
-      <w:lvlJc w:val="left"/>
-      <w:pPr>
-        <w:ind w:left="1440" w:hanging="360"/>
-      </w:pPr>
-      <w:rPr>
-        <w:rFonts w:ascii="Courier New" w:hAnsi="Courier New" w:cs="Courier New" w:hint="default"/>
-      </w:rPr>
-    </w:lvl>
-    <w:lvl w:ilvl="2" w:tplc="2C0A0005" w:tentative="1">
-      <w:start w:val="1"/>
-      <w:numFmt w:val="bullet"/>
-      <w:lvlText w:val=""/>
-      <w:lvlJc w:val="left"/>
-      <w:pPr>
-        <w:ind w:left="2160" w:hanging="360"/>
-      </w:pPr>
-      <w:rPr>
-        <w:rFonts w:ascii="Wingdings" w:hAnsi="Wingdings" w:hint="default"/>
-      </w:rPr>
-    </w:lvl>
-    <w:lvl w:ilvl="3" w:tplc="2C0A0001" w:tentative="1">
-      <w:start w:val="1"/>
-      <w:numFmt w:val="bullet"/>
-      <w:lvlText w:val=""/>
-      <w:lvlJc w:val="left"/>
-      <w:pPr>
-        <w:ind w:left="2880" w:hanging="360"/>
-      </w:pPr>
-      <w:rPr>
-        <w:rFonts w:ascii="Symbol" w:hAnsi="Symbol" w:hint="default"/>
-      </w:rPr>
-    </w:lvl>
-    <w:lvl w:ilvl="4" w:tplc="2C0A0003" w:tentative="1">
-      <w:start w:val="1"/>
-      <w:numFmt w:val="bullet"/>
-      <w:lvlText w:val="o"/>
-      <w:lvlJc w:val="left"/>
-      <w:pPr>
-        <w:ind w:left="3600" w:hanging="360"/>
-      </w:pPr>
-      <w:rPr>
-        <w:rFonts w:ascii="Courier New" w:hAnsi="Courier New" w:cs="Courier New" w:hint="default"/>
-      </w:rPr>
-    </w:lvl>
-    <w:lvl w:ilvl="5" w:tplc="2C0A0005" w:tentative="1">
-      <w:start w:val="1"/>
-      <w:numFmt w:val="bullet"/>
-      <w:lvlText w:val=""/>
-      <w:lvlJc w:val="left"/>
-      <w:pPr>
-        <w:ind w:left="4320" w:hanging="360"/>
-      </w:pPr>
-      <w:rPr>
-        <w:rFonts w:ascii="Wingdings" w:hAnsi="Wingdings" w:hint="default"/>
-      </w:rPr>
-    </w:lvl>
-    <w:lvl w:ilvl="6" w:tplc="2C0A0001" w:tentative="1">
-      <w:start w:val="1"/>
-      <w:numFmt w:val="bullet"/>
-      <w:lvlText w:val=""/>
-      <w:lvlJc w:val="left"/>
-      <w:pPr>
-        <w:ind w:left="5040" w:hanging="360"/>
-      </w:pPr>
-      <w:rPr>
-        <w:rFonts w:ascii="Symbol" w:hAnsi="Symbol" w:hint="default"/>
-      </w:rPr>
-    </w:lvl>
-    <w:lvl w:ilvl="7" w:tplc="2C0A0003" w:tentative="1">
-      <w:start w:val="1"/>
-      <w:numFmt w:val="bullet"/>
-      <w:lvlText w:val="o"/>
-      <w:lvlJc w:val="left"/>
-      <w:pPr>
-        <w:ind w:left="5760" w:hanging="360"/>
-      </w:pPr>
-      <w:rPr>
-        <w:rFonts w:ascii="Courier New" w:hAnsi="Courier New" w:cs="Courier New" w:hint="default"/>
-      </w:rPr>
-    </w:lvl>
-    <w:lvl w:ilvl="8" w:tplc="2C0A0005" w:tentative="1">
-      <w:start w:val="1"/>
-      <w:numFmt w:val="bullet"/>
-      <w:lvlText w:val=""/>
-      <w:lvlJc w:val="left"/>
-      <w:pPr>
-        <w:ind w:left="6480" w:hanging="360"/>
-      </w:pPr>
-      <w:rPr>
-        <w:rFonts w:ascii="Wingdings" w:hAnsi="Wingdings" w:hint="default"/>
-      </w:rPr>
-    </w:lvl>
-  </w:abstractNum>
   <w:abstractNum w:abstractNumId="18" w15:restartNumberingAfterBreak="0">
-    <w:nsid w:val="5C30571A"/>
-    <w:multiLevelType w:val="hybridMultilevel"/>
-    <w:tmpl w:val="CF20A982"/>
-    <w:lvl w:ilvl="0" w:tplc="FFFFFFFF">
-      <w:start w:val="1"/>
-      <w:numFmt w:val="decimal"/>
-      <w:lvlText w:val="%1."/>
-      <w:lvlJc w:val="left"/>
-      <w:pPr>
-        <w:ind w:left="720" w:hanging="360"/>
-      </w:pPr>
-    </w:lvl>
-    <w:lvl w:ilvl="1" w:tplc="2C0A0019" w:tentative="1">
-      <w:start w:val="1"/>
-      <w:numFmt w:val="lowerLetter"/>
-      <w:lvlText w:val="%2."/>
-      <w:lvlJc w:val="left"/>
-      <w:pPr>
-        <w:ind w:left="1440" w:hanging="360"/>
-      </w:pPr>
-    </w:lvl>
-    <w:lvl w:ilvl="2" w:tplc="2C0A001B" w:tentative="1">
-      <w:start w:val="1"/>
-      <w:numFmt w:val="lowerRoman"/>
-      <w:lvlText w:val="%3."/>
-      <w:lvlJc w:val="right"/>
-      <w:pPr>
-        <w:ind w:left="2160" w:hanging="180"/>
-      </w:pPr>
-    </w:lvl>
-    <w:lvl w:ilvl="3" w:tplc="2C0A000F" w:tentative="1">
-      <w:start w:val="1"/>
-      <w:numFmt w:val="decimal"/>
-      <w:lvlText w:val="%4."/>
-      <w:lvlJc w:val="left"/>
-      <w:pPr>
-        <w:ind w:left="2880" w:hanging="360"/>
-      </w:pPr>
-    </w:lvl>
-    <w:lvl w:ilvl="4" w:tplc="2C0A0019" w:tentative="1">
-      <w:start w:val="1"/>
-      <w:numFmt w:val="lowerLetter"/>
-      <w:lvlText w:val="%5."/>
-      <w:lvlJc w:val="left"/>
-      <w:pPr>
-        <w:ind w:left="3600" w:hanging="360"/>
-      </w:pPr>
-    </w:lvl>
-    <w:lvl w:ilvl="5" w:tplc="2C0A001B" w:tentative="1">
-      <w:start w:val="1"/>
-      <w:numFmt w:val="lowerRoman"/>
-      <w:lvlText w:val="%6."/>
-      <w:lvlJc w:val="right"/>
-      <w:pPr>
-        <w:ind w:left="4320" w:hanging="180"/>
-      </w:pPr>
-    </w:lvl>
-    <w:lvl w:ilvl="6" w:tplc="2C0A000F" w:tentative="1">
-      <w:start w:val="1"/>
-      <w:numFmt w:val="decimal"/>
-      <w:lvlText w:val="%7."/>
-      <w:lvlJc w:val="left"/>
-      <w:pPr>
-        <w:ind w:left="5040" w:hanging="360"/>
-      </w:pPr>
-    </w:lvl>
-    <w:lvl w:ilvl="7" w:tplc="2C0A0019" w:tentative="1">
-      <w:start w:val="1"/>
-      <w:numFmt w:val="lowerLetter"/>
-      <w:lvlText w:val="%8."/>
-      <w:lvlJc w:val="left"/>
-      <w:pPr>
-        <w:ind w:left="5760" w:hanging="360"/>
-      </w:pPr>
-    </w:lvl>
-    <w:lvl w:ilvl="8" w:tplc="2C0A001B" w:tentative="1">
-      <w:start w:val="1"/>
-      <w:numFmt w:val="lowerRoman"/>
-      <w:lvlText w:val="%9."/>
-      <w:lvlJc w:val="right"/>
-      <w:pPr>
-        <w:ind w:left="6480" w:hanging="180"/>
-      </w:pPr>
-    </w:lvl>
-  </w:abstractNum>
-  <w:abstractNum w:abstractNumId="19" w15:restartNumberingAfterBreak="0">
-    <w:nsid w:val="5CEA5788"/>
+    <w:nsid w:val="54562AAD"/>
     <w:multiLevelType w:val="multilevel"/>
-    <w:tmpl w:val="A042A2CE"/>
+    <w:tmpl w:val="DE924A62"/>
     <w:lvl w:ilvl="0">
       <w:start w:val="1"/>
       <w:numFmt w:val="bullet"/>
@@ -32005,17 +28743,17 @@
       </w:rPr>
     </w:lvl>
   </w:abstractNum>
-  <w:abstractNum w:abstractNumId="20" w15:restartNumberingAfterBreak="0">
-    <w:nsid w:val="5D6D769E"/>
+  <w:abstractNum w:abstractNumId="19" w15:restartNumberingAfterBreak="0">
+    <w:nsid w:val="59E62798"/>
     <w:multiLevelType w:val="hybridMultilevel"/>
-    <w:tmpl w:val="7F9C2B4C"/>
+    <w:tmpl w:val="24F0500E"/>
     <w:lvl w:ilvl="0" w:tplc="2C0A0001">
       <w:start w:val="1"/>
       <w:numFmt w:val="bullet"/>
       <w:lvlText w:val=""/>
       <w:lvlJc w:val="left"/>
       <w:pPr>
-        <w:ind w:left="1068" w:hanging="360"/>
+        <w:ind w:left="720" w:hanging="360"/>
       </w:pPr>
       <w:rPr>
         <w:rFonts w:ascii="Symbol" w:hAnsi="Symbol" w:hint="default"/>
@@ -32027,7 +28765,7 @@
       <w:lvlText w:val="o"/>
       <w:lvlJc w:val="left"/>
       <w:pPr>
-        <w:ind w:left="1788" w:hanging="360"/>
+        <w:ind w:left="1440" w:hanging="360"/>
       </w:pPr>
       <w:rPr>
         <w:rFonts w:ascii="Courier New" w:hAnsi="Courier New" w:cs="Courier New" w:hint="default"/>
@@ -32039,7 +28777,7 @@
       <w:lvlText w:val=""/>
       <w:lvlJc w:val="left"/>
       <w:pPr>
-        <w:ind w:left="2508" w:hanging="360"/>
+        <w:ind w:left="2160" w:hanging="360"/>
       </w:pPr>
       <w:rPr>
         <w:rFonts w:ascii="Wingdings" w:hAnsi="Wingdings" w:hint="default"/>
@@ -32051,7 +28789,7 @@
       <w:lvlText w:val=""/>
       <w:lvlJc w:val="left"/>
       <w:pPr>
-        <w:ind w:left="3228" w:hanging="360"/>
+        <w:ind w:left="2880" w:hanging="360"/>
       </w:pPr>
       <w:rPr>
         <w:rFonts w:ascii="Symbol" w:hAnsi="Symbol" w:hint="default"/>
@@ -32063,7 +28801,7 @@
       <w:lvlText w:val="o"/>
       <w:lvlJc w:val="left"/>
       <w:pPr>
-        <w:ind w:left="3948" w:hanging="360"/>
+        <w:ind w:left="3600" w:hanging="360"/>
       </w:pPr>
       <w:rPr>
         <w:rFonts w:ascii="Courier New" w:hAnsi="Courier New" w:cs="Courier New" w:hint="default"/>
@@ -32075,7 +28813,7 @@
       <w:lvlText w:val=""/>
       <w:lvlJc w:val="left"/>
       <w:pPr>
-        <w:ind w:left="4668" w:hanging="360"/>
+        <w:ind w:left="4320" w:hanging="360"/>
       </w:pPr>
       <w:rPr>
         <w:rFonts w:ascii="Wingdings" w:hAnsi="Wingdings" w:hint="default"/>
@@ -32087,7 +28825,7 @@
       <w:lvlText w:val=""/>
       <w:lvlJc w:val="left"/>
       <w:pPr>
-        <w:ind w:left="5388" w:hanging="360"/>
+        <w:ind w:left="5040" w:hanging="360"/>
       </w:pPr>
       <w:rPr>
         <w:rFonts w:ascii="Symbol" w:hAnsi="Symbol" w:hint="default"/>
@@ -32099,7 +28837,7 @@
       <w:lvlText w:val="o"/>
       <w:lvlJc w:val="left"/>
       <w:pPr>
-        <w:ind w:left="6108" w:hanging="360"/>
+        <w:ind w:left="5760" w:hanging="360"/>
       </w:pPr>
       <w:rPr>
         <w:rFonts w:ascii="Courier New" w:hAnsi="Courier New" w:cs="Courier New" w:hint="default"/>
@@ -32111,14 +28849,362 @@
       <w:lvlText w:val=""/>
       <w:lvlJc w:val="left"/>
       <w:pPr>
-        <w:ind w:left="6828" w:hanging="360"/>
+        <w:ind w:left="6480" w:hanging="360"/>
       </w:pPr>
       <w:rPr>
         <w:rFonts w:ascii="Wingdings" w:hAnsi="Wingdings" w:hint="default"/>
       </w:rPr>
     </w:lvl>
   </w:abstractNum>
+  <w:abstractNum w:abstractNumId="20" w15:restartNumberingAfterBreak="0">
+    <w:nsid w:val="5C30571A"/>
+    <w:multiLevelType w:val="hybridMultilevel"/>
+    <w:tmpl w:val="CF20A982"/>
+    <w:lvl w:ilvl="0" w:tplc="FFFFFFFF">
+      <w:start w:val="1"/>
+      <w:numFmt w:val="decimal"/>
+      <w:lvlText w:val="%1."/>
+      <w:lvlJc w:val="left"/>
+      <w:pPr>
+        <w:ind w:left="720" w:hanging="360"/>
+      </w:pPr>
+    </w:lvl>
+    <w:lvl w:ilvl="1" w:tplc="2C0A0019" w:tentative="1">
+      <w:start w:val="1"/>
+      <w:numFmt w:val="lowerLetter"/>
+      <w:lvlText w:val="%2."/>
+      <w:lvlJc w:val="left"/>
+      <w:pPr>
+        <w:ind w:left="1440" w:hanging="360"/>
+      </w:pPr>
+    </w:lvl>
+    <w:lvl w:ilvl="2" w:tplc="2C0A001B" w:tentative="1">
+      <w:start w:val="1"/>
+      <w:numFmt w:val="lowerRoman"/>
+      <w:lvlText w:val="%3."/>
+      <w:lvlJc w:val="right"/>
+      <w:pPr>
+        <w:ind w:left="2160" w:hanging="180"/>
+      </w:pPr>
+    </w:lvl>
+    <w:lvl w:ilvl="3" w:tplc="2C0A000F" w:tentative="1">
+      <w:start w:val="1"/>
+      <w:numFmt w:val="decimal"/>
+      <w:lvlText w:val="%4."/>
+      <w:lvlJc w:val="left"/>
+      <w:pPr>
+        <w:ind w:left="2880" w:hanging="360"/>
+      </w:pPr>
+    </w:lvl>
+    <w:lvl w:ilvl="4" w:tplc="2C0A0019" w:tentative="1">
+      <w:start w:val="1"/>
+      <w:numFmt w:val="lowerLetter"/>
+      <w:lvlText w:val="%5."/>
+      <w:lvlJc w:val="left"/>
+      <w:pPr>
+        <w:ind w:left="3600" w:hanging="360"/>
+      </w:pPr>
+    </w:lvl>
+    <w:lvl w:ilvl="5" w:tplc="2C0A001B" w:tentative="1">
+      <w:start w:val="1"/>
+      <w:numFmt w:val="lowerRoman"/>
+      <w:lvlText w:val="%6."/>
+      <w:lvlJc w:val="right"/>
+      <w:pPr>
+        <w:ind w:left="4320" w:hanging="180"/>
+      </w:pPr>
+    </w:lvl>
+    <w:lvl w:ilvl="6" w:tplc="2C0A000F" w:tentative="1">
+      <w:start w:val="1"/>
+      <w:numFmt w:val="decimal"/>
+      <w:lvlText w:val="%7."/>
+      <w:lvlJc w:val="left"/>
+      <w:pPr>
+        <w:ind w:left="5040" w:hanging="360"/>
+      </w:pPr>
+    </w:lvl>
+    <w:lvl w:ilvl="7" w:tplc="2C0A0019" w:tentative="1">
+      <w:start w:val="1"/>
+      <w:numFmt w:val="lowerLetter"/>
+      <w:lvlText w:val="%8."/>
+      <w:lvlJc w:val="left"/>
+      <w:pPr>
+        <w:ind w:left="5760" w:hanging="360"/>
+      </w:pPr>
+    </w:lvl>
+    <w:lvl w:ilvl="8" w:tplc="2C0A001B" w:tentative="1">
+      <w:start w:val="1"/>
+      <w:numFmt w:val="lowerRoman"/>
+      <w:lvlText w:val="%9."/>
+      <w:lvlJc w:val="right"/>
+      <w:pPr>
+        <w:ind w:left="6480" w:hanging="180"/>
+      </w:pPr>
+    </w:lvl>
+  </w:abstractNum>
   <w:abstractNum w:abstractNumId="21" w15:restartNumberingAfterBreak="0">
+    <w:nsid w:val="5CEA5788"/>
+    <w:multiLevelType w:val="multilevel"/>
+    <w:tmpl w:val="A042A2CE"/>
+    <w:lvl w:ilvl="0">
+      <w:start w:val="1"/>
+      <w:numFmt w:val="bullet"/>
+      <w:lvlText w:val=""/>
+      <w:lvlJc w:val="left"/>
+      <w:pPr>
+        <w:tabs>
+          <w:tab w:val="num" w:pos="720"/>
+        </w:tabs>
+        <w:ind w:left="720" w:hanging="360"/>
+      </w:pPr>
+      <w:rPr>
+        <w:rFonts w:ascii="Symbol" w:hAnsi="Symbol" w:hint="default"/>
+        <w:sz w:val="20"/>
+      </w:rPr>
+    </w:lvl>
+    <w:lvl w:ilvl="1" w:tentative="1">
+      <w:start w:val="1"/>
+      <w:numFmt w:val="bullet"/>
+      <w:lvlText w:val="o"/>
+      <w:lvlJc w:val="left"/>
+      <w:pPr>
+        <w:tabs>
+          <w:tab w:val="num" w:pos="1440"/>
+        </w:tabs>
+        <w:ind w:left="1440" w:hanging="360"/>
+      </w:pPr>
+      <w:rPr>
+        <w:rFonts w:ascii="Courier New" w:hAnsi="Courier New" w:hint="default"/>
+        <w:sz w:val="20"/>
+      </w:rPr>
+    </w:lvl>
+    <w:lvl w:ilvl="2" w:tentative="1">
+      <w:start w:val="1"/>
+      <w:numFmt w:val="bullet"/>
+      <w:lvlText w:val=""/>
+      <w:lvlJc w:val="left"/>
+      <w:pPr>
+        <w:tabs>
+          <w:tab w:val="num" w:pos="2160"/>
+        </w:tabs>
+        <w:ind w:left="2160" w:hanging="360"/>
+      </w:pPr>
+      <w:rPr>
+        <w:rFonts w:ascii="Wingdings" w:hAnsi="Wingdings" w:hint="default"/>
+        <w:sz w:val="20"/>
+      </w:rPr>
+    </w:lvl>
+    <w:lvl w:ilvl="3" w:tentative="1">
+      <w:start w:val="1"/>
+      <w:numFmt w:val="bullet"/>
+      <w:lvlText w:val=""/>
+      <w:lvlJc w:val="left"/>
+      <w:pPr>
+        <w:tabs>
+          <w:tab w:val="num" w:pos="2880"/>
+        </w:tabs>
+        <w:ind w:left="2880" w:hanging="360"/>
+      </w:pPr>
+      <w:rPr>
+        <w:rFonts w:ascii="Wingdings" w:hAnsi="Wingdings" w:hint="default"/>
+        <w:sz w:val="20"/>
+      </w:rPr>
+    </w:lvl>
+    <w:lvl w:ilvl="4" w:tentative="1">
+      <w:start w:val="1"/>
+      <w:numFmt w:val="bullet"/>
+      <w:lvlText w:val=""/>
+      <w:lvlJc w:val="left"/>
+      <w:pPr>
+        <w:tabs>
+          <w:tab w:val="num" w:pos="3600"/>
+        </w:tabs>
+        <w:ind w:left="3600" w:hanging="360"/>
+      </w:pPr>
+      <w:rPr>
+        <w:rFonts w:ascii="Wingdings" w:hAnsi="Wingdings" w:hint="default"/>
+        <w:sz w:val="20"/>
+      </w:rPr>
+    </w:lvl>
+    <w:lvl w:ilvl="5" w:tentative="1">
+      <w:start w:val="1"/>
+      <w:numFmt w:val="bullet"/>
+      <w:lvlText w:val=""/>
+      <w:lvlJc w:val="left"/>
+      <w:pPr>
+        <w:tabs>
+          <w:tab w:val="num" w:pos="4320"/>
+        </w:tabs>
+        <w:ind w:left="4320" w:hanging="360"/>
+      </w:pPr>
+      <w:rPr>
+        <w:rFonts w:ascii="Wingdings" w:hAnsi="Wingdings" w:hint="default"/>
+        <w:sz w:val="20"/>
+      </w:rPr>
+    </w:lvl>
+    <w:lvl w:ilvl="6" w:tentative="1">
+      <w:start w:val="1"/>
+      <w:numFmt w:val="bullet"/>
+      <w:lvlText w:val=""/>
+      <w:lvlJc w:val="left"/>
+      <w:pPr>
+        <w:tabs>
+          <w:tab w:val="num" w:pos="5040"/>
+        </w:tabs>
+        <w:ind w:left="5040" w:hanging="360"/>
+      </w:pPr>
+      <w:rPr>
+        <w:rFonts w:ascii="Wingdings" w:hAnsi="Wingdings" w:hint="default"/>
+        <w:sz w:val="20"/>
+      </w:rPr>
+    </w:lvl>
+    <w:lvl w:ilvl="7" w:tentative="1">
+      <w:start w:val="1"/>
+      <w:numFmt w:val="bullet"/>
+      <w:lvlText w:val=""/>
+      <w:lvlJc w:val="left"/>
+      <w:pPr>
+        <w:tabs>
+          <w:tab w:val="num" w:pos="5760"/>
+        </w:tabs>
+        <w:ind w:left="5760" w:hanging="360"/>
+      </w:pPr>
+      <w:rPr>
+        <w:rFonts w:ascii="Wingdings" w:hAnsi="Wingdings" w:hint="default"/>
+        <w:sz w:val="20"/>
+      </w:rPr>
+    </w:lvl>
+    <w:lvl w:ilvl="8" w:tentative="1">
+      <w:start w:val="1"/>
+      <w:numFmt w:val="bullet"/>
+      <w:lvlText w:val=""/>
+      <w:lvlJc w:val="left"/>
+      <w:pPr>
+        <w:tabs>
+          <w:tab w:val="num" w:pos="6480"/>
+        </w:tabs>
+        <w:ind w:left="6480" w:hanging="360"/>
+      </w:pPr>
+      <w:rPr>
+        <w:rFonts w:ascii="Wingdings" w:hAnsi="Wingdings" w:hint="default"/>
+        <w:sz w:val="20"/>
+      </w:rPr>
+    </w:lvl>
+  </w:abstractNum>
+  <w:abstractNum w:abstractNumId="22" w15:restartNumberingAfterBreak="0">
+    <w:nsid w:val="5D6D769E"/>
+    <w:multiLevelType w:val="hybridMultilevel"/>
+    <w:tmpl w:val="7F9C2B4C"/>
+    <w:lvl w:ilvl="0" w:tplc="2C0A0001">
+      <w:start w:val="1"/>
+      <w:numFmt w:val="bullet"/>
+      <w:lvlText w:val=""/>
+      <w:lvlJc w:val="left"/>
+      <w:pPr>
+        <w:ind w:left="1068" w:hanging="360"/>
+      </w:pPr>
+      <w:rPr>
+        <w:rFonts w:ascii="Symbol" w:hAnsi="Symbol" w:hint="default"/>
+      </w:rPr>
+    </w:lvl>
+    <w:lvl w:ilvl="1" w:tplc="2C0A0003" w:tentative="1">
+      <w:start w:val="1"/>
+      <w:numFmt w:val="bullet"/>
+      <w:lvlText w:val="o"/>
+      <w:lvlJc w:val="left"/>
+      <w:pPr>
+        <w:ind w:left="1788" w:hanging="360"/>
+      </w:pPr>
+      <w:rPr>
+        <w:rFonts w:ascii="Courier New" w:hAnsi="Courier New" w:cs="Courier New" w:hint="default"/>
+      </w:rPr>
+    </w:lvl>
+    <w:lvl w:ilvl="2" w:tplc="2C0A0005" w:tentative="1">
+      <w:start w:val="1"/>
+      <w:numFmt w:val="bullet"/>
+      <w:lvlText w:val=""/>
+      <w:lvlJc w:val="left"/>
+      <w:pPr>
+        <w:ind w:left="2508" w:hanging="360"/>
+      </w:pPr>
+      <w:rPr>
+        <w:rFonts w:ascii="Wingdings" w:hAnsi="Wingdings" w:hint="default"/>
+      </w:rPr>
+    </w:lvl>
+    <w:lvl w:ilvl="3" w:tplc="2C0A0001" w:tentative="1">
+      <w:start w:val="1"/>
+      <w:numFmt w:val="bullet"/>
+      <w:lvlText w:val=""/>
+      <w:lvlJc w:val="left"/>
+      <w:pPr>
+        <w:ind w:left="3228" w:hanging="360"/>
+      </w:pPr>
+      <w:rPr>
+        <w:rFonts w:ascii="Symbol" w:hAnsi="Symbol" w:hint="default"/>
+      </w:rPr>
+    </w:lvl>
+    <w:lvl w:ilvl="4" w:tplc="2C0A0003" w:tentative="1">
+      <w:start w:val="1"/>
+      <w:numFmt w:val="bullet"/>
+      <w:lvlText w:val="o"/>
+      <w:lvlJc w:val="left"/>
+      <w:pPr>
+        <w:ind w:left="3948" w:hanging="360"/>
+      </w:pPr>
+      <w:rPr>
+        <w:rFonts w:ascii="Courier New" w:hAnsi="Courier New" w:cs="Courier New" w:hint="default"/>
+      </w:rPr>
+    </w:lvl>
+    <w:lvl w:ilvl="5" w:tplc="2C0A0005" w:tentative="1">
+      <w:start w:val="1"/>
+      <w:numFmt w:val="bullet"/>
+      <w:lvlText w:val=""/>
+      <w:lvlJc w:val="left"/>
+      <w:pPr>
+        <w:ind w:left="4668" w:hanging="360"/>
+      </w:pPr>
+      <w:rPr>
+        <w:rFonts w:ascii="Wingdings" w:hAnsi="Wingdings" w:hint="default"/>
+      </w:rPr>
+    </w:lvl>
+    <w:lvl w:ilvl="6" w:tplc="2C0A0001" w:tentative="1">
+      <w:start w:val="1"/>
+      <w:numFmt w:val="bullet"/>
+      <w:lvlText w:val=""/>
+      <w:lvlJc w:val="left"/>
+      <w:pPr>
+        <w:ind w:left="5388" w:hanging="360"/>
+      </w:pPr>
+      <w:rPr>
+        <w:rFonts w:ascii="Symbol" w:hAnsi="Symbol" w:hint="default"/>
+      </w:rPr>
+    </w:lvl>
+    <w:lvl w:ilvl="7" w:tplc="2C0A0003" w:tentative="1">
+      <w:start w:val="1"/>
+      <w:numFmt w:val="bullet"/>
+      <w:lvlText w:val="o"/>
+      <w:lvlJc w:val="left"/>
+      <w:pPr>
+        <w:ind w:left="6108" w:hanging="360"/>
+      </w:pPr>
+      <w:rPr>
+        <w:rFonts w:ascii="Courier New" w:hAnsi="Courier New" w:cs="Courier New" w:hint="default"/>
+      </w:rPr>
+    </w:lvl>
+    <w:lvl w:ilvl="8" w:tplc="2C0A0005" w:tentative="1">
+      <w:start w:val="1"/>
+      <w:numFmt w:val="bullet"/>
+      <w:lvlText w:val=""/>
+      <w:lvlJc w:val="left"/>
+      <w:pPr>
+        <w:ind w:left="6828" w:hanging="360"/>
+      </w:pPr>
+      <w:rPr>
+        <w:rFonts w:ascii="Wingdings" w:hAnsi="Wingdings" w:hint="default"/>
+      </w:rPr>
+    </w:lvl>
+  </w:abstractNum>
+  <w:abstractNum w:abstractNumId="23" w15:restartNumberingAfterBreak="0">
     <w:nsid w:val="60BF3C2C"/>
     <w:multiLevelType w:val="hybridMultilevel"/>
     <w:tmpl w:val="37BCA024"/>
@@ -32239,7 +29325,7 @@
       </w:rPr>
     </w:lvl>
   </w:abstractNum>
-  <w:abstractNum w:abstractNumId="22" w15:restartNumberingAfterBreak="0">
+  <w:abstractNum w:abstractNumId="24" w15:restartNumberingAfterBreak="0">
     <w:nsid w:val="627974EB"/>
     <w:multiLevelType w:val="multilevel"/>
     <w:tmpl w:val="63E6F07C"/>
@@ -32388,7 +29474,7 @@
       </w:rPr>
     </w:lvl>
   </w:abstractNum>
-  <w:abstractNum w:abstractNumId="23" w15:restartNumberingAfterBreak="0">
+  <w:abstractNum w:abstractNumId="25" w15:restartNumberingAfterBreak="0">
     <w:nsid w:val="6B630330"/>
     <w:multiLevelType w:val="hybridMultilevel"/>
     <w:tmpl w:val="CBF8A75E"/>
@@ -32501,7 +29587,7 @@
       </w:rPr>
     </w:lvl>
   </w:abstractNum>
-  <w:abstractNum w:abstractNumId="24" w15:restartNumberingAfterBreak="0">
+  <w:abstractNum w:abstractNumId="26" w15:restartNumberingAfterBreak="0">
     <w:nsid w:val="785950FB"/>
     <w:multiLevelType w:val="hybridMultilevel"/>
     <w:tmpl w:val="EB84E6E4"/>
@@ -32614,7 +29700,7 @@
       </w:rPr>
     </w:lvl>
   </w:abstractNum>
-  <w:abstractNum w:abstractNumId="25" w15:restartNumberingAfterBreak="0">
+  <w:abstractNum w:abstractNumId="27" w15:restartNumberingAfterBreak="0">
     <w:nsid w:val="7A19576A"/>
     <w:multiLevelType w:val="multilevel"/>
     <w:tmpl w:val="1D4E89D0"/>
@@ -32763,7 +29849,7 @@
       </w:rPr>
     </w:lvl>
   </w:abstractNum>
-  <w:abstractNum w:abstractNumId="26" w15:restartNumberingAfterBreak="0">
+  <w:abstractNum w:abstractNumId="28" w15:restartNumberingAfterBreak="0">
     <w:nsid w:val="7B734013"/>
     <w:multiLevelType w:val="multilevel"/>
     <w:tmpl w:val="CF4AC0E2"/>
@@ -32880,7 +29966,7 @@
       </w:pPr>
     </w:lvl>
   </w:abstractNum>
-  <w:abstractNum w:abstractNumId="27" w15:restartNumberingAfterBreak="0">
+  <w:abstractNum w:abstractNumId="29" w15:restartNumberingAfterBreak="0">
     <w:nsid w:val="7C814760"/>
     <w:multiLevelType w:val="hybridMultilevel"/>
     <w:tmpl w:val="DC4047B6"/>
@@ -32994,88 +30080,94 @@
     </w:lvl>
   </w:abstractNum>
   <w:num w:numId="1">
+    <w:abstractNumId w:val="3"/>
+  </w:num>
+  <w:num w:numId="2">
+    <w:abstractNumId w:val="5"/>
+  </w:num>
+  <w:num w:numId="3">
     <w:abstractNumId w:val="2"/>
   </w:num>
-  <w:num w:numId="2">
+  <w:num w:numId="4">
+    <w:abstractNumId w:val="9"/>
+  </w:num>
+  <w:num w:numId="5">
+    <w:abstractNumId w:val="1"/>
+  </w:num>
+  <w:num w:numId="6">
+    <w:abstractNumId w:val="23"/>
+  </w:num>
+  <w:num w:numId="7">
+    <w:abstractNumId w:val="15"/>
+  </w:num>
+  <w:num w:numId="8">
+    <w:abstractNumId w:val="16"/>
+  </w:num>
+  <w:num w:numId="9">
+    <w:abstractNumId w:val="6"/>
+  </w:num>
+  <w:num w:numId="10">
+    <w:abstractNumId w:val="10"/>
+  </w:num>
+  <w:num w:numId="11">
+    <w:abstractNumId w:val="21"/>
+  </w:num>
+  <w:num w:numId="12">
+    <w:abstractNumId w:val="11"/>
+  </w:num>
+  <w:num w:numId="13">
+    <w:abstractNumId w:val="29"/>
+  </w:num>
+  <w:num w:numId="14">
+    <w:abstractNumId w:val="25"/>
+  </w:num>
+  <w:num w:numId="15">
+    <w:abstractNumId w:val="22"/>
+  </w:num>
+  <w:num w:numId="16">
+    <w:abstractNumId w:val="28"/>
+  </w:num>
+  <w:num w:numId="17">
+    <w:abstractNumId w:val="12"/>
+  </w:num>
+  <w:num w:numId="18">
+    <w:abstractNumId w:val="27"/>
+  </w:num>
+  <w:num w:numId="19">
+    <w:abstractNumId w:val="7"/>
+  </w:num>
+  <w:num w:numId="20">
+    <w:abstractNumId w:val="24"/>
+  </w:num>
+  <w:num w:numId="21">
+    <w:abstractNumId w:val="8"/>
+  </w:num>
+  <w:num w:numId="22">
+    <w:abstractNumId w:val="17"/>
+  </w:num>
+  <w:num w:numId="23">
+    <w:abstractNumId w:val="14"/>
+  </w:num>
+  <w:num w:numId="24">
+    <w:abstractNumId w:val="19"/>
+  </w:num>
+  <w:num w:numId="25">
     <w:abstractNumId w:val="4"/>
   </w:num>
-  <w:num w:numId="3">
-    <w:abstractNumId w:val="1"/>
+  <w:num w:numId="26">
+    <w:abstractNumId w:val="13"/>
   </w:num>
-  <w:num w:numId="4">
-    <w:abstractNumId w:val="8"/>
-  </w:num>
-  <w:num w:numId="5">
-    <w:abstractNumId w:val="0"/>
-  </w:num>
-  <w:num w:numId="6">
-    <w:abstractNumId w:val="21"/>
-  </w:num>
-  <w:num w:numId="7">
-    <w:abstractNumId w:val="14"/>
-  </w:num>
-  <w:num w:numId="8">
-    <w:abstractNumId w:val="15"/>
-  </w:num>
-  <w:num w:numId="9">
-    <w:abstractNumId w:val="5"/>
-  </w:num>
-  <w:num w:numId="10">
-    <w:abstractNumId w:val="9"/>
-  </w:num>
-  <w:num w:numId="11">
-    <w:abstractNumId w:val="19"/>
-  </w:num>
-  <w:num w:numId="12">
-    <w:abstractNumId w:val="10"/>
-  </w:num>
-  <w:num w:numId="13">
-    <w:abstractNumId w:val="27"/>
-  </w:num>
-  <w:num w:numId="14">
-    <w:abstractNumId w:val="23"/>
-  </w:num>
-  <w:num w:numId="15">
+  <w:num w:numId="27">
     <w:abstractNumId w:val="20"/>
   </w:num>
-  <w:num w:numId="16">
+  <w:num w:numId="28">
     <w:abstractNumId w:val="26"/>
   </w:num>
-  <w:num w:numId="17">
-    <w:abstractNumId w:val="11"/>
-  </w:num>
-  <w:num w:numId="18">
-    <w:abstractNumId w:val="25"/>
-  </w:num>
-  <w:num w:numId="19">
-    <w:abstractNumId w:val="6"/>
-  </w:num>
-  <w:num w:numId="20">
-    <w:abstractNumId w:val="22"/>
-  </w:num>
-  <w:num w:numId="21">
-    <w:abstractNumId w:val="7"/>
-  </w:num>
-  <w:num w:numId="22">
-    <w:abstractNumId w:val="16"/>
-  </w:num>
-  <w:num w:numId="23">
-    <w:abstractNumId w:val="13"/>
-  </w:num>
-  <w:num w:numId="24">
-    <w:abstractNumId w:val="17"/>
-  </w:num>
-  <w:num w:numId="25">
-    <w:abstractNumId w:val="3"/>
-  </w:num>
-  <w:num w:numId="26">
-    <w:abstractNumId w:val="12"/>
-  </w:num>
-  <w:num w:numId="27">
+  <w:num w:numId="29">
     <w:abstractNumId w:val="18"/>
   </w:num>
-  <w:num w:numId="28">
-    <w:abstractNumId w:val="24"/>
+  <w:num w:numId="30">
+    <w:abstractNumId w:val="0"/>
   </w:num>
 </w:numbering>
 </file>
@@ -33849,6 +30941,17 @@
       </w:tcPr>
     </w:tblStylePr>
   </w:style>
+  <w:style w:type="character" w:styleId="Textoennegrita">
+    <w:name w:val="Strong"/>
+    <w:basedOn w:val="Fuentedeprrafopredeter"/>
+    <w:uiPriority w:val="22"/>
+    <w:qFormat/>
+    <w:rsid w:val="005C7377"/>
+    <w:rPr>
+      <w:b/>
+      <w:bCs/>
+    </w:rPr>
+  </w:style>
 </w:styles>
 </file>
 

--- a/4to Año/Comunicaciones II/TP5docx.docx
+++ b/4to Año/Comunicaciones II/TP5docx.docx
@@ -20,19 +20,48 @@
           <w:lang w:val="es-ES"/>
         </w:rPr>
       </w:pPr>
+      <w:proofErr w:type="spellStart"/>
       <w:r>
         <w:rPr>
           <w:lang w:val="es-ES"/>
         </w:rPr>
-        <w:t>Frame Relay</w:t>
-      </w:r>
+        <w:t>Frame</w:t>
+      </w:r>
+      <w:proofErr w:type="spellEnd"/>
+      <w:r>
+        <w:rPr>
+          <w:lang w:val="es-ES"/>
+        </w:rPr>
+        <w:t xml:space="preserve"> </w:t>
+      </w:r>
+      <w:proofErr w:type="spellStart"/>
+      <w:r>
+        <w:rPr>
+          <w:lang w:val="es-ES"/>
+        </w:rPr>
+        <w:t>Relay</w:t>
+      </w:r>
+      <w:proofErr w:type="spellEnd"/>
     </w:p>
     <w:p>
       <w:pPr>
         <w:ind w:left="1440"/>
       </w:pPr>
-      <w:r>
-        <w:t xml:space="preserve">Frame Relay surge a fines de los </w:t>
+      <w:proofErr w:type="spellStart"/>
+      <w:r>
+        <w:t>Frame</w:t>
+      </w:r>
+      <w:proofErr w:type="spellEnd"/>
+      <w:r>
+        <w:t xml:space="preserve"> </w:t>
+      </w:r>
+      <w:proofErr w:type="spellStart"/>
+      <w:r>
+        <w:t>Relay</w:t>
+      </w:r>
+      <w:proofErr w:type="spellEnd"/>
+      <w:r>
+        <w:t xml:space="preserve"> surge a fines de los </w:t>
       </w:r>
       <w:r>
         <w:rPr>
@@ -133,21 +162,30 @@
           <w:b/>
           <w:bCs/>
         </w:rPr>
-        <w:t>conectar múltiples LANs</w:t>
-      </w:r>
-      <w:r>
-        <w:t xml:space="preserve"> de forma económica y flexible</w:t>
-      </w:r>
-    </w:p>
-    <w:p>
-      <w:pPr>
-        <w:ind w:left="1440"/>
-      </w:pPr>
+        <w:t xml:space="preserve">conectar múltiples </w:t>
+      </w:r>
+      <w:proofErr w:type="spellStart"/>
       <w:r>
         <w:rPr>
           <w:b/>
           <w:bCs/>
         </w:rPr>
+        <w:t>LANs</w:t>
+      </w:r>
+      <w:proofErr w:type="spellEnd"/>
+      <w:r>
+        <w:t xml:space="preserve"> de forma económica y flexible</w:t>
+      </w:r>
+    </w:p>
+    <w:p>
+      <w:pPr>
+        <w:ind w:left="1440"/>
+      </w:pPr>
+      <w:r>
+        <w:rPr>
+          <w:b/>
+          <w:bCs/>
+        </w:rPr>
         <w:t>Problema de las redes punto a punto:</w:t>
       </w:r>
       <w:r>
@@ -166,7 +204,23 @@
       </w:r>
       <w:r>
         <w:br/>
-        <w:t xml:space="preserve">Con Frame Relay, basta con </w:t>
+        <w:t xml:space="preserve">Con </w:t>
+      </w:r>
+      <w:proofErr w:type="spellStart"/>
+      <w:r>
+        <w:t>Frame</w:t>
+      </w:r>
+      <w:proofErr w:type="spellEnd"/>
+      <w:r>
+        <w:t xml:space="preserve"> </w:t>
+      </w:r>
+      <w:proofErr w:type="spellStart"/>
+      <w:r>
+        <w:t>Relay</w:t>
+      </w:r>
+      <w:proofErr w:type="spellEnd"/>
+      <w:r>
+        <w:t xml:space="preserve">, basta con </w:t>
       </w:r>
       <w:r>
         <w:rPr>
@@ -192,7 +246,22 @@
       </w:r>
       <w:r>
         <w:br/>
-        <w:t xml:space="preserve">Frame Relay es un </w:t>
+      </w:r>
+      <w:proofErr w:type="spellStart"/>
+      <w:r>
+        <w:t>Frame</w:t>
+      </w:r>
+      <w:proofErr w:type="spellEnd"/>
+      <w:r>
+        <w:t xml:space="preserve"> </w:t>
+      </w:r>
+      <w:proofErr w:type="spellStart"/>
+      <w:r>
+        <w:t>Relay</w:t>
+      </w:r>
+      <w:proofErr w:type="spellEnd"/>
+      <w:r>
+        <w:t xml:space="preserve"> es un </w:t>
       </w:r>
       <w:r>
         <w:rPr>
@@ -355,7 +424,23 @@
                 <w:b/>
                 <w:bCs/>
               </w:rPr>
-              <w:t>DTE (Data Terminal Equipment)</w:t>
+              <w:t xml:space="preserve">DTE (Data Terminal </w:t>
+            </w:r>
+            <w:proofErr w:type="spellStart"/>
+            <w:r>
+              <w:rPr>
+                <w:b/>
+                <w:bCs/>
+              </w:rPr>
+              <w:t>Equipment</w:t>
+            </w:r>
+            <w:proofErr w:type="spellEnd"/>
+            <w:r>
+              <w:rPr>
+                <w:b/>
+                <w:bCs/>
+              </w:rPr>
+              <w:t>)</w:t>
             </w:r>
           </w:p>
         </w:tc>
@@ -378,7 +463,23 @@
                 <w:b/>
                 <w:bCs/>
               </w:rPr>
-              <w:t>Equipo del cliente, como routers o computadoras, que envían y reciben datos.</w:t>
+              <w:t xml:space="preserve">Equipo del cliente, como </w:t>
+            </w:r>
+            <w:proofErr w:type="spellStart"/>
+            <w:r>
+              <w:rPr>
+                <w:b/>
+                <w:bCs/>
+              </w:rPr>
+              <w:t>routers</w:t>
+            </w:r>
+            <w:proofErr w:type="spellEnd"/>
+            <w:r>
+              <w:rPr>
+                <w:b/>
+                <w:bCs/>
+              </w:rPr>
+              <w:t xml:space="preserve"> o computadoras, que envían y reciben datos.</w:t>
             </w:r>
           </w:p>
         </w:tc>
@@ -431,7 +532,39 @@
                 <w:b/>
                 <w:bCs/>
               </w:rPr>
-              <w:t>Equipo del proveedor (switch Frame Relay) que interconecta a varios DTE.</w:t>
+              <w:t xml:space="preserve">Equipo del proveedor (switch </w:t>
+            </w:r>
+            <w:proofErr w:type="spellStart"/>
+            <w:r>
+              <w:rPr>
+                <w:b/>
+                <w:bCs/>
+              </w:rPr>
+              <w:t>Frame</w:t>
+            </w:r>
+            <w:proofErr w:type="spellEnd"/>
+            <w:r>
+              <w:rPr>
+                <w:b/>
+                <w:bCs/>
+              </w:rPr>
+              <w:t xml:space="preserve"> </w:t>
+            </w:r>
+            <w:proofErr w:type="spellStart"/>
+            <w:r>
+              <w:rPr>
+                <w:b/>
+                <w:bCs/>
+              </w:rPr>
+              <w:t>Relay</w:t>
+            </w:r>
+            <w:proofErr w:type="spellEnd"/>
+            <w:r>
+              <w:rPr>
+                <w:b/>
+                <w:bCs/>
+              </w:rPr>
+              <w:t>) que interconecta a varios DTE.</w:t>
             </w:r>
           </w:p>
         </w:tc>
@@ -483,7 +616,39 @@
                 <w:b/>
                 <w:bCs/>
               </w:rPr>
-              <w:t>Conexión lógica entre dos DTE a través de la red Frame Relay.</w:t>
+              <w:t xml:space="preserve">Conexión lógica entre dos DTE a través de la red </w:t>
+            </w:r>
+            <w:proofErr w:type="spellStart"/>
+            <w:r>
+              <w:rPr>
+                <w:b/>
+                <w:bCs/>
+              </w:rPr>
+              <w:t>Frame</w:t>
+            </w:r>
+            <w:proofErr w:type="spellEnd"/>
+            <w:r>
+              <w:rPr>
+                <w:b/>
+                <w:bCs/>
+              </w:rPr>
+              <w:t xml:space="preserve"> </w:t>
+            </w:r>
+            <w:proofErr w:type="spellStart"/>
+            <w:r>
+              <w:rPr>
+                <w:b/>
+                <w:bCs/>
+              </w:rPr>
+              <w:t>Relay</w:t>
+            </w:r>
+            <w:proofErr w:type="spellEnd"/>
+            <w:r>
+              <w:rPr>
+                <w:b/>
+                <w:bCs/>
+              </w:rPr>
+              <w:t>.</w:t>
             </w:r>
           </w:p>
         </w:tc>
@@ -511,7 +676,39 @@
                 <w:b/>
                 <w:bCs/>
               </w:rPr>
-              <w:t>PVC (Permanent Virtual Circuit)</w:t>
+              <w:t>PVC (</w:t>
+            </w:r>
+            <w:proofErr w:type="spellStart"/>
+            <w:r>
+              <w:rPr>
+                <w:b/>
+                <w:bCs/>
+              </w:rPr>
+              <w:t>Permanent</w:t>
+            </w:r>
+            <w:proofErr w:type="spellEnd"/>
+            <w:r>
+              <w:rPr>
+                <w:b/>
+                <w:bCs/>
+              </w:rPr>
+              <w:t xml:space="preserve"> Virtual </w:t>
+            </w:r>
+            <w:proofErr w:type="spellStart"/>
+            <w:r>
+              <w:rPr>
+                <w:b/>
+                <w:bCs/>
+              </w:rPr>
+              <w:t>Circuit</w:t>
+            </w:r>
+            <w:proofErr w:type="spellEnd"/>
+            <w:r>
+              <w:rPr>
+                <w:b/>
+                <w:bCs/>
+              </w:rPr>
+              <w:t>)</w:t>
             </w:r>
           </w:p>
         </w:tc>
@@ -563,7 +760,39 @@
                 <w:b/>
                 <w:bCs/>
               </w:rPr>
-              <w:t>SVC (Switched Virtual Circuit)</w:t>
+              <w:t>SVC (</w:t>
+            </w:r>
+            <w:proofErr w:type="spellStart"/>
+            <w:r>
+              <w:rPr>
+                <w:b/>
+                <w:bCs/>
+              </w:rPr>
+              <w:t>Switched</w:t>
+            </w:r>
+            <w:proofErr w:type="spellEnd"/>
+            <w:r>
+              <w:rPr>
+                <w:b/>
+                <w:bCs/>
+              </w:rPr>
+              <w:t xml:space="preserve"> Virtual </w:t>
+            </w:r>
+            <w:proofErr w:type="spellStart"/>
+            <w:r>
+              <w:rPr>
+                <w:b/>
+                <w:bCs/>
+              </w:rPr>
+              <w:t>Circuit</w:t>
+            </w:r>
+            <w:proofErr w:type="spellEnd"/>
+            <w:r>
+              <w:rPr>
+                <w:b/>
+                <w:bCs/>
+              </w:rPr>
+              <w:t>)</w:t>
             </w:r>
           </w:p>
         </w:tc>
@@ -668,7 +897,55 @@
                 <w:b/>
                 <w:bCs/>
               </w:rPr>
-              <w:t>CIR (Committed Information Rate)</w:t>
+              <w:t>CIR (</w:t>
+            </w:r>
+            <w:proofErr w:type="spellStart"/>
+            <w:r>
+              <w:rPr>
+                <w:b/>
+                <w:bCs/>
+              </w:rPr>
+              <w:t>Committed</w:t>
+            </w:r>
+            <w:proofErr w:type="spellEnd"/>
+            <w:r>
+              <w:rPr>
+                <w:b/>
+                <w:bCs/>
+              </w:rPr>
+              <w:t xml:space="preserve"> </w:t>
+            </w:r>
+            <w:proofErr w:type="spellStart"/>
+            <w:r>
+              <w:rPr>
+                <w:b/>
+                <w:bCs/>
+              </w:rPr>
+              <w:t>Information</w:t>
+            </w:r>
+            <w:proofErr w:type="spellEnd"/>
+            <w:r>
+              <w:rPr>
+                <w:b/>
+                <w:bCs/>
+              </w:rPr>
+              <w:t xml:space="preserve"> </w:t>
+            </w:r>
+            <w:proofErr w:type="spellStart"/>
+            <w:r>
+              <w:rPr>
+                <w:b/>
+                <w:bCs/>
+              </w:rPr>
+              <w:t>Rate</w:t>
+            </w:r>
+            <w:proofErr w:type="spellEnd"/>
+            <w:r>
+              <w:rPr>
+                <w:b/>
+                <w:bCs/>
+              </w:rPr>
+              <w:t>)</w:t>
             </w:r>
           </w:p>
         </w:tc>
@@ -719,7 +996,39 @@
                 <w:b/>
                 <w:bCs/>
               </w:rPr>
-              <w:t>BC (Burst Committed)</w:t>
+              <w:t>BC (</w:t>
+            </w:r>
+            <w:proofErr w:type="spellStart"/>
+            <w:r>
+              <w:rPr>
+                <w:b/>
+                <w:bCs/>
+              </w:rPr>
+              <w:t>Burst</w:t>
+            </w:r>
+            <w:proofErr w:type="spellEnd"/>
+            <w:r>
+              <w:rPr>
+                <w:b/>
+                <w:bCs/>
+              </w:rPr>
+              <w:t xml:space="preserve"> </w:t>
+            </w:r>
+            <w:proofErr w:type="spellStart"/>
+            <w:r>
+              <w:rPr>
+                <w:b/>
+                <w:bCs/>
+              </w:rPr>
+              <w:t>Committed</w:t>
+            </w:r>
+            <w:proofErr w:type="spellEnd"/>
+            <w:r>
+              <w:rPr>
+                <w:b/>
+                <w:bCs/>
+              </w:rPr>
+              <w:t>)</w:t>
             </w:r>
           </w:p>
         </w:tc>
@@ -771,7 +1080,39 @@
                 <w:b/>
                 <w:bCs/>
               </w:rPr>
-              <w:t>BE (Burst Excess)</w:t>
+              <w:t>BE (</w:t>
+            </w:r>
+            <w:proofErr w:type="spellStart"/>
+            <w:r>
+              <w:rPr>
+                <w:b/>
+                <w:bCs/>
+              </w:rPr>
+              <w:t>Burst</w:t>
+            </w:r>
+            <w:proofErr w:type="spellEnd"/>
+            <w:r>
+              <w:rPr>
+                <w:b/>
+                <w:bCs/>
+              </w:rPr>
+              <w:t xml:space="preserve"> </w:t>
+            </w:r>
+            <w:proofErr w:type="spellStart"/>
+            <w:r>
+              <w:rPr>
+                <w:b/>
+                <w:bCs/>
+              </w:rPr>
+              <w:t>Excess</w:t>
+            </w:r>
+            <w:proofErr w:type="spellEnd"/>
+            <w:r>
+              <w:rPr>
+                <w:b/>
+                <w:bCs/>
+              </w:rPr>
+              <w:t>)</w:t>
             </w:r>
           </w:p>
         </w:tc>
@@ -1051,8 +1392,21 @@
         <w:ind w:left="2508"/>
         <w:contextualSpacing/>
       </w:pPr>
-      <w:r>
-        <w:t xml:space="preserve">Frame Relay </w:t>
+      <w:proofErr w:type="spellStart"/>
+      <w:r>
+        <w:t>Frame</w:t>
+      </w:r>
+      <w:proofErr w:type="spellEnd"/>
+      <w:r>
+        <w:t xml:space="preserve"> </w:t>
+      </w:r>
+      <w:proofErr w:type="spellStart"/>
+      <w:r>
+        <w:t>Relay</w:t>
+      </w:r>
+      <w:proofErr w:type="spellEnd"/>
+      <w:r>
+        <w:t xml:space="preserve"> </w:t>
       </w:r>
       <w:r>
         <w:rPr>
@@ -1130,7 +1484,31 @@
         <w:t>FECN</w:t>
       </w:r>
       <w:r>
-        <w:t xml:space="preserve"> (Forward Explicit Congestion Notification) y </w:t>
+        <w:t xml:space="preserve"> (Forward </w:t>
+      </w:r>
+      <w:proofErr w:type="spellStart"/>
+      <w:r>
+        <w:t>Explicit</w:t>
+      </w:r>
+      <w:proofErr w:type="spellEnd"/>
+      <w:r>
+        <w:t xml:space="preserve"> </w:t>
+      </w:r>
+      <w:proofErr w:type="spellStart"/>
+      <w:r>
+        <w:t>Congestion</w:t>
+      </w:r>
+      <w:proofErr w:type="spellEnd"/>
+      <w:r>
+        <w:t xml:space="preserve"> </w:t>
+      </w:r>
+      <w:proofErr w:type="spellStart"/>
+      <w:r>
+        <w:t>Notification</w:t>
+      </w:r>
+      <w:proofErr w:type="spellEnd"/>
+      <w:r>
+        <w:t xml:space="preserve">) y </w:t>
       </w:r>
       <w:r>
         <w:rPr>
@@ -1140,7 +1518,39 @@
         <w:t>BECN</w:t>
       </w:r>
       <w:r>
-        <w:t xml:space="preserve"> (Backward Explicit Congestion Notification).</w:t>
+        <w:t xml:space="preserve"> (</w:t>
+      </w:r>
+      <w:proofErr w:type="spellStart"/>
+      <w:r>
+        <w:t>Backward</w:t>
+      </w:r>
+      <w:proofErr w:type="spellEnd"/>
+      <w:r>
+        <w:t xml:space="preserve"> </w:t>
+      </w:r>
+      <w:proofErr w:type="spellStart"/>
+      <w:r>
+        <w:t>Explicit</w:t>
+      </w:r>
+      <w:proofErr w:type="spellEnd"/>
+      <w:r>
+        <w:t xml:space="preserve"> </w:t>
+      </w:r>
+      <w:proofErr w:type="spellStart"/>
+      <w:r>
+        <w:t>Congestion</w:t>
+      </w:r>
+      <w:proofErr w:type="spellEnd"/>
+      <w:r>
+        <w:t xml:space="preserve"> </w:t>
+      </w:r>
+      <w:proofErr w:type="spellStart"/>
+      <w:r>
+        <w:t>Notification</w:t>
+      </w:r>
+      <w:proofErr w:type="spellEnd"/>
+      <w:r>
+        <w:t>).</w:t>
       </w:r>
     </w:p>
     <w:p>
@@ -1327,7 +1737,23 @@
         <w:ind w:left="2160"/>
       </w:pPr>
       <w:r>
-        <w:t xml:space="preserve">Los conmutadores Frame Relay usan </w:t>
+        <w:t xml:space="preserve">Los conmutadores </w:t>
+      </w:r>
+      <w:proofErr w:type="spellStart"/>
+      <w:r>
+        <w:t>Frame</w:t>
+      </w:r>
+      <w:proofErr w:type="spellEnd"/>
+      <w:r>
+        <w:t xml:space="preserve"> </w:t>
+      </w:r>
+      <w:proofErr w:type="spellStart"/>
+      <w:r>
+        <w:t>Relay</w:t>
+      </w:r>
+      <w:proofErr w:type="spellEnd"/>
+      <w:r>
+        <w:t xml:space="preserve"> usan </w:t>
       </w:r>
       <w:r>
         <w:rPr>
@@ -1437,8 +1863,39 @@
           <w:color w:val="00B0F0"/>
           <w:u w:val="single"/>
         </w:rPr>
-        <w:t>Formato de la trama Frame Relay</w:t>
-      </w:r>
+        <w:t xml:space="preserve">Formato de la trama </w:t>
+      </w:r>
+      <w:proofErr w:type="spellStart"/>
+      <w:r>
+        <w:rPr>
+          <w:b/>
+          <w:bCs/>
+          <w:color w:val="00B0F0"/>
+          <w:u w:val="single"/>
+        </w:rPr>
+        <w:t>Frame</w:t>
+      </w:r>
+      <w:proofErr w:type="spellEnd"/>
+      <w:r>
+        <w:rPr>
+          <w:b/>
+          <w:bCs/>
+          <w:color w:val="00B0F0"/>
+          <w:u w:val="single"/>
+        </w:rPr>
+        <w:t xml:space="preserve"> </w:t>
+      </w:r>
+      <w:proofErr w:type="spellStart"/>
+      <w:r>
+        <w:rPr>
+          <w:b/>
+          <w:bCs/>
+          <w:color w:val="00B0F0"/>
+          <w:u w:val="single"/>
+        </w:rPr>
+        <w:t>Relay</w:t>
+      </w:r>
+      <w:proofErr w:type="spellEnd"/>
     </w:p>
     <w:p>
       <w:pPr>
@@ -1591,7 +2048,23 @@
                 <w:b/>
                 <w:bCs/>
               </w:rPr>
-              <w:t>Bandera (Flag)</w:t>
+              <w:t>Bandera (</w:t>
+            </w:r>
+            <w:proofErr w:type="spellStart"/>
+            <w:r>
+              <w:rPr>
+                <w:b/>
+                <w:bCs/>
+              </w:rPr>
+              <w:t>Flag</w:t>
+            </w:r>
+            <w:proofErr w:type="spellEnd"/>
+            <w:r>
+              <w:rPr>
+                <w:b/>
+                <w:bCs/>
+              </w:rPr>
+              <w:t>)</w:t>
             </w:r>
           </w:p>
         </w:tc>
@@ -1737,8 +2210,13 @@
               <w:t>Verificación de errores en la trama.</w:t>
             </w:r>
             <w:r>
-              <w:t xml:space="preserve"> Usa Store&amp;Foward</w:t>
+              <w:t xml:space="preserve"> Usa </w:t>
             </w:r>
+            <w:proofErr w:type="spellStart"/>
+            <w:r>
+              <w:t>Store&amp;Foward</w:t>
+            </w:r>
+            <w:proofErr w:type="spellEnd"/>
           </w:p>
         </w:tc>
       </w:tr>
@@ -1910,7 +2388,39 @@
           <w:b/>
           <w:bCs/>
         </w:rPr>
-        <w:t>DE (Discard Eligibility):</w:t>
+        <w:t>DE (</w:t>
+      </w:r>
+      <w:proofErr w:type="spellStart"/>
+      <w:r>
+        <w:rPr>
+          <w:b/>
+          <w:bCs/>
+        </w:rPr>
+        <w:t>Discard</w:t>
+      </w:r>
+      <w:proofErr w:type="spellEnd"/>
+      <w:r>
+        <w:rPr>
+          <w:b/>
+          <w:bCs/>
+        </w:rPr>
+        <w:t xml:space="preserve"> </w:t>
+      </w:r>
+      <w:proofErr w:type="spellStart"/>
+      <w:r>
+        <w:rPr>
+          <w:b/>
+          <w:bCs/>
+        </w:rPr>
+        <w:t>Eligibility</w:t>
+      </w:r>
+      <w:proofErr w:type="spellEnd"/>
+      <w:r>
+        <w:rPr>
+          <w:b/>
+          <w:bCs/>
+        </w:rPr>
+        <w:t>):</w:t>
       </w:r>
       <w:r>
         <w:t xml:space="preserve"> marca tramas que pueden ser descartadas en caso de congestión.</w:t>
@@ -2039,7 +2549,23 @@
         <w:ind w:left="1440"/>
       </w:pPr>
       <w:r>
-        <w:t>ATM (Asynchronous Transfer Mode)</w:t>
+        <w:t>ATM (</w:t>
+      </w:r>
+      <w:proofErr w:type="spellStart"/>
+      <w:r>
+        <w:t>Asynchronous</w:t>
+      </w:r>
+      <w:proofErr w:type="spellEnd"/>
+      <w:r>
+        <w:t xml:space="preserve"> Transfer </w:t>
+      </w:r>
+      <w:proofErr w:type="spellStart"/>
+      <w:r>
+        <w:t>Mode</w:t>
+      </w:r>
+      <w:proofErr w:type="spellEnd"/>
+      <w:r>
+        <w:t>)</w:t>
       </w:r>
     </w:p>
     <w:p>
@@ -2116,7 +2642,23 @@
         <w:t>orientado a conexión</w:t>
       </w:r>
       <w:r>
-        <w:t>, como Frame Relay, pero mucho más rápido.</w:t>
+        <w:t xml:space="preserve">, como </w:t>
+      </w:r>
+      <w:proofErr w:type="spellStart"/>
+      <w:r>
+        <w:t>Frame</w:t>
+      </w:r>
+      <w:proofErr w:type="spellEnd"/>
+      <w:r>
+        <w:t xml:space="preserve"> </w:t>
+      </w:r>
+      <w:proofErr w:type="spellStart"/>
+      <w:r>
+        <w:t>Relay</w:t>
+      </w:r>
+      <w:proofErr w:type="spellEnd"/>
+      <w:r>
+        <w:t>, pero mucho más rápido.</w:t>
       </w:r>
     </w:p>
     <w:p>
@@ -2136,12 +2678,69 @@
       <w:r>
         <w:t xml:space="preserve">Ideal para aplicaciones que requieren </w:t>
       </w:r>
+      <w:proofErr w:type="spellStart"/>
       <w:r>
         <w:rPr>
           <w:b/>
           <w:bCs/>
         </w:rPr>
-        <w:t>QoS (Quality of Service)</w:t>
+        <w:t>QoS</w:t>
+      </w:r>
+      <w:proofErr w:type="spellEnd"/>
+      <w:r>
+        <w:rPr>
+          <w:b/>
+          <w:bCs/>
+        </w:rPr>
+        <w:t xml:space="preserve"> (</w:t>
+      </w:r>
+      <w:proofErr w:type="spellStart"/>
+      <w:r>
+        <w:rPr>
+          <w:b/>
+          <w:bCs/>
+        </w:rPr>
+        <w:t>Quality</w:t>
+      </w:r>
+      <w:proofErr w:type="spellEnd"/>
+      <w:r>
+        <w:rPr>
+          <w:b/>
+          <w:bCs/>
+        </w:rPr>
+        <w:t xml:space="preserve"> </w:t>
+      </w:r>
+      <w:proofErr w:type="spellStart"/>
+      <w:r>
+        <w:rPr>
+          <w:b/>
+          <w:bCs/>
+        </w:rPr>
+        <w:t>of</w:t>
+      </w:r>
+      <w:proofErr w:type="spellEnd"/>
+      <w:r>
+        <w:rPr>
+          <w:b/>
+          <w:bCs/>
+        </w:rPr>
+        <w:t xml:space="preserve"> </w:t>
+      </w:r>
+      <w:proofErr w:type="spellStart"/>
+      <w:r>
+        <w:rPr>
+          <w:b/>
+          <w:bCs/>
+        </w:rPr>
+        <w:t>Service</w:t>
+      </w:r>
+      <w:proofErr w:type="spellEnd"/>
+      <w:r>
+        <w:rPr>
+          <w:b/>
+          <w:bCs/>
+        </w:rPr>
+        <w:t>)</w:t>
       </w:r>
       <w:r>
         <w:t>.</w:t>
@@ -2231,7 +2830,23 @@
                 <w:b/>
                 <w:bCs/>
               </w:rPr>
-              <w:t>VC (Virtual Channel)</w:t>
+              <w:t xml:space="preserve">VC (Virtual </w:t>
+            </w:r>
+            <w:proofErr w:type="spellStart"/>
+            <w:r>
+              <w:rPr>
+                <w:b/>
+                <w:bCs/>
+              </w:rPr>
+              <w:t>Channel</w:t>
+            </w:r>
+            <w:proofErr w:type="spellEnd"/>
+            <w:r>
+              <w:rPr>
+                <w:b/>
+                <w:bCs/>
+              </w:rPr>
+              <w:t>)</w:t>
             </w:r>
           </w:p>
         </w:tc>
@@ -2267,7 +2882,23 @@
                 <w:b/>
                 <w:bCs/>
               </w:rPr>
-              <w:t>VP (Virtual Path)</w:t>
+              <w:t xml:space="preserve">VP (Virtual </w:t>
+            </w:r>
+            <w:proofErr w:type="spellStart"/>
+            <w:r>
+              <w:rPr>
+                <w:b/>
+                <w:bCs/>
+              </w:rPr>
+              <w:t>Path</w:t>
+            </w:r>
+            <w:proofErr w:type="spellEnd"/>
+            <w:r>
+              <w:rPr>
+                <w:b/>
+                <w:bCs/>
+              </w:rPr>
+              <w:t>)</w:t>
             </w:r>
           </w:p>
         </w:tc>
@@ -2581,7 +3212,23 @@
           <w:b/>
           <w:bCs/>
         </w:rPr>
-        <w:t xml:space="preserve">GFC (Generic Flow Control): </w:t>
+        <w:t>GFC (</w:t>
+      </w:r>
+      <w:proofErr w:type="spellStart"/>
+      <w:r>
+        <w:rPr>
+          <w:b/>
+          <w:bCs/>
+        </w:rPr>
+        <w:t>Generic</w:t>
+      </w:r>
+      <w:proofErr w:type="spellEnd"/>
+      <w:r>
+        <w:rPr>
+          <w:b/>
+          <w:bCs/>
+        </w:rPr>
+        <w:t xml:space="preserve"> Flow Control): </w:t>
       </w:r>
       <w:r>
         <w:t>Se usa con el fin de aliviar la aparición esporádica de sobrecarga de la red</w:t>
@@ -3054,7 +3701,39 @@
                 <w:b/>
                 <w:bCs/>
               </w:rPr>
-              <w:t>CBR (Constant Bit Rate)</w:t>
+              <w:t>CBR (</w:t>
+            </w:r>
+            <w:proofErr w:type="spellStart"/>
+            <w:r>
+              <w:rPr>
+                <w:b/>
+                <w:bCs/>
+              </w:rPr>
+              <w:t>Constant</w:t>
+            </w:r>
+            <w:proofErr w:type="spellEnd"/>
+            <w:r>
+              <w:rPr>
+                <w:b/>
+                <w:bCs/>
+              </w:rPr>
+              <w:t xml:space="preserve"> Bit </w:t>
+            </w:r>
+            <w:proofErr w:type="spellStart"/>
+            <w:r>
+              <w:rPr>
+                <w:b/>
+                <w:bCs/>
+              </w:rPr>
+              <w:t>Rate</w:t>
+            </w:r>
+            <w:proofErr w:type="spellEnd"/>
+            <w:r>
+              <w:rPr>
+                <w:b/>
+                <w:bCs/>
+              </w:rPr>
+              <w:t>)</w:t>
             </w:r>
           </w:p>
         </w:tc>
@@ -3108,7 +3787,23 @@
                 <w:b/>
                 <w:bCs/>
               </w:rPr>
-              <w:t>VBR (Variable Bit Rate)</w:t>
+              <w:t xml:space="preserve">VBR (Variable Bit </w:t>
+            </w:r>
+            <w:proofErr w:type="spellStart"/>
+            <w:r>
+              <w:rPr>
+                <w:b/>
+                <w:bCs/>
+              </w:rPr>
+              <w:t>Rate</w:t>
+            </w:r>
+            <w:proofErr w:type="spellEnd"/>
+            <w:r>
+              <w:rPr>
+                <w:b/>
+                <w:bCs/>
+              </w:rPr>
+              <w:t>)</w:t>
             </w:r>
           </w:p>
         </w:tc>
@@ -3123,7 +3818,15 @@
               <w:cnfStyle w:val="000000000000" w:firstRow="0" w:lastRow="0" w:firstColumn="0" w:lastColumn="0" w:oddVBand="0" w:evenVBand="0" w:oddHBand="0" w:evenHBand="0" w:firstRowFirstColumn="0" w:firstRowLastColumn="0" w:lastRowFirstColumn="0" w:lastRowLastColumn="0"/>
             </w:pPr>
             <w:r>
-              <w:t>Video streaming, tráfico irregular</w:t>
+              <w:t xml:space="preserve">Video </w:t>
+            </w:r>
+            <w:proofErr w:type="spellStart"/>
+            <w:r>
+              <w:t>streaming</w:t>
+            </w:r>
+            <w:proofErr w:type="spellEnd"/>
+            <w:r>
+              <w:t>, tráfico irregular</w:t>
             </w:r>
           </w:p>
         </w:tc>
@@ -3138,7 +3841,15 @@
               <w:cnfStyle w:val="000000000000" w:firstRow="0" w:lastRow="0" w:firstColumn="0" w:lastColumn="0" w:oddVBand="0" w:evenVBand="0" w:oddHBand="0" w:evenHBand="0" w:firstRowFirstColumn="0" w:firstRowLastColumn="0" w:lastRowFirstColumn="0" w:lastRowLastColumn="0"/>
             </w:pPr>
             <w:r>
-              <w:t>Velocidad variable, QoS garantizado.</w:t>
+              <w:t xml:space="preserve">Velocidad variable, </w:t>
+            </w:r>
+            <w:proofErr w:type="spellStart"/>
+            <w:r>
+              <w:t>QoS</w:t>
+            </w:r>
+            <w:proofErr w:type="spellEnd"/>
+            <w:r>
+              <w:t xml:space="preserve"> garantizado.</w:t>
             </w:r>
           </w:p>
         </w:tc>
@@ -3163,7 +3874,39 @@
                 <w:b/>
                 <w:bCs/>
               </w:rPr>
-              <w:t>ABR (Available Bit Rate)</w:t>
+              <w:t>ABR (</w:t>
+            </w:r>
+            <w:proofErr w:type="spellStart"/>
+            <w:r>
+              <w:rPr>
+                <w:b/>
+                <w:bCs/>
+              </w:rPr>
+              <w:t>Available</w:t>
+            </w:r>
+            <w:proofErr w:type="spellEnd"/>
+            <w:r>
+              <w:rPr>
+                <w:b/>
+                <w:bCs/>
+              </w:rPr>
+              <w:t xml:space="preserve"> Bit </w:t>
+            </w:r>
+            <w:proofErr w:type="spellStart"/>
+            <w:r>
+              <w:rPr>
+                <w:b/>
+                <w:bCs/>
+              </w:rPr>
+              <w:t>Rate</w:t>
+            </w:r>
+            <w:proofErr w:type="spellEnd"/>
+            <w:r>
+              <w:rPr>
+                <w:b/>
+                <w:bCs/>
+              </w:rPr>
+              <w:t>)</w:t>
             </w:r>
           </w:p>
         </w:tc>
@@ -3217,7 +3960,39 @@
                 <w:b/>
                 <w:bCs/>
               </w:rPr>
-              <w:t>UBR (Unspecified Bit Rate)</w:t>
+              <w:t>UBR (</w:t>
+            </w:r>
+            <w:proofErr w:type="spellStart"/>
+            <w:r>
+              <w:rPr>
+                <w:b/>
+                <w:bCs/>
+              </w:rPr>
+              <w:t>Unspecified</w:t>
+            </w:r>
+            <w:proofErr w:type="spellEnd"/>
+            <w:r>
+              <w:rPr>
+                <w:b/>
+                <w:bCs/>
+              </w:rPr>
+              <w:t xml:space="preserve"> Bit </w:t>
+            </w:r>
+            <w:proofErr w:type="spellStart"/>
+            <w:r>
+              <w:rPr>
+                <w:b/>
+                <w:bCs/>
+              </w:rPr>
+              <w:t>Rate</w:t>
+            </w:r>
+            <w:proofErr w:type="spellEnd"/>
+            <w:r>
+              <w:rPr>
+                <w:b/>
+                <w:bCs/>
+              </w:rPr>
+              <w:t>)</w:t>
             </w:r>
           </w:p>
         </w:tc>
@@ -3290,9 +4065,11 @@
         <w:spacing w:after="160" w:line="278" w:lineRule="auto"/>
         <w:ind w:left="2160"/>
       </w:pPr>
+      <w:proofErr w:type="spellStart"/>
       <w:r>
         <w:t>QoS</w:t>
       </w:r>
+      <w:proofErr w:type="spellEnd"/>
       <w:r>
         <w:t xml:space="preserve"> </w:t>
       </w:r>
@@ -3427,7 +4204,31 @@
       </w:pPr>
       <w:r>
         <w:lastRenderedPageBreak/>
-        <w:t xml:space="preserve">MPLS (Multi-Protocol Label Switching) es una tecnología “entre” capa 2 y 3 (a veces llamada </w:t>
+        <w:t>MPLS (Multi-</w:t>
+      </w:r>
+      <w:proofErr w:type="spellStart"/>
+      <w:r>
+        <w:t>Protocol</w:t>
+      </w:r>
+      <w:proofErr w:type="spellEnd"/>
+      <w:r>
+        <w:t xml:space="preserve"> </w:t>
+      </w:r>
+      <w:proofErr w:type="spellStart"/>
+      <w:r>
+        <w:t>Label</w:t>
+      </w:r>
+      <w:proofErr w:type="spellEnd"/>
+      <w:r>
+        <w:t xml:space="preserve"> </w:t>
+      </w:r>
+      <w:proofErr w:type="spellStart"/>
+      <w:r>
+        <w:t>Switching</w:t>
+      </w:r>
+      <w:proofErr w:type="spellEnd"/>
+      <w:r>
+        <w:t xml:space="preserve">) es una tecnología “entre” capa 2 y 3 (a veces llamada </w:t>
       </w:r>
       <w:r>
         <w:rPr>
@@ -3444,11 +4245,9 @@
           <w:b/>
           <w:bCs/>
         </w:rPr>
-        <w:t>etiquetas (labels)</w:t>
-      </w:r>
-      <w:r>
-        <w:t xml:space="preserve"> cortas para encaminar paquetes dentro de un dominio. En vez de que cada router haga un enrutamiento IP completo por cada paquete, los routers del core conmutan según </w:t>
-      </w:r>
+        <w:t>etiquetas (</w:t>
+      </w:r>
+      <w:proofErr w:type="spellStart"/>
       <w:r>
         <w:rPr>
           <w:b/>
@@ -3456,18 +4255,78 @@
         </w:rPr>
         <w:t>labels</w:t>
       </w:r>
-      <w:r>
-        <w:t xml:space="preserve"> (más rápido) y pueden implementar </w:t>
-      </w:r>
+      <w:proofErr w:type="spellEnd"/>
       <w:r>
         <w:rPr>
           <w:b/>
           <w:bCs/>
         </w:rPr>
+        <w:t>)</w:t>
+      </w:r>
+      <w:r>
+        <w:t xml:space="preserve"> cortas para encaminar paquetes dentro de un dominio. En vez de que cada </w:t>
+      </w:r>
+      <w:proofErr w:type="spellStart"/>
+      <w:r>
+        <w:t>router</w:t>
+      </w:r>
+      <w:proofErr w:type="spellEnd"/>
+      <w:r>
+        <w:t xml:space="preserve"> haga un enrutamiento IP completo por cada paquete, los </w:t>
+      </w:r>
+      <w:proofErr w:type="spellStart"/>
+      <w:r>
+        <w:t>routers</w:t>
+      </w:r>
+      <w:proofErr w:type="spellEnd"/>
+      <w:r>
+        <w:t xml:space="preserve"> del </w:t>
+      </w:r>
+      <w:proofErr w:type="spellStart"/>
+      <w:r>
+        <w:t>core</w:t>
+      </w:r>
+      <w:proofErr w:type="spellEnd"/>
+      <w:r>
+        <w:t xml:space="preserve"> conmutan según </w:t>
+      </w:r>
+      <w:proofErr w:type="spellStart"/>
+      <w:r>
+        <w:rPr>
+          <w:b/>
+          <w:bCs/>
+        </w:rPr>
+        <w:t>labels</w:t>
+      </w:r>
+      <w:proofErr w:type="spellEnd"/>
+      <w:r>
+        <w:t xml:space="preserve"> (más rápido) y pueden implementar </w:t>
+      </w:r>
+      <w:r>
+        <w:rPr>
+          <w:b/>
+          <w:bCs/>
+        </w:rPr>
         <w:t>ingeniería de tráfico (TE)</w:t>
       </w:r>
       <w:r>
-        <w:t>, VPNs y QoS. Fue normalizado por el IETF (RFC 3031)</w:t>
+        <w:t xml:space="preserve">, </w:t>
+      </w:r>
+      <w:proofErr w:type="spellStart"/>
+      <w:r>
+        <w:t>VPNs</w:t>
+      </w:r>
+      <w:proofErr w:type="spellEnd"/>
+      <w:r>
+        <w:t xml:space="preserve"> y </w:t>
+      </w:r>
+      <w:proofErr w:type="spellStart"/>
+      <w:r>
+        <w:t>QoS</w:t>
+      </w:r>
+      <w:proofErr w:type="spellEnd"/>
+      <w:r>
+        <w:t>. Fue normalizado por el IETF (RFC 3031)</w:t>
       </w:r>
       <w:r>
         <w:t>.</w:t>
@@ -3556,6 +4415,7 @@
         <w:ind w:left="2160"/>
         <w:contextualSpacing/>
       </w:pPr>
+      <w:proofErr w:type="spellStart"/>
       <w:r>
         <w:rPr>
           <w:b/>
@@ -3563,6 +4423,7 @@
         </w:rPr>
         <w:t>Label</w:t>
       </w:r>
+      <w:proofErr w:type="spellEnd"/>
       <w:r>
         <w:rPr>
           <w:b/>
@@ -3599,7 +4460,31 @@
         <w:t>EXP (3 bits)</w:t>
       </w:r>
       <w:r>
-        <w:t>: bits “experimentales” usados para CoS/QoS (mapeo de DiffServ).</w:t>
+        <w:t xml:space="preserve">: bits “experimentales” usados para </w:t>
+      </w:r>
+      <w:proofErr w:type="spellStart"/>
+      <w:r>
+        <w:t>CoS</w:t>
+      </w:r>
+      <w:proofErr w:type="spellEnd"/>
+      <w:r>
+        <w:t>/</w:t>
+      </w:r>
+      <w:proofErr w:type="spellStart"/>
+      <w:r>
+        <w:t>QoS</w:t>
+      </w:r>
+      <w:proofErr w:type="spellEnd"/>
+      <w:r>
+        <w:t xml:space="preserve"> (mapeo de </w:t>
+      </w:r>
+      <w:proofErr w:type="spellStart"/>
+      <w:r>
+        <w:t>DiffServ</w:t>
+      </w:r>
+      <w:proofErr w:type="spellEnd"/>
+      <w:r>
+        <w:t>).</w:t>
       </w:r>
       <w:r>
         <w:t xml:space="preserve"> Afecta al colado y descarte de paquetes</w:t>
@@ -3627,16 +4512,40 @@
         <w:t>S (1 bit)</w:t>
       </w:r>
       <w:r>
-        <w:t xml:space="preserve">: “Stack” — </w:t>
-      </w:r>
-      <w:r>
-        <w:t>Sirve para el apilado jerarquico de etiquetas. Cuando S = 0, indica que hay m</w:t>
+        <w:t>: “</w:t>
+      </w:r>
+      <w:proofErr w:type="spellStart"/>
+      <w:r>
+        <w:t>Stack</w:t>
+      </w:r>
+      <w:proofErr w:type="spellEnd"/>
+      <w:r>
+        <w:t xml:space="preserve">” — </w:t>
+      </w:r>
+      <w:r>
+        <w:t xml:space="preserve">Sirve para el apilado </w:t>
+      </w:r>
+      <w:proofErr w:type="spellStart"/>
+      <w:r>
+        <w:t>jerarquico</w:t>
+      </w:r>
+      <w:proofErr w:type="spellEnd"/>
+      <w:r>
+        <w:t xml:space="preserve"> de etiquetas. Cuando S = 0, indica que hay m</w:t>
       </w:r>
       <w:r>
         <w:t>á</w:t>
       </w:r>
       <w:r>
-        <w:t xml:space="preserve">s etiquetas añadidas al paquete. Cuando S = 1, estamos en el fondo de la jerarquia </w:t>
+        <w:t xml:space="preserve">s etiquetas añadidas al paquete. Cuando S = 1, estamos en el fondo de la </w:t>
+      </w:r>
+      <w:proofErr w:type="spellStart"/>
+      <w:r>
+        <w:t>jerarquia</w:t>
+      </w:r>
+      <w:proofErr w:type="spellEnd"/>
+      <w:r>
+        <w:t xml:space="preserve"> </w:t>
       </w:r>
     </w:p>
     <w:p>
@@ -3664,7 +4573,15 @@
         <w:t xml:space="preserve">: </w:t>
       </w:r>
       <w:r>
-        <w:t>“Time to Live” – Misma funcionalidad que en IP, se decrementa en cada enrutador y al llegar al valor de 0, el paquete es descartado. Generalmente, sustituye el campo TTL de la cabecera IP.</w:t>
+        <w:t xml:space="preserve">“Time </w:t>
+      </w:r>
+      <w:proofErr w:type="spellStart"/>
+      <w:r>
+        <w:t>to</w:t>
+      </w:r>
+      <w:proofErr w:type="spellEnd"/>
+      <w:r>
+        <w:t xml:space="preserve"> Live” – Misma funcionalidad que en IP, se decrementa en cada enrutador y al llegar al valor de 0, el paquete es descartado. Generalmente, sustituye el campo TTL de la cabecera IP.</w:t>
       </w:r>
       <w:r>
         <w:t xml:space="preserve"> </w:t>
@@ -3767,7 +4684,55 @@
           <w:b/>
           <w:bCs/>
         </w:rPr>
-        <w:t>FEC (Forwarding Equivalence Class)</w:t>
+        <w:t>FEC (</w:t>
+      </w:r>
+      <w:proofErr w:type="spellStart"/>
+      <w:r>
+        <w:rPr>
+          <w:b/>
+          <w:bCs/>
+        </w:rPr>
+        <w:t>Forwarding</w:t>
+      </w:r>
+      <w:proofErr w:type="spellEnd"/>
+      <w:r>
+        <w:rPr>
+          <w:b/>
+          <w:bCs/>
+        </w:rPr>
+        <w:t xml:space="preserve"> </w:t>
+      </w:r>
+      <w:proofErr w:type="spellStart"/>
+      <w:r>
+        <w:rPr>
+          <w:b/>
+          <w:bCs/>
+        </w:rPr>
+        <w:t>Equivalence</w:t>
+      </w:r>
+      <w:proofErr w:type="spellEnd"/>
+      <w:r>
+        <w:rPr>
+          <w:b/>
+          <w:bCs/>
+        </w:rPr>
+        <w:t xml:space="preserve"> </w:t>
+      </w:r>
+      <w:proofErr w:type="spellStart"/>
+      <w:r>
+        <w:rPr>
+          <w:b/>
+          <w:bCs/>
+        </w:rPr>
+        <w:t>Class</w:t>
+      </w:r>
+      <w:proofErr w:type="spellEnd"/>
+      <w:r>
+        <w:rPr>
+          <w:b/>
+          <w:bCs/>
+        </w:rPr>
+        <w:t>)</w:t>
       </w:r>
       <w:r>
         <w:t xml:space="preserve">: </w:t>
@@ -3801,13 +4766,61 @@
           <w:b/>
           <w:bCs/>
         </w:rPr>
-        <w:t>LER (Label Edge Router)</w:t>
+        <w:t>LER (</w:t>
+      </w:r>
+      <w:proofErr w:type="spellStart"/>
+      <w:r>
+        <w:rPr>
+          <w:b/>
+          <w:bCs/>
+        </w:rPr>
+        <w:t>Label</w:t>
+      </w:r>
+      <w:proofErr w:type="spellEnd"/>
+      <w:r>
+        <w:rPr>
+          <w:b/>
+          <w:bCs/>
+        </w:rPr>
+        <w:t xml:space="preserve"> Edge </w:t>
+      </w:r>
+      <w:proofErr w:type="spellStart"/>
+      <w:r>
+        <w:rPr>
+          <w:b/>
+          <w:bCs/>
+        </w:rPr>
+        <w:t>Router</w:t>
+      </w:r>
+      <w:proofErr w:type="spellEnd"/>
+      <w:r>
+        <w:rPr>
+          <w:b/>
+          <w:bCs/>
+        </w:rPr>
+        <w:t>)</w:t>
       </w:r>
       <w:r>
         <w:t xml:space="preserve">: </w:t>
       </w:r>
       <w:r>
-        <w:t>Son los routers residentes al borde de la red MPLS. Su función es asignar y remover los labels de los paquetes.</w:t>
+        <w:t xml:space="preserve">Son los </w:t>
+      </w:r>
+      <w:proofErr w:type="spellStart"/>
+      <w:r>
+        <w:t>routers</w:t>
+      </w:r>
+      <w:proofErr w:type="spellEnd"/>
+      <w:r>
+        <w:t xml:space="preserve"> residentes al borde de la red MPLS. Su función es asignar y remover los </w:t>
+      </w:r>
+      <w:proofErr w:type="spellStart"/>
+      <w:r>
+        <w:t>labels</w:t>
+      </w:r>
+      <w:proofErr w:type="spellEnd"/>
+      <w:r>
+        <w:t xml:space="preserve"> de los paquetes.</w:t>
       </w:r>
     </w:p>
     <w:p>
@@ -3829,19 +4842,77 @@
           <w:b/>
           <w:bCs/>
         </w:rPr>
-        <w:t>LSR (Label Switching Router)</w:t>
+        <w:t>LSR (</w:t>
+      </w:r>
+      <w:proofErr w:type="spellStart"/>
+      <w:r>
+        <w:rPr>
+          <w:b/>
+          <w:bCs/>
+        </w:rPr>
+        <w:t>Label</w:t>
+      </w:r>
+      <w:proofErr w:type="spellEnd"/>
+      <w:r>
+        <w:rPr>
+          <w:b/>
+          <w:bCs/>
+        </w:rPr>
+        <w:t xml:space="preserve"> </w:t>
+      </w:r>
+      <w:proofErr w:type="spellStart"/>
+      <w:r>
+        <w:rPr>
+          <w:b/>
+          <w:bCs/>
+        </w:rPr>
+        <w:t>Switching</w:t>
+      </w:r>
+      <w:proofErr w:type="spellEnd"/>
+      <w:r>
+        <w:rPr>
+          <w:b/>
+          <w:bCs/>
+        </w:rPr>
+        <w:t xml:space="preserve"> </w:t>
+      </w:r>
+      <w:proofErr w:type="spellStart"/>
+      <w:r>
+        <w:rPr>
+          <w:b/>
+          <w:bCs/>
+        </w:rPr>
+        <w:t>Router</w:t>
+      </w:r>
+      <w:proofErr w:type="spellEnd"/>
+      <w:r>
+        <w:rPr>
+          <w:b/>
+          <w:bCs/>
+        </w:rPr>
+        <w:t>)</w:t>
       </w:r>
       <w:r>
         <w:t xml:space="preserve">: </w:t>
       </w:r>
+      <w:proofErr w:type="spellStart"/>
       <w:r>
         <w:t>R</w:t>
       </w:r>
       <w:r>
         <w:t>outer</w:t>
       </w:r>
-      <w:r>
-        <w:t xml:space="preserve"> que puede conmutar paquetes en función del valor de las etiquetas MPLS. Son generalmente de alta velocidad. Switches ATM pueden ser usados como LSR’s sin cambiar su hardware.</w:t>
+      <w:proofErr w:type="spellEnd"/>
+      <w:r>
+        <w:t xml:space="preserve"> que puede conmutar paquetes en función del valor de las etiquetas MPLS. Son generalmente de alta velocidad. Switches ATM pueden ser usados como </w:t>
+      </w:r>
+      <w:proofErr w:type="spellStart"/>
+      <w:r>
+        <w:t>LSR’s</w:t>
+      </w:r>
+      <w:proofErr w:type="spellEnd"/>
+      <w:r>
+        <w:t xml:space="preserve"> sin cambiar su hardware.</w:t>
       </w:r>
     </w:p>
     <w:p>
@@ -3863,20 +4934,76 @@
           <w:b/>
           <w:bCs/>
         </w:rPr>
-        <w:t xml:space="preserve">LSP (Label Switched Path): </w:t>
-      </w:r>
-      <w:r>
-        <w:t>Nombre genérico de un camino MPLS</w:t>
-      </w:r>
+        <w:t>LSP (</w:t>
+      </w:r>
+      <w:proofErr w:type="spellStart"/>
       <w:r>
         <w:rPr>
           <w:b/>
           <w:bCs/>
         </w:rPr>
-        <w:t xml:space="preserve"> </w:t>
-      </w:r>
-      <w:r>
-        <w:t>(para cierto trafico o FEC), es decir, es el circuito virtual que siguen los paquetes con el mismo FEC.</w:t>
+        <w:t>Label</w:t>
+      </w:r>
+      <w:proofErr w:type="spellEnd"/>
+      <w:r>
+        <w:rPr>
+          <w:b/>
+          <w:bCs/>
+        </w:rPr>
+        <w:t xml:space="preserve"> </w:t>
+      </w:r>
+      <w:proofErr w:type="spellStart"/>
+      <w:r>
+        <w:rPr>
+          <w:b/>
+          <w:bCs/>
+        </w:rPr>
+        <w:t>Switched</w:t>
+      </w:r>
+      <w:proofErr w:type="spellEnd"/>
+      <w:r>
+        <w:rPr>
+          <w:b/>
+          <w:bCs/>
+        </w:rPr>
+        <w:t xml:space="preserve"> </w:t>
+      </w:r>
+      <w:proofErr w:type="spellStart"/>
+      <w:r>
+        <w:rPr>
+          <w:b/>
+          <w:bCs/>
+        </w:rPr>
+        <w:t>Path</w:t>
+      </w:r>
+      <w:proofErr w:type="spellEnd"/>
+      <w:r>
+        <w:rPr>
+          <w:b/>
+          <w:bCs/>
+        </w:rPr>
+        <w:t xml:space="preserve">): </w:t>
+      </w:r>
+      <w:r>
+        <w:t>Nombre genérico de un camino MPLS</w:t>
+      </w:r>
+      <w:r>
+        <w:rPr>
+          <w:b/>
+          <w:bCs/>
+        </w:rPr>
+        <w:t xml:space="preserve"> </w:t>
+      </w:r>
+      <w:r>
+        <w:t xml:space="preserve">(para cierto </w:t>
+      </w:r>
+      <w:proofErr w:type="spellStart"/>
+      <w:r>
+        <w:t>trafico</w:t>
+      </w:r>
+      <w:proofErr w:type="spellEnd"/>
+      <w:r>
+        <w:t xml:space="preserve"> o FEC), es decir, es el circuito virtual que siguen los paquetes con el mismo FEC.</w:t>
       </w:r>
     </w:p>
     <w:p>
@@ -3899,7 +5026,39 @@
           <w:bCs/>
         </w:rPr>
         <w:lastRenderedPageBreak/>
-        <w:t>LIB (Label Information Base)</w:t>
+        <w:t>LIB (</w:t>
+      </w:r>
+      <w:proofErr w:type="spellStart"/>
+      <w:r>
+        <w:rPr>
+          <w:b/>
+          <w:bCs/>
+        </w:rPr>
+        <w:t>Label</w:t>
+      </w:r>
+      <w:proofErr w:type="spellEnd"/>
+      <w:r>
+        <w:rPr>
+          <w:b/>
+          <w:bCs/>
+        </w:rPr>
+        <w:t xml:space="preserve"> </w:t>
+      </w:r>
+      <w:proofErr w:type="spellStart"/>
+      <w:r>
+        <w:rPr>
+          <w:b/>
+          <w:bCs/>
+        </w:rPr>
+        <w:t>Information</w:t>
+      </w:r>
+      <w:proofErr w:type="spellEnd"/>
+      <w:r>
+        <w:rPr>
+          <w:b/>
+          <w:bCs/>
+        </w:rPr>
+        <w:t xml:space="preserve"> Base)</w:t>
       </w:r>
       <w:r>
         <w:t>: base de información de etiquetas aprendidas.</w:t>
@@ -3924,7 +5083,55 @@
           <w:b/>
           <w:bCs/>
         </w:rPr>
-        <w:t>LDP (Label Distribution Protocol)</w:t>
+        <w:t>LDP (</w:t>
+      </w:r>
+      <w:proofErr w:type="spellStart"/>
+      <w:r>
+        <w:rPr>
+          <w:b/>
+          <w:bCs/>
+        </w:rPr>
+        <w:t>Label</w:t>
+      </w:r>
+      <w:proofErr w:type="spellEnd"/>
+      <w:r>
+        <w:rPr>
+          <w:b/>
+          <w:bCs/>
+        </w:rPr>
+        <w:t xml:space="preserve"> </w:t>
+      </w:r>
+      <w:proofErr w:type="spellStart"/>
+      <w:r>
+        <w:rPr>
+          <w:b/>
+          <w:bCs/>
+        </w:rPr>
+        <w:t>Distribution</w:t>
+      </w:r>
+      <w:proofErr w:type="spellEnd"/>
+      <w:r>
+        <w:rPr>
+          <w:b/>
+          <w:bCs/>
+        </w:rPr>
+        <w:t xml:space="preserve"> </w:t>
+      </w:r>
+      <w:proofErr w:type="spellStart"/>
+      <w:r>
+        <w:rPr>
+          <w:b/>
+          <w:bCs/>
+        </w:rPr>
+        <w:t>Protocol</w:t>
+      </w:r>
+      <w:proofErr w:type="spellEnd"/>
+      <w:r>
+        <w:rPr>
+          <w:b/>
+          <w:bCs/>
+        </w:rPr>
+        <w:t>)</w:t>
       </w:r>
       <w:r>
         <w:t>:</w:t>
@@ -3952,10 +5159,74 @@
           <w:b/>
           <w:bCs/>
         </w:rPr>
-        <w:t>LFIB (Label Forwarding Information Base)</w:t>
-      </w:r>
-      <w:r>
-        <w:t>: tabla que usa el dataplane para forwarding (interfaz salida / etiqueta salida).</w:t>
+        <w:t>LFIB (</w:t>
+      </w:r>
+      <w:proofErr w:type="spellStart"/>
+      <w:r>
+        <w:rPr>
+          <w:b/>
+          <w:bCs/>
+        </w:rPr>
+        <w:t>Label</w:t>
+      </w:r>
+      <w:proofErr w:type="spellEnd"/>
+      <w:r>
+        <w:rPr>
+          <w:b/>
+          <w:bCs/>
+        </w:rPr>
+        <w:t xml:space="preserve"> </w:t>
+      </w:r>
+      <w:proofErr w:type="spellStart"/>
+      <w:r>
+        <w:rPr>
+          <w:b/>
+          <w:bCs/>
+        </w:rPr>
+        <w:t>Forwarding</w:t>
+      </w:r>
+      <w:proofErr w:type="spellEnd"/>
+      <w:r>
+        <w:rPr>
+          <w:b/>
+          <w:bCs/>
+        </w:rPr>
+        <w:t xml:space="preserve"> </w:t>
+      </w:r>
+      <w:proofErr w:type="spellStart"/>
+      <w:r>
+        <w:rPr>
+          <w:b/>
+          <w:bCs/>
+        </w:rPr>
+        <w:t>Information</w:t>
+      </w:r>
+      <w:proofErr w:type="spellEnd"/>
+      <w:r>
+        <w:rPr>
+          <w:b/>
+          <w:bCs/>
+        </w:rPr>
+        <w:t xml:space="preserve"> Base)</w:t>
+      </w:r>
+      <w:r>
+        <w:t xml:space="preserve">: tabla que usa el </w:t>
+      </w:r>
+      <w:proofErr w:type="spellStart"/>
+      <w:r>
+        <w:t>dataplane</w:t>
+      </w:r>
+      <w:proofErr w:type="spellEnd"/>
+      <w:r>
+        <w:t xml:space="preserve"> para </w:t>
+      </w:r>
+      <w:proofErr w:type="spellStart"/>
+      <w:r>
+        <w:t>forwarding</w:t>
+      </w:r>
+      <w:proofErr w:type="spellEnd"/>
+      <w:r>
+        <w:t xml:space="preserve"> (interfaz salida / etiqueta salida).</w:t>
       </w:r>
     </w:p>
     <w:p>
@@ -3991,58 +5262,156 @@
         <w:t>ingresa</w:t>
       </w:r>
       <w:r>
-        <w:t xml:space="preserve"> a la red MPLS, el primer router que lo recibe (un </w:t>
+        <w:t xml:space="preserve"> a la red MPLS, el primer </w:t>
+      </w:r>
+      <w:proofErr w:type="spellStart"/>
+      <w:r>
+        <w:t>router</w:t>
+      </w:r>
+      <w:proofErr w:type="spellEnd"/>
+      <w:r>
+        <w:t xml:space="preserve"> que lo recibe (un </w:t>
       </w:r>
       <w:r>
         <w:rPr>
           <w:b/>
           <w:bCs/>
         </w:rPr>
-        <w:t>LER – Label Edge Router</w:t>
-      </w:r>
-      <w:r>
-        <w:t xml:space="preserve">, también llamado </w:t>
-      </w:r>
+        <w:t xml:space="preserve">LER – </w:t>
+      </w:r>
+      <w:proofErr w:type="spellStart"/>
       <w:r>
         <w:rPr>
           <w:b/>
           <w:bCs/>
         </w:rPr>
-        <w:t>LSR de Ingreso</w:t>
-      </w:r>
-      <w:r>
-        <w:t xml:space="preserve">) </w:t>
-      </w:r>
+        <w:t>Label</w:t>
+      </w:r>
+      <w:proofErr w:type="spellEnd"/>
       <w:r>
         <w:rPr>
           <w:b/>
           <w:bCs/>
         </w:rPr>
-        <w:t>analiza la cabecera del paquete IP</w:t>
-      </w:r>
-      <w:r>
-        <w:t>.</w:t>
-      </w:r>
-      <w:r>
-        <w:br/>
-        <w:t xml:space="preserve">Este router tiene </w:t>
-      </w:r>
+        <w:t xml:space="preserve"> Edge </w:t>
+      </w:r>
+      <w:proofErr w:type="spellStart"/>
       <w:r>
         <w:rPr>
           <w:b/>
           <w:bCs/>
         </w:rPr>
-        <w:t>reglas predefinidas</w:t>
-      </w:r>
-      <w:r>
-        <w:t xml:space="preserve"> para clasificar el tráfico en </w:t>
+        <w:t>Router</w:t>
+      </w:r>
+      <w:proofErr w:type="spellEnd"/>
+      <w:r>
+        <w:t xml:space="preserve">, también llamado </w:t>
       </w:r>
       <w:r>
         <w:rPr>
           <w:b/>
           <w:bCs/>
         </w:rPr>
-        <w:t>FECs (Forwarding Equivalence Classes)</w:t>
+        <w:t>LSR de Ingreso</w:t>
+      </w:r>
+      <w:r>
+        <w:t xml:space="preserve">) </w:t>
+      </w:r>
+      <w:r>
+        <w:rPr>
+          <w:b/>
+          <w:bCs/>
+        </w:rPr>
+        <w:t>analiza la cabecera del paquete IP</w:t>
+      </w:r>
+      <w:r>
+        <w:t>.</w:t>
+      </w:r>
+      <w:r>
+        <w:br/>
+        <w:t xml:space="preserve">Este </w:t>
+      </w:r>
+      <w:proofErr w:type="spellStart"/>
+      <w:r>
+        <w:t>router</w:t>
+      </w:r>
+      <w:proofErr w:type="spellEnd"/>
+      <w:r>
+        <w:t xml:space="preserve"> tiene </w:t>
+      </w:r>
+      <w:r>
+        <w:rPr>
+          <w:b/>
+          <w:bCs/>
+        </w:rPr>
+        <w:t>reglas predefinidas</w:t>
+      </w:r>
+      <w:r>
+        <w:t xml:space="preserve"> para clasificar el tráfico en </w:t>
+      </w:r>
+      <w:proofErr w:type="spellStart"/>
+      <w:r>
+        <w:rPr>
+          <w:b/>
+          <w:bCs/>
+        </w:rPr>
+        <w:t>FECs</w:t>
+      </w:r>
+      <w:proofErr w:type="spellEnd"/>
+      <w:r>
+        <w:rPr>
+          <w:b/>
+          <w:bCs/>
+        </w:rPr>
+        <w:t xml:space="preserve"> (</w:t>
+      </w:r>
+      <w:proofErr w:type="spellStart"/>
+      <w:r>
+        <w:rPr>
+          <w:b/>
+          <w:bCs/>
+        </w:rPr>
+        <w:t>Forwarding</w:t>
+      </w:r>
+      <w:proofErr w:type="spellEnd"/>
+      <w:r>
+        <w:rPr>
+          <w:b/>
+          <w:bCs/>
+        </w:rPr>
+        <w:t xml:space="preserve"> </w:t>
+      </w:r>
+      <w:proofErr w:type="spellStart"/>
+      <w:r>
+        <w:rPr>
+          <w:b/>
+          <w:bCs/>
+        </w:rPr>
+        <w:t>Equivalence</w:t>
+      </w:r>
+      <w:proofErr w:type="spellEnd"/>
+      <w:r>
+        <w:rPr>
+          <w:b/>
+          <w:bCs/>
+        </w:rPr>
+        <w:t xml:space="preserve"> </w:t>
+      </w:r>
+      <w:proofErr w:type="spellStart"/>
+      <w:r>
+        <w:rPr>
+          <w:b/>
+          <w:bCs/>
+        </w:rPr>
+        <w:t>Classes</w:t>
+      </w:r>
+      <w:proofErr w:type="spellEnd"/>
+      <w:r>
+        <w:rPr>
+          <w:b/>
+          <w:bCs/>
+        </w:rPr>
+        <w:t>)</w:t>
       </w:r>
       <w:r>
         <w:t>.</w:t>
@@ -4084,45 +5453,141 @@
           <w:b/>
           <w:bCs/>
         </w:rPr>
-        <w:t>LSP (Label Switched Path)</w:t>
-      </w:r>
-      <w:r>
-        <w:t xml:space="preserve">, que actúa como un </w:t>
-      </w:r>
+        <w:t>LSP (</w:t>
+      </w:r>
+      <w:proofErr w:type="spellStart"/>
       <w:r>
         <w:rPr>
           <w:b/>
           <w:bCs/>
         </w:rPr>
-        <w:t>túnel virtual unidireccional</w:t>
-      </w:r>
-      <w:r>
-        <w:t xml:space="preserve"> que define </w:t>
-      </w:r>
+        <w:t>Label</w:t>
+      </w:r>
+      <w:proofErr w:type="spellEnd"/>
       <w:r>
         <w:rPr>
           <w:b/>
           <w:bCs/>
         </w:rPr>
-        <w:t>por qué routers pasará el tráfico</w:t>
-      </w:r>
-      <w:r>
-        <w:t>.</w:t>
-      </w:r>
-    </w:p>
-    <w:p>
-      <w:pPr>
-        <w:ind w:left="1440"/>
-      </w:pPr>
-      <w:r>
-        <w:t xml:space="preserve">En la </w:t>
-      </w:r>
+        <w:t xml:space="preserve"> </w:t>
+      </w:r>
+      <w:proofErr w:type="spellStart"/>
       <w:r>
         <w:rPr>
           <w:b/>
           <w:bCs/>
         </w:rPr>
-        <w:t>tabla LIB (Label Information Base)</w:t>
+        <w:t>Switched</w:t>
+      </w:r>
+      <w:proofErr w:type="spellEnd"/>
+      <w:r>
+        <w:rPr>
+          <w:b/>
+          <w:bCs/>
+        </w:rPr>
+        <w:t xml:space="preserve"> </w:t>
+      </w:r>
+      <w:proofErr w:type="spellStart"/>
+      <w:r>
+        <w:rPr>
+          <w:b/>
+          <w:bCs/>
+        </w:rPr>
+        <w:t>Path</w:t>
+      </w:r>
+      <w:proofErr w:type="spellEnd"/>
+      <w:r>
+        <w:rPr>
+          <w:b/>
+          <w:bCs/>
+        </w:rPr>
+        <w:t>)</w:t>
+      </w:r>
+      <w:r>
+        <w:t xml:space="preserve">, que actúa como un </w:t>
+      </w:r>
+      <w:r>
+        <w:rPr>
+          <w:b/>
+          <w:bCs/>
+        </w:rPr>
+        <w:t>túnel virtual unidireccional</w:t>
+      </w:r>
+      <w:r>
+        <w:t xml:space="preserve"> que define </w:t>
+      </w:r>
+      <w:r>
+        <w:rPr>
+          <w:b/>
+          <w:bCs/>
+        </w:rPr>
+        <w:t xml:space="preserve">por qué </w:t>
+      </w:r>
+      <w:proofErr w:type="spellStart"/>
+      <w:r>
+        <w:rPr>
+          <w:b/>
+          <w:bCs/>
+        </w:rPr>
+        <w:t>routers</w:t>
+      </w:r>
+      <w:proofErr w:type="spellEnd"/>
+      <w:r>
+        <w:rPr>
+          <w:b/>
+          <w:bCs/>
+        </w:rPr>
+        <w:t xml:space="preserve"> pasará el tráfico</w:t>
+      </w:r>
+      <w:r>
+        <w:t>.</w:t>
+      </w:r>
+    </w:p>
+    <w:p>
+      <w:pPr>
+        <w:ind w:left="1440"/>
+      </w:pPr>
+      <w:r>
+        <w:t xml:space="preserve">En la </w:t>
+      </w:r>
+      <w:r>
+        <w:rPr>
+          <w:b/>
+          <w:bCs/>
+        </w:rPr>
+        <w:t>tabla LIB (</w:t>
+      </w:r>
+      <w:proofErr w:type="spellStart"/>
+      <w:r>
+        <w:rPr>
+          <w:b/>
+          <w:bCs/>
+        </w:rPr>
+        <w:t>Label</w:t>
+      </w:r>
+      <w:proofErr w:type="spellEnd"/>
+      <w:r>
+        <w:rPr>
+          <w:b/>
+          <w:bCs/>
+        </w:rPr>
+        <w:t xml:space="preserve"> </w:t>
+      </w:r>
+      <w:proofErr w:type="spellStart"/>
+      <w:r>
+        <w:rPr>
+          <w:b/>
+          <w:bCs/>
+        </w:rPr>
+        <w:t>Information</w:t>
+      </w:r>
+      <w:proofErr w:type="spellEnd"/>
+      <w:r>
+        <w:rPr>
+          <w:b/>
+          <w:bCs/>
+        </w:rPr>
+        <w:t xml:space="preserve"> Base)</w:t>
       </w:r>
       <w:r>
         <w:t>, el LER encuentra:</w:t>
@@ -4152,7 +5617,23 @@
           <w:b/>
           <w:bCs/>
         </w:rPr>
-        <w:t>etiqueta inicial (Label)</w:t>
+        <w:t>etiqueta inicial (</w:t>
+      </w:r>
+      <w:proofErr w:type="spellStart"/>
+      <w:r>
+        <w:rPr>
+          <w:b/>
+          <w:bCs/>
+        </w:rPr>
+        <w:t>Label</w:t>
+      </w:r>
+      <w:proofErr w:type="spellEnd"/>
+      <w:r>
+        <w:rPr>
+          <w:b/>
+          <w:bCs/>
+        </w:rPr>
+        <w:t>)</w:t>
       </w:r>
       <w:r>
         <w:t xml:space="preserve"> que debe colocar en el paquete.</w:t>
@@ -4193,7 +5674,15 @@
         <w:ind w:left="1440"/>
       </w:pPr>
       <w:r>
-        <w:t>Además, el LSP tiene parámetros de calidad que permiten implementar QoS:</w:t>
+        <w:t xml:space="preserve">Además, el LSP tiene parámetros de calidad que permiten implementar </w:t>
+      </w:r>
+      <w:proofErr w:type="spellStart"/>
+      <w:r>
+        <w:t>QoS</w:t>
+      </w:r>
+      <w:proofErr w:type="spellEnd"/>
+      <w:r>
+        <w:t>:</w:t>
       </w:r>
     </w:p>
     <w:p>
@@ -4247,7 +5736,15 @@
         <w:t>Estrategias de encolamiento y priorización</w:t>
       </w:r>
       <w:r>
-        <w:t xml:space="preserve"> (QoS).</w:t>
+        <w:t xml:space="preserve"> (</w:t>
+      </w:r>
+      <w:proofErr w:type="spellStart"/>
+      <w:r>
+        <w:t>QoS</w:t>
+      </w:r>
+      <w:proofErr w:type="spellEnd"/>
+      <w:r>
+        <w:t>).</w:t>
       </w:r>
     </w:p>
     <w:p>
@@ -4368,7 +5865,23 @@
         <w:t>aún no existe un LSP</w:t>
       </w:r>
       <w:r>
-        <w:t xml:space="preserve"> para esa FEC, el LER coopera con los otros routers (LSRs) utilizando protocolos como </w:t>
+        <w:t xml:space="preserve"> para esa FEC, el LER coopera con los otros </w:t>
+      </w:r>
+      <w:proofErr w:type="spellStart"/>
+      <w:r>
+        <w:t>routers</w:t>
+      </w:r>
+      <w:proofErr w:type="spellEnd"/>
+      <w:r>
+        <w:t xml:space="preserve"> (</w:t>
+      </w:r>
+      <w:proofErr w:type="spellStart"/>
+      <w:r>
+        <w:t>LSRs</w:t>
+      </w:r>
+      <w:proofErr w:type="spellEnd"/>
+      <w:r>
+        <w:t xml:space="preserve">) utilizando protocolos como </w:t>
       </w:r>
       <w:r>
         <w:rPr>
@@ -4486,7 +5999,55 @@
           <w:b/>
           <w:bCs/>
         </w:rPr>
-        <w:t>LFIB (Label Forwarding Information Base)</w:t>
+        <w:t>LFIB (</w:t>
+      </w:r>
+      <w:proofErr w:type="spellStart"/>
+      <w:r>
+        <w:rPr>
+          <w:b/>
+          <w:bCs/>
+        </w:rPr>
+        <w:t>Label</w:t>
+      </w:r>
+      <w:proofErr w:type="spellEnd"/>
+      <w:r>
+        <w:rPr>
+          <w:b/>
+          <w:bCs/>
+        </w:rPr>
+        <w:t xml:space="preserve"> </w:t>
+      </w:r>
+      <w:proofErr w:type="spellStart"/>
+      <w:r>
+        <w:rPr>
+          <w:b/>
+          <w:bCs/>
+        </w:rPr>
+        <w:t>Forwarding</w:t>
+      </w:r>
+      <w:proofErr w:type="spellEnd"/>
+      <w:r>
+        <w:rPr>
+          <w:b/>
+          <w:bCs/>
+        </w:rPr>
+        <w:t xml:space="preserve"> </w:t>
+      </w:r>
+      <w:proofErr w:type="spellStart"/>
+      <w:r>
+        <w:rPr>
+          <w:b/>
+          <w:bCs/>
+        </w:rPr>
+        <w:t>Information</w:t>
+      </w:r>
+      <w:proofErr w:type="spellEnd"/>
+      <w:r>
+        <w:rPr>
+          <w:b/>
+          <w:bCs/>
+        </w:rPr>
+        <w:t xml:space="preserve"> Base)</w:t>
       </w:r>
       <w:r>
         <w:t xml:space="preserve"> (</w:t>
@@ -4657,6 +6218,7 @@
             <w:pPr>
               <w:spacing w:after="160" w:line="278" w:lineRule="auto"/>
             </w:pPr>
+            <w:proofErr w:type="spellStart"/>
             <w:r>
               <w:rPr>
                 <w:b/>
@@ -4664,6 +6226,7 @@
               </w:rPr>
               <w:t>Push</w:t>
             </w:r>
+            <w:proofErr w:type="spellEnd"/>
           </w:p>
         </w:tc>
         <w:tc>
@@ -4787,7 +6350,15 @@
               <w:cnfStyle w:val="000000100000" w:firstRow="0" w:lastRow="0" w:firstColumn="0" w:lastColumn="0" w:oddVBand="0" w:evenVBand="0" w:oddHBand="1" w:evenHBand="0" w:firstRowFirstColumn="0" w:firstRowLastColumn="0" w:lastRowFirstColumn="0" w:lastRowLastColumn="0"/>
             </w:pPr>
             <w:r>
-              <w:t>LER de egreso (o penúltimo router con PHP)</w:t>
+              <w:t xml:space="preserve">LER de egreso (o penúltimo </w:t>
+            </w:r>
+            <w:proofErr w:type="spellStart"/>
+            <w:r>
+              <w:t>router</w:t>
+            </w:r>
+            <w:proofErr w:type="spellEnd"/>
+            <w:r>
+              <w:t xml:space="preserve"> con PHP)</w:t>
             </w:r>
           </w:p>
         </w:tc>
@@ -4811,6 +6382,404 @@
     <w:p/>
     <w:p>
       <w:pPr>
+        <w:pStyle w:val="Ttulo3"/>
+        <w:ind w:left="1800" w:firstLine="300"/>
+        <w:rPr>
+          <w:lang w:val="en-US"/>
+        </w:rPr>
+      </w:pPr>
+      <w:r>
+        <w:rPr>
+          <w:rStyle w:val="Textoennegrita"/>
+          <w:b/>
+          <w:bCs/>
+          <w:lang w:val="en-US"/>
+        </w:rPr>
+        <w:t>OSPF (Open Shortest Path First)</w:t>
+      </w:r>
+    </w:p>
+    <w:p>
+      <w:pPr>
+        <w:pStyle w:val="NormalWeb"/>
+        <w:numPr>
+          <w:ilvl w:val="0"/>
+          <w:numId w:val="29"/>
+        </w:numPr>
+        <w:tabs>
+          <w:tab w:val="clear" w:pos="720"/>
+          <w:tab w:val="num" w:pos="2460"/>
+        </w:tabs>
+        <w:ind w:left="2460"/>
+        <w:rPr>
+          <w:lang w:val="es-AR"/>
+        </w:rPr>
+      </w:pPr>
+      <w:r>
+        <w:rPr>
+          <w:rStyle w:val="Textoennegrita"/>
+          <w:lang w:val="es-AR"/>
+        </w:rPr>
+        <w:t>Qué es:</w:t>
+      </w:r>
+      <w:r>
+        <w:rPr>
+          <w:lang w:val="es-AR"/>
+        </w:rPr>
+        <w:t xml:space="preserve"> un </w:t>
+      </w:r>
+      <w:r>
+        <w:rPr>
+          <w:rStyle w:val="Textoennegrita"/>
+          <w:lang w:val="es-AR"/>
+        </w:rPr>
+        <w:t>protocolo de enrutamiento interior (IGP)</w:t>
+      </w:r>
+      <w:r>
+        <w:rPr>
+          <w:lang w:val="es-AR"/>
+        </w:rPr>
+        <w:t>, basado en estado de enlace, que calcula las rutas IP óptimas dentro de un dominio de enrutamiento (AS).</w:t>
+      </w:r>
+    </w:p>
+    <w:p>
+      <w:pPr>
+        <w:pStyle w:val="NormalWeb"/>
+        <w:numPr>
+          <w:ilvl w:val="0"/>
+          <w:numId w:val="29"/>
+        </w:numPr>
+        <w:tabs>
+          <w:tab w:val="clear" w:pos="720"/>
+          <w:tab w:val="num" w:pos="2460"/>
+        </w:tabs>
+        <w:ind w:left="2460"/>
+        <w:rPr>
+          <w:lang w:val="es-AR"/>
+        </w:rPr>
+      </w:pPr>
+      <w:r>
+        <w:rPr>
+          <w:rStyle w:val="Textoennegrita"/>
+          <w:lang w:val="es-AR"/>
+        </w:rPr>
+        <w:t>Rol en MPLS:</w:t>
+      </w:r>
+      <w:r>
+        <w:rPr>
+          <w:lang w:val="es-AR"/>
+        </w:rPr>
+        <w:t xml:space="preserve"> OSPF se usa para </w:t>
+      </w:r>
+      <w:r>
+        <w:rPr>
+          <w:rStyle w:val="Textoennegrita"/>
+          <w:lang w:val="es-AR"/>
+        </w:rPr>
+        <w:t>descubrir la topología de red y calcular las rutas IP</w:t>
+      </w:r>
+      <w:r>
+        <w:rPr>
+          <w:lang w:val="es-AR"/>
+        </w:rPr>
+        <w:t xml:space="preserve">. Estas rutas son la base sobre la cual MPLS va a establecer sus </w:t>
+      </w:r>
+      <w:proofErr w:type="spellStart"/>
+      <w:r>
+        <w:rPr>
+          <w:lang w:val="es-AR"/>
+        </w:rPr>
+        <w:t>Label</w:t>
+      </w:r>
+      <w:proofErr w:type="spellEnd"/>
+      <w:r>
+        <w:rPr>
+          <w:lang w:val="es-AR"/>
+        </w:rPr>
+        <w:t xml:space="preserve"> </w:t>
+      </w:r>
+      <w:proofErr w:type="spellStart"/>
+      <w:r>
+        <w:rPr>
+          <w:lang w:val="es-AR"/>
+        </w:rPr>
+        <w:t>Switched</w:t>
+      </w:r>
+      <w:proofErr w:type="spellEnd"/>
+      <w:r>
+        <w:rPr>
+          <w:lang w:val="es-AR"/>
+        </w:rPr>
+        <w:t xml:space="preserve"> </w:t>
+      </w:r>
+      <w:proofErr w:type="spellStart"/>
+      <w:r>
+        <w:rPr>
+          <w:lang w:val="es-AR"/>
+        </w:rPr>
+        <w:t>Paths</w:t>
+      </w:r>
+      <w:proofErr w:type="spellEnd"/>
+      <w:r>
+        <w:rPr>
+          <w:lang w:val="es-AR"/>
+        </w:rPr>
+        <w:t xml:space="preserve"> (</w:t>
+      </w:r>
+      <w:proofErr w:type="spellStart"/>
+      <w:r>
+        <w:rPr>
+          <w:lang w:val="es-AR"/>
+        </w:rPr>
+        <w:t>LSPs</w:t>
+      </w:r>
+      <w:proofErr w:type="spellEnd"/>
+      <w:r>
+        <w:rPr>
+          <w:lang w:val="es-AR"/>
+        </w:rPr>
+        <w:t xml:space="preserve">). Es decir, OSPF asegura que todos los </w:t>
+      </w:r>
+      <w:proofErr w:type="spellStart"/>
+      <w:r>
+        <w:rPr>
+          <w:lang w:val="es-AR"/>
+        </w:rPr>
+        <w:t>routers</w:t>
+      </w:r>
+      <w:proofErr w:type="spellEnd"/>
+      <w:r>
+        <w:rPr>
+          <w:lang w:val="es-AR"/>
+        </w:rPr>
+        <w:t xml:space="preserve"> tengan la misma visión de la red y sepan cuál es el "mejor camino" IP.</w:t>
+      </w:r>
+    </w:p>
+    <w:p>
+      <w:pPr>
+        <w:ind w:left="1740"/>
+      </w:pPr>
+      <w:r>
+        <w:pict w14:anchorId="7CD201B5">
+          <v:rect id="_x0000_i1032" style="width:0;height:1.5pt" o:hralign="center" o:hrstd="t" o:hr="t" fillcolor="#a0a0a0" stroked="f"/>
+        </w:pict>
+      </w:r>
+    </w:p>
+    <w:p>
+      <w:pPr>
+        <w:pStyle w:val="Ttulo3"/>
+        <w:ind w:left="1440" w:firstLine="660"/>
+      </w:pPr>
+      <w:r>
+        <w:rPr>
+          <w:rStyle w:val="Textoennegrita"/>
+          <w:b/>
+          <w:bCs/>
+        </w:rPr>
+        <w:t>LDP (</w:t>
+      </w:r>
+      <w:proofErr w:type="spellStart"/>
+      <w:r>
+        <w:rPr>
+          <w:rStyle w:val="Textoennegrita"/>
+          <w:b/>
+          <w:bCs/>
+        </w:rPr>
+        <w:t>Label</w:t>
+      </w:r>
+      <w:proofErr w:type="spellEnd"/>
+      <w:r>
+        <w:rPr>
+          <w:rStyle w:val="Textoennegrita"/>
+          <w:b/>
+          <w:bCs/>
+        </w:rPr>
+        <w:t xml:space="preserve"> </w:t>
+      </w:r>
+      <w:proofErr w:type="spellStart"/>
+      <w:r>
+        <w:rPr>
+          <w:rStyle w:val="Textoennegrita"/>
+          <w:b/>
+          <w:bCs/>
+        </w:rPr>
+        <w:t>Distribution</w:t>
+      </w:r>
+      <w:proofErr w:type="spellEnd"/>
+      <w:r>
+        <w:rPr>
+          <w:rStyle w:val="Textoennegrita"/>
+          <w:b/>
+          <w:bCs/>
+        </w:rPr>
+        <w:t xml:space="preserve"> </w:t>
+      </w:r>
+      <w:proofErr w:type="spellStart"/>
+      <w:r>
+        <w:rPr>
+          <w:rStyle w:val="Textoennegrita"/>
+          <w:b/>
+          <w:bCs/>
+        </w:rPr>
+        <w:t>Protocol</w:t>
+      </w:r>
+      <w:proofErr w:type="spellEnd"/>
+      <w:r>
+        <w:rPr>
+          <w:rStyle w:val="Textoennegrita"/>
+          <w:b/>
+          <w:bCs/>
+        </w:rPr>
+        <w:t>)</w:t>
+      </w:r>
+    </w:p>
+    <w:p>
+      <w:pPr>
+        <w:pStyle w:val="NormalWeb"/>
+        <w:numPr>
+          <w:ilvl w:val="0"/>
+          <w:numId w:val="30"/>
+        </w:numPr>
+        <w:tabs>
+          <w:tab w:val="clear" w:pos="720"/>
+          <w:tab w:val="num" w:pos="2460"/>
+        </w:tabs>
+        <w:ind w:left="2460"/>
+        <w:rPr>
+          <w:lang w:val="es-AR"/>
+        </w:rPr>
+      </w:pPr>
+      <w:r>
+        <w:rPr>
+          <w:rStyle w:val="Textoennegrita"/>
+          <w:lang w:val="es-AR"/>
+        </w:rPr>
+        <w:t>Qué es:</w:t>
+      </w:r>
+      <w:r>
+        <w:rPr>
+          <w:lang w:val="es-AR"/>
+        </w:rPr>
+        <w:t xml:space="preserve"> un </w:t>
+      </w:r>
+      <w:r>
+        <w:rPr>
+          <w:rStyle w:val="Textoennegrita"/>
+          <w:lang w:val="es-AR"/>
+        </w:rPr>
+        <w:t>protocolo de señalización de etiquetas</w:t>
+      </w:r>
+      <w:r>
+        <w:rPr>
+          <w:lang w:val="es-AR"/>
+        </w:rPr>
+        <w:t xml:space="preserve"> que distribuye los </w:t>
+      </w:r>
+      <w:proofErr w:type="spellStart"/>
+      <w:r>
+        <w:rPr>
+          <w:lang w:val="es-AR"/>
+        </w:rPr>
+        <w:t>labels</w:t>
+      </w:r>
+      <w:proofErr w:type="spellEnd"/>
+      <w:r>
+        <w:rPr>
+          <w:lang w:val="es-AR"/>
+        </w:rPr>
+        <w:t xml:space="preserve"> MPLS entre los </w:t>
+      </w:r>
+      <w:proofErr w:type="spellStart"/>
+      <w:r>
+        <w:rPr>
+          <w:lang w:val="es-AR"/>
+        </w:rPr>
+        <w:t>routers</w:t>
+      </w:r>
+      <w:proofErr w:type="spellEnd"/>
+      <w:r>
+        <w:rPr>
+          <w:lang w:val="es-AR"/>
+        </w:rPr>
+        <w:t>.</w:t>
+      </w:r>
+    </w:p>
+    <w:p>
+      <w:pPr>
+        <w:pStyle w:val="NormalWeb"/>
+        <w:numPr>
+          <w:ilvl w:val="0"/>
+          <w:numId w:val="30"/>
+        </w:numPr>
+        <w:tabs>
+          <w:tab w:val="clear" w:pos="720"/>
+          <w:tab w:val="num" w:pos="2460"/>
+        </w:tabs>
+        <w:ind w:left="2460"/>
+        <w:rPr>
+          <w:lang w:val="es-AR"/>
+        </w:rPr>
+      </w:pPr>
+      <w:r>
+        <w:rPr>
+          <w:rStyle w:val="Textoennegrita"/>
+          <w:lang w:val="es-AR"/>
+        </w:rPr>
+        <w:t>Rol en MPLS:</w:t>
+      </w:r>
+      <w:r>
+        <w:rPr>
+          <w:lang w:val="es-AR"/>
+        </w:rPr>
+        <w:t xml:space="preserve"> una vez que OSPF (u otro IGP) define las rutas IP, LDP asigna y anuncia las etiquetas correspondientes a esos prefijos. Así, los </w:t>
+      </w:r>
+      <w:proofErr w:type="spellStart"/>
+      <w:r>
+        <w:rPr>
+          <w:lang w:val="es-AR"/>
+        </w:rPr>
+        <w:t>routers</w:t>
+      </w:r>
+      <w:proofErr w:type="spellEnd"/>
+      <w:r>
+        <w:rPr>
+          <w:lang w:val="es-AR"/>
+        </w:rPr>
+        <w:t xml:space="preserve"> MPLS construyen tablas de reenvío basadas en etiquetas en lugar de direcciones IP, permitiendo el </w:t>
+      </w:r>
+      <w:proofErr w:type="spellStart"/>
+      <w:r>
+        <w:rPr>
+          <w:rStyle w:val="Textoennegrita"/>
+          <w:lang w:val="es-AR"/>
+        </w:rPr>
+        <w:t>label</w:t>
+      </w:r>
+      <w:proofErr w:type="spellEnd"/>
+      <w:r>
+        <w:rPr>
+          <w:rStyle w:val="Textoennegrita"/>
+          <w:lang w:val="es-AR"/>
+        </w:rPr>
+        <w:t xml:space="preserve"> </w:t>
+      </w:r>
+      <w:proofErr w:type="spellStart"/>
+      <w:r>
+        <w:rPr>
+          <w:rStyle w:val="Textoennegrita"/>
+          <w:lang w:val="es-AR"/>
+        </w:rPr>
+        <w:t>switching</w:t>
+      </w:r>
+      <w:proofErr w:type="spellEnd"/>
+      <w:r>
+        <w:rPr>
+          <w:lang w:val="es-AR"/>
+        </w:rPr>
+        <w:t>.</w:t>
+      </w:r>
+    </w:p>
+    <w:p>
+      <w:pPr>
         <w:pStyle w:val="Ttulo1"/>
         <w:rPr>
           <w:u w:val="single"/>
@@ -5193,7 +7162,71 @@
           <w:sz w:val="20"/>
           <w:lang w:val="es-AR"/>
         </w:rPr>
-        <w:t>La etiqueta MPLS se inserta entre el encabezado de la Capa 2 (por ejemplo, Ethernet o Frame Relay) y el encabezado de la Capa 3 (IP) del paquete. Esta inserción se conoce como "shim header" o encabezado de cuña.</w:t>
+        <w:t xml:space="preserve">La etiqueta MPLS se inserta entre el encabezado de la Capa 2 (por ejemplo, Ethernet o </w:t>
+      </w:r>
+      <w:proofErr w:type="spellStart"/>
+      <w:r>
+        <w:rPr>
+          <w:sz w:val="20"/>
+          <w:lang w:val="es-AR"/>
+        </w:rPr>
+        <w:t>Frame</w:t>
+      </w:r>
+      <w:proofErr w:type="spellEnd"/>
+      <w:r>
+        <w:rPr>
+          <w:sz w:val="20"/>
+          <w:lang w:val="es-AR"/>
+        </w:rPr>
+        <w:t xml:space="preserve"> </w:t>
+      </w:r>
+      <w:proofErr w:type="spellStart"/>
+      <w:r>
+        <w:rPr>
+          <w:sz w:val="20"/>
+          <w:lang w:val="es-AR"/>
+        </w:rPr>
+        <w:t>Relay</w:t>
+      </w:r>
+      <w:proofErr w:type="spellEnd"/>
+      <w:r>
+        <w:rPr>
+          <w:sz w:val="20"/>
+          <w:lang w:val="es-AR"/>
+        </w:rPr>
+        <w:t>) y el encabezado de la Capa 3 (IP) del paquete. Esta inserción se conoce como "</w:t>
+      </w:r>
+      <w:proofErr w:type="spellStart"/>
+      <w:r>
+        <w:rPr>
+          <w:sz w:val="20"/>
+          <w:lang w:val="es-AR"/>
+        </w:rPr>
+        <w:t>shim</w:t>
+      </w:r>
+      <w:proofErr w:type="spellEnd"/>
+      <w:r>
+        <w:rPr>
+          <w:sz w:val="20"/>
+          <w:lang w:val="es-AR"/>
+        </w:rPr>
+        <w:t xml:space="preserve"> </w:t>
+      </w:r>
+      <w:proofErr w:type="spellStart"/>
+      <w:r>
+        <w:rPr>
+          <w:sz w:val="20"/>
+          <w:lang w:val="es-AR"/>
+        </w:rPr>
+        <w:t>header</w:t>
+      </w:r>
+      <w:proofErr w:type="spellEnd"/>
+      <w:r>
+        <w:rPr>
+          <w:sz w:val="20"/>
+          <w:lang w:val="es-AR"/>
+        </w:rPr>
+        <w:t>" o encabezado de cuña.</w:t>
       </w:r>
     </w:p>
     <w:p>
@@ -5332,6 +7365,7 @@
           <w:sz w:val="20"/>
           <w:lang w:val="es-AR"/>
         </w:rPr>
+        <w:lastRenderedPageBreak/>
         <w:tab/>
       </w:r>
       <w:r>
@@ -5347,7 +7381,23 @@
           <w:sz w:val="20"/>
           <w:lang w:val="es-AR"/>
         </w:rPr>
-        <w:t xml:space="preserve"> Label (20 bits): Es la identificaci</w:t>
+        <w:t xml:space="preserve"> </w:t>
+      </w:r>
+      <w:proofErr w:type="spellStart"/>
+      <w:r>
+        <w:rPr>
+          <w:sz w:val="20"/>
+          <w:lang w:val="es-AR"/>
+        </w:rPr>
+        <w:t>Label</w:t>
+      </w:r>
+      <w:proofErr w:type="spellEnd"/>
+      <w:r>
+        <w:rPr>
+          <w:sz w:val="20"/>
+          <w:lang w:val="es-AR"/>
+        </w:rPr>
+        <w:t xml:space="preserve"> (20 bits): Es la identificaci</w:t>
       </w:r>
       <w:r>
         <w:rPr>
@@ -5396,13 +7446,29 @@
           <w:sz w:val="20"/>
           <w:lang w:val="es-AR"/>
         </w:rPr>
-        <w:t xml:space="preserve"> Exp (3 bits): Llamado tambi</w:t>
-      </w:r>
+        <w:t xml:space="preserve"> </w:t>
+      </w:r>
+      <w:proofErr w:type="spellStart"/>
       <w:r>
         <w:rPr>
           <w:sz w:val="20"/>
           <w:lang w:val="es-AR"/>
         </w:rPr>
+        <w:t>Exp</w:t>
+      </w:r>
+      <w:proofErr w:type="spellEnd"/>
+      <w:r>
+        <w:rPr>
+          <w:sz w:val="20"/>
+          <w:lang w:val="es-AR"/>
+        </w:rPr>
+        <w:t xml:space="preserve"> (3 bits): Llamado tambi</w:t>
+      </w:r>
+      <w:r>
+        <w:rPr>
+          <w:sz w:val="20"/>
+          <w:lang w:val="es-AR"/>
+        </w:rPr>
         <w:t>é</w:t>
       </w:r>
       <w:r>
@@ -5410,7 +7476,23 @@
           <w:sz w:val="20"/>
           <w:lang w:val="es-AR"/>
         </w:rPr>
-        <w:t>n bits experimentales, aparece como QoS en otros textos, afecta al encolado y descarte de paquetes.</w:t>
+        <w:t xml:space="preserve">n bits experimentales, aparece como </w:t>
+      </w:r>
+      <w:proofErr w:type="spellStart"/>
+      <w:r>
+        <w:rPr>
+          <w:sz w:val="20"/>
+          <w:lang w:val="es-AR"/>
+        </w:rPr>
+        <w:t>QoS</w:t>
+      </w:r>
+      <w:proofErr w:type="spellEnd"/>
+      <w:r>
+        <w:rPr>
+          <w:sz w:val="20"/>
+          <w:lang w:val="es-AR"/>
+        </w:rPr>
+        <w:t xml:space="preserve"> en otros textos, afecta al encolado y descarte de paquetes.</w:t>
       </w:r>
     </w:p>
     <w:p>
@@ -5466,7 +7548,23 @@
           <w:sz w:val="20"/>
           <w:lang w:val="es-AR"/>
         </w:rPr>
-        <w:t>s stack, sirve para el apilado jer</w:t>
+        <w:t xml:space="preserve">s </w:t>
+      </w:r>
+      <w:proofErr w:type="spellStart"/>
+      <w:r>
+        <w:rPr>
+          <w:sz w:val="20"/>
+          <w:lang w:val="es-AR"/>
+        </w:rPr>
+        <w:t>stack</w:t>
+      </w:r>
+      <w:proofErr w:type="spellEnd"/>
+      <w:r>
+        <w:rPr>
+          <w:sz w:val="20"/>
+          <w:lang w:val="es-AR"/>
+        </w:rPr>
+        <w:t>, sirve para el apilado jer</w:t>
       </w:r>
       <w:r>
         <w:rPr>
@@ -5564,7 +7662,23 @@
           <w:sz w:val="20"/>
           <w:lang w:val="es-AR"/>
         </w:rPr>
-        <w:t xml:space="preserve"> TTL (8 bits): Time-to-Live, misma funcionalidad que en IP, se decrementa en cada enrutador y al llegar al valor de 0, el paquete es descartado. Generalmente sustituye el campo TTL de la cabecera IP</w:t>
+        <w:t xml:space="preserve"> TTL (8 bits): Time-</w:t>
+      </w:r>
+      <w:proofErr w:type="spellStart"/>
+      <w:r>
+        <w:rPr>
+          <w:sz w:val="20"/>
+          <w:lang w:val="es-AR"/>
+        </w:rPr>
+        <w:t>to</w:t>
+      </w:r>
+      <w:proofErr w:type="spellEnd"/>
+      <w:r>
+        <w:rPr>
+          <w:sz w:val="20"/>
+          <w:lang w:val="es-AR"/>
+        </w:rPr>
+        <w:t>-Live, misma funcionalidad que en IP, se decrementa en cada enrutador y al llegar al valor de 0, el paquete es descartado. Generalmente sustituye el campo TTL de la cabecera IP</w:t>
       </w:r>
       <w:r>
         <w:rPr>
@@ -5618,7 +7732,39 @@
           <w:sz w:val="20"/>
           <w:lang w:val="es-AR"/>
         </w:rPr>
-        <w:t>La etiqueta se utiliza en el proceso de conmutación de etiquetas (label switching):</w:t>
+        <w:t>La etiqueta se utiliza en el proceso de conmutación de etiquetas (</w:t>
+      </w:r>
+      <w:proofErr w:type="spellStart"/>
+      <w:r>
+        <w:rPr>
+          <w:sz w:val="20"/>
+          <w:lang w:val="es-AR"/>
+        </w:rPr>
+        <w:t>label</w:t>
+      </w:r>
+      <w:proofErr w:type="spellEnd"/>
+      <w:r>
+        <w:rPr>
+          <w:sz w:val="20"/>
+          <w:lang w:val="es-AR"/>
+        </w:rPr>
+        <w:t xml:space="preserve"> </w:t>
+      </w:r>
+      <w:proofErr w:type="spellStart"/>
+      <w:r>
+        <w:rPr>
+          <w:sz w:val="20"/>
+          <w:lang w:val="es-AR"/>
+        </w:rPr>
+        <w:t>switching</w:t>
+      </w:r>
+      <w:proofErr w:type="spellEnd"/>
+      <w:r>
+        <w:rPr>
+          <w:sz w:val="20"/>
+          <w:lang w:val="es-AR"/>
+        </w:rPr>
+        <w:t>):</w:t>
       </w:r>
     </w:p>
     <w:p>
@@ -5656,7 +7802,55 @@
           <w:sz w:val="20"/>
           <w:lang w:val="es-AR"/>
         </w:rPr>
-        <w:t>Entrada (Push): El router de borde de entrada (LER) examina el encabezado IP, lo clasifica en una FEC y le añade (push) una o más etiquetas.</w:t>
+        <w:t>Entrada (</w:t>
+      </w:r>
+      <w:proofErr w:type="spellStart"/>
+      <w:r>
+        <w:rPr>
+          <w:sz w:val="20"/>
+          <w:lang w:val="es-AR"/>
+        </w:rPr>
+        <w:t>Push</w:t>
+      </w:r>
+      <w:proofErr w:type="spellEnd"/>
+      <w:r>
+        <w:rPr>
+          <w:sz w:val="20"/>
+          <w:lang w:val="es-AR"/>
+        </w:rPr>
+        <w:t xml:space="preserve">): El </w:t>
+      </w:r>
+      <w:proofErr w:type="spellStart"/>
+      <w:r>
+        <w:rPr>
+          <w:sz w:val="20"/>
+          <w:lang w:val="es-AR"/>
+        </w:rPr>
+        <w:t>router</w:t>
+      </w:r>
+      <w:proofErr w:type="spellEnd"/>
+      <w:r>
+        <w:rPr>
+          <w:sz w:val="20"/>
+          <w:lang w:val="es-AR"/>
+        </w:rPr>
+        <w:t xml:space="preserve"> de borde de entrada (LER) examina el encabezado IP, lo clasifica en una FEC y le añade (</w:t>
+      </w:r>
+      <w:proofErr w:type="spellStart"/>
+      <w:r>
+        <w:rPr>
+          <w:sz w:val="20"/>
+          <w:lang w:val="es-AR"/>
+        </w:rPr>
+        <w:t>push</w:t>
+      </w:r>
+      <w:proofErr w:type="spellEnd"/>
+      <w:r>
+        <w:rPr>
+          <w:sz w:val="20"/>
+          <w:lang w:val="es-AR"/>
+        </w:rPr>
+        <w:t>) una o más etiquetas.</w:t>
       </w:r>
     </w:p>
     <w:p>
@@ -5695,7 +7889,23 @@
           <w:sz w:val="20"/>
           <w:lang w:val="es-AR"/>
         </w:rPr>
-        <w:t>Núcleo (Swap): Los routers del núcleo (LSR) reciben el paquete, utilizan la etiqueta en la parte superior de la pila como índice en la tabla LFIB, y realizan una operación de intercambio (swap) de la etiqueta por una nueva. La decisión de reenvío se basa únicamente en el valor de la etiqueta, sin inspeccionar el encabezado IP.</w:t>
+        <w:t xml:space="preserve">Núcleo (Swap): Los </w:t>
+      </w:r>
+      <w:proofErr w:type="spellStart"/>
+      <w:r>
+        <w:rPr>
+          <w:sz w:val="20"/>
+          <w:lang w:val="es-AR"/>
+        </w:rPr>
+        <w:t>routers</w:t>
+      </w:r>
+      <w:proofErr w:type="spellEnd"/>
+      <w:r>
+        <w:rPr>
+          <w:sz w:val="20"/>
+          <w:lang w:val="es-AR"/>
+        </w:rPr>
+        <w:t xml:space="preserve"> del núcleo (LSR) reciben el paquete, utilizan la etiqueta en la parte superior de la pila como índice en la tabla LFIB, y realizan una operación de intercambio (swap) de la etiqueta por una nueva. La decisión de reenvío se basa únicamente en el valor de la etiqueta, sin inspeccionar el encabezado IP.</w:t>
       </w:r>
     </w:p>
     <w:p>
@@ -5734,7 +7944,55 @@
           <w:sz w:val="20"/>
           <w:lang w:val="es-AR"/>
         </w:rPr>
-        <w:t>Salida (Pop/Pull): El router de borde de salida (LER) recibe el paquete etiquetado, elimina (pop/pull) la última etiqueta antes de reenviar el paquete a su destino final a través de la red IP tradicional.</w:t>
+        <w:t>Salida (Pop/</w:t>
+      </w:r>
+      <w:proofErr w:type="spellStart"/>
+      <w:r>
+        <w:rPr>
+          <w:sz w:val="20"/>
+          <w:lang w:val="es-AR"/>
+        </w:rPr>
+        <w:t>Pull</w:t>
+      </w:r>
+      <w:proofErr w:type="spellEnd"/>
+      <w:r>
+        <w:rPr>
+          <w:sz w:val="20"/>
+          <w:lang w:val="es-AR"/>
+        </w:rPr>
+        <w:t xml:space="preserve">): El </w:t>
+      </w:r>
+      <w:proofErr w:type="spellStart"/>
+      <w:r>
+        <w:rPr>
+          <w:sz w:val="20"/>
+          <w:lang w:val="es-AR"/>
+        </w:rPr>
+        <w:t>router</w:t>
+      </w:r>
+      <w:proofErr w:type="spellEnd"/>
+      <w:r>
+        <w:rPr>
+          <w:sz w:val="20"/>
+          <w:lang w:val="es-AR"/>
+        </w:rPr>
+        <w:t xml:space="preserve"> de borde de salida (LER) recibe el paquete etiquetado, elimina (pop/</w:t>
+      </w:r>
+      <w:proofErr w:type="spellStart"/>
+      <w:r>
+        <w:rPr>
+          <w:sz w:val="20"/>
+          <w:lang w:val="es-AR"/>
+        </w:rPr>
+        <w:t>pull</w:t>
+      </w:r>
+      <w:proofErr w:type="spellEnd"/>
+      <w:r>
+        <w:rPr>
+          <w:sz w:val="20"/>
+          <w:lang w:val="es-AR"/>
+        </w:rPr>
+        <w:t>) la última etiqueta antes de reenviar el paquete a su destino final a través de la red IP tradicional.</w:t>
       </w:r>
     </w:p>
     <w:p>
@@ -5775,13 +8033,14 @@
           <w:sz w:val="20"/>
         </w:rPr>
       </w:pPr>
-      <w:r>
-        <w:rPr>
-          <w:sz w:val="20"/>
-        </w:rPr>
-        <w:lastRenderedPageBreak/>
+      <w:proofErr w:type="spellStart"/>
+      <w:r>
+        <w:rPr>
+          <w:sz w:val="20"/>
+        </w:rPr>
         <w:t>Forwarding</w:t>
       </w:r>
+      <w:proofErr w:type="spellEnd"/>
       <w:r>
         <w:rPr>
           <w:spacing w:val="-9"/>
@@ -5789,12 +8048,14 @@
         </w:rPr>
         <w:t xml:space="preserve"> </w:t>
       </w:r>
+      <w:proofErr w:type="spellStart"/>
       <w:r>
         <w:rPr>
           <w:sz w:val="20"/>
         </w:rPr>
         <w:t>Equivalence</w:t>
       </w:r>
+      <w:proofErr w:type="spellEnd"/>
       <w:r>
         <w:rPr>
           <w:spacing w:val="-9"/>
@@ -5802,12 +8063,14 @@
         </w:rPr>
         <w:t xml:space="preserve"> </w:t>
       </w:r>
+      <w:proofErr w:type="spellStart"/>
       <w:r>
         <w:rPr>
           <w:sz w:val="20"/>
         </w:rPr>
         <w:t>Class</w:t>
       </w:r>
+      <w:proofErr w:type="spellEnd"/>
       <w:r>
         <w:rPr>
           <w:spacing w:val="-8"/>
@@ -5954,7 +8217,55 @@
           <w:sz w:val="20"/>
           <w:lang w:val="es-AR"/>
         </w:rPr>
-        <w:t>pero también puede basarse en criterios de Calidad de Servicio (QoS), VPNs, o Clase de Servicio (CoS).</w:t>
+        <w:t>pero también puede basarse en criterios de Calidad de Servicio (</w:t>
+      </w:r>
+      <w:proofErr w:type="spellStart"/>
+      <w:r>
+        <w:rPr>
+          <w:sz w:val="20"/>
+          <w:lang w:val="es-AR"/>
+        </w:rPr>
+        <w:t>QoS</w:t>
+      </w:r>
+      <w:proofErr w:type="spellEnd"/>
+      <w:r>
+        <w:rPr>
+          <w:sz w:val="20"/>
+          <w:lang w:val="es-AR"/>
+        </w:rPr>
+        <w:t xml:space="preserve">), </w:t>
+      </w:r>
+      <w:proofErr w:type="spellStart"/>
+      <w:r>
+        <w:rPr>
+          <w:sz w:val="20"/>
+          <w:lang w:val="es-AR"/>
+        </w:rPr>
+        <w:t>VPNs</w:t>
+      </w:r>
+      <w:proofErr w:type="spellEnd"/>
+      <w:r>
+        <w:rPr>
+          <w:sz w:val="20"/>
+          <w:lang w:val="es-AR"/>
+        </w:rPr>
+        <w:t>, o Clase de Servicio (</w:t>
+      </w:r>
+      <w:proofErr w:type="spellStart"/>
+      <w:r>
+        <w:rPr>
+          <w:sz w:val="20"/>
+          <w:lang w:val="es-AR"/>
+        </w:rPr>
+        <w:t>CoS</w:t>
+      </w:r>
+      <w:proofErr w:type="spellEnd"/>
+      <w:r>
+        <w:rPr>
+          <w:sz w:val="20"/>
+          <w:lang w:val="es-AR"/>
+        </w:rPr>
+        <w:t>).</w:t>
       </w:r>
     </w:p>
     <w:p>
@@ -6024,12 +8335,14 @@
           <w:sz w:val="20"/>
         </w:rPr>
       </w:pPr>
+      <w:proofErr w:type="spellStart"/>
       <w:r>
         <w:rPr>
           <w:sz w:val="20"/>
         </w:rPr>
         <w:t>Label</w:t>
       </w:r>
+      <w:proofErr w:type="spellEnd"/>
       <w:r>
         <w:rPr>
           <w:spacing w:val="-8"/>
@@ -6037,12 +8350,14 @@
         </w:rPr>
         <w:t xml:space="preserve"> </w:t>
       </w:r>
+      <w:proofErr w:type="spellStart"/>
       <w:r>
         <w:rPr>
           <w:sz w:val="20"/>
         </w:rPr>
         <w:t>Switched</w:t>
       </w:r>
+      <w:proofErr w:type="spellEnd"/>
       <w:r>
         <w:rPr>
           <w:spacing w:val="-6"/>
@@ -6050,12 +8365,14 @@
         </w:rPr>
         <w:t xml:space="preserve"> </w:t>
       </w:r>
+      <w:proofErr w:type="spellStart"/>
       <w:r>
         <w:rPr>
           <w:sz w:val="20"/>
         </w:rPr>
         <w:t>Path</w:t>
       </w:r>
+      <w:proofErr w:type="spellEnd"/>
       <w:r>
         <w:rPr>
           <w:spacing w:val="-5"/>
@@ -6163,7 +8480,61 @@
           <w:szCs w:val="20"/>
           <w:lang w:val="es-AR"/>
         </w:rPr>
-        <w:t xml:space="preserve"> El LSP se establece antes de que llegue el tráfico de datos, utilizando protocolos de distribución de etiquetas como LDP (Label Distribution Protocol) o RSVP-TE.</w:t>
+        <w:t xml:space="preserve"> El LSP se establece antes de que llegue el tráfico de datos, utilizando protocolos de distribución de etiquetas como LDP (</w:t>
+      </w:r>
+      <w:proofErr w:type="spellStart"/>
+      <w:r>
+        <w:rPr>
+          <w:sz w:val="20"/>
+          <w:szCs w:val="20"/>
+          <w:lang w:val="es-AR"/>
+        </w:rPr>
+        <w:t>Label</w:t>
+      </w:r>
+      <w:proofErr w:type="spellEnd"/>
+      <w:r>
+        <w:rPr>
+          <w:sz w:val="20"/>
+          <w:szCs w:val="20"/>
+          <w:lang w:val="es-AR"/>
+        </w:rPr>
+        <w:t xml:space="preserve"> </w:t>
+      </w:r>
+      <w:proofErr w:type="spellStart"/>
+      <w:r>
+        <w:rPr>
+          <w:sz w:val="20"/>
+          <w:szCs w:val="20"/>
+          <w:lang w:val="es-AR"/>
+        </w:rPr>
+        <w:t>Distribution</w:t>
+      </w:r>
+      <w:proofErr w:type="spellEnd"/>
+      <w:r>
+        <w:rPr>
+          <w:sz w:val="20"/>
+          <w:szCs w:val="20"/>
+          <w:lang w:val="es-AR"/>
+        </w:rPr>
+        <w:t xml:space="preserve"> </w:t>
+      </w:r>
+      <w:proofErr w:type="spellStart"/>
+      <w:r>
+        <w:rPr>
+          <w:sz w:val="20"/>
+          <w:szCs w:val="20"/>
+          <w:lang w:val="es-AR"/>
+        </w:rPr>
+        <w:t>Protocol</w:t>
+      </w:r>
+      <w:proofErr w:type="spellEnd"/>
+      <w:r>
+        <w:rPr>
+          <w:sz w:val="20"/>
+          <w:szCs w:val="20"/>
+          <w:lang w:val="es-AR"/>
+        </w:rPr>
+        <w:t>) o RSVP-TE.</w:t>
       </w:r>
     </w:p>
     <w:p>
@@ -6531,27 +8902,45 @@
           <w:szCs w:val="20"/>
           <w:lang w:val="es-AR"/>
         </w:rPr>
-        <w:t>: Forman el núcleo (core) de la red MPLS. En su práctica, R2-LSR y R3-LSR son LSR Core.</w:t>
-      </w:r>
-    </w:p>
-    <w:p>
-      <w:pPr>
-        <w:ind w:left="1859"/>
+        <w:t>: Forman el núcleo (</w:t>
+      </w:r>
+      <w:proofErr w:type="spellStart"/>
+      <w:r>
         <w:rPr>
           <w:sz w:val="20"/>
           <w:szCs w:val="20"/>
           <w:lang w:val="es-AR"/>
         </w:rPr>
-      </w:pPr>
-    </w:p>
-    <w:p>
-      <w:pPr>
-        <w:ind w:left="1859"/>
+        <w:t>core</w:t>
+      </w:r>
+      <w:proofErr w:type="spellEnd"/>
+      <w:r>
         <w:rPr>
           <w:sz w:val="20"/>
           <w:szCs w:val="20"/>
           <w:lang w:val="es-AR"/>
         </w:rPr>
+        <w:t>) de la red MPLS. En su práctica, R2-LSR y R3-LSR son LSR Core.</w:t>
+      </w:r>
+    </w:p>
+    <w:p>
+      <w:pPr>
+        <w:ind w:left="1859"/>
+        <w:rPr>
+          <w:sz w:val="20"/>
+          <w:szCs w:val="20"/>
+          <w:lang w:val="es-AR"/>
+        </w:rPr>
+      </w:pPr>
+    </w:p>
+    <w:p>
+      <w:pPr>
+        <w:ind w:left="1859"/>
+        <w:rPr>
+          <w:sz w:val="20"/>
+          <w:szCs w:val="20"/>
+          <w:lang w:val="es-AR"/>
+        </w:rPr>
       </w:pPr>
       <w:r>
         <w:rPr>
@@ -6569,7 +8958,43 @@
           <w:szCs w:val="20"/>
           <w:lang w:val="es-AR"/>
         </w:rPr>
-        <w:t>: Solo se encargan de la conmutación de etiquetas (Label Switching). Reciben paquetes etiquetados, realizan la operación de Swap (intercambio de etiqueta) y los reenvían al siguiente LSR en el LSP. No inspeccionan el encabezado IP.</w:t>
+        <w:t>: Solo se encargan de la conmutación de etiquetas (</w:t>
+      </w:r>
+      <w:proofErr w:type="spellStart"/>
+      <w:r>
+        <w:rPr>
+          <w:sz w:val="20"/>
+          <w:szCs w:val="20"/>
+          <w:lang w:val="es-AR"/>
+        </w:rPr>
+        <w:t>Label</w:t>
+      </w:r>
+      <w:proofErr w:type="spellEnd"/>
+      <w:r>
+        <w:rPr>
+          <w:sz w:val="20"/>
+          <w:szCs w:val="20"/>
+          <w:lang w:val="es-AR"/>
+        </w:rPr>
+        <w:t xml:space="preserve"> </w:t>
+      </w:r>
+      <w:proofErr w:type="spellStart"/>
+      <w:r>
+        <w:rPr>
+          <w:sz w:val="20"/>
+          <w:szCs w:val="20"/>
+          <w:lang w:val="es-AR"/>
+        </w:rPr>
+        <w:t>Switching</w:t>
+      </w:r>
+      <w:proofErr w:type="spellEnd"/>
+      <w:r>
+        <w:rPr>
+          <w:sz w:val="20"/>
+          <w:szCs w:val="20"/>
+          <w:lang w:val="es-AR"/>
+        </w:rPr>
+        <w:t>). Reciben paquetes etiquetados, realizan la operación de Swap (intercambio de etiqueta) y los reenvían al siguiente LSR en el LSP. No inspeccionan el encabezado IP.</w:t>
       </w:r>
     </w:p>
     <w:p>
@@ -6639,17 +9064,35 @@
           <w:szCs w:val="20"/>
           <w:lang w:val="es-AR"/>
         </w:rPr>
-        <w:t xml:space="preserve"> Se encuentran en el borde (edge) de la red MPLS, interactuando con las redes IP tradicionales. En su práctica, R1-LER y R4-LER son LER.</w:t>
-      </w:r>
-    </w:p>
-    <w:p>
-      <w:pPr>
-        <w:ind w:left="1859"/>
+        <w:t xml:space="preserve"> Se encuentran en el borde (</w:t>
+      </w:r>
+      <w:proofErr w:type="spellStart"/>
+      <w:r>
         <w:rPr>
           <w:sz w:val="20"/>
           <w:szCs w:val="20"/>
           <w:lang w:val="es-AR"/>
         </w:rPr>
+        <w:t>edge</w:t>
+      </w:r>
+      <w:proofErr w:type="spellEnd"/>
+      <w:r>
+        <w:rPr>
+          <w:sz w:val="20"/>
+          <w:szCs w:val="20"/>
+          <w:lang w:val="es-AR"/>
+        </w:rPr>
+        <w:t>) de la red MPLS, interactuando con las redes IP tradicionales. En su práctica, R1-LER y R4-LER son LER.</w:t>
+      </w:r>
+    </w:p>
+    <w:p>
+      <w:pPr>
+        <w:ind w:left="1859"/>
+        <w:rPr>
+          <w:sz w:val="20"/>
+          <w:szCs w:val="20"/>
+          <w:lang w:val="es-AR"/>
+        </w:rPr>
       </w:pPr>
     </w:p>
     <w:p>
@@ -6699,35 +9142,71 @@
           <w:szCs w:val="20"/>
           <w:lang w:val="es-AR"/>
         </w:rPr>
-        <w:t>En la Entrada (R1-LER): Realiza la función de Push (insertar etiqueta). Clasifica los paquetes IP en una FEC y les añade la primera etiqueta MPLS.</w:t>
-      </w:r>
-    </w:p>
-    <w:p>
-      <w:pPr>
-        <w:ind w:left="1859"/>
+        <w:t xml:space="preserve">En la Entrada (R1-LER): Realiza la función de </w:t>
+      </w:r>
+      <w:proofErr w:type="spellStart"/>
+      <w:r>
         <w:rPr>
           <w:sz w:val="20"/>
           <w:szCs w:val="20"/>
           <w:lang w:val="es-AR"/>
         </w:rPr>
-      </w:pPr>
-    </w:p>
-    <w:p>
-      <w:pPr>
-        <w:ind w:left="1859"/>
+        <w:t>Push</w:t>
+      </w:r>
+      <w:proofErr w:type="spellEnd"/>
+      <w:r>
         <w:rPr>
           <w:sz w:val="20"/>
           <w:szCs w:val="20"/>
           <w:lang w:val="es-AR"/>
         </w:rPr>
-      </w:pPr>
-      <w:r>
+        <w:t xml:space="preserve"> (insertar etiqueta). Clasifica los paquetes IP en una FEC y les añade la primera etiqueta MPLS.</w:t>
+      </w:r>
+    </w:p>
+    <w:p>
+      <w:pPr>
+        <w:ind w:left="1859"/>
         <w:rPr>
           <w:sz w:val="20"/>
           <w:szCs w:val="20"/>
           <w:lang w:val="es-AR"/>
         </w:rPr>
-        <w:t>En la Salida (R4-LER): Realiza la función de Pop/Pull (quitar etiqueta). Retira la última etiqueta MPLS y reenvía el paquete como un paquete IP normal a la red de destino.</w:t>
+      </w:pPr>
+    </w:p>
+    <w:p>
+      <w:pPr>
+        <w:ind w:left="1859"/>
+        <w:rPr>
+          <w:sz w:val="20"/>
+          <w:szCs w:val="20"/>
+          <w:lang w:val="es-AR"/>
+        </w:rPr>
+      </w:pPr>
+      <w:r>
+        <w:rPr>
+          <w:sz w:val="20"/>
+          <w:szCs w:val="20"/>
+          <w:lang w:val="es-AR"/>
+        </w:rPr>
+        <w:t>En la Salida (R4-LER): Realiza la función de Pop/</w:t>
+      </w:r>
+      <w:proofErr w:type="spellStart"/>
+      <w:r>
+        <w:rPr>
+          <w:sz w:val="20"/>
+          <w:szCs w:val="20"/>
+          <w:lang w:val="es-AR"/>
+        </w:rPr>
+        <w:t>Pull</w:t>
+      </w:r>
+      <w:proofErr w:type="spellEnd"/>
+      <w:r>
+        <w:rPr>
+          <w:sz w:val="20"/>
+          <w:szCs w:val="20"/>
+          <w:lang w:val="es-AR"/>
+        </w:rPr>
+        <w:t xml:space="preserve"> (quitar etiqueta). Retira la última etiqueta MPLS y reenvía el paquete como un paquete IP normal a la red de destino.</w:t>
       </w:r>
     </w:p>
     <w:p>
@@ -6905,15 +9384,7 @@
           <w:sz w:val="20"/>
           <w:szCs w:val="20"/>
         </w:rPr>
-        <w:t xml:space="preserve">, que </w:t>
-      </w:r>
-      <w:r>
-        <w:rPr>
-          <w:sz w:val="20"/>
-          <w:szCs w:val="20"/>
-        </w:rPr>
-        <w:lastRenderedPageBreak/>
-        <w:t xml:space="preserve">es la tabla de </w:t>
+        <w:t xml:space="preserve">, que es la tabla de </w:t>
       </w:r>
       <w:r>
         <w:rPr>
@@ -7002,7 +9473,25 @@
           <w:szCs w:val="20"/>
           <w:lang w:val="es-AR"/>
         </w:rPr>
-        <w:t xml:space="preserve"> de un router MPLS. Es la tabla central donde el </w:t>
+        <w:t xml:space="preserve"> de un </w:t>
+      </w:r>
+      <w:proofErr w:type="spellStart"/>
+      <w:r>
+        <w:rPr>
+          <w:sz w:val="20"/>
+          <w:szCs w:val="20"/>
+          <w:lang w:val="es-AR"/>
+        </w:rPr>
+        <w:t>router</w:t>
+      </w:r>
+      <w:proofErr w:type="spellEnd"/>
+      <w:r>
+        <w:rPr>
+          <w:sz w:val="20"/>
+          <w:szCs w:val="20"/>
+          <w:lang w:val="es-AR"/>
+        </w:rPr>
+        <w:t xml:space="preserve"> MPLS. Es la tabla central donde el </w:t>
       </w:r>
       <w:r>
         <w:rPr>
@@ -7117,6 +9606,7 @@
         </w:rPr>
         <w:t xml:space="preserve"> Almacena todas las etiquetas asignadas para cada </w:t>
       </w:r>
+      <w:proofErr w:type="spellStart"/>
       <w:r>
         <w:rPr>
           <w:i/>
@@ -7125,8 +9615,53 @@
           <w:szCs w:val="20"/>
           <w:lang w:val="es-AR"/>
         </w:rPr>
-        <w:t>Forwarding Equivalence Class</w:t>
-      </w:r>
+        <w:t>Forwarding</w:t>
+      </w:r>
+      <w:proofErr w:type="spellEnd"/>
+      <w:r>
+        <w:rPr>
+          <w:i/>
+          <w:iCs/>
+          <w:sz w:val="20"/>
+          <w:szCs w:val="20"/>
+          <w:lang w:val="es-AR"/>
+        </w:rPr>
+        <w:t xml:space="preserve"> </w:t>
+      </w:r>
+      <w:proofErr w:type="spellStart"/>
+      <w:r>
+        <w:rPr>
+          <w:i/>
+          <w:iCs/>
+          <w:sz w:val="20"/>
+          <w:szCs w:val="20"/>
+          <w:lang w:val="es-AR"/>
+        </w:rPr>
+        <w:t>Equivalence</w:t>
+      </w:r>
+      <w:proofErr w:type="spellEnd"/>
+      <w:r>
+        <w:rPr>
+          <w:i/>
+          <w:iCs/>
+          <w:sz w:val="20"/>
+          <w:szCs w:val="20"/>
+          <w:lang w:val="es-AR"/>
+        </w:rPr>
+        <w:t xml:space="preserve"> </w:t>
+      </w:r>
+      <w:proofErr w:type="spellStart"/>
+      <w:r>
+        <w:rPr>
+          <w:i/>
+          <w:iCs/>
+          <w:sz w:val="20"/>
+          <w:szCs w:val="20"/>
+          <w:lang w:val="es-AR"/>
+        </w:rPr>
+        <w:t>Class</w:t>
+      </w:r>
+      <w:proofErr w:type="spellEnd"/>
       <w:r>
         <w:rPr>
           <w:sz w:val="20"/>
@@ -7196,15 +9731,67 @@
           <w:szCs w:val="20"/>
           <w:lang w:val="es-AR"/>
         </w:rPr>
-        <w:t>LDP Label Mapping</w:t>
-      </w:r>
-      <w:r>
-        <w:rPr>
+        <w:t xml:space="preserve">LDP </w:t>
+      </w:r>
+      <w:proofErr w:type="spellStart"/>
+      <w:r>
+        <w:rPr>
+          <w:b/>
+          <w:bCs/>
           <w:sz w:val="20"/>
           <w:szCs w:val="20"/>
           <w:lang w:val="es-AR"/>
         </w:rPr>
-        <w:t xml:space="preserve"> que el router recibe de sus vecinos.</w:t>
+        <w:t>Label</w:t>
+      </w:r>
+      <w:proofErr w:type="spellEnd"/>
+      <w:r>
+        <w:rPr>
+          <w:b/>
+          <w:bCs/>
+          <w:sz w:val="20"/>
+          <w:szCs w:val="20"/>
+          <w:lang w:val="es-AR"/>
+        </w:rPr>
+        <w:t xml:space="preserve"> </w:t>
+      </w:r>
+      <w:proofErr w:type="spellStart"/>
+      <w:r>
+        <w:rPr>
+          <w:b/>
+          <w:bCs/>
+          <w:sz w:val="20"/>
+          <w:szCs w:val="20"/>
+          <w:lang w:val="es-AR"/>
+        </w:rPr>
+        <w:t>Mapping</w:t>
+      </w:r>
+      <w:proofErr w:type="spellEnd"/>
+      <w:r>
+        <w:rPr>
+          <w:sz w:val="20"/>
+          <w:szCs w:val="20"/>
+          <w:lang w:val="es-AR"/>
+        </w:rPr>
+        <w:t xml:space="preserve"> que el </w:t>
+      </w:r>
+      <w:proofErr w:type="spellStart"/>
+      <w:r>
+        <w:rPr>
+          <w:sz w:val="20"/>
+          <w:szCs w:val="20"/>
+          <w:lang w:val="es-AR"/>
+        </w:rPr>
+        <w:t>router</w:t>
+      </w:r>
+      <w:proofErr w:type="spellEnd"/>
+      <w:r>
+        <w:rPr>
+          <w:sz w:val="20"/>
+          <w:szCs w:val="20"/>
+          <w:lang w:val="es-AR"/>
+        </w:rPr>
+        <w:t xml:space="preserve"> recibe de sus vecinos.</w:t>
       </w:r>
     </w:p>
     <w:p>
@@ -7269,7 +9856,23 @@
           <w:sz w:val="20"/>
           <w:szCs w:val="20"/>
         </w:rPr>
-        <w:t xml:space="preserve"> de un router MPLS. Es el corazón del plano de datos (Data Plane) y se utiliza para tomar decisiones de conmutación de etiquetas en tiempo real.</w:t>
+        <w:t xml:space="preserve"> de un </w:t>
+      </w:r>
+      <w:proofErr w:type="spellStart"/>
+      <w:r>
+        <w:rPr>
+          <w:sz w:val="20"/>
+          <w:szCs w:val="20"/>
+        </w:rPr>
+        <w:t>router</w:t>
+      </w:r>
+      <w:proofErr w:type="spellEnd"/>
+      <w:r>
+        <w:rPr>
+          <w:sz w:val="20"/>
+          <w:szCs w:val="20"/>
+        </w:rPr>
+        <w:t xml:space="preserve"> MPLS. Es el corazón del plano de datos (Data Plane) y se utiliza para tomar decisiones de conmutación de etiquetas en tiempo real.</w:t>
       </w:r>
       <w:r>
         <w:rPr>
@@ -7429,15 +10032,99 @@
           <w:szCs w:val="20"/>
           <w:lang w:val="es-AR"/>
         </w:rPr>
-        <w:t>"Next Hop Label Forwarding Entry" (NHLFE):</w:t>
-      </w:r>
-      <w:r>
-        <w:rPr>
+        <w:t xml:space="preserve">"Next Hop </w:t>
+      </w:r>
+      <w:proofErr w:type="spellStart"/>
+      <w:r>
+        <w:rPr>
+          <w:b/>
+          <w:bCs/>
           <w:sz w:val="20"/>
           <w:szCs w:val="20"/>
           <w:lang w:val="es-AR"/>
         </w:rPr>
-        <w:t xml:space="preserve"> Cada entrada en la LFIB se denomina NHLFE. Estas entradas representan la acción de reenvío que debe realizarse (Swap, Pop o Push).</w:t>
+        <w:t>Label</w:t>
+      </w:r>
+      <w:proofErr w:type="spellEnd"/>
+      <w:r>
+        <w:rPr>
+          <w:b/>
+          <w:bCs/>
+          <w:sz w:val="20"/>
+          <w:szCs w:val="20"/>
+          <w:lang w:val="es-AR"/>
+        </w:rPr>
+        <w:t xml:space="preserve"> </w:t>
+      </w:r>
+      <w:proofErr w:type="spellStart"/>
+      <w:r>
+        <w:rPr>
+          <w:b/>
+          <w:bCs/>
+          <w:sz w:val="20"/>
+          <w:szCs w:val="20"/>
+          <w:lang w:val="es-AR"/>
+        </w:rPr>
+        <w:t>Forwarding</w:t>
+      </w:r>
+      <w:proofErr w:type="spellEnd"/>
+      <w:r>
+        <w:rPr>
+          <w:b/>
+          <w:bCs/>
+          <w:sz w:val="20"/>
+          <w:szCs w:val="20"/>
+          <w:lang w:val="es-AR"/>
+        </w:rPr>
+        <w:t xml:space="preserve"> </w:t>
+      </w:r>
+      <w:proofErr w:type="spellStart"/>
+      <w:r>
+        <w:rPr>
+          <w:b/>
+          <w:bCs/>
+          <w:sz w:val="20"/>
+          <w:szCs w:val="20"/>
+          <w:lang w:val="es-AR"/>
+        </w:rPr>
+        <w:t>Entry</w:t>
+      </w:r>
+      <w:proofErr w:type="spellEnd"/>
+      <w:r>
+        <w:rPr>
+          <w:b/>
+          <w:bCs/>
+          <w:sz w:val="20"/>
+          <w:szCs w:val="20"/>
+          <w:lang w:val="es-AR"/>
+        </w:rPr>
+        <w:t>" (NHLFE):</w:t>
+      </w:r>
+      <w:r>
+        <w:rPr>
+          <w:sz w:val="20"/>
+          <w:szCs w:val="20"/>
+          <w:lang w:val="es-AR"/>
+        </w:rPr>
+        <w:t xml:space="preserve"> Cada entrada en la LFIB se denomina NHLFE. Estas entradas representan la acción de reenvío que debe realizarse (Swap, Pop o </w:t>
+      </w:r>
+      <w:proofErr w:type="spellStart"/>
+      <w:r>
+        <w:rPr>
+          <w:sz w:val="20"/>
+          <w:szCs w:val="20"/>
+          <w:lang w:val="es-AR"/>
+        </w:rPr>
+        <w:t>Push</w:t>
+      </w:r>
+      <w:proofErr w:type="spellEnd"/>
+      <w:r>
+        <w:rPr>
+          <w:sz w:val="20"/>
+          <w:szCs w:val="20"/>
+          <w:lang w:val="es-AR"/>
+        </w:rPr>
+        <w:t>).</w:t>
       </w:r>
     </w:p>
     <w:p>
@@ -7477,225 +10164,9 @@
     </w:p>
     <w:p>
       <w:pPr>
-        <w:pStyle w:val="Ttulo3"/>
-        <w:ind w:left="1800" w:firstLine="300"/>
-        <w:rPr>
-          <w:lang w:val="en-US"/>
-        </w:rPr>
-      </w:pPr>
-      <w:r>
-        <w:rPr>
-          <w:rStyle w:val="Textoennegrita"/>
-          <w:b/>
-          <w:bCs/>
-          <w:lang w:val="en-US"/>
-        </w:rPr>
-        <w:t>OSPF (Open Shortest Path First)</w:t>
-      </w:r>
-    </w:p>
-    <w:p>
-      <w:pPr>
-        <w:pStyle w:val="NormalWeb"/>
-        <w:numPr>
-          <w:ilvl w:val="0"/>
-          <w:numId w:val="29"/>
-        </w:numPr>
-        <w:tabs>
-          <w:tab w:val="clear" w:pos="720"/>
-          <w:tab w:val="num" w:pos="2460"/>
-        </w:tabs>
-        <w:ind w:left="2460"/>
-        <w:rPr>
-          <w:lang w:val="es-AR"/>
-        </w:rPr>
-      </w:pPr>
-      <w:r>
-        <w:rPr>
-          <w:rStyle w:val="Textoennegrita"/>
-          <w:lang w:val="es-AR"/>
-        </w:rPr>
-        <w:t>Qué es:</w:t>
-      </w:r>
-      <w:r>
-        <w:rPr>
-          <w:lang w:val="es-AR"/>
-        </w:rPr>
-        <w:t xml:space="preserve"> un </w:t>
-      </w:r>
-      <w:r>
-        <w:rPr>
-          <w:rStyle w:val="Textoennegrita"/>
-          <w:lang w:val="es-AR"/>
-        </w:rPr>
-        <w:t>protocolo de enrutamiento interior (IGP)</w:t>
-      </w:r>
-      <w:r>
-        <w:rPr>
-          <w:lang w:val="es-AR"/>
-        </w:rPr>
-        <w:t>, basado en estado de enlace, que calcula las rutas IP óptimas dentro de un dominio de enrutamiento (AS).</w:t>
-      </w:r>
-    </w:p>
-    <w:p>
-      <w:pPr>
-        <w:pStyle w:val="NormalWeb"/>
-        <w:numPr>
-          <w:ilvl w:val="0"/>
-          <w:numId w:val="29"/>
-        </w:numPr>
-        <w:tabs>
-          <w:tab w:val="clear" w:pos="720"/>
-          <w:tab w:val="num" w:pos="2460"/>
-        </w:tabs>
-        <w:ind w:left="2460"/>
-        <w:rPr>
-          <w:lang w:val="es-AR"/>
-        </w:rPr>
-      </w:pPr>
-      <w:r>
-        <w:rPr>
-          <w:rStyle w:val="Textoennegrita"/>
-          <w:lang w:val="es-AR"/>
-        </w:rPr>
-        <w:t>Rol en MPLS:</w:t>
-      </w:r>
-      <w:r>
-        <w:rPr>
-          <w:lang w:val="es-AR"/>
-        </w:rPr>
-        <w:t xml:space="preserve"> OSPF se usa para </w:t>
-      </w:r>
-      <w:r>
-        <w:rPr>
-          <w:rStyle w:val="Textoennegrita"/>
-          <w:lang w:val="es-AR"/>
-        </w:rPr>
-        <w:t>descubrir la topología de red y calcular las rutas IP</w:t>
-      </w:r>
-      <w:r>
-        <w:rPr>
-          <w:lang w:val="es-AR"/>
-        </w:rPr>
-        <w:t>. Estas rutas son la base sobre la cual MPLS va a establecer sus Label Switched Paths (LSPs). Es decir, OSPF asegura que todos los routers tengan la misma visión de la red y sepan cuál es el "mejor camino" IP.</w:t>
-      </w:r>
-    </w:p>
-    <w:p>
-      <w:pPr>
-        <w:ind w:left="1740"/>
-      </w:pPr>
-      <w:r>
-        <w:pict w14:anchorId="6C9021DF">
-          <v:rect id="_x0000_i1025" style="width:0;height:1.5pt" o:hralign="center" o:hrstd="t" o:hr="t" fillcolor="#a0a0a0" stroked="f"/>
-        </w:pict>
-      </w:r>
-    </w:p>
-    <w:p>
-      <w:pPr>
-        <w:pStyle w:val="Ttulo3"/>
-        <w:ind w:left="1440" w:firstLine="660"/>
-      </w:pPr>
-      <w:r>
-        <w:rPr>
-          <w:rStyle w:val="Textoennegrita"/>
-          <w:b/>
-          <w:bCs/>
-        </w:rPr>
-        <w:t>LDP (Label Distribution Protocol)</w:t>
-      </w:r>
-    </w:p>
-    <w:p>
-      <w:pPr>
-        <w:pStyle w:val="NormalWeb"/>
-        <w:numPr>
-          <w:ilvl w:val="0"/>
-          <w:numId w:val="30"/>
-        </w:numPr>
-        <w:tabs>
-          <w:tab w:val="clear" w:pos="720"/>
-          <w:tab w:val="num" w:pos="2460"/>
-        </w:tabs>
-        <w:ind w:left="2460"/>
-        <w:rPr>
-          <w:lang w:val="es-AR"/>
-        </w:rPr>
-      </w:pPr>
-      <w:r>
-        <w:rPr>
-          <w:rStyle w:val="Textoennegrita"/>
-          <w:lang w:val="es-AR"/>
-        </w:rPr>
-        <w:t>Qué es:</w:t>
-      </w:r>
-      <w:r>
-        <w:rPr>
-          <w:lang w:val="es-AR"/>
-        </w:rPr>
-        <w:t xml:space="preserve"> un </w:t>
-      </w:r>
-      <w:r>
-        <w:rPr>
-          <w:rStyle w:val="Textoennegrita"/>
-          <w:lang w:val="es-AR"/>
-        </w:rPr>
-        <w:t>protocolo de señalización de etiquetas</w:t>
-      </w:r>
-      <w:r>
-        <w:rPr>
-          <w:lang w:val="es-AR"/>
-        </w:rPr>
-        <w:t xml:space="preserve"> que distribuye los labels MPLS entre los routers.</w:t>
-      </w:r>
-    </w:p>
-    <w:p>
-      <w:pPr>
-        <w:pStyle w:val="NormalWeb"/>
-        <w:numPr>
-          <w:ilvl w:val="0"/>
-          <w:numId w:val="30"/>
-        </w:numPr>
-        <w:tabs>
-          <w:tab w:val="clear" w:pos="720"/>
-          <w:tab w:val="num" w:pos="2460"/>
-        </w:tabs>
-        <w:ind w:left="2460"/>
-        <w:rPr>
-          <w:lang w:val="es-AR"/>
-        </w:rPr>
-      </w:pPr>
-      <w:r>
-        <w:rPr>
-          <w:rStyle w:val="Textoennegrita"/>
-          <w:lang w:val="es-AR"/>
-        </w:rPr>
-        <w:t>Rol en MPLS:</w:t>
-      </w:r>
-      <w:r>
-        <w:rPr>
-          <w:lang w:val="es-AR"/>
-        </w:rPr>
-        <w:t xml:space="preserve"> una vez que OSPF (u otro IGP) define las rutas IP, LDP asigna y anuncia las etiquetas correspondientes a esos prefijos. Así, los routers MPLS construyen tablas de reenvío basadas en etiquetas en lugar de direcciones IP, permitiendo el </w:t>
-      </w:r>
-      <w:r>
-        <w:rPr>
-          <w:rStyle w:val="Textoennegrita"/>
-          <w:lang w:val="es-AR"/>
-        </w:rPr>
-        <w:t>label switching</w:t>
-      </w:r>
-      <w:r>
-        <w:rPr>
-          <w:lang w:val="es-AR"/>
-        </w:rPr>
-        <w:t>.</w:t>
-      </w:r>
-    </w:p>
-    <w:p>
-      <w:pPr>
-        <w:pStyle w:val="Prrafodelista"/>
         <w:tabs>
           <w:tab w:val="left" w:pos="1859"/>
         </w:tabs>
-        <w:ind w:firstLine="0"/>
         <w:rPr>
           <w:sz w:val="20"/>
         </w:rPr>
@@ -7966,9 +10437,11 @@
         </w:rPr>
         <w:t xml:space="preserve"> </w:t>
       </w:r>
+      <w:proofErr w:type="spellStart"/>
       <w:r>
         <w:t>ram</w:t>
       </w:r>
+      <w:proofErr w:type="spellEnd"/>
       <w:r>
         <w:rPr>
           <w:spacing w:val="-4"/>
@@ -8065,11 +10538,19 @@
       <w:r>
         <w:t xml:space="preserve">Instalación de gns3 </w:t>
       </w:r>
+      <w:proofErr w:type="spellStart"/>
       <w:r>
         <w:rPr>
           <w:spacing w:val="-5"/>
         </w:rPr>
-        <w:t>vm:</w:t>
+        <w:t>vm</w:t>
+      </w:r>
+      <w:proofErr w:type="spellEnd"/>
+      <w:r>
+        <w:rPr>
+          <w:spacing w:val="-5"/>
+        </w:rPr>
+        <w:t>:</w:t>
       </w:r>
     </w:p>
     <w:p>
@@ -8101,12 +10582,14 @@
         </w:rPr>
         <w:t xml:space="preserve"> </w:t>
       </w:r>
+      <w:proofErr w:type="spellStart"/>
       <w:r>
         <w:rPr>
           <w:sz w:val="20"/>
         </w:rPr>
         <w:t>virtualbox</w:t>
       </w:r>
+      <w:proofErr w:type="spellEnd"/>
       <w:r>
         <w:rPr>
           <w:spacing w:val="-5"/>
@@ -8190,12 +10673,14 @@
         </w:rPr>
         <w:t xml:space="preserve"> </w:t>
       </w:r>
+      <w:proofErr w:type="spellStart"/>
       <w:r>
         <w:rPr>
           <w:sz w:val="20"/>
         </w:rPr>
         <w:t>mv</w:t>
       </w:r>
+      <w:proofErr w:type="spellEnd"/>
       <w:r>
         <w:rPr>
           <w:spacing w:val="-5"/>
@@ -8229,6 +10714,7 @@
         </w:rPr>
         <w:t xml:space="preserve"> </w:t>
       </w:r>
+      <w:proofErr w:type="spellStart"/>
       <w:r>
         <w:rPr>
           <w:spacing w:val="-5"/>
@@ -8236,6 +10722,7 @@
         </w:rPr>
         <w:t>vm</w:t>
       </w:r>
+      <w:proofErr w:type="spellEnd"/>
     </w:p>
     <w:p>
       <w:pPr>
@@ -8474,12 +10961,14 @@
         </w:rPr>
         <w:t xml:space="preserve"> </w:t>
       </w:r>
+      <w:proofErr w:type="spellStart"/>
       <w:r>
         <w:rPr>
           <w:sz w:val="20"/>
         </w:rPr>
         <w:t>mv</w:t>
       </w:r>
+      <w:proofErr w:type="spellEnd"/>
       <w:r>
         <w:rPr>
           <w:spacing w:val="-2"/>
@@ -8682,12 +11171,14 @@
         </w:rPr>
         <w:t xml:space="preserve"> </w:t>
       </w:r>
+      <w:proofErr w:type="spellStart"/>
       <w:r>
         <w:rPr>
           <w:sz w:val="20"/>
         </w:rPr>
         <w:t>mv</w:t>
       </w:r>
+      <w:proofErr w:type="spellEnd"/>
       <w:r>
         <w:rPr>
           <w:spacing w:val="-2"/>
@@ -8701,12 +11192,21 @@
         </w:rPr>
         <w:t xml:space="preserve">a </w:t>
       </w:r>
+      <w:proofErr w:type="spellStart"/>
       <w:r>
         <w:rPr>
           <w:spacing w:val="-2"/>
           <w:sz w:val="20"/>
         </w:rPr>
-        <w:t>virtio-net</w:t>
+        <w:t>virtio</w:t>
+      </w:r>
+      <w:proofErr w:type="spellEnd"/>
+      <w:r>
+        <w:rPr>
+          <w:spacing w:val="-2"/>
+          <w:sz w:val="20"/>
+        </w:rPr>
+        <w:t>-net</w:t>
       </w:r>
     </w:p>
     <w:p>
@@ -8756,9 +11256,11 @@
         </w:rPr>
         <w:t xml:space="preserve"> </w:t>
       </w:r>
+      <w:proofErr w:type="spellStart"/>
       <w:r>
         <w:t>hostonly</w:t>
       </w:r>
+      <w:proofErr w:type="spellEnd"/>
       <w:r>
         <w:rPr>
           <w:spacing w:val="67"/>
@@ -8766,9 +11268,11 @@
         </w:rPr>
         <w:t xml:space="preserve"> </w:t>
       </w:r>
+      <w:proofErr w:type="spellStart"/>
       <w:r>
         <w:t>ctrl</w:t>
       </w:r>
+      <w:proofErr w:type="spellEnd"/>
       <w:r>
         <w:rPr>
           <w:spacing w:val="-3"/>
@@ -8835,12 +11339,14 @@
         </w:rPr>
         <w:t xml:space="preserve"> </w:t>
       </w:r>
+      <w:proofErr w:type="spellStart"/>
       <w:r>
         <w:rPr>
           <w:lang w:val="en-US"/>
         </w:rPr>
         <w:t>vm</w:t>
       </w:r>
+      <w:proofErr w:type="spellEnd"/>
       <w:r>
         <w:rPr>
           <w:spacing w:val="-6"/>
@@ -8848,12 +11354,14 @@
         </w:rPr>
         <w:t xml:space="preserve"> </w:t>
       </w:r>
+      <w:proofErr w:type="spellStart"/>
       <w:r>
         <w:rPr>
           <w:lang w:val="en-US"/>
         </w:rPr>
         <w:t>en</w:t>
       </w:r>
+      <w:proofErr w:type="spellEnd"/>
       <w:r>
         <w:rPr>
           <w:spacing w:val="-6"/>
@@ -8887,12 +11395,21 @@
         </w:rPr>
         <w:t xml:space="preserve"> </w:t>
       </w:r>
+      <w:proofErr w:type="spellStart"/>
       <w:r>
         <w:rPr>
           <w:spacing w:val="-5"/>
           <w:lang w:val="en-US"/>
         </w:rPr>
-        <w:t>vm)</w:t>
+        <w:t>vm</w:t>
+      </w:r>
+      <w:proofErr w:type="spellEnd"/>
+      <w:r>
+        <w:rPr>
+          <w:spacing w:val="-5"/>
+          <w:lang w:val="en-US"/>
+        </w:rPr>
+        <w:t>)</w:t>
       </w:r>
     </w:p>
     <w:p>
@@ -9823,7 +12340,23 @@
         <w:t xml:space="preserve"> </w:t>
       </w:r>
       <w:r>
-        <w:t>Agregar template en gns3(file/new template/ elegir la opción recomendada)</w:t>
+        <w:t xml:space="preserve">Agregar </w:t>
+      </w:r>
+      <w:proofErr w:type="spellStart"/>
+      <w:r>
+        <w:t>template</w:t>
+      </w:r>
+      <w:proofErr w:type="spellEnd"/>
+      <w:r>
+        <w:t xml:space="preserve"> en gns3(file/new </w:t>
+      </w:r>
+      <w:proofErr w:type="spellStart"/>
+      <w:r>
+        <w:t>template</w:t>
+      </w:r>
+      <w:proofErr w:type="spellEnd"/>
+      <w:r>
+        <w:t>/ elegir la opción recomendada)</w:t>
       </w:r>
     </w:p>
     <w:p>
@@ -9971,18 +12504,22 @@
         </w:rPr>
         <w:t xml:space="preserve"> </w:t>
       </w:r>
+      <w:proofErr w:type="spellStart"/>
       <w:r>
         <w:t>seccion</w:t>
       </w:r>
+      <w:proofErr w:type="spellEnd"/>
       <w:r>
         <w:rPr>
           <w:spacing w:val="-4"/>
         </w:rPr>
         <w:t xml:space="preserve"> </w:t>
       </w:r>
+      <w:proofErr w:type="spellStart"/>
       <w:r>
         <w:t>routers</w:t>
       </w:r>
+      <w:proofErr w:type="spellEnd"/>
       <w:r>
         <w:rPr>
           <w:spacing w:val="-5"/>
@@ -10126,9 +12663,11 @@
         </w:rPr>
         <w:t xml:space="preserve"> </w:t>
       </w:r>
+      <w:proofErr w:type="spellStart"/>
       <w:r>
         <w:t>vm</w:t>
       </w:r>
+      <w:proofErr w:type="spellEnd"/>
       <w:r>
         <w:rPr>
           <w:spacing w:val="42"/>
@@ -10333,9 +12872,11 @@
         </w:rPr>
         <w:t xml:space="preserve"> </w:t>
       </w:r>
+      <w:proofErr w:type="spellStart"/>
       <w:r>
         <w:t>dyna</w:t>
       </w:r>
+      <w:proofErr w:type="spellEnd"/>
       <w:r>
         <w:rPr>
           <w:spacing w:val="-3"/>
@@ -10662,7 +13203,15 @@
         <w:ind w:left="1140" w:right="167"/>
       </w:pPr>
       <w:r>
-        <w:t>Nuestro laboratorio estará compuesto por 4 routers cisco 7200 y 2 VPC con ellos se implementará una red MPLS L3 que intercambie etiquetas con LDP y utilice OSPF para ruteo.</w:t>
+        <w:t xml:space="preserve">Nuestro laboratorio estará compuesto por 4 </w:t>
+      </w:r>
+      <w:proofErr w:type="spellStart"/>
+      <w:r>
+        <w:t>routers</w:t>
+      </w:r>
+      <w:proofErr w:type="spellEnd"/>
+      <w:r>
+        <w:t xml:space="preserve"> cisco 7200 y 2 VPC con ellos se implementará una red MPLS L3 que intercambie etiquetas con LDP y utilice OSPF para ruteo.</w:t>
       </w:r>
     </w:p>
     <w:p>
@@ -10821,12 +13370,14 @@
         </w:rPr>
         <w:t xml:space="preserve"> </w:t>
       </w:r>
+      <w:proofErr w:type="spellStart"/>
       <w:r>
         <w:rPr>
           <w:sz w:val="20"/>
         </w:rPr>
         <w:t>routers</w:t>
       </w:r>
+      <w:proofErr w:type="spellEnd"/>
       <w:r>
         <w:rPr>
           <w:spacing w:val="-4"/>
@@ -10845,8 +13396,17 @@
           <w:spacing w:val="-4"/>
           <w:sz w:val="20"/>
         </w:rPr>
-        <w:t xml:space="preserve"> vpcs</w:t>
-      </w:r>
+        <w:t xml:space="preserve"> </w:t>
+      </w:r>
+      <w:proofErr w:type="spellStart"/>
+      <w:r>
+        <w:rPr>
+          <w:spacing w:val="-4"/>
+          <w:sz w:val="20"/>
+        </w:rPr>
+        <w:t>vpcs</w:t>
+      </w:r>
+      <w:proofErr w:type="spellEnd"/>
     </w:p>
     <w:p>
       <w:pPr>
@@ -10890,12 +13450,14 @@
         </w:rPr>
         <w:t xml:space="preserve"> </w:t>
       </w:r>
+      <w:proofErr w:type="spellStart"/>
       <w:r>
         <w:rPr>
           <w:sz w:val="20"/>
         </w:rPr>
         <w:t>router</w:t>
       </w:r>
+      <w:proofErr w:type="spellEnd"/>
       <w:r>
         <w:rPr>
           <w:spacing w:val="40"/>
@@ -10916,12 +13478,14 @@
         </w:rPr>
         <w:t xml:space="preserve"> </w:t>
       </w:r>
+      <w:proofErr w:type="spellStart"/>
       <w:r>
         <w:rPr>
           <w:sz w:val="20"/>
         </w:rPr>
         <w:t>click</w:t>
       </w:r>
+      <w:proofErr w:type="spellEnd"/>
       <w:r>
         <w:rPr>
           <w:spacing w:val="40"/>
@@ -11051,7 +13615,35 @@
         <w:rPr>
           <w:sz w:val="20"/>
         </w:rPr>
-        <w:t>y número de slots (elija 2 modulos con 2 adaptadores Fast ethernet)</w:t>
+        <w:t xml:space="preserve">y número de slots (elija 2 </w:t>
+      </w:r>
+      <w:proofErr w:type="spellStart"/>
+      <w:r>
+        <w:rPr>
+          <w:sz w:val="20"/>
+        </w:rPr>
+        <w:t>modulos</w:t>
+      </w:r>
+      <w:proofErr w:type="spellEnd"/>
+      <w:r>
+        <w:rPr>
+          <w:sz w:val="20"/>
+        </w:rPr>
+        <w:t xml:space="preserve"> con 2 adaptadores </w:t>
+      </w:r>
+      <w:proofErr w:type="spellStart"/>
+      <w:r>
+        <w:rPr>
+          <w:sz w:val="20"/>
+        </w:rPr>
+        <w:t>Fast</w:t>
+      </w:r>
+      <w:proofErr w:type="spellEnd"/>
+      <w:r>
+        <w:rPr>
+          <w:sz w:val="20"/>
+        </w:rPr>
+        <w:t xml:space="preserve"> ethernet)</w:t>
       </w:r>
     </w:p>
     <w:p>
@@ -11318,11 +13910,19 @@
         </w:rPr>
         <w:t xml:space="preserve"> </w:t>
       </w:r>
-      <w:r>
-        <w:rPr>
-          <w:sz w:val="20"/>
-        </w:rPr>
-        <w:t>view puede elegir que se vean las etiquetas de interfaces para guiarse)</w:t>
+      <w:proofErr w:type="spellStart"/>
+      <w:r>
+        <w:rPr>
+          <w:sz w:val="20"/>
+        </w:rPr>
+        <w:t>view</w:t>
+      </w:r>
+      <w:proofErr w:type="spellEnd"/>
+      <w:r>
+        <w:rPr>
+          <w:sz w:val="20"/>
+        </w:rPr>
+        <w:t xml:space="preserve"> puede elegir que se vean las etiquetas de interfaces para guiarse)</w:t>
       </w:r>
     </w:p>
     <w:p>
@@ -11499,13 +14099,23 @@
                 <w:sz w:val="20"/>
               </w:rPr>
             </w:pPr>
+            <w:proofErr w:type="spellStart"/>
             <w:r>
               <w:rPr>
                 <w:spacing w:val="-2"/>
                 <w:sz w:val="20"/>
               </w:rPr>
-              <w:t xml:space="preserve">Disposit </w:t>
+              <w:t>Disposit</w:t>
             </w:r>
+            <w:proofErr w:type="spellEnd"/>
+            <w:r>
+              <w:rPr>
+                <w:spacing w:val="-2"/>
+                <w:sz w:val="20"/>
+              </w:rPr>
+              <w:t xml:space="preserve"> </w:t>
+            </w:r>
+            <w:proofErr w:type="spellStart"/>
             <w:r>
               <w:rPr>
                 <w:spacing w:val="-4"/>
@@ -11513,6 +14123,7 @@
               </w:rPr>
               <w:t>ivo</w:t>
             </w:r>
+            <w:proofErr w:type="spellEnd"/>
           </w:p>
         </w:tc>
         <w:tc>
@@ -11603,8 +14214,17 @@
                 <w:spacing w:val="-2"/>
                 <w:sz w:val="20"/>
               </w:rPr>
-              <w:t>Default gateway</w:t>
+              <w:t xml:space="preserve">Default </w:t>
             </w:r>
+            <w:proofErr w:type="spellStart"/>
+            <w:r>
+              <w:rPr>
+                <w:spacing w:val="-2"/>
+                <w:sz w:val="20"/>
+              </w:rPr>
+              <w:t>gateway</w:t>
+            </w:r>
+            <w:proofErr w:type="spellEnd"/>
           </w:p>
         </w:tc>
       </w:tr>
@@ -14138,6 +16758,7 @@
               </w:rPr>
               <w:t xml:space="preserve"> </w:t>
             </w:r>
+            <w:proofErr w:type="spellStart"/>
             <w:r>
               <w:rPr>
                 <w:rFonts w:ascii="Arial MT" w:hAnsi="Arial MT"/>
@@ -14145,6 +16766,7 @@
               </w:rPr>
               <w:t>Ortíz</w:t>
             </w:r>
+            <w:proofErr w:type="spellEnd"/>
           </w:p>
         </w:tc>
       </w:tr>
@@ -14386,8 +17008,18 @@
                 <w:b/>
                 <w:sz w:val="20"/>
               </w:rPr>
-              <w:t>(Multiprotocol</w:t>
+              <w:t>(</w:t>
             </w:r>
+            <w:proofErr w:type="spellStart"/>
+            <w:r>
+              <w:rPr>
+                <w:rFonts w:ascii="Arial"/>
+                <w:b/>
+                <w:sz w:val="20"/>
+              </w:rPr>
+              <w:t>Multiprotocol</w:t>
+            </w:r>
+            <w:proofErr w:type="spellEnd"/>
             <w:r>
               <w:rPr>
                 <w:rFonts w:ascii="Arial"/>
@@ -14397,6 +17029,7 @@
               </w:rPr>
               <w:t xml:space="preserve"> </w:t>
             </w:r>
+            <w:proofErr w:type="spellStart"/>
             <w:r>
               <w:rPr>
                 <w:rFonts w:ascii="Arial"/>
@@ -14405,6 +17038,7 @@
               </w:rPr>
               <w:t>Label</w:t>
             </w:r>
+            <w:proofErr w:type="spellEnd"/>
             <w:r>
               <w:rPr>
                 <w:rFonts w:ascii="Arial"/>
@@ -14414,6 +17048,7 @@
               </w:rPr>
               <w:t xml:space="preserve"> </w:t>
             </w:r>
+            <w:proofErr w:type="spellStart"/>
             <w:r>
               <w:rPr>
                 <w:rFonts w:ascii="Arial"/>
@@ -14421,7 +17056,17 @@
                 <w:spacing w:val="-2"/>
                 <w:sz w:val="20"/>
               </w:rPr>
-              <w:t>Switching)</w:t>
+              <w:t>Switching</w:t>
+            </w:r>
+            <w:proofErr w:type="spellEnd"/>
+            <w:r>
+              <w:rPr>
+                <w:rFonts w:ascii="Arial"/>
+                <w:b/>
+                <w:spacing w:val="-2"/>
+                <w:sz w:val="20"/>
+              </w:rPr>
+              <w:t>)</w:t>
             </w:r>
           </w:p>
         </w:tc>
@@ -15250,21 +17895,25 @@
         </w:rPr>
         <w:t xml:space="preserve"> </w:t>
       </w:r>
+      <w:proofErr w:type="spellStart"/>
       <w:r>
         <w:t>logging</w:t>
       </w:r>
+      <w:proofErr w:type="spellEnd"/>
       <w:r>
         <w:rPr>
           <w:spacing w:val="-10"/>
         </w:rPr>
         <w:t xml:space="preserve"> </w:t>
       </w:r>
+      <w:proofErr w:type="spellStart"/>
       <w:r>
         <w:rPr>
           <w:spacing w:val="-2"/>
         </w:rPr>
         <w:t>synchronous</w:t>
       </w:r>
+      <w:proofErr w:type="spellEnd"/>
     </w:p>
     <w:p>
       <w:pPr>
@@ -15300,14 +17949,24 @@
         <w:t xml:space="preserve"> </w:t>
       </w:r>
       <w:r>
-        <w:t xml:space="preserve">mensajes de logueo se inserten en medio de los comandos que estamos tipeando. Repito en todos los </w:t>
-      </w:r>
+        <w:t xml:space="preserve">mensajes de </w:t>
+      </w:r>
+      <w:proofErr w:type="spellStart"/>
+      <w:r>
+        <w:t>logueo</w:t>
+      </w:r>
+      <w:proofErr w:type="spellEnd"/>
+      <w:r>
+        <w:t xml:space="preserve"> se inserten en medio de los comandos que estamos tipeando. Repito en todos los </w:t>
+      </w:r>
+      <w:proofErr w:type="spellStart"/>
       <w:r>
         <w:rPr>
           <w:spacing w:val="-2"/>
         </w:rPr>
         <w:t>routers</w:t>
       </w:r>
+      <w:proofErr w:type="spellEnd"/>
     </w:p>
     <w:p>
       <w:pPr>
@@ -15530,6 +18189,7 @@
         </w:rPr>
         <w:t xml:space="preserve"> </w:t>
       </w:r>
+      <w:proofErr w:type="spellStart"/>
       <w:r>
         <w:rPr>
           <w:spacing w:val="-2"/>
@@ -15537,6 +18197,7 @@
         </w:rPr>
         <w:t>enable</w:t>
       </w:r>
+      <w:proofErr w:type="spellEnd"/>
     </w:p>
     <w:p>
       <w:pPr>
@@ -15671,9 +18332,11 @@
         </w:rPr>
         <w:t xml:space="preserve"> </w:t>
       </w:r>
+      <w:proofErr w:type="spellStart"/>
       <w:r>
         <w:t>router</w:t>
       </w:r>
+      <w:proofErr w:type="spellEnd"/>
       <w:r>
         <w:rPr>
           <w:spacing w:val="40"/>
@@ -15789,7 +18452,15 @@
         <w:t xml:space="preserve"> </w:t>
       </w:r>
       <w:r>
-        <w:t>de loopback son interfaces virtuales usadas para identificar a cada nodo ante protocolos como OSPF, LDP o BGP.</w:t>
+        <w:t xml:space="preserve">de </w:t>
+      </w:r>
+      <w:proofErr w:type="spellStart"/>
+      <w:r>
+        <w:t>loopback</w:t>
+      </w:r>
+      <w:proofErr w:type="spellEnd"/>
+      <w:r>
+        <w:t xml:space="preserve"> son interfaces virtuales usadas para identificar a cada nodo ante protocolos como OSPF, LDP o BGP.</w:t>
       </w:r>
     </w:p>
     <w:p>
@@ -15897,9 +18568,11 @@
         </w:rPr>
         <w:t xml:space="preserve"> </w:t>
       </w:r>
+      <w:proofErr w:type="spellStart"/>
       <w:r>
         <w:t>routers</w:t>
       </w:r>
+      <w:proofErr w:type="spellEnd"/>
       <w:r>
         <w:rPr>
           <w:spacing w:val="-5"/>
@@ -15931,8 +18604,16 @@
         <w:rPr>
           <w:spacing w:val="-4"/>
         </w:rPr>
-        <w:t xml:space="preserve"> exit</w:t>
-      </w:r>
+        <w:t xml:space="preserve"> </w:t>
+      </w:r>
+      <w:proofErr w:type="spellStart"/>
+      <w:r>
+        <w:rPr>
+          <w:spacing w:val="-4"/>
+        </w:rPr>
+        <w:t>exit</w:t>
+      </w:r>
+      <w:proofErr w:type="spellEnd"/>
     </w:p>
     <w:p>
       <w:pPr>
@@ -15973,9 +18654,11 @@
         </w:rPr>
         <w:t xml:space="preserve"> </w:t>
       </w:r>
+      <w:proofErr w:type="spellStart"/>
       <w:r>
         <w:t>router</w:t>
       </w:r>
+      <w:proofErr w:type="spellEnd"/>
       <w:r>
         <w:rPr>
           <w:spacing w:val="40"/>
@@ -16345,6 +19028,7 @@
         </w:rPr>
         <w:t xml:space="preserve"> </w:t>
       </w:r>
+      <w:proofErr w:type="spellStart"/>
       <w:r>
         <w:rPr>
           <w:spacing w:val="-2"/>
@@ -16352,6 +19036,7 @@
         </w:rPr>
         <w:t>fastEthernet</w:t>
       </w:r>
+      <w:proofErr w:type="spellEnd"/>
       <w:r>
         <w:rPr>
           <w:spacing w:val="20"/>
@@ -16445,6 +19130,7 @@
         </w:rPr>
         <w:t xml:space="preserve"> </w:t>
       </w:r>
+      <w:proofErr w:type="spellStart"/>
       <w:r>
         <w:rPr>
           <w:spacing w:val="-2"/>
@@ -16452,6 +19138,7 @@
         </w:rPr>
         <w:t>fastethernet</w:t>
       </w:r>
+      <w:proofErr w:type="spellEnd"/>
       <w:r>
         <w:rPr>
           <w:spacing w:val="20"/>
@@ -16578,12 +19265,14 @@
           <w:lang w:val="en-US"/>
         </w:rPr>
       </w:pPr>
+      <w:proofErr w:type="spellStart"/>
       <w:r>
         <w:rPr>
           <w:lang w:val="en-US"/>
         </w:rPr>
         <w:t>configurar</w:t>
       </w:r>
+      <w:proofErr w:type="spellEnd"/>
       <w:r>
         <w:rPr>
           <w:spacing w:val="-10"/>
@@ -16621,12 +19310,14 @@
         </w:rPr>
         <w:t xml:space="preserve"> </w:t>
       </w:r>
+      <w:proofErr w:type="spellStart"/>
       <w:r>
         <w:rPr>
           <w:lang w:val="en-US"/>
         </w:rPr>
         <w:t>ip</w:t>
       </w:r>
+      <w:proofErr w:type="spellEnd"/>
       <w:r>
         <w:rPr>
           <w:spacing w:val="-8"/>
@@ -16846,12 +19537,14 @@
           <w:lang w:val="en-US"/>
         </w:rPr>
       </w:pPr>
+      <w:proofErr w:type="spellStart"/>
       <w:r>
         <w:rPr>
           <w:lang w:val="en-US"/>
         </w:rPr>
         <w:t>configurar</w:t>
       </w:r>
+      <w:proofErr w:type="spellEnd"/>
       <w:r>
         <w:rPr>
           <w:spacing w:val="-10"/>
@@ -17041,6 +19734,7 @@
         </w:rPr>
         <w:t xml:space="preserve"> </w:t>
       </w:r>
+      <w:proofErr w:type="spellStart"/>
       <w:r>
         <w:rPr>
           <w:spacing w:val="-2"/>
@@ -17048,6 +19742,7 @@
         </w:rPr>
         <w:t>startup.vpc</w:t>
       </w:r>
+      <w:proofErr w:type="spellEnd"/>
     </w:p>
     <w:p>
       <w:pPr>
@@ -17198,6 +19893,7 @@
         </w:rPr>
         <w:t>“</w:t>
       </w:r>
+      <w:proofErr w:type="spellStart"/>
       <w:r>
         <w:rPr>
           <w:b/>
@@ -17205,6 +19901,7 @@
         </w:rPr>
         <w:t>router</w:t>
       </w:r>
+      <w:proofErr w:type="spellEnd"/>
       <w:r>
         <w:rPr>
           <w:b/>
@@ -17213,6 +19910,7 @@
         </w:rPr>
         <w:t xml:space="preserve"> </w:t>
       </w:r>
+      <w:proofErr w:type="spellStart"/>
       <w:r>
         <w:rPr>
           <w:b/>
@@ -17220,6 +19918,7 @@
         </w:rPr>
         <w:t>ospf</w:t>
       </w:r>
+      <w:proofErr w:type="spellEnd"/>
       <w:r>
         <w:rPr>
           <w:b/>
@@ -17228,13 +19927,23 @@
         </w:rPr>
         <w:t xml:space="preserve"> </w:t>
       </w:r>
+      <w:proofErr w:type="spellStart"/>
       <w:r>
         <w:rPr>
           <w:b/>
           <w:i/>
           <w:sz w:val="20"/>
         </w:rPr>
-        <w:t>id_proceso”</w:t>
+        <w:t>id_proceso</w:t>
+      </w:r>
+      <w:proofErr w:type="spellEnd"/>
+      <w:r>
+        <w:rPr>
+          <w:b/>
+          <w:i/>
+          <w:sz w:val="20"/>
+        </w:rPr>
+        <w:t>”</w:t>
       </w:r>
       <w:r>
         <w:rPr>
@@ -17275,6 +19984,7 @@
         </w:rPr>
         <w:t xml:space="preserve"> </w:t>
       </w:r>
+      <w:proofErr w:type="spellStart"/>
       <w:r>
         <w:rPr>
           <w:i/>
@@ -17282,6 +19992,7 @@
         </w:rPr>
         <w:t>idproceso</w:t>
       </w:r>
+      <w:proofErr w:type="spellEnd"/>
       <w:r>
         <w:rPr>
           <w:i/>
@@ -17400,8 +20111,17 @@
           <w:i/>
           <w:sz w:val="20"/>
         </w:rPr>
-        <w:t>por comodidad 1 en todos los routers</w:t>
-      </w:r>
+        <w:t xml:space="preserve">por comodidad 1 en todos los </w:t>
+      </w:r>
+      <w:proofErr w:type="spellStart"/>
+      <w:r>
+        <w:rPr>
+          <w:i/>
+          <w:sz w:val="20"/>
+        </w:rPr>
+        <w:t>routers</w:t>
+      </w:r>
+      <w:proofErr w:type="spellEnd"/>
     </w:p>
     <w:p>
       <w:pPr>
@@ -17520,6 +20240,7 @@
         </w:rPr>
         <w:t xml:space="preserve"> </w:t>
       </w:r>
+      <w:proofErr w:type="spellStart"/>
       <w:r>
         <w:rPr>
           <w:b/>
@@ -17528,6 +20249,7 @@
         </w:rPr>
         <w:t>net_ip</w:t>
       </w:r>
+      <w:proofErr w:type="spellEnd"/>
       <w:r>
         <w:rPr>
           <w:b/>
@@ -17537,6 +20259,7 @@
         </w:rPr>
         <w:t xml:space="preserve"> </w:t>
       </w:r>
+      <w:proofErr w:type="spellStart"/>
       <w:r>
         <w:rPr>
           <w:b/>
@@ -17545,6 +20268,7 @@
         </w:rPr>
         <w:t>wildcard</w:t>
       </w:r>
+      <w:proofErr w:type="spellEnd"/>
       <w:r>
         <w:rPr>
           <w:b/>
@@ -17554,6 +20278,7 @@
         </w:rPr>
         <w:t xml:space="preserve"> </w:t>
       </w:r>
+      <w:proofErr w:type="spellStart"/>
       <w:r>
         <w:rPr>
           <w:b/>
@@ -17562,6 +20287,7 @@
         </w:rPr>
         <w:t>area</w:t>
       </w:r>
+      <w:proofErr w:type="spellEnd"/>
       <w:r>
         <w:rPr>
           <w:b/>
@@ -17571,6 +20297,7 @@
         </w:rPr>
         <w:t xml:space="preserve"> </w:t>
       </w:r>
+      <w:proofErr w:type="spellStart"/>
       <w:r>
         <w:rPr>
           <w:b/>
@@ -17578,499 +20305,595 @@
           <w:spacing w:val="-2"/>
           <w:sz w:val="20"/>
         </w:rPr>
-        <w:t>num_area”</w:t>
-      </w:r>
-    </w:p>
-    <w:p>
-      <w:pPr>
-        <w:spacing w:before="10"/>
-        <w:ind w:left="1440"/>
-        <w:rPr>
-          <w:i/>
-          <w:sz w:val="20"/>
-        </w:rPr>
-      </w:pPr>
-      <w:r>
-        <w:rPr>
-          <w:i/>
-          <w:sz w:val="20"/>
-        </w:rPr>
-        <w:t>net_ip</w:t>
-      </w:r>
-      <w:r>
-        <w:rPr>
-          <w:i/>
-          <w:spacing w:val="41"/>
-          <w:sz w:val="20"/>
-        </w:rPr>
-        <w:t xml:space="preserve"> </w:t>
-      </w:r>
-      <w:r>
-        <w:rPr>
-          <w:i/>
-          <w:sz w:val="20"/>
-        </w:rPr>
-        <w:t>es</w:t>
-      </w:r>
-      <w:r>
-        <w:rPr>
-          <w:i/>
-          <w:spacing w:val="-5"/>
-          <w:sz w:val="20"/>
-        </w:rPr>
-        <w:t xml:space="preserve"> </w:t>
-      </w:r>
-      <w:r>
-        <w:rPr>
-          <w:i/>
-          <w:sz w:val="20"/>
-        </w:rPr>
-        <w:t>la</w:t>
-      </w:r>
-      <w:r>
-        <w:rPr>
-          <w:i/>
-          <w:spacing w:val="-5"/>
-          <w:sz w:val="20"/>
-        </w:rPr>
-        <w:t xml:space="preserve"> </w:t>
-      </w:r>
-      <w:r>
-        <w:rPr>
-          <w:i/>
-          <w:sz w:val="20"/>
-        </w:rPr>
-        <w:t>direccion</w:t>
-      </w:r>
-      <w:r>
-        <w:rPr>
-          <w:i/>
-          <w:spacing w:val="-5"/>
-          <w:sz w:val="20"/>
-        </w:rPr>
-        <w:t xml:space="preserve"> </w:t>
-      </w:r>
-      <w:r>
-        <w:rPr>
-          <w:i/>
-          <w:sz w:val="20"/>
-        </w:rPr>
-        <w:t>de</w:t>
-      </w:r>
-      <w:r>
-        <w:rPr>
-          <w:i/>
-          <w:spacing w:val="-4"/>
-          <w:sz w:val="20"/>
-        </w:rPr>
-        <w:t xml:space="preserve"> </w:t>
-      </w:r>
-      <w:r>
-        <w:rPr>
-          <w:i/>
-          <w:spacing w:val="-5"/>
-          <w:sz w:val="20"/>
-        </w:rPr>
-        <w:t>red</w:t>
-      </w:r>
-    </w:p>
-    <w:p>
-      <w:pPr>
-        <w:spacing w:before="10" w:line="249" w:lineRule="auto"/>
-        <w:ind w:left="1440" w:right="838"/>
-        <w:rPr>
-          <w:i/>
-          <w:sz w:val="20"/>
-        </w:rPr>
-      </w:pPr>
-      <w:r>
-        <w:rPr>
-          <w:i/>
-          <w:sz w:val="20"/>
-        </w:rPr>
-        <w:t>Wildcard</w:t>
-      </w:r>
-      <w:r>
-        <w:rPr>
-          <w:i/>
-          <w:spacing w:val="-4"/>
-          <w:sz w:val="20"/>
-        </w:rPr>
-        <w:t xml:space="preserve"> </w:t>
-      </w:r>
-      <w:r>
-        <w:rPr>
-          <w:i/>
-          <w:sz w:val="20"/>
-        </w:rPr>
-        <w:t>es</w:t>
-      </w:r>
-      <w:r>
-        <w:rPr>
-          <w:i/>
-          <w:spacing w:val="-4"/>
-          <w:sz w:val="20"/>
-        </w:rPr>
-        <w:t xml:space="preserve"> </w:t>
-      </w:r>
-      <w:r>
-        <w:rPr>
-          <w:i/>
-          <w:sz w:val="20"/>
-        </w:rPr>
-        <w:t>la</w:t>
-      </w:r>
-      <w:r>
-        <w:rPr>
-          <w:i/>
-          <w:spacing w:val="-4"/>
-          <w:sz w:val="20"/>
-        </w:rPr>
-        <w:t xml:space="preserve"> </w:t>
-      </w:r>
-      <w:r>
-        <w:rPr>
-          <w:i/>
-          <w:sz w:val="20"/>
-        </w:rPr>
-        <w:t>inversa</w:t>
-      </w:r>
-      <w:r>
-        <w:rPr>
-          <w:i/>
-          <w:spacing w:val="-4"/>
-          <w:sz w:val="20"/>
-        </w:rPr>
-        <w:t xml:space="preserve"> </w:t>
-      </w:r>
-      <w:r>
-        <w:rPr>
-          <w:i/>
-          <w:sz w:val="20"/>
-        </w:rPr>
-        <w:t>de</w:t>
-      </w:r>
-      <w:r>
-        <w:rPr>
-          <w:i/>
-          <w:spacing w:val="-4"/>
-          <w:sz w:val="20"/>
-        </w:rPr>
-        <w:t xml:space="preserve"> </w:t>
-      </w:r>
-      <w:r>
-        <w:rPr>
-          <w:i/>
-          <w:sz w:val="20"/>
-        </w:rPr>
-        <w:t>la</w:t>
-      </w:r>
-      <w:r>
-        <w:rPr>
-          <w:i/>
-          <w:spacing w:val="-4"/>
-          <w:sz w:val="20"/>
-        </w:rPr>
-        <w:t xml:space="preserve"> </w:t>
-      </w:r>
-      <w:r>
-        <w:rPr>
-          <w:i/>
-          <w:sz w:val="20"/>
-        </w:rPr>
-        <w:t>mascara</w:t>
-      </w:r>
-      <w:r>
-        <w:rPr>
-          <w:i/>
-          <w:spacing w:val="-4"/>
-          <w:sz w:val="20"/>
-        </w:rPr>
-        <w:t xml:space="preserve"> </w:t>
-      </w:r>
-      <w:r>
-        <w:rPr>
-          <w:i/>
-          <w:sz w:val="20"/>
-        </w:rPr>
-        <w:t>de</w:t>
-      </w:r>
-      <w:r>
-        <w:rPr>
-          <w:i/>
-          <w:spacing w:val="-4"/>
-          <w:sz w:val="20"/>
-        </w:rPr>
-        <w:t xml:space="preserve"> </w:t>
-      </w:r>
-      <w:r>
-        <w:rPr>
-          <w:i/>
-          <w:sz w:val="20"/>
-        </w:rPr>
-        <w:t>red</w:t>
-      </w:r>
-      <w:r>
-        <w:rPr>
-          <w:i/>
-          <w:spacing w:val="-4"/>
-          <w:sz w:val="20"/>
-        </w:rPr>
-        <w:t xml:space="preserve"> </w:t>
-      </w:r>
-      <w:r>
-        <w:rPr>
-          <w:i/>
-          <w:sz w:val="20"/>
-        </w:rPr>
-        <w:t>se</w:t>
-      </w:r>
-      <w:r>
-        <w:rPr>
-          <w:i/>
-          <w:spacing w:val="-4"/>
-          <w:sz w:val="20"/>
-        </w:rPr>
-        <w:t xml:space="preserve"> </w:t>
-      </w:r>
-      <w:r>
-        <w:rPr>
-          <w:i/>
-          <w:sz w:val="20"/>
-        </w:rPr>
-        <w:t>obtiene</w:t>
-      </w:r>
-      <w:r>
-        <w:rPr>
-          <w:i/>
-          <w:spacing w:val="-4"/>
-          <w:sz w:val="20"/>
-        </w:rPr>
-        <w:t xml:space="preserve"> </w:t>
-      </w:r>
-      <w:r>
-        <w:rPr>
-          <w:i/>
-          <w:sz w:val="20"/>
-        </w:rPr>
-        <w:t>de</w:t>
-      </w:r>
-      <w:r>
-        <w:rPr>
-          <w:i/>
-          <w:spacing w:val="-4"/>
-          <w:sz w:val="20"/>
-        </w:rPr>
-        <w:t xml:space="preserve"> </w:t>
-      </w:r>
-      <w:r>
-        <w:rPr>
-          <w:i/>
-          <w:sz w:val="20"/>
-        </w:rPr>
-        <w:t>invertir</w:t>
-      </w:r>
-      <w:r>
-        <w:rPr>
-          <w:i/>
-          <w:spacing w:val="-4"/>
-          <w:sz w:val="20"/>
-        </w:rPr>
-        <w:t xml:space="preserve"> </w:t>
-      </w:r>
-      <w:r>
-        <w:rPr>
-          <w:i/>
-          <w:sz w:val="20"/>
-        </w:rPr>
-        <w:t>1</w:t>
-      </w:r>
-      <w:r>
-        <w:rPr>
-          <w:i/>
-          <w:spacing w:val="-4"/>
-          <w:sz w:val="20"/>
-        </w:rPr>
-        <w:t xml:space="preserve"> </w:t>
-      </w:r>
-      <w:r>
-        <w:rPr>
-          <w:i/>
-          <w:sz w:val="20"/>
-        </w:rPr>
-        <w:t>por</w:t>
-      </w:r>
-      <w:r>
-        <w:rPr>
-          <w:i/>
-          <w:spacing w:val="-4"/>
-          <w:sz w:val="20"/>
-        </w:rPr>
-        <w:t xml:space="preserve"> </w:t>
-      </w:r>
-      <w:r>
-        <w:rPr>
-          <w:i/>
-          <w:sz w:val="20"/>
-        </w:rPr>
-        <w:t>0</w:t>
-      </w:r>
-      <w:r>
-        <w:rPr>
-          <w:i/>
-          <w:spacing w:val="-4"/>
-          <w:sz w:val="20"/>
-        </w:rPr>
-        <w:t xml:space="preserve"> </w:t>
-      </w:r>
-      <w:r>
-        <w:rPr>
-          <w:i/>
-          <w:sz w:val="20"/>
-        </w:rPr>
-        <w:t>y</w:t>
-      </w:r>
-      <w:r>
-        <w:rPr>
-          <w:i/>
-          <w:spacing w:val="-4"/>
-          <w:sz w:val="20"/>
-        </w:rPr>
-        <w:t xml:space="preserve"> </w:t>
-      </w:r>
-      <w:r>
-        <w:rPr>
-          <w:i/>
-          <w:sz w:val="20"/>
-        </w:rPr>
-        <w:t>0</w:t>
-      </w:r>
-      <w:r>
-        <w:rPr>
-          <w:i/>
-          <w:spacing w:val="-4"/>
-          <w:sz w:val="20"/>
-        </w:rPr>
-        <w:t xml:space="preserve"> </w:t>
-      </w:r>
-      <w:r>
-        <w:rPr>
-          <w:i/>
-          <w:sz w:val="20"/>
-        </w:rPr>
-        <w:t>por</w:t>
-      </w:r>
-      <w:r>
-        <w:rPr>
-          <w:i/>
-          <w:spacing w:val="-4"/>
-          <w:sz w:val="20"/>
-        </w:rPr>
-        <w:t xml:space="preserve"> </w:t>
-      </w:r>
-      <w:r>
-        <w:rPr>
-          <w:i/>
-          <w:sz w:val="20"/>
-        </w:rPr>
-        <w:t>1</w:t>
-      </w:r>
-      <w:r>
-        <w:rPr>
-          <w:i/>
-          <w:spacing w:val="-4"/>
-          <w:sz w:val="20"/>
-        </w:rPr>
-        <w:t xml:space="preserve"> </w:t>
-      </w:r>
-      <w:r>
-        <w:rPr>
-          <w:i/>
-          <w:sz w:val="20"/>
-        </w:rPr>
-        <w:t>en</w:t>
-      </w:r>
-      <w:r>
-        <w:rPr>
-          <w:i/>
-          <w:spacing w:val="-4"/>
-          <w:sz w:val="20"/>
-        </w:rPr>
-        <w:t xml:space="preserve"> </w:t>
-      </w:r>
-      <w:r>
-        <w:rPr>
-          <w:i/>
-          <w:sz w:val="20"/>
-        </w:rPr>
-        <w:t>la</w:t>
-      </w:r>
-      <w:r>
-        <w:rPr>
-          <w:i/>
-          <w:spacing w:val="-4"/>
-          <w:sz w:val="20"/>
-        </w:rPr>
-        <w:t xml:space="preserve"> </w:t>
-      </w:r>
-      <w:r>
-        <w:rPr>
-          <w:i/>
-          <w:sz w:val="20"/>
-        </w:rPr>
-        <w:t>mascara</w:t>
-      </w:r>
-      <w:r>
-        <w:rPr>
-          <w:i/>
-          <w:spacing w:val="-4"/>
-          <w:sz w:val="20"/>
-        </w:rPr>
-        <w:t xml:space="preserve"> </w:t>
-      </w:r>
-      <w:r>
-        <w:rPr>
-          <w:i/>
-          <w:sz w:val="20"/>
-        </w:rPr>
-        <w:t>de</w:t>
-      </w:r>
-      <w:r>
-        <w:rPr>
-          <w:i/>
-          <w:spacing w:val="-4"/>
-          <w:sz w:val="20"/>
-        </w:rPr>
-        <w:t xml:space="preserve"> </w:t>
-      </w:r>
-      <w:r>
-        <w:rPr>
-          <w:i/>
-          <w:sz w:val="20"/>
-        </w:rPr>
-        <w:t>red num area Indica el area a la que perteneceran las interfaces. usaremos 0 en todos los casos.</w:t>
-      </w:r>
-    </w:p>
-    <w:p>
-      <w:pPr>
-        <w:spacing w:before="2"/>
-        <w:ind w:left="1140"/>
-        <w:rPr>
-          <w:b/>
-          <w:i/>
-          <w:sz w:val="20"/>
-          <w:lang w:val="en-US"/>
-        </w:rPr>
-      </w:pPr>
+        <w:t>num_area</w:t>
+      </w:r>
+      <w:proofErr w:type="spellEnd"/>
       <w:r>
         <w:rPr>
           <w:b/>
           <w:i/>
           <w:spacing w:val="-2"/>
           <w:sz w:val="20"/>
-          <w:lang w:val="en-US"/>
-        </w:rPr>
-        <w:t>Ejemplo:</w:t>
+        </w:rPr>
+        <w:t>”</w:t>
+      </w:r>
+    </w:p>
+    <w:p>
+      <w:pPr>
+        <w:spacing w:before="10"/>
+        <w:ind w:left="1440"/>
+        <w:rPr>
+          <w:i/>
+          <w:sz w:val="20"/>
+        </w:rPr>
+      </w:pPr>
+      <w:proofErr w:type="spellStart"/>
+      <w:r>
+        <w:rPr>
+          <w:i/>
+          <w:sz w:val="20"/>
+        </w:rPr>
+        <w:t>net_ip</w:t>
+      </w:r>
+      <w:proofErr w:type="spellEnd"/>
+      <w:r>
+        <w:rPr>
+          <w:i/>
+          <w:spacing w:val="41"/>
+          <w:sz w:val="20"/>
+        </w:rPr>
+        <w:t xml:space="preserve"> </w:t>
+      </w:r>
+      <w:r>
+        <w:rPr>
+          <w:i/>
+          <w:sz w:val="20"/>
+        </w:rPr>
+        <w:t>es</w:t>
+      </w:r>
+      <w:r>
+        <w:rPr>
+          <w:i/>
+          <w:spacing w:val="-5"/>
+          <w:sz w:val="20"/>
+        </w:rPr>
+        <w:t xml:space="preserve"> </w:t>
+      </w:r>
+      <w:r>
+        <w:rPr>
+          <w:i/>
+          <w:sz w:val="20"/>
+        </w:rPr>
+        <w:t>la</w:t>
+      </w:r>
+      <w:r>
+        <w:rPr>
+          <w:i/>
+          <w:spacing w:val="-5"/>
+          <w:sz w:val="20"/>
+        </w:rPr>
+        <w:t xml:space="preserve"> </w:t>
+      </w:r>
+      <w:proofErr w:type="spellStart"/>
+      <w:r>
+        <w:rPr>
+          <w:i/>
+          <w:sz w:val="20"/>
+        </w:rPr>
+        <w:t>direccion</w:t>
+      </w:r>
+      <w:proofErr w:type="spellEnd"/>
+      <w:r>
+        <w:rPr>
+          <w:i/>
+          <w:spacing w:val="-5"/>
+          <w:sz w:val="20"/>
+        </w:rPr>
+        <w:t xml:space="preserve"> </w:t>
+      </w:r>
+      <w:r>
+        <w:rPr>
+          <w:i/>
+          <w:sz w:val="20"/>
+        </w:rPr>
+        <w:t>de</w:t>
+      </w:r>
+      <w:r>
+        <w:rPr>
+          <w:i/>
+          <w:spacing w:val="-4"/>
+          <w:sz w:val="20"/>
+        </w:rPr>
+        <w:t xml:space="preserve"> </w:t>
+      </w:r>
+      <w:r>
+        <w:rPr>
+          <w:i/>
+          <w:spacing w:val="-5"/>
+          <w:sz w:val="20"/>
+        </w:rPr>
+        <w:t>red</w:t>
+      </w:r>
+    </w:p>
+    <w:p>
+      <w:pPr>
+        <w:spacing w:before="10" w:line="249" w:lineRule="auto"/>
+        <w:ind w:left="1440" w:right="838"/>
+        <w:rPr>
+          <w:i/>
+          <w:sz w:val="20"/>
+        </w:rPr>
+      </w:pPr>
+      <w:proofErr w:type="spellStart"/>
+      <w:r>
+        <w:rPr>
+          <w:i/>
+          <w:sz w:val="20"/>
+        </w:rPr>
+        <w:t>Wildcard</w:t>
+      </w:r>
+      <w:proofErr w:type="spellEnd"/>
+      <w:r>
+        <w:rPr>
+          <w:i/>
+          <w:spacing w:val="-4"/>
+          <w:sz w:val="20"/>
+        </w:rPr>
+        <w:t xml:space="preserve"> </w:t>
+      </w:r>
+      <w:r>
+        <w:rPr>
+          <w:i/>
+          <w:sz w:val="20"/>
+        </w:rPr>
+        <w:t>es</w:t>
+      </w:r>
+      <w:r>
+        <w:rPr>
+          <w:i/>
+          <w:spacing w:val="-4"/>
+          <w:sz w:val="20"/>
+        </w:rPr>
+        <w:t xml:space="preserve"> </w:t>
+      </w:r>
+      <w:r>
+        <w:rPr>
+          <w:i/>
+          <w:sz w:val="20"/>
+        </w:rPr>
+        <w:t>la</w:t>
+      </w:r>
+      <w:r>
+        <w:rPr>
+          <w:i/>
+          <w:spacing w:val="-4"/>
+          <w:sz w:val="20"/>
+        </w:rPr>
+        <w:t xml:space="preserve"> </w:t>
+      </w:r>
+      <w:r>
+        <w:rPr>
+          <w:i/>
+          <w:sz w:val="20"/>
+        </w:rPr>
+        <w:t>inversa</w:t>
+      </w:r>
+      <w:r>
+        <w:rPr>
+          <w:i/>
+          <w:spacing w:val="-4"/>
+          <w:sz w:val="20"/>
+        </w:rPr>
+        <w:t xml:space="preserve"> </w:t>
+      </w:r>
+      <w:r>
+        <w:rPr>
+          <w:i/>
+          <w:sz w:val="20"/>
+        </w:rPr>
+        <w:t>de</w:t>
+      </w:r>
+      <w:r>
+        <w:rPr>
+          <w:i/>
+          <w:spacing w:val="-4"/>
+          <w:sz w:val="20"/>
+        </w:rPr>
+        <w:t xml:space="preserve"> </w:t>
+      </w:r>
+      <w:r>
+        <w:rPr>
+          <w:i/>
+          <w:sz w:val="20"/>
+        </w:rPr>
+        <w:t>la</w:t>
+      </w:r>
+      <w:r>
+        <w:rPr>
+          <w:i/>
+          <w:spacing w:val="-4"/>
+          <w:sz w:val="20"/>
+        </w:rPr>
+        <w:t xml:space="preserve"> </w:t>
+      </w:r>
+      <w:proofErr w:type="spellStart"/>
+      <w:r>
+        <w:rPr>
+          <w:i/>
+          <w:sz w:val="20"/>
+        </w:rPr>
+        <w:t>mascara</w:t>
+      </w:r>
+      <w:proofErr w:type="spellEnd"/>
+      <w:r>
+        <w:rPr>
+          <w:i/>
+          <w:spacing w:val="-4"/>
+          <w:sz w:val="20"/>
+        </w:rPr>
+        <w:t xml:space="preserve"> </w:t>
+      </w:r>
+      <w:r>
+        <w:rPr>
+          <w:i/>
+          <w:sz w:val="20"/>
+        </w:rPr>
+        <w:t>de</w:t>
+      </w:r>
+      <w:r>
+        <w:rPr>
+          <w:i/>
+          <w:spacing w:val="-4"/>
+          <w:sz w:val="20"/>
+        </w:rPr>
+        <w:t xml:space="preserve"> </w:t>
+      </w:r>
+      <w:r>
+        <w:rPr>
+          <w:i/>
+          <w:sz w:val="20"/>
+        </w:rPr>
+        <w:t>red</w:t>
+      </w:r>
+      <w:r>
+        <w:rPr>
+          <w:i/>
+          <w:spacing w:val="-4"/>
+          <w:sz w:val="20"/>
+        </w:rPr>
+        <w:t xml:space="preserve"> </w:t>
+      </w:r>
+      <w:r>
+        <w:rPr>
+          <w:i/>
+          <w:sz w:val="20"/>
+        </w:rPr>
+        <w:t>se</w:t>
+      </w:r>
+      <w:r>
+        <w:rPr>
+          <w:i/>
+          <w:spacing w:val="-4"/>
+          <w:sz w:val="20"/>
+        </w:rPr>
+        <w:t xml:space="preserve"> </w:t>
+      </w:r>
+      <w:r>
+        <w:rPr>
+          <w:i/>
+          <w:sz w:val="20"/>
+        </w:rPr>
+        <w:t>obtiene</w:t>
+      </w:r>
+      <w:r>
+        <w:rPr>
+          <w:i/>
+          <w:spacing w:val="-4"/>
+          <w:sz w:val="20"/>
+        </w:rPr>
+        <w:t xml:space="preserve"> </w:t>
+      </w:r>
+      <w:r>
+        <w:rPr>
+          <w:i/>
+          <w:sz w:val="20"/>
+        </w:rPr>
+        <w:t>de</w:t>
+      </w:r>
+      <w:r>
+        <w:rPr>
+          <w:i/>
+          <w:spacing w:val="-4"/>
+          <w:sz w:val="20"/>
+        </w:rPr>
+        <w:t xml:space="preserve"> </w:t>
+      </w:r>
+      <w:r>
+        <w:rPr>
+          <w:i/>
+          <w:sz w:val="20"/>
+        </w:rPr>
+        <w:t>invertir</w:t>
+      </w:r>
+      <w:r>
+        <w:rPr>
+          <w:i/>
+          <w:spacing w:val="-4"/>
+          <w:sz w:val="20"/>
+        </w:rPr>
+        <w:t xml:space="preserve"> </w:t>
+      </w:r>
+      <w:r>
+        <w:rPr>
+          <w:i/>
+          <w:sz w:val="20"/>
+        </w:rPr>
+        <w:t>1</w:t>
+      </w:r>
+      <w:r>
+        <w:rPr>
+          <w:i/>
+          <w:spacing w:val="-4"/>
+          <w:sz w:val="20"/>
+        </w:rPr>
+        <w:t xml:space="preserve"> </w:t>
+      </w:r>
+      <w:r>
+        <w:rPr>
+          <w:i/>
+          <w:sz w:val="20"/>
+        </w:rPr>
+        <w:t>por</w:t>
+      </w:r>
+      <w:r>
+        <w:rPr>
+          <w:i/>
+          <w:spacing w:val="-4"/>
+          <w:sz w:val="20"/>
+        </w:rPr>
+        <w:t xml:space="preserve"> </w:t>
+      </w:r>
+      <w:r>
+        <w:rPr>
+          <w:i/>
+          <w:sz w:val="20"/>
+        </w:rPr>
+        <w:t>0</w:t>
+      </w:r>
+      <w:r>
+        <w:rPr>
+          <w:i/>
+          <w:spacing w:val="-4"/>
+          <w:sz w:val="20"/>
+        </w:rPr>
+        <w:t xml:space="preserve"> </w:t>
+      </w:r>
+      <w:r>
+        <w:rPr>
+          <w:i/>
+          <w:sz w:val="20"/>
+        </w:rPr>
+        <w:t>y</w:t>
+      </w:r>
+      <w:r>
+        <w:rPr>
+          <w:i/>
+          <w:spacing w:val="-4"/>
+          <w:sz w:val="20"/>
+        </w:rPr>
+        <w:t xml:space="preserve"> </w:t>
+      </w:r>
+      <w:r>
+        <w:rPr>
+          <w:i/>
+          <w:sz w:val="20"/>
+        </w:rPr>
+        <w:t>0</w:t>
+      </w:r>
+      <w:r>
+        <w:rPr>
+          <w:i/>
+          <w:spacing w:val="-4"/>
+          <w:sz w:val="20"/>
+        </w:rPr>
+        <w:t xml:space="preserve"> </w:t>
+      </w:r>
+      <w:r>
+        <w:rPr>
+          <w:i/>
+          <w:sz w:val="20"/>
+        </w:rPr>
+        <w:t>por</w:t>
+      </w:r>
+      <w:r>
+        <w:rPr>
+          <w:i/>
+          <w:spacing w:val="-4"/>
+          <w:sz w:val="20"/>
+        </w:rPr>
+        <w:t xml:space="preserve"> </w:t>
+      </w:r>
+      <w:r>
+        <w:rPr>
+          <w:i/>
+          <w:sz w:val="20"/>
+        </w:rPr>
+        <w:t>1</w:t>
+      </w:r>
+      <w:r>
+        <w:rPr>
+          <w:i/>
+          <w:spacing w:val="-4"/>
+          <w:sz w:val="20"/>
+        </w:rPr>
+        <w:t xml:space="preserve"> </w:t>
+      </w:r>
+      <w:r>
+        <w:rPr>
+          <w:i/>
+          <w:sz w:val="20"/>
+        </w:rPr>
+        <w:t>en</w:t>
+      </w:r>
+      <w:r>
+        <w:rPr>
+          <w:i/>
+          <w:spacing w:val="-4"/>
+          <w:sz w:val="20"/>
+        </w:rPr>
+        <w:t xml:space="preserve"> </w:t>
+      </w:r>
+      <w:r>
+        <w:rPr>
+          <w:i/>
+          <w:sz w:val="20"/>
+        </w:rPr>
+        <w:t>la</w:t>
+      </w:r>
+      <w:r>
+        <w:rPr>
+          <w:i/>
+          <w:spacing w:val="-4"/>
+          <w:sz w:val="20"/>
+        </w:rPr>
+        <w:t xml:space="preserve"> </w:t>
+      </w:r>
+      <w:proofErr w:type="spellStart"/>
+      <w:r>
+        <w:rPr>
+          <w:i/>
+          <w:sz w:val="20"/>
+        </w:rPr>
+        <w:t>mascara</w:t>
+      </w:r>
+      <w:proofErr w:type="spellEnd"/>
+      <w:r>
+        <w:rPr>
+          <w:i/>
+          <w:spacing w:val="-4"/>
+          <w:sz w:val="20"/>
+        </w:rPr>
+        <w:t xml:space="preserve"> </w:t>
+      </w:r>
+      <w:r>
+        <w:rPr>
+          <w:i/>
+          <w:sz w:val="20"/>
+        </w:rPr>
+        <w:t>de</w:t>
+      </w:r>
+      <w:r>
+        <w:rPr>
+          <w:i/>
+          <w:spacing w:val="-4"/>
+          <w:sz w:val="20"/>
+        </w:rPr>
+        <w:t xml:space="preserve"> </w:t>
+      </w:r>
+      <w:r>
+        <w:rPr>
+          <w:i/>
+          <w:sz w:val="20"/>
+        </w:rPr>
+        <w:t xml:space="preserve">red </w:t>
+      </w:r>
+      <w:proofErr w:type="spellStart"/>
+      <w:r>
+        <w:rPr>
+          <w:i/>
+          <w:sz w:val="20"/>
+        </w:rPr>
+        <w:t>num</w:t>
+      </w:r>
+      <w:proofErr w:type="spellEnd"/>
+      <w:r>
+        <w:rPr>
+          <w:i/>
+          <w:sz w:val="20"/>
+        </w:rPr>
+        <w:t xml:space="preserve"> </w:t>
+      </w:r>
+      <w:proofErr w:type="spellStart"/>
+      <w:r>
+        <w:rPr>
+          <w:i/>
+          <w:sz w:val="20"/>
+        </w:rPr>
+        <w:t>area</w:t>
+      </w:r>
+      <w:proofErr w:type="spellEnd"/>
+      <w:r>
+        <w:rPr>
+          <w:i/>
+          <w:sz w:val="20"/>
+        </w:rPr>
+        <w:t xml:space="preserve"> Indica el </w:t>
+      </w:r>
+      <w:proofErr w:type="spellStart"/>
+      <w:r>
+        <w:rPr>
+          <w:i/>
+          <w:sz w:val="20"/>
+        </w:rPr>
+        <w:t>area</w:t>
+      </w:r>
+      <w:proofErr w:type="spellEnd"/>
+      <w:r>
+        <w:rPr>
+          <w:i/>
+          <w:sz w:val="20"/>
+        </w:rPr>
+        <w:t xml:space="preserve"> a la que </w:t>
+      </w:r>
+      <w:proofErr w:type="spellStart"/>
+      <w:r>
+        <w:rPr>
+          <w:i/>
+          <w:sz w:val="20"/>
+        </w:rPr>
+        <w:t>perteneceran</w:t>
+      </w:r>
+      <w:proofErr w:type="spellEnd"/>
+      <w:r>
+        <w:rPr>
+          <w:i/>
+          <w:sz w:val="20"/>
+        </w:rPr>
+        <w:t xml:space="preserve"> las interfaces. usaremos 0 en todos los casos.</w:t>
+      </w:r>
+    </w:p>
+    <w:p>
+      <w:pPr>
+        <w:spacing w:before="2"/>
+        <w:ind w:left="1140"/>
+        <w:rPr>
+          <w:b/>
+          <w:i/>
+          <w:sz w:val="20"/>
+          <w:lang w:val="en-US"/>
+        </w:rPr>
+      </w:pPr>
+      <w:proofErr w:type="spellStart"/>
+      <w:r>
+        <w:rPr>
+          <w:b/>
+          <w:i/>
+          <w:spacing w:val="-2"/>
+          <w:sz w:val="20"/>
+          <w:lang w:val="en-US"/>
+        </w:rPr>
+        <w:t>Ejemplo</w:t>
+      </w:r>
+      <w:proofErr w:type="spellEnd"/>
+      <w:r>
+        <w:rPr>
+          <w:b/>
+          <w:i/>
+          <w:spacing w:val="-2"/>
+          <w:sz w:val="20"/>
+          <w:lang w:val="en-US"/>
+        </w:rPr>
+        <w:t>:</w:t>
       </w:r>
     </w:p>
     <w:p>
@@ -18105,12 +20928,14 @@
         </w:rPr>
         <w:t xml:space="preserve"> </w:t>
       </w:r>
+      <w:proofErr w:type="spellStart"/>
       <w:r>
         <w:rPr>
           <w:lang w:val="en-US"/>
         </w:rPr>
         <w:t>ospf</w:t>
       </w:r>
+      <w:proofErr w:type="spellEnd"/>
       <w:r>
         <w:rPr>
           <w:spacing w:val="-12"/>
@@ -18402,7 +21227,35 @@
         <w:rPr>
           <w:lang w:val="en-US"/>
         </w:rPr>
-        <w:t>0 Repito para los demás routers</w:t>
+        <w:t xml:space="preserve">0 </w:t>
+      </w:r>
+      <w:proofErr w:type="spellStart"/>
+      <w:r>
+        <w:rPr>
+          <w:lang w:val="en-US"/>
+        </w:rPr>
+        <w:t>Repito</w:t>
+      </w:r>
+      <w:proofErr w:type="spellEnd"/>
+      <w:r>
+        <w:rPr>
+          <w:lang w:val="en-US"/>
+        </w:rPr>
+        <w:t xml:space="preserve"> para los </w:t>
+      </w:r>
+      <w:proofErr w:type="spellStart"/>
+      <w:r>
+        <w:rPr>
+          <w:lang w:val="en-US"/>
+        </w:rPr>
+        <w:t>demás</w:t>
+      </w:r>
+      <w:proofErr w:type="spellEnd"/>
+      <w:r>
+        <w:rPr>
+          <w:lang w:val="en-US"/>
+        </w:rPr>
+        <w:t xml:space="preserve"> routers</w:t>
       </w:r>
     </w:p>
     <w:p>
@@ -18636,12 +21489,14 @@
         </w:rPr>
         <w:t xml:space="preserve"> </w:t>
       </w:r>
+      <w:proofErr w:type="spellStart"/>
       <w:r>
         <w:rPr>
           <w:lang w:val="en-US"/>
         </w:rPr>
         <w:t>Ctrl+C</w:t>
       </w:r>
+      <w:proofErr w:type="spellEnd"/>
       <w:r>
         <w:rPr>
           <w:spacing w:val="-5"/>
@@ -18713,12 +21568,14 @@
         </w:rPr>
         <w:t xml:space="preserve"> </w:t>
       </w:r>
+      <w:proofErr w:type="spellStart"/>
       <w:r>
         <w:rPr>
           <w:lang w:val="en-US"/>
         </w:rPr>
         <w:t>ms</w:t>
       </w:r>
+      <w:proofErr w:type="spellEnd"/>
       <w:r>
         <w:rPr>
           <w:spacing w:val="45"/>
@@ -18739,12 +21596,14 @@
         </w:rPr>
         <w:t xml:space="preserve"> </w:t>
       </w:r>
+      <w:proofErr w:type="spellStart"/>
       <w:r>
         <w:rPr>
           <w:lang w:val="en-US"/>
         </w:rPr>
         <w:t>ms</w:t>
       </w:r>
+      <w:proofErr w:type="spellEnd"/>
       <w:r>
         <w:rPr>
           <w:spacing w:val="45"/>
@@ -18765,6 +21624,7 @@
         </w:rPr>
         <w:t xml:space="preserve"> </w:t>
       </w:r>
+      <w:proofErr w:type="spellStart"/>
       <w:r>
         <w:rPr>
           <w:spacing w:val="-5"/>
@@ -18772,6 +21632,7 @@
         </w:rPr>
         <w:t>ms</w:t>
       </w:r>
+      <w:proofErr w:type="spellEnd"/>
     </w:p>
     <w:p>
       <w:pPr>
@@ -18823,12 +21684,14 @@
         </w:rPr>
         <w:t xml:space="preserve"> </w:t>
       </w:r>
+      <w:proofErr w:type="spellStart"/>
       <w:r>
         <w:rPr>
           <w:lang w:val="en-US"/>
         </w:rPr>
         <w:t>ms</w:t>
       </w:r>
+      <w:proofErr w:type="spellEnd"/>
       <w:r>
         <w:rPr>
           <w:spacing w:val="45"/>
@@ -18849,12 +21712,14 @@
         </w:rPr>
         <w:t xml:space="preserve"> </w:t>
       </w:r>
+      <w:proofErr w:type="spellStart"/>
       <w:r>
         <w:rPr>
           <w:lang w:val="en-US"/>
         </w:rPr>
         <w:t>ms</w:t>
       </w:r>
+      <w:proofErr w:type="spellEnd"/>
       <w:r>
         <w:rPr>
           <w:spacing w:val="45"/>
@@ -18875,6 +21740,7 @@
         </w:rPr>
         <w:t xml:space="preserve"> </w:t>
       </w:r>
+      <w:proofErr w:type="spellStart"/>
       <w:r>
         <w:rPr>
           <w:spacing w:val="-5"/>
@@ -18882,6 +21748,7 @@
         </w:rPr>
         <w:t>ms</w:t>
       </w:r>
+      <w:proofErr w:type="spellEnd"/>
     </w:p>
     <w:p>
       <w:pPr>
@@ -18933,12 +21800,14 @@
         </w:rPr>
         <w:t xml:space="preserve"> </w:t>
       </w:r>
+      <w:proofErr w:type="spellStart"/>
       <w:r>
         <w:rPr>
           <w:lang w:val="en-US"/>
         </w:rPr>
         <w:t>ms</w:t>
       </w:r>
+      <w:proofErr w:type="spellEnd"/>
       <w:r>
         <w:rPr>
           <w:spacing w:val="45"/>
@@ -18959,12 +21828,14 @@
         </w:rPr>
         <w:t xml:space="preserve"> </w:t>
       </w:r>
+      <w:proofErr w:type="spellStart"/>
       <w:r>
         <w:rPr>
           <w:lang w:val="en-US"/>
         </w:rPr>
         <w:t>ms</w:t>
       </w:r>
+      <w:proofErr w:type="spellEnd"/>
       <w:r>
         <w:rPr>
           <w:spacing w:val="45"/>
@@ -18985,6 +21856,7 @@
         </w:rPr>
         <w:t xml:space="preserve"> </w:t>
       </w:r>
+      <w:proofErr w:type="spellStart"/>
       <w:r>
         <w:rPr>
           <w:spacing w:val="-5"/>
@@ -18992,6 +21864,7 @@
         </w:rPr>
         <w:t>ms</w:t>
       </w:r>
+      <w:proofErr w:type="spellEnd"/>
     </w:p>
     <w:p>
       <w:pPr>
@@ -19043,12 +21916,14 @@
         </w:rPr>
         <w:t xml:space="preserve"> </w:t>
       </w:r>
+      <w:proofErr w:type="spellStart"/>
       <w:r>
         <w:rPr>
           <w:lang w:val="en-US"/>
         </w:rPr>
         <w:t>ms</w:t>
       </w:r>
+      <w:proofErr w:type="spellEnd"/>
       <w:r>
         <w:rPr>
           <w:spacing w:val="-5"/>
@@ -19340,8 +22215,16 @@
         <w:rPr>
           <w:sz w:val="20"/>
         </w:rPr>
-        <w:t>(click</w:t>
-      </w:r>
+        <w:t>(</w:t>
+      </w:r>
+      <w:proofErr w:type="spellStart"/>
+      <w:r>
+        <w:rPr>
+          <w:sz w:val="20"/>
+        </w:rPr>
+        <w:t>click</w:t>
+      </w:r>
+      <w:proofErr w:type="spellEnd"/>
       <w:r>
         <w:rPr>
           <w:spacing w:val="-4"/>
@@ -19427,12 +22310,21 @@
         </w:rPr>
         <w:t xml:space="preserve"> </w:t>
       </w:r>
+      <w:proofErr w:type="spellStart"/>
       <w:r>
         <w:rPr>
           <w:spacing w:val="-2"/>
           <w:sz w:val="20"/>
         </w:rPr>
-        <w:t>suspend)</w:t>
+        <w:t>suspend</w:t>
+      </w:r>
+      <w:proofErr w:type="spellEnd"/>
+      <w:r>
+        <w:rPr>
+          <w:spacing w:val="-2"/>
+          <w:sz w:val="20"/>
+        </w:rPr>
+        <w:t>)</w:t>
       </w:r>
     </w:p>
     <w:p>
@@ -19944,12 +22836,14 @@
           <w:sz w:val="20"/>
         </w:rPr>
       </w:pPr>
+      <w:proofErr w:type="spellStart"/>
       <w:r>
         <w:rPr>
           <w:sz w:val="20"/>
         </w:rPr>
         <w:t>Capure</w:t>
       </w:r>
+      <w:proofErr w:type="spellEnd"/>
       <w:r>
         <w:rPr>
           <w:spacing w:val="-7"/>
@@ -20169,9 +23063,11 @@
         </w:rPr>
         <w:t xml:space="preserve"> </w:t>
       </w:r>
+      <w:proofErr w:type="spellStart"/>
       <w:r>
         <w:t>configuracion</w:t>
       </w:r>
+      <w:proofErr w:type="spellEnd"/>
       <w:r>
         <w:rPr>
           <w:spacing w:val="-7"/>
@@ -20227,8 +23123,13 @@
         </w:rPr>
         <w:t xml:space="preserve"> </w:t>
       </w:r>
-      <w:r>
-        <w:t>Forwarding)</w:t>
+      <w:proofErr w:type="spellStart"/>
+      <w:r>
+        <w:t>Forwarding</w:t>
+      </w:r>
+      <w:proofErr w:type="spellEnd"/>
+      <w:r>
+        <w:t>)</w:t>
       </w:r>
       <w:r>
         <w:rPr>
@@ -20327,8 +23228,21 @@
         <w:t xml:space="preserve"> </w:t>
       </w:r>
       <w:r>
-        <w:t>comando ip cef</w:t>
-      </w:r>
+        <w:t xml:space="preserve">comando </w:t>
+      </w:r>
+      <w:proofErr w:type="spellStart"/>
+      <w:r>
+        <w:t>ip</w:t>
+      </w:r>
+      <w:proofErr w:type="spellEnd"/>
+      <w:r>
+        <w:t xml:space="preserve"> </w:t>
+      </w:r>
+      <w:proofErr w:type="spellStart"/>
+      <w:r>
+        <w:t>cef</w:t>
+      </w:r>
+      <w:proofErr w:type="spellEnd"/>
     </w:p>
     <w:p>
       <w:pPr>
@@ -20435,9 +23349,11 @@
         </w:rPr>
         <w:t xml:space="preserve"> </w:t>
       </w:r>
+      <w:proofErr w:type="spellStart"/>
       <w:r>
         <w:t>router</w:t>
       </w:r>
+      <w:proofErr w:type="spellEnd"/>
       <w:r>
         <w:rPr>
           <w:spacing w:val="-4"/>
@@ -20445,8 +23361,37 @@
         <w:t xml:space="preserve"> </w:t>
       </w:r>
       <w:r>
-        <w:t>con mpls label protocol ldp</w:t>
-      </w:r>
+        <w:t xml:space="preserve">con </w:t>
+      </w:r>
+      <w:proofErr w:type="spellStart"/>
+      <w:r>
+        <w:t>mpls</w:t>
+      </w:r>
+      <w:proofErr w:type="spellEnd"/>
+      <w:r>
+        <w:t xml:space="preserve"> </w:t>
+      </w:r>
+      <w:proofErr w:type="spellStart"/>
+      <w:r>
+        <w:t>label</w:t>
+      </w:r>
+      <w:proofErr w:type="spellEnd"/>
+      <w:r>
+        <w:t xml:space="preserve"> </w:t>
+      </w:r>
+      <w:proofErr w:type="spellStart"/>
+      <w:r>
+        <w:t>protocol</w:t>
+      </w:r>
+      <w:proofErr w:type="spellEnd"/>
+      <w:r>
+        <w:t xml:space="preserve"> </w:t>
+      </w:r>
+      <w:proofErr w:type="spellStart"/>
+      <w:r>
+        <w:t>ldp</w:t>
+      </w:r>
+      <w:proofErr w:type="spellEnd"/>
     </w:p>
     <w:p>
       <w:pPr>
@@ -20454,27 +23399,33 @@
         <w:spacing w:line="228" w:lineRule="exact"/>
         <w:ind w:left="1140"/>
       </w:pPr>
+      <w:proofErr w:type="spellStart"/>
       <w:r>
         <w:t>mpls</w:t>
       </w:r>
+      <w:proofErr w:type="spellEnd"/>
       <w:r>
         <w:rPr>
           <w:spacing w:val="-5"/>
         </w:rPr>
         <w:t xml:space="preserve"> </w:t>
       </w:r>
+      <w:proofErr w:type="spellStart"/>
       <w:r>
         <w:t>label</w:t>
       </w:r>
+      <w:proofErr w:type="spellEnd"/>
       <w:r>
         <w:rPr>
           <w:spacing w:val="-5"/>
         </w:rPr>
         <w:t xml:space="preserve"> </w:t>
       </w:r>
+      <w:proofErr w:type="spellStart"/>
       <w:r>
         <w:t>range</w:t>
       </w:r>
+      <w:proofErr w:type="spellEnd"/>
       <w:r>
         <w:rPr>
           <w:spacing w:val="-4"/>
@@ -20557,9 +23508,11 @@
         </w:rPr>
         <w:t xml:space="preserve"> </w:t>
       </w:r>
+      <w:proofErr w:type="spellStart"/>
       <w:r>
         <w:t>loopback</w:t>
       </w:r>
+      <w:proofErr w:type="spellEnd"/>
       <w:r>
         <w:rPr>
           <w:spacing w:val="-5"/>
@@ -20567,8 +23520,21 @@
         <w:t xml:space="preserve"> </w:t>
       </w:r>
       <w:r>
-        <w:t>con mpls ip</w:t>
-      </w:r>
+        <w:t xml:space="preserve">con </w:t>
+      </w:r>
+      <w:proofErr w:type="spellStart"/>
+      <w:r>
+        <w:t>mpls</w:t>
+      </w:r>
+      <w:proofErr w:type="spellEnd"/>
+      <w:r>
+        <w:t xml:space="preserve"> </w:t>
+      </w:r>
+      <w:proofErr w:type="spellStart"/>
+      <w:r>
+        <w:t>ip</w:t>
+      </w:r>
+      <w:proofErr w:type="spellEnd"/>
     </w:p>
     <w:p>
       <w:pPr>
@@ -20617,6 +23583,7 @@
                 <w:sz w:val="20"/>
               </w:rPr>
             </w:pPr>
+            <w:proofErr w:type="spellStart"/>
             <w:r>
               <w:rPr>
                 <w:spacing w:val="-2"/>
@@ -20624,6 +23591,7 @@
               </w:rPr>
               <w:t>Router</w:t>
             </w:r>
+            <w:proofErr w:type="spellEnd"/>
           </w:p>
         </w:tc>
         <w:tc>
@@ -20942,6 +23910,7 @@
         </w:rPr>
         <w:t xml:space="preserve"> </w:t>
       </w:r>
+      <w:proofErr w:type="spellStart"/>
       <w:r>
         <w:rPr>
           <w:spacing w:val="-5"/>
@@ -20949,6 +23918,7 @@
         </w:rPr>
         <w:t>cef</w:t>
       </w:r>
+      <w:proofErr w:type="spellEnd"/>
     </w:p>
     <w:p>
       <w:pPr>
@@ -20999,11 +23969,19 @@
         </w:rPr>
         <w:t xml:space="preserve"> </w:t>
       </w:r>
-      <w:r>
-        <w:rPr>
-          <w:lang w:val="en-US"/>
-        </w:rPr>
-        <w:t>ldp R1-LER(config)#mpls</w:t>
+      <w:proofErr w:type="spellStart"/>
+      <w:r>
+        <w:rPr>
+          <w:lang w:val="en-US"/>
+        </w:rPr>
+        <w:t>ldp</w:t>
+      </w:r>
+      <w:proofErr w:type="spellEnd"/>
+      <w:r>
+        <w:rPr>
+          <w:lang w:val="en-US"/>
+        </w:rPr>
+        <w:t xml:space="preserve"> R1-LER(config)#mpls</w:t>
       </w:r>
       <w:r>
         <w:rPr>
@@ -21071,7 +24049,21 @@
         <w:rPr>
           <w:lang w:val="en-US"/>
         </w:rPr>
-        <w:t>R1-LER(config-if)#mpls ip R1-LER(config-if)#int</w:t>
+        <w:t xml:space="preserve">R1-LER(config-if)#mpls </w:t>
+      </w:r>
+      <w:proofErr w:type="spellStart"/>
+      <w:r>
+        <w:rPr>
+          <w:lang w:val="en-US"/>
+        </w:rPr>
+        <w:t>ip</w:t>
+      </w:r>
+      <w:proofErr w:type="spellEnd"/>
+      <w:r>
+        <w:rPr>
+          <w:lang w:val="en-US"/>
+        </w:rPr>
+        <w:t xml:space="preserve"> R1-LER(config-if)#int</w:t>
       </w:r>
       <w:r>
         <w:rPr>
@@ -21097,7 +24089,21 @@
         <w:rPr>
           <w:lang w:val="en-US"/>
         </w:rPr>
-        <w:t>0/1 R1-LER(config-if)#mpls ip R1-LER(config-if)#int</w:t>
+        <w:t xml:space="preserve">0/1 R1-LER(config-if)#mpls </w:t>
+      </w:r>
+      <w:proofErr w:type="spellStart"/>
+      <w:r>
+        <w:rPr>
+          <w:lang w:val="en-US"/>
+        </w:rPr>
+        <w:t>ip</w:t>
+      </w:r>
+      <w:proofErr w:type="spellEnd"/>
+      <w:r>
+        <w:rPr>
+          <w:lang w:val="en-US"/>
+        </w:rPr>
+        <w:t xml:space="preserve"> R1-LER(config-if)#int</w:t>
       </w:r>
       <w:r>
         <w:rPr>
@@ -21123,8 +24129,16 @@
         <w:rPr>
           <w:lang w:val="en-US"/>
         </w:rPr>
-        <w:t>1/0 R1-LER(config-if)#mpls ip</w:t>
-      </w:r>
+        <w:t xml:space="preserve">1/0 R1-LER(config-if)#mpls </w:t>
+      </w:r>
+      <w:proofErr w:type="spellStart"/>
+      <w:r>
+        <w:rPr>
+          <w:lang w:val="en-US"/>
+        </w:rPr>
+        <w:t>ip</w:t>
+      </w:r>
+      <w:proofErr w:type="spellEnd"/>
     </w:p>
     <w:p>
       <w:pPr>
@@ -21178,12 +24192,14 @@
         </w:rPr>
         <w:t xml:space="preserve"> </w:t>
       </w:r>
+      <w:proofErr w:type="spellStart"/>
       <w:r>
         <w:rPr>
           <w:spacing w:val="-2"/>
         </w:rPr>
         <w:t>routers</w:t>
       </w:r>
+      <w:proofErr w:type="spellEnd"/>
     </w:p>
     <w:p>
       <w:pPr>
@@ -21333,12 +24349,14 @@
         </w:rPr>
         <w:t xml:space="preserve"> </w:t>
       </w:r>
+      <w:proofErr w:type="spellStart"/>
       <w:r>
         <w:rPr>
           <w:spacing w:val="-2"/>
         </w:rPr>
         <w:t>router</w:t>
       </w:r>
+      <w:proofErr w:type="spellEnd"/>
     </w:p>
     <w:p>
       <w:pPr>
@@ -21743,7 +24761,15 @@
         <w:t xml:space="preserve"> </w:t>
       </w:r>
       <w:r>
-        <w:t xml:space="preserve">salga con el comando exit repitiendo las veces que sea </w:t>
+        <w:t xml:space="preserve">salga con el comando </w:t>
+      </w:r>
+      <w:proofErr w:type="spellStart"/>
+      <w:r>
+        <w:t>exit</w:t>
+      </w:r>
+      <w:proofErr w:type="spellEnd"/>
+      <w:r>
+        <w:t xml:space="preserve"> repitiendo las veces que sea </w:t>
       </w:r>
       <w:r>
         <w:rPr>
@@ -21863,12 +24889,14 @@
         </w:rPr>
         <w:t xml:space="preserve"> </w:t>
       </w:r>
+      <w:proofErr w:type="spellStart"/>
       <w:r>
         <w:rPr>
           <w:sz w:val="20"/>
         </w:rPr>
         <w:t>mpls</w:t>
       </w:r>
+      <w:proofErr w:type="spellEnd"/>
       <w:r>
         <w:rPr>
           <w:spacing w:val="-4"/>
@@ -21967,12 +24995,14 @@
         </w:rPr>
         <w:t xml:space="preserve"> </w:t>
       </w:r>
+      <w:proofErr w:type="spellStart"/>
       <w:r>
         <w:rPr>
           <w:sz w:val="20"/>
         </w:rPr>
         <w:t>mpls</w:t>
       </w:r>
+      <w:proofErr w:type="spellEnd"/>
       <w:r>
         <w:rPr>
           <w:spacing w:val="-4"/>
@@ -21980,12 +25010,14 @@
         </w:rPr>
         <w:t xml:space="preserve"> </w:t>
       </w:r>
+      <w:proofErr w:type="spellStart"/>
       <w:r>
         <w:rPr>
           <w:sz w:val="20"/>
         </w:rPr>
         <w:t>ldp</w:t>
       </w:r>
+      <w:proofErr w:type="spellEnd"/>
       <w:r>
         <w:rPr>
           <w:spacing w:val="-3"/>
@@ -21993,6 +25025,7 @@
         </w:rPr>
         <w:t xml:space="preserve"> </w:t>
       </w:r>
+      <w:proofErr w:type="spellStart"/>
       <w:r>
         <w:rPr>
           <w:spacing w:val="-2"/>
@@ -22000,6 +25033,7 @@
         </w:rPr>
         <w:t>parameters</w:t>
       </w:r>
+      <w:proofErr w:type="spellEnd"/>
     </w:p>
     <w:p>
       <w:pPr>
@@ -22084,12 +25118,14 @@
         </w:rPr>
         <w:t xml:space="preserve"> </w:t>
       </w:r>
+      <w:proofErr w:type="spellStart"/>
       <w:r>
         <w:rPr>
           <w:sz w:val="20"/>
         </w:rPr>
         <w:t>mpls</w:t>
       </w:r>
+      <w:proofErr w:type="spellEnd"/>
       <w:r>
         <w:rPr>
           <w:spacing w:val="-4"/>
@@ -22097,12 +25133,14 @@
         </w:rPr>
         <w:t xml:space="preserve"> </w:t>
       </w:r>
+      <w:proofErr w:type="spellStart"/>
       <w:r>
         <w:rPr>
           <w:sz w:val="20"/>
         </w:rPr>
         <w:t>ldp</w:t>
       </w:r>
+      <w:proofErr w:type="spellEnd"/>
       <w:r>
         <w:rPr>
           <w:spacing w:val="-3"/>
@@ -22202,12 +25240,14 @@
         </w:rPr>
         <w:t xml:space="preserve"> </w:t>
       </w:r>
+      <w:proofErr w:type="spellStart"/>
       <w:r>
         <w:rPr>
           <w:sz w:val="20"/>
         </w:rPr>
         <w:t>mpls</w:t>
       </w:r>
+      <w:proofErr w:type="spellEnd"/>
       <w:r>
         <w:rPr>
           <w:spacing w:val="-4"/>
@@ -22215,12 +25255,14 @@
         </w:rPr>
         <w:t xml:space="preserve"> </w:t>
       </w:r>
+      <w:proofErr w:type="spellStart"/>
       <w:r>
         <w:rPr>
           <w:sz w:val="20"/>
         </w:rPr>
         <w:t>ldp</w:t>
       </w:r>
+      <w:proofErr w:type="spellEnd"/>
       <w:r>
         <w:rPr>
           <w:spacing w:val="-3"/>
@@ -22228,6 +25270,7 @@
         </w:rPr>
         <w:t xml:space="preserve"> </w:t>
       </w:r>
+      <w:proofErr w:type="spellStart"/>
       <w:r>
         <w:rPr>
           <w:spacing w:val="-2"/>
@@ -22235,6 +25278,7 @@
         </w:rPr>
         <w:t>neighbor</w:t>
       </w:r>
+      <w:proofErr w:type="spellEnd"/>
     </w:p>
     <w:p>
       <w:pPr>
@@ -22424,9 +25468,11 @@
         </w:rPr>
         <w:t xml:space="preserve"> </w:t>
       </w:r>
+      <w:proofErr w:type="spellStart"/>
       <w:r>
         <w:t>router</w:t>
       </w:r>
+      <w:proofErr w:type="spellEnd"/>
       <w:r>
         <w:rPr>
           <w:spacing w:val="-5"/>
@@ -22497,30 +25543,36 @@
         </w:rPr>
         <w:t xml:space="preserve"> </w:t>
       </w:r>
+      <w:proofErr w:type="spellStart"/>
       <w:r>
         <w:t>mpls</w:t>
       </w:r>
+      <w:proofErr w:type="spellEnd"/>
       <w:r>
         <w:rPr>
           <w:spacing w:val="-4"/>
         </w:rPr>
         <w:t xml:space="preserve"> </w:t>
       </w:r>
+      <w:proofErr w:type="spellStart"/>
       <w:r>
         <w:t>ldp</w:t>
       </w:r>
+      <w:proofErr w:type="spellEnd"/>
       <w:r>
         <w:rPr>
           <w:spacing w:val="-3"/>
         </w:rPr>
         <w:t xml:space="preserve"> </w:t>
       </w:r>
+      <w:proofErr w:type="spellStart"/>
       <w:r>
         <w:rPr>
           <w:spacing w:val="-2"/>
         </w:rPr>
         <w:t>neighbor</w:t>
       </w:r>
+      <w:proofErr w:type="spellEnd"/>
     </w:p>
     <w:p>
       <w:pPr>
@@ -22674,8 +25726,13 @@
         </w:rPr>
         <w:t xml:space="preserve"> </w:t>
       </w:r>
-      <w:r>
-        <w:t>comando?restaure el enlace espere unos segundo y repita</w:t>
+      <w:proofErr w:type="spellStart"/>
+      <w:r>
+        <w:t>comando?restaure</w:t>
+      </w:r>
+      <w:proofErr w:type="spellEnd"/>
+      <w:r>
+        <w:t xml:space="preserve"> el enlace espere unos segundo y repita</w:t>
       </w:r>
     </w:p>
     <w:p>
@@ -22697,7 +25754,35 @@
         <w:rPr>
           <w:lang w:val="es-AR"/>
         </w:rPr>
-        <w:t>el router que se conecta al LSR desconectado. No aparece como fuente para llevar a cabo el protocolo ldp.</w:t>
+        <w:t xml:space="preserve">el </w:t>
+      </w:r>
+      <w:proofErr w:type="spellStart"/>
+      <w:r>
+        <w:rPr>
+          <w:lang w:val="es-AR"/>
+        </w:rPr>
+        <w:t>router</w:t>
+      </w:r>
+      <w:proofErr w:type="spellEnd"/>
+      <w:r>
+        <w:rPr>
+          <w:lang w:val="es-AR"/>
+        </w:rPr>
+        <w:t xml:space="preserve"> que se conecta al LSR desconectado. No aparece como fuente para llevar a cabo el protocolo </w:t>
+      </w:r>
+      <w:proofErr w:type="spellStart"/>
+      <w:r>
+        <w:rPr>
+          <w:lang w:val="es-AR"/>
+        </w:rPr>
+        <w:t>ldp</w:t>
+      </w:r>
+      <w:proofErr w:type="spellEnd"/>
+      <w:r>
+        <w:rPr>
+          <w:lang w:val="es-AR"/>
+        </w:rPr>
+        <w:t>.</w:t>
       </w:r>
     </w:p>
     <w:p>
@@ -22722,12 +25807,14 @@
         </w:rPr>
         <w:t xml:space="preserve"> </w:t>
       </w:r>
+      <w:proofErr w:type="spellStart"/>
       <w:r>
         <w:rPr>
           <w:lang w:val="es-AR"/>
         </w:rPr>
         <w:t>mpls</w:t>
       </w:r>
+      <w:proofErr w:type="spellEnd"/>
       <w:r>
         <w:rPr>
           <w:spacing w:val="-4"/>
@@ -22735,12 +25822,14 @@
         </w:rPr>
         <w:t xml:space="preserve"> </w:t>
       </w:r>
+      <w:proofErr w:type="spellStart"/>
       <w:r>
         <w:rPr>
           <w:lang w:val="es-AR"/>
         </w:rPr>
         <w:t>ldp</w:t>
       </w:r>
+      <w:proofErr w:type="spellEnd"/>
       <w:r>
         <w:rPr>
           <w:spacing w:val="-3"/>
@@ -22748,6 +25837,7 @@
         </w:rPr>
         <w:t xml:space="preserve"> </w:t>
       </w:r>
+      <w:proofErr w:type="spellStart"/>
       <w:r>
         <w:rPr>
           <w:spacing w:val="-2"/>
@@ -22755,6 +25845,7 @@
         </w:rPr>
         <w:t>neighbor</w:t>
       </w:r>
+      <w:proofErr w:type="spellEnd"/>
     </w:p>
     <w:p>
       <w:pPr>
@@ -23382,7 +26473,39 @@
         <w:jc w:val="both"/>
       </w:pPr>
       <w:r>
-        <w:t>Para ver cómo trabaja el protocolo de distribución de etiquetas, eliminaremos primero las sesiones establecidas anteriormente con el comando “Clear mpls ldp neighbor *” en el R2-LSR. Tras introducir el comando, el router establecerá las sesiones LDP con sus vecinos.</w:t>
+        <w:t xml:space="preserve">Para ver cómo trabaja el protocolo de distribución de etiquetas, eliminaremos primero las sesiones establecidas anteriormente con el comando “Clear </w:t>
+      </w:r>
+      <w:proofErr w:type="spellStart"/>
+      <w:r>
+        <w:t>mpls</w:t>
+      </w:r>
+      <w:proofErr w:type="spellEnd"/>
+      <w:r>
+        <w:t xml:space="preserve"> </w:t>
+      </w:r>
+      <w:proofErr w:type="spellStart"/>
+      <w:r>
+        <w:t>ldp</w:t>
+      </w:r>
+      <w:proofErr w:type="spellEnd"/>
+      <w:r>
+        <w:t xml:space="preserve"> </w:t>
+      </w:r>
+      <w:proofErr w:type="spellStart"/>
+      <w:r>
+        <w:t>neighbor</w:t>
+      </w:r>
+      <w:proofErr w:type="spellEnd"/>
+      <w:r>
+        <w:t xml:space="preserve"> *” en el R2-LSR. Tras introducir el comando, el </w:t>
+      </w:r>
+      <w:proofErr w:type="spellStart"/>
+      <w:r>
+        <w:t>router</w:t>
+      </w:r>
+      <w:proofErr w:type="spellEnd"/>
+      <w:r>
+        <w:t xml:space="preserve"> establecerá las sesiones LDP con sus vecinos.</w:t>
       </w:r>
     </w:p>
     <w:p>
@@ -23595,7 +26718,15 @@
         <w:t xml:space="preserve"> </w:t>
       </w:r>
       <w:r>
-        <w:t>la Universidad Politècnica de Valencia- María Rodríguez González</w:t>
+        <w:t xml:space="preserve">la Universidad </w:t>
+      </w:r>
+      <w:proofErr w:type="spellStart"/>
+      <w:r>
+        <w:t>Politècnica</w:t>
+      </w:r>
+      <w:proofErr w:type="spellEnd"/>
+      <w:r>
+        <w:t xml:space="preserve"> de Valencia- María Rodríguez González</w:t>
       </w:r>
     </w:p>
     <w:p>
@@ -23644,8 +26775,21 @@
         <w:spacing w:before="1" w:line="249" w:lineRule="auto"/>
         <w:ind w:left="1140" w:right="2762"/>
       </w:pPr>
-      <w:r>
-        <w:t xml:space="preserve">Telectronika- repositorio de imágenes dynamips de equipos cisco </w:t>
+      <w:proofErr w:type="spellStart"/>
+      <w:r>
+        <w:t>Telectronika</w:t>
+      </w:r>
+      <w:proofErr w:type="spellEnd"/>
+      <w:r>
+        <w:t xml:space="preserve">- repositorio de imágenes </w:t>
+      </w:r>
+      <w:proofErr w:type="spellStart"/>
+      <w:r>
+        <w:t>dynamips</w:t>
+      </w:r>
+      <w:proofErr w:type="spellEnd"/>
+      <w:r>
+        <w:t xml:space="preserve"> de equipos cisco </w:t>
       </w:r>
       <w:hyperlink r:id="rId41">
         <w:r>
@@ -24056,6 +27200,7 @@
                                   </w:rPr>
                                   <w:t xml:space="preserve"> </w:t>
                                 </w:r>
+                                <w:proofErr w:type="spellStart"/>
                                 <w:r>
                                   <w:rPr>
                                     <w:rFonts w:ascii="Arial MT" w:hAnsi="Arial MT"/>
@@ -24063,6 +27208,7 @@
                                   </w:rPr>
                                   <w:t>Ortíz</w:t>
                                 </w:r>
+                                <w:proofErr w:type="spellEnd"/>
                               </w:p>
                             </w:tc>
                           </w:tr>
@@ -24258,8 +27404,18 @@
                                     <w:b/>
                                     <w:sz w:val="20"/>
                                   </w:rPr>
-                                  <w:t>(Multiprotocol</w:t>
+                                  <w:t>(</w:t>
                                 </w:r>
+                                <w:proofErr w:type="spellStart"/>
+                                <w:r>
+                                  <w:rPr>
+                                    <w:rFonts w:ascii="Arial"/>
+                                    <w:b/>
+                                    <w:sz w:val="20"/>
+                                  </w:rPr>
+                                  <w:t>Multiprotocol</w:t>
+                                </w:r>
+                                <w:proofErr w:type="spellEnd"/>
                                 <w:r>
                                   <w:rPr>
                                     <w:rFonts w:ascii="Arial"/>
@@ -24269,6 +27425,7 @@
                                   </w:rPr>
                                   <w:t xml:space="preserve"> </w:t>
                                 </w:r>
+                                <w:proofErr w:type="spellStart"/>
                                 <w:r>
                                   <w:rPr>
                                     <w:rFonts w:ascii="Arial"/>
@@ -24277,6 +27434,7 @@
                                   </w:rPr>
                                   <w:t>Label</w:t>
                                 </w:r>
+                                <w:proofErr w:type="spellEnd"/>
                                 <w:r>
                                   <w:rPr>
                                     <w:rFonts w:ascii="Arial"/>
@@ -24286,6 +27444,7 @@
                                   </w:rPr>
                                   <w:t xml:space="preserve"> </w:t>
                                 </w:r>
+                                <w:proofErr w:type="spellStart"/>
                                 <w:r>
                                   <w:rPr>
                                     <w:rFonts w:ascii="Arial"/>
@@ -24293,7 +27452,17 @@
                                     <w:spacing w:val="-2"/>
                                     <w:sz w:val="20"/>
                                   </w:rPr>
-                                  <w:t>Switching)</w:t>
+                                  <w:t>Switching</w:t>
+                                </w:r>
+                                <w:proofErr w:type="spellEnd"/>
+                                <w:r>
+                                  <w:rPr>
+                                    <w:rFonts w:ascii="Arial"/>
+                                    <w:b/>
+                                    <w:spacing w:val="-2"/>
+                                    <w:sz w:val="20"/>
+                                  </w:rPr>
+                                  <w:t>)</w:t>
                                 </w:r>
                               </w:p>
                             </w:tc>
@@ -24629,6 +27798,7 @@
                             </w:rPr>
                             <w:t xml:space="preserve"> </w:t>
                           </w:r>
+                          <w:proofErr w:type="spellStart"/>
                           <w:r>
                             <w:rPr>
                               <w:rFonts w:ascii="Arial MT" w:hAnsi="Arial MT"/>
@@ -24636,6 +27806,7 @@
                             </w:rPr>
                             <w:t>Ortíz</w:t>
                           </w:r>
+                          <w:proofErr w:type="spellEnd"/>
                         </w:p>
                       </w:tc>
                     </w:tr>
@@ -24831,8 +28002,18 @@
                               <w:b/>
                               <w:sz w:val="20"/>
                             </w:rPr>
-                            <w:t>(Multiprotocol</w:t>
+                            <w:t>(</w:t>
                           </w:r>
+                          <w:proofErr w:type="spellStart"/>
+                          <w:r>
+                            <w:rPr>
+                              <w:rFonts w:ascii="Arial"/>
+                              <w:b/>
+                              <w:sz w:val="20"/>
+                            </w:rPr>
+                            <w:t>Multiprotocol</w:t>
+                          </w:r>
+                          <w:proofErr w:type="spellEnd"/>
                           <w:r>
                             <w:rPr>
                               <w:rFonts w:ascii="Arial"/>
@@ -24842,6 +28023,7 @@
                             </w:rPr>
                             <w:t xml:space="preserve"> </w:t>
                           </w:r>
+                          <w:proofErr w:type="spellStart"/>
                           <w:r>
                             <w:rPr>
                               <w:rFonts w:ascii="Arial"/>
@@ -24850,6 +28032,7 @@
                             </w:rPr>
                             <w:t>Label</w:t>
                           </w:r>
+                          <w:proofErr w:type="spellEnd"/>
                           <w:r>
                             <w:rPr>
                               <w:rFonts w:ascii="Arial"/>
@@ -24859,6 +28042,7 @@
                             </w:rPr>
                             <w:t xml:space="preserve"> </w:t>
                           </w:r>
+                          <w:proofErr w:type="spellStart"/>
                           <w:r>
                             <w:rPr>
                               <w:rFonts w:ascii="Arial"/>
@@ -24866,7 +28050,17 @@
                               <w:spacing w:val="-2"/>
                               <w:sz w:val="20"/>
                             </w:rPr>
-                            <w:t>Switching)</w:t>
+                            <w:t>Switching</w:t>
+                          </w:r>
+                          <w:proofErr w:type="spellEnd"/>
+                          <w:r>
+                            <w:rPr>
+                              <w:rFonts w:ascii="Arial"/>
+                              <w:b/>
+                              <w:spacing w:val="-2"/>
+                              <w:sz w:val="20"/>
+                            </w:rPr>
+                            <w:t>)</w:t>
                           </w:r>
                         </w:p>
                       </w:tc>
@@ -25302,6 +28496,7 @@
                                   </w:rPr>
                                   <w:t xml:space="preserve"> </w:t>
                                 </w:r>
+                                <w:proofErr w:type="spellStart"/>
                                 <w:r>
                                   <w:rPr>
                                     <w:rFonts w:ascii="Arial MT" w:hAnsi="Arial MT"/>
@@ -25309,6 +28504,7 @@
                                   </w:rPr>
                                   <w:t>Ortíz</w:t>
                                 </w:r>
+                                <w:proofErr w:type="spellEnd"/>
                               </w:p>
                             </w:tc>
                           </w:tr>
@@ -25504,8 +28700,18 @@
                                     <w:b/>
                                     <w:sz w:val="20"/>
                                   </w:rPr>
-                                  <w:t>(Multiprotocol</w:t>
+                                  <w:t>(</w:t>
                                 </w:r>
+                                <w:proofErr w:type="spellStart"/>
+                                <w:r>
+                                  <w:rPr>
+                                    <w:rFonts w:ascii="Arial"/>
+                                    <w:b/>
+                                    <w:sz w:val="20"/>
+                                  </w:rPr>
+                                  <w:t>Multiprotocol</w:t>
+                                </w:r>
+                                <w:proofErr w:type="spellEnd"/>
                                 <w:r>
                                   <w:rPr>
                                     <w:rFonts w:ascii="Arial"/>
@@ -25515,6 +28721,7 @@
                                   </w:rPr>
                                   <w:t xml:space="preserve"> </w:t>
                                 </w:r>
+                                <w:proofErr w:type="spellStart"/>
                                 <w:r>
                                   <w:rPr>
                                     <w:rFonts w:ascii="Arial"/>
@@ -25523,6 +28730,7 @@
                                   </w:rPr>
                                   <w:t>Label</w:t>
                                 </w:r>
+                                <w:proofErr w:type="spellEnd"/>
                                 <w:r>
                                   <w:rPr>
                                     <w:rFonts w:ascii="Arial"/>
@@ -25532,6 +28740,7 @@
                                   </w:rPr>
                                   <w:t xml:space="preserve"> </w:t>
                                 </w:r>
+                                <w:proofErr w:type="spellStart"/>
                                 <w:r>
                                   <w:rPr>
                                     <w:rFonts w:ascii="Arial"/>
@@ -25539,7 +28748,17 @@
                                     <w:spacing w:val="-2"/>
                                     <w:sz w:val="20"/>
                                   </w:rPr>
-                                  <w:t>Switching)</w:t>
+                                  <w:t>Switching</w:t>
+                                </w:r>
+                                <w:proofErr w:type="spellEnd"/>
+                                <w:r>
+                                  <w:rPr>
+                                    <w:rFonts w:ascii="Arial"/>
+                                    <w:b/>
+                                    <w:spacing w:val="-2"/>
+                                    <w:sz w:val="20"/>
+                                  </w:rPr>
+                                  <w:t>)</w:t>
                                 </w:r>
                               </w:p>
                             </w:tc>
@@ -25875,6 +29094,7 @@
                             </w:rPr>
                             <w:t xml:space="preserve"> </w:t>
                           </w:r>
+                          <w:proofErr w:type="spellStart"/>
                           <w:r>
                             <w:rPr>
                               <w:rFonts w:ascii="Arial MT" w:hAnsi="Arial MT"/>
@@ -25882,6 +29102,7 @@
                             </w:rPr>
                             <w:t>Ortíz</w:t>
                           </w:r>
+                          <w:proofErr w:type="spellEnd"/>
                         </w:p>
                       </w:tc>
                     </w:tr>
@@ -26077,8 +29298,18 @@
                               <w:b/>
                               <w:sz w:val="20"/>
                             </w:rPr>
-                            <w:t>(Multiprotocol</w:t>
+                            <w:t>(</w:t>
                           </w:r>
+                          <w:proofErr w:type="spellStart"/>
+                          <w:r>
+                            <w:rPr>
+                              <w:rFonts w:ascii="Arial"/>
+                              <w:b/>
+                              <w:sz w:val="20"/>
+                            </w:rPr>
+                            <w:t>Multiprotocol</w:t>
+                          </w:r>
+                          <w:proofErr w:type="spellEnd"/>
                           <w:r>
                             <w:rPr>
                               <w:rFonts w:ascii="Arial"/>
@@ -26088,6 +29319,7 @@
                             </w:rPr>
                             <w:t xml:space="preserve"> </w:t>
                           </w:r>
+                          <w:proofErr w:type="spellStart"/>
                           <w:r>
                             <w:rPr>
                               <w:rFonts w:ascii="Arial"/>
@@ -26096,6 +29328,7 @@
                             </w:rPr>
                             <w:t>Label</w:t>
                           </w:r>
+                          <w:proofErr w:type="spellEnd"/>
                           <w:r>
                             <w:rPr>
                               <w:rFonts w:ascii="Arial"/>
@@ -26105,6 +29338,7 @@
                             </w:rPr>
                             <w:t xml:space="preserve"> </w:t>
                           </w:r>
+                          <w:proofErr w:type="spellStart"/>
                           <w:r>
                             <w:rPr>
                               <w:rFonts w:ascii="Arial"/>
@@ -26112,7 +29346,17 @@
                               <w:spacing w:val="-2"/>
                               <w:sz w:val="20"/>
                             </w:rPr>
-                            <w:t>Switching)</w:t>
+                            <w:t>Switching</w:t>
+                          </w:r>
+                          <w:proofErr w:type="spellEnd"/>
+                          <w:r>
+                            <w:rPr>
+                              <w:rFonts w:ascii="Arial"/>
+                              <w:b/>
+                              <w:spacing w:val="-2"/>
+                              <w:sz w:val="20"/>
+                            </w:rPr>
+                            <w:t>)</w:t>
                           </w:r>
                         </w:p>
                       </w:tc>
@@ -30613,6 +33857,7 @@
   <w:style w:type="paragraph" w:styleId="Ttulo3">
     <w:name w:val="heading 3"/>
     <w:basedOn w:val="Normal"/>
+    <w:link w:val="Ttulo3Car"/>
     <w:uiPriority w:val="9"/>
     <w:unhideWhenUsed/>
     <w:qFormat/>
@@ -30950,6 +34195,19 @@
     <w:rPr>
       <w:b/>
       <w:bCs/>
+    </w:rPr>
+  </w:style>
+  <w:style w:type="character" w:customStyle="1" w:styleId="Ttulo3Car">
+    <w:name w:val="Título 3 Car"/>
+    <w:basedOn w:val="Fuentedeprrafopredeter"/>
+    <w:link w:val="Ttulo3"/>
+    <w:uiPriority w:val="9"/>
+    <w:rsid w:val="005405B6"/>
+    <w:rPr>
+      <w:rFonts w:ascii="Times New Roman" w:eastAsia="Times New Roman" w:hAnsi="Times New Roman" w:cs="Times New Roman"/>
+      <w:b/>
+      <w:bCs/>
+      <w:lang w:val="es-ES"/>
     </w:rPr>
   </w:style>
 </w:styles>
